--- a/V2.Informe Data Analisis.docx
+++ b/V2.Informe Data Analisis.docx
@@ -189,7 +189,13 @@
         <w:rPr>
           <w:rFonts w:ascii="Arial" w:hAnsi="Arial" w:cs="Arial"/>
         </w:rPr>
-        <w:t>nd</w:t>
+        <w:t>n</w:t>
+      </w:r>
+      <w:r>
+        <w:rPr>
+          <w:rFonts w:ascii="Arial" w:hAnsi="Arial" w:cs="Arial"/>
+        </w:rPr>
+        <w:t>d</w:t>
       </w:r>
       <w:proofErr w:type="spellEnd"/>
     </w:p>
@@ -246,113 +252,105 @@
               <w:tab w:val="right" w:leader="dot" w:pos="8494"/>
             </w:tabs>
             <w:rPr>
-              <w:rFonts w:ascii="Arial" w:hAnsi="Arial" w:cs="Arial"/>
               <w:noProof/>
-              <w:sz w:val="16"/>
-              <w:szCs w:val="16"/>
+              <w:sz w:val="13"/>
+              <w:szCs w:val="13"/>
             </w:rPr>
           </w:pPr>
           <w:r>
             <w:rPr>
               <w:rFonts w:ascii="Arial" w:hAnsi="Arial" w:cs="Arial"/>
-              <w:sz w:val="16"/>
-              <w:szCs w:val="16"/>
+              <w:sz w:val="13"/>
+              <w:szCs w:val="13"/>
             </w:rPr>
             <w:fldChar w:fldCharType="begin"/>
           </w:r>
           <w:r>
             <w:rPr>
               <w:rFonts w:ascii="Arial" w:hAnsi="Arial" w:cs="Arial"/>
-              <w:sz w:val="16"/>
-              <w:szCs w:val="16"/>
+              <w:sz w:val="13"/>
+              <w:szCs w:val="13"/>
             </w:rPr>
             <w:instrText xml:space="preserve"> TOC \o "1-3" \h \z \u </w:instrText>
           </w:r>
           <w:r>
             <w:rPr>
               <w:rFonts w:ascii="Arial" w:hAnsi="Arial" w:cs="Arial"/>
-              <w:sz w:val="16"/>
-              <w:szCs w:val="16"/>
+              <w:sz w:val="13"/>
+              <w:szCs w:val="13"/>
             </w:rPr>
             <w:fldChar w:fldCharType="separate"/>
           </w:r>
-          <w:hyperlink w:anchor="_Toc232423269" w:history="1">
+          <w:hyperlink w:anchor="_Toc232507644" w:history="1">
             <w:r>
               <w:rPr>
                 <w:rStyle w:val="Hipervnculo"/>
                 <w:rFonts w:ascii="Arial" w:hAnsi="Arial" w:cs="Arial"/>
                 <w:noProof/>
-                <w:sz w:val="16"/>
-                <w:szCs w:val="16"/>
+                <w:sz w:val="13"/>
+                <w:szCs w:val="13"/>
               </w:rPr>
               <w:t>1. Resumen ejecutivo</w:t>
             </w:r>
             <w:r>
               <w:rPr>
-                <w:rFonts w:ascii="Arial" w:hAnsi="Arial" w:cs="Arial"/>
-                <w:noProof/>
-                <w:webHidden/>
-                <w:sz w:val="16"/>
-                <w:szCs w:val="16"/>
+                <w:noProof/>
+                <w:webHidden/>
+                <w:sz w:val="13"/>
+                <w:szCs w:val="13"/>
               </w:rPr>
               <w:tab/>
             </w:r>
             <w:r>
               <w:rPr>
-                <w:rFonts w:ascii="Arial" w:hAnsi="Arial" w:cs="Arial"/>
-                <w:noProof/>
-                <w:webHidden/>
-                <w:sz w:val="16"/>
-                <w:szCs w:val="16"/>
+                <w:noProof/>
+                <w:webHidden/>
+                <w:sz w:val="13"/>
+                <w:szCs w:val="13"/>
               </w:rPr>
               <w:fldChar w:fldCharType="begin"/>
             </w:r>
             <w:r>
               <w:rPr>
-                <w:rFonts w:ascii="Arial" w:hAnsi="Arial" w:cs="Arial"/>
-                <w:noProof/>
-                <w:webHidden/>
-                <w:sz w:val="16"/>
-                <w:szCs w:val="16"/>
-              </w:rPr>
-              <w:instrText xml:space="preserve"> PAGEREF _Toc232423269 \h </w:instrText>
-            </w:r>
-            <w:r>
-              <w:rPr>
-                <w:rFonts w:ascii="Arial" w:hAnsi="Arial" w:cs="Arial"/>
-                <w:noProof/>
-                <w:webHidden/>
-                <w:sz w:val="16"/>
-                <w:szCs w:val="16"/>
-              </w:rPr>
-            </w:r>
-            <w:r>
-              <w:rPr>
-                <w:rFonts w:ascii="Arial" w:hAnsi="Arial" w:cs="Arial"/>
-                <w:noProof/>
-                <w:webHidden/>
-                <w:sz w:val="16"/>
-                <w:szCs w:val="16"/>
+                <w:noProof/>
+                <w:webHidden/>
+                <w:sz w:val="13"/>
+                <w:szCs w:val="13"/>
+              </w:rPr>
+              <w:instrText xml:space="preserve"> PAGEREF _Toc232507644 \h </w:instrText>
+            </w:r>
+            <w:r>
+              <w:rPr>
+                <w:noProof/>
+                <w:webHidden/>
+                <w:sz w:val="13"/>
+                <w:szCs w:val="13"/>
+              </w:rPr>
+            </w:r>
+            <w:r>
+              <w:rPr>
+                <w:noProof/>
+                <w:webHidden/>
+                <w:sz w:val="13"/>
+                <w:szCs w:val="13"/>
               </w:rPr>
               <w:fldChar w:fldCharType="separate"/>
             </w:r>
             <w:r>
               <w:rPr>
-                <w:rFonts w:ascii="Arial" w:hAnsi="Arial" w:cs="Arial"/>
-                <w:noProof/>
-                <w:webHidden/>
-                <w:sz w:val="16"/>
-                <w:szCs w:val="16"/>
+                <w:noProof/>
+                <w:webHidden/>
+                <w:sz w:val="13"/>
+                <w:szCs w:val="13"/>
               </w:rPr>
               <w:t>1</w:t>
             </w:r>
             <w:r>
               <w:rPr>
-                <w:rFonts w:ascii="Arial" w:hAnsi="Arial" w:cs="Arial"/>
-                <w:noProof/>
-                <w:webHidden/>
-                <w:sz w:val="16"/>
-                <w:szCs w:val="16"/>
+                <w:noProof/>
+                <w:webHidden/>
+                <w:sz w:val="13"/>
+                <w:szCs w:val="13"/>
               </w:rPr>
               <w:fldChar w:fldCharType="end"/>
             </w:r>
@@ -365,89 +363,81 @@
               <w:tab w:val="right" w:leader="dot" w:pos="8494"/>
             </w:tabs>
             <w:rPr>
-              <w:rFonts w:ascii="Arial" w:hAnsi="Arial" w:cs="Arial"/>
               <w:noProof/>
-              <w:sz w:val="16"/>
-              <w:szCs w:val="16"/>
+              <w:sz w:val="13"/>
+              <w:szCs w:val="13"/>
             </w:rPr>
           </w:pPr>
-          <w:hyperlink w:anchor="_Toc232423270" w:history="1">
+          <w:hyperlink w:anchor="_Toc232507645" w:history="1">
             <w:r>
               <w:rPr>
                 <w:rStyle w:val="Hipervnculo"/>
                 <w:rFonts w:ascii="Arial" w:hAnsi="Arial" w:cs="Arial"/>
                 <w:noProof/>
-                <w:sz w:val="16"/>
-                <w:szCs w:val="16"/>
+                <w:sz w:val="13"/>
+                <w:szCs w:val="13"/>
               </w:rPr>
               <w:t>2. Introducción al informe</w:t>
             </w:r>
             <w:r>
               <w:rPr>
-                <w:rFonts w:ascii="Arial" w:hAnsi="Arial" w:cs="Arial"/>
-                <w:noProof/>
-                <w:webHidden/>
-                <w:sz w:val="16"/>
-                <w:szCs w:val="16"/>
+                <w:noProof/>
+                <w:webHidden/>
+                <w:sz w:val="13"/>
+                <w:szCs w:val="13"/>
               </w:rPr>
               <w:tab/>
             </w:r>
             <w:r>
               <w:rPr>
-                <w:rFonts w:ascii="Arial" w:hAnsi="Arial" w:cs="Arial"/>
-                <w:noProof/>
-                <w:webHidden/>
-                <w:sz w:val="16"/>
-                <w:szCs w:val="16"/>
+                <w:noProof/>
+                <w:webHidden/>
+                <w:sz w:val="13"/>
+                <w:szCs w:val="13"/>
               </w:rPr>
               <w:fldChar w:fldCharType="begin"/>
             </w:r>
             <w:r>
               <w:rPr>
-                <w:rFonts w:ascii="Arial" w:hAnsi="Arial" w:cs="Arial"/>
-                <w:noProof/>
-                <w:webHidden/>
-                <w:sz w:val="16"/>
-                <w:szCs w:val="16"/>
-              </w:rPr>
-              <w:instrText xml:space="preserve"> PAGEREF _Toc232423270 \h </w:instrText>
-            </w:r>
-            <w:r>
-              <w:rPr>
-                <w:rFonts w:ascii="Arial" w:hAnsi="Arial" w:cs="Arial"/>
-                <w:noProof/>
-                <w:webHidden/>
-                <w:sz w:val="16"/>
-                <w:szCs w:val="16"/>
-              </w:rPr>
-            </w:r>
-            <w:r>
-              <w:rPr>
-                <w:rFonts w:ascii="Arial" w:hAnsi="Arial" w:cs="Arial"/>
-                <w:noProof/>
-                <w:webHidden/>
-                <w:sz w:val="16"/>
-                <w:szCs w:val="16"/>
+                <w:noProof/>
+                <w:webHidden/>
+                <w:sz w:val="13"/>
+                <w:szCs w:val="13"/>
+              </w:rPr>
+              <w:instrText xml:space="preserve"> PAGEREF _Toc232507645 \h </w:instrText>
+            </w:r>
+            <w:r>
+              <w:rPr>
+                <w:noProof/>
+                <w:webHidden/>
+                <w:sz w:val="13"/>
+                <w:szCs w:val="13"/>
+              </w:rPr>
+            </w:r>
+            <w:r>
+              <w:rPr>
+                <w:noProof/>
+                <w:webHidden/>
+                <w:sz w:val="13"/>
+                <w:szCs w:val="13"/>
               </w:rPr>
               <w:fldChar w:fldCharType="separate"/>
             </w:r>
             <w:r>
               <w:rPr>
-                <w:rFonts w:ascii="Arial" w:hAnsi="Arial" w:cs="Arial"/>
-                <w:noProof/>
-                <w:webHidden/>
-                <w:sz w:val="16"/>
-                <w:szCs w:val="16"/>
+                <w:noProof/>
+                <w:webHidden/>
+                <w:sz w:val="13"/>
+                <w:szCs w:val="13"/>
               </w:rPr>
               <w:t>2</w:t>
             </w:r>
             <w:r>
               <w:rPr>
-                <w:rFonts w:ascii="Arial" w:hAnsi="Arial" w:cs="Arial"/>
-                <w:noProof/>
-                <w:webHidden/>
-                <w:sz w:val="16"/>
-                <w:szCs w:val="16"/>
+                <w:noProof/>
+                <w:webHidden/>
+                <w:sz w:val="13"/>
+                <w:szCs w:val="13"/>
               </w:rPr>
               <w:fldChar w:fldCharType="end"/>
             </w:r>
@@ -460,89 +450,81 @@
               <w:tab w:val="right" w:leader="dot" w:pos="8494"/>
             </w:tabs>
             <w:rPr>
-              <w:rFonts w:ascii="Arial" w:hAnsi="Arial" w:cs="Arial"/>
               <w:noProof/>
-              <w:sz w:val="16"/>
-              <w:szCs w:val="16"/>
+              <w:sz w:val="13"/>
+              <w:szCs w:val="13"/>
             </w:rPr>
           </w:pPr>
-          <w:hyperlink w:anchor="_Toc232423271" w:history="1">
+          <w:hyperlink w:anchor="_Toc232507646" w:history="1">
             <w:r>
               <w:rPr>
                 <w:rStyle w:val="Hipervnculo"/>
                 <w:rFonts w:ascii="Arial" w:hAnsi="Arial" w:cs="Arial"/>
                 <w:noProof/>
-                <w:sz w:val="16"/>
-                <w:szCs w:val="16"/>
+                <w:sz w:val="13"/>
+                <w:szCs w:val="13"/>
               </w:rPr>
               <w:t>2.1 Contexto</w:t>
             </w:r>
             <w:r>
               <w:rPr>
-                <w:rFonts w:ascii="Arial" w:hAnsi="Arial" w:cs="Arial"/>
-                <w:noProof/>
-                <w:webHidden/>
-                <w:sz w:val="16"/>
-                <w:szCs w:val="16"/>
+                <w:noProof/>
+                <w:webHidden/>
+                <w:sz w:val="13"/>
+                <w:szCs w:val="13"/>
               </w:rPr>
               <w:tab/>
             </w:r>
             <w:r>
               <w:rPr>
-                <w:rFonts w:ascii="Arial" w:hAnsi="Arial" w:cs="Arial"/>
-                <w:noProof/>
-                <w:webHidden/>
-                <w:sz w:val="16"/>
-                <w:szCs w:val="16"/>
+                <w:noProof/>
+                <w:webHidden/>
+                <w:sz w:val="13"/>
+                <w:szCs w:val="13"/>
               </w:rPr>
               <w:fldChar w:fldCharType="begin"/>
             </w:r>
             <w:r>
               <w:rPr>
-                <w:rFonts w:ascii="Arial" w:hAnsi="Arial" w:cs="Arial"/>
-                <w:noProof/>
-                <w:webHidden/>
-                <w:sz w:val="16"/>
-                <w:szCs w:val="16"/>
-              </w:rPr>
-              <w:instrText xml:space="preserve"> PAGEREF _Toc232423271 \h </w:instrText>
-            </w:r>
-            <w:r>
-              <w:rPr>
-                <w:rFonts w:ascii="Arial" w:hAnsi="Arial" w:cs="Arial"/>
-                <w:noProof/>
-                <w:webHidden/>
-                <w:sz w:val="16"/>
-                <w:szCs w:val="16"/>
-              </w:rPr>
-            </w:r>
-            <w:r>
-              <w:rPr>
-                <w:rFonts w:ascii="Arial" w:hAnsi="Arial" w:cs="Arial"/>
-                <w:noProof/>
-                <w:webHidden/>
-                <w:sz w:val="16"/>
-                <w:szCs w:val="16"/>
+                <w:noProof/>
+                <w:webHidden/>
+                <w:sz w:val="13"/>
+                <w:szCs w:val="13"/>
+              </w:rPr>
+              <w:instrText xml:space="preserve"> PAGEREF _Toc232507646 \h </w:instrText>
+            </w:r>
+            <w:r>
+              <w:rPr>
+                <w:noProof/>
+                <w:webHidden/>
+                <w:sz w:val="13"/>
+                <w:szCs w:val="13"/>
+              </w:rPr>
+            </w:r>
+            <w:r>
+              <w:rPr>
+                <w:noProof/>
+                <w:webHidden/>
+                <w:sz w:val="13"/>
+                <w:szCs w:val="13"/>
               </w:rPr>
               <w:fldChar w:fldCharType="separate"/>
             </w:r>
             <w:r>
               <w:rPr>
-                <w:rFonts w:ascii="Arial" w:hAnsi="Arial" w:cs="Arial"/>
-                <w:noProof/>
-                <w:webHidden/>
-                <w:sz w:val="16"/>
-                <w:szCs w:val="16"/>
+                <w:noProof/>
+                <w:webHidden/>
+                <w:sz w:val="13"/>
+                <w:szCs w:val="13"/>
               </w:rPr>
               <w:t>2</w:t>
             </w:r>
             <w:r>
               <w:rPr>
-                <w:rFonts w:ascii="Arial" w:hAnsi="Arial" w:cs="Arial"/>
-                <w:noProof/>
-                <w:webHidden/>
-                <w:sz w:val="16"/>
-                <w:szCs w:val="16"/>
+                <w:noProof/>
+                <w:webHidden/>
+                <w:sz w:val="13"/>
+                <w:szCs w:val="13"/>
               </w:rPr>
               <w:fldChar w:fldCharType="end"/>
             </w:r>
@@ -555,89 +537,81 @@
               <w:tab w:val="right" w:leader="dot" w:pos="8494"/>
             </w:tabs>
             <w:rPr>
-              <w:rFonts w:ascii="Arial" w:hAnsi="Arial" w:cs="Arial"/>
               <w:noProof/>
-              <w:sz w:val="16"/>
-              <w:szCs w:val="16"/>
+              <w:sz w:val="13"/>
+              <w:szCs w:val="13"/>
             </w:rPr>
           </w:pPr>
-          <w:hyperlink w:anchor="_Toc232423272" w:history="1">
+          <w:hyperlink w:anchor="_Toc232507647" w:history="1">
             <w:r>
               <w:rPr>
                 <w:rStyle w:val="Hipervnculo"/>
                 <w:rFonts w:ascii="Arial" w:hAnsi="Arial" w:cs="Arial"/>
                 <w:noProof/>
-                <w:sz w:val="16"/>
-                <w:szCs w:val="16"/>
+                <w:sz w:val="13"/>
+                <w:szCs w:val="13"/>
               </w:rPr>
               <w:t>2.2 Motivación</w:t>
             </w:r>
             <w:r>
               <w:rPr>
-                <w:rFonts w:ascii="Arial" w:hAnsi="Arial" w:cs="Arial"/>
-                <w:noProof/>
-                <w:webHidden/>
-                <w:sz w:val="16"/>
-                <w:szCs w:val="16"/>
+                <w:noProof/>
+                <w:webHidden/>
+                <w:sz w:val="13"/>
+                <w:szCs w:val="13"/>
               </w:rPr>
               <w:tab/>
             </w:r>
             <w:r>
               <w:rPr>
-                <w:rFonts w:ascii="Arial" w:hAnsi="Arial" w:cs="Arial"/>
-                <w:noProof/>
-                <w:webHidden/>
-                <w:sz w:val="16"/>
-                <w:szCs w:val="16"/>
+                <w:noProof/>
+                <w:webHidden/>
+                <w:sz w:val="13"/>
+                <w:szCs w:val="13"/>
               </w:rPr>
               <w:fldChar w:fldCharType="begin"/>
             </w:r>
             <w:r>
               <w:rPr>
-                <w:rFonts w:ascii="Arial" w:hAnsi="Arial" w:cs="Arial"/>
-                <w:noProof/>
-                <w:webHidden/>
-                <w:sz w:val="16"/>
-                <w:szCs w:val="16"/>
-              </w:rPr>
-              <w:instrText xml:space="preserve"> PAGEREF _Toc232423272 \h </w:instrText>
-            </w:r>
-            <w:r>
-              <w:rPr>
-                <w:rFonts w:ascii="Arial" w:hAnsi="Arial" w:cs="Arial"/>
-                <w:noProof/>
-                <w:webHidden/>
-                <w:sz w:val="16"/>
-                <w:szCs w:val="16"/>
-              </w:rPr>
-            </w:r>
-            <w:r>
-              <w:rPr>
-                <w:rFonts w:ascii="Arial" w:hAnsi="Arial" w:cs="Arial"/>
-                <w:noProof/>
-                <w:webHidden/>
-                <w:sz w:val="16"/>
-                <w:szCs w:val="16"/>
+                <w:noProof/>
+                <w:webHidden/>
+                <w:sz w:val="13"/>
+                <w:szCs w:val="13"/>
+              </w:rPr>
+              <w:instrText xml:space="preserve"> PAGEREF _Toc232507647 \h </w:instrText>
+            </w:r>
+            <w:r>
+              <w:rPr>
+                <w:noProof/>
+                <w:webHidden/>
+                <w:sz w:val="13"/>
+                <w:szCs w:val="13"/>
+              </w:rPr>
+            </w:r>
+            <w:r>
+              <w:rPr>
+                <w:noProof/>
+                <w:webHidden/>
+                <w:sz w:val="13"/>
+                <w:szCs w:val="13"/>
               </w:rPr>
               <w:fldChar w:fldCharType="separate"/>
             </w:r>
             <w:r>
               <w:rPr>
-                <w:rFonts w:ascii="Arial" w:hAnsi="Arial" w:cs="Arial"/>
-                <w:noProof/>
-                <w:webHidden/>
-                <w:sz w:val="16"/>
-                <w:szCs w:val="16"/>
-              </w:rPr>
-              <w:t>2</w:t>
-            </w:r>
-            <w:r>
-              <w:rPr>
-                <w:rFonts w:ascii="Arial" w:hAnsi="Arial" w:cs="Arial"/>
-                <w:noProof/>
-                <w:webHidden/>
-                <w:sz w:val="16"/>
-                <w:szCs w:val="16"/>
+                <w:noProof/>
+                <w:webHidden/>
+                <w:sz w:val="13"/>
+                <w:szCs w:val="13"/>
+              </w:rPr>
+              <w:t>3</w:t>
+            </w:r>
+            <w:r>
+              <w:rPr>
+                <w:noProof/>
+                <w:webHidden/>
+                <w:sz w:val="13"/>
+                <w:szCs w:val="13"/>
               </w:rPr>
               <w:fldChar w:fldCharType="end"/>
             </w:r>
@@ -650,89 +624,81 @@
               <w:tab w:val="right" w:leader="dot" w:pos="8494"/>
             </w:tabs>
             <w:rPr>
-              <w:rFonts w:ascii="Arial" w:hAnsi="Arial" w:cs="Arial"/>
               <w:noProof/>
-              <w:sz w:val="16"/>
-              <w:szCs w:val="16"/>
+              <w:sz w:val="13"/>
+              <w:szCs w:val="13"/>
             </w:rPr>
           </w:pPr>
-          <w:hyperlink w:anchor="_Toc232423273" w:history="1">
+          <w:hyperlink w:anchor="_Toc232507648" w:history="1">
             <w:r>
               <w:rPr>
                 <w:rStyle w:val="Hipervnculo"/>
                 <w:rFonts w:ascii="Arial" w:hAnsi="Arial" w:cs="Arial"/>
                 <w:noProof/>
-                <w:sz w:val="16"/>
-                <w:szCs w:val="16"/>
+                <w:sz w:val="13"/>
+                <w:szCs w:val="13"/>
               </w:rPr>
               <w:t>2.3 Objetivos generales</w:t>
             </w:r>
             <w:r>
               <w:rPr>
-                <w:rFonts w:ascii="Arial" w:hAnsi="Arial" w:cs="Arial"/>
-                <w:noProof/>
-                <w:webHidden/>
-                <w:sz w:val="16"/>
-                <w:szCs w:val="16"/>
+                <w:noProof/>
+                <w:webHidden/>
+                <w:sz w:val="13"/>
+                <w:szCs w:val="13"/>
               </w:rPr>
               <w:tab/>
             </w:r>
             <w:r>
               <w:rPr>
-                <w:rFonts w:ascii="Arial" w:hAnsi="Arial" w:cs="Arial"/>
-                <w:noProof/>
-                <w:webHidden/>
-                <w:sz w:val="16"/>
-                <w:szCs w:val="16"/>
+                <w:noProof/>
+                <w:webHidden/>
+                <w:sz w:val="13"/>
+                <w:szCs w:val="13"/>
               </w:rPr>
               <w:fldChar w:fldCharType="begin"/>
             </w:r>
             <w:r>
               <w:rPr>
-                <w:rFonts w:ascii="Arial" w:hAnsi="Arial" w:cs="Arial"/>
-                <w:noProof/>
-                <w:webHidden/>
-                <w:sz w:val="16"/>
-                <w:szCs w:val="16"/>
-              </w:rPr>
-              <w:instrText xml:space="preserve"> PAGEREF _Toc232423273 \h </w:instrText>
-            </w:r>
-            <w:r>
-              <w:rPr>
-                <w:rFonts w:ascii="Arial" w:hAnsi="Arial" w:cs="Arial"/>
-                <w:noProof/>
-                <w:webHidden/>
-                <w:sz w:val="16"/>
-                <w:szCs w:val="16"/>
-              </w:rPr>
-            </w:r>
-            <w:r>
-              <w:rPr>
-                <w:rFonts w:ascii="Arial" w:hAnsi="Arial" w:cs="Arial"/>
-                <w:noProof/>
-                <w:webHidden/>
-                <w:sz w:val="16"/>
-                <w:szCs w:val="16"/>
+                <w:noProof/>
+                <w:webHidden/>
+                <w:sz w:val="13"/>
+                <w:szCs w:val="13"/>
+              </w:rPr>
+              <w:instrText xml:space="preserve"> PAGEREF _Toc232507648 \h </w:instrText>
+            </w:r>
+            <w:r>
+              <w:rPr>
+                <w:noProof/>
+                <w:webHidden/>
+                <w:sz w:val="13"/>
+                <w:szCs w:val="13"/>
+              </w:rPr>
+            </w:r>
+            <w:r>
+              <w:rPr>
+                <w:noProof/>
+                <w:webHidden/>
+                <w:sz w:val="13"/>
+                <w:szCs w:val="13"/>
               </w:rPr>
               <w:fldChar w:fldCharType="separate"/>
             </w:r>
             <w:r>
               <w:rPr>
-                <w:rFonts w:ascii="Arial" w:hAnsi="Arial" w:cs="Arial"/>
-                <w:noProof/>
-                <w:webHidden/>
-                <w:sz w:val="16"/>
-                <w:szCs w:val="16"/>
-              </w:rPr>
-              <w:t>2</w:t>
-            </w:r>
-            <w:r>
-              <w:rPr>
-                <w:rFonts w:ascii="Arial" w:hAnsi="Arial" w:cs="Arial"/>
-                <w:noProof/>
-                <w:webHidden/>
-                <w:sz w:val="16"/>
-                <w:szCs w:val="16"/>
+                <w:noProof/>
+                <w:webHidden/>
+                <w:sz w:val="13"/>
+                <w:szCs w:val="13"/>
+              </w:rPr>
+              <w:t>3</w:t>
+            </w:r>
+            <w:r>
+              <w:rPr>
+                <w:noProof/>
+                <w:webHidden/>
+                <w:sz w:val="13"/>
+                <w:szCs w:val="13"/>
               </w:rPr>
               <w:fldChar w:fldCharType="end"/>
             </w:r>
@@ -745,89 +711,81 @@
               <w:tab w:val="right" w:leader="dot" w:pos="8494"/>
             </w:tabs>
             <w:rPr>
-              <w:rFonts w:ascii="Arial" w:hAnsi="Arial" w:cs="Arial"/>
               <w:noProof/>
-              <w:sz w:val="16"/>
-              <w:szCs w:val="16"/>
+              <w:sz w:val="13"/>
+              <w:szCs w:val="13"/>
             </w:rPr>
           </w:pPr>
-          <w:hyperlink w:anchor="_Toc232423274" w:history="1">
+          <w:hyperlink w:anchor="_Toc232507649" w:history="1">
             <w:r>
               <w:rPr>
                 <w:rStyle w:val="Hipervnculo"/>
                 <w:rFonts w:ascii="Arial" w:hAnsi="Arial" w:cs="Arial"/>
                 <w:noProof/>
-                <w:sz w:val="16"/>
-                <w:szCs w:val="16"/>
+                <w:sz w:val="13"/>
+                <w:szCs w:val="13"/>
               </w:rPr>
               <w:t>2.4 Objetivos específicos</w:t>
             </w:r>
             <w:r>
               <w:rPr>
-                <w:rFonts w:ascii="Arial" w:hAnsi="Arial" w:cs="Arial"/>
-                <w:noProof/>
-                <w:webHidden/>
-                <w:sz w:val="16"/>
-                <w:szCs w:val="16"/>
+                <w:noProof/>
+                <w:webHidden/>
+                <w:sz w:val="13"/>
+                <w:szCs w:val="13"/>
               </w:rPr>
               <w:tab/>
             </w:r>
             <w:r>
               <w:rPr>
-                <w:rFonts w:ascii="Arial" w:hAnsi="Arial" w:cs="Arial"/>
-                <w:noProof/>
-                <w:webHidden/>
-                <w:sz w:val="16"/>
-                <w:szCs w:val="16"/>
+                <w:noProof/>
+                <w:webHidden/>
+                <w:sz w:val="13"/>
+                <w:szCs w:val="13"/>
               </w:rPr>
               <w:fldChar w:fldCharType="begin"/>
             </w:r>
             <w:r>
               <w:rPr>
-                <w:rFonts w:ascii="Arial" w:hAnsi="Arial" w:cs="Arial"/>
-                <w:noProof/>
-                <w:webHidden/>
-                <w:sz w:val="16"/>
-                <w:szCs w:val="16"/>
-              </w:rPr>
-              <w:instrText xml:space="preserve"> PAGEREF _Toc232423274 \h </w:instrText>
-            </w:r>
-            <w:r>
-              <w:rPr>
-                <w:rFonts w:ascii="Arial" w:hAnsi="Arial" w:cs="Arial"/>
-                <w:noProof/>
-                <w:webHidden/>
-                <w:sz w:val="16"/>
-                <w:szCs w:val="16"/>
-              </w:rPr>
-            </w:r>
-            <w:r>
-              <w:rPr>
-                <w:rFonts w:ascii="Arial" w:hAnsi="Arial" w:cs="Arial"/>
-                <w:noProof/>
-                <w:webHidden/>
-                <w:sz w:val="16"/>
-                <w:szCs w:val="16"/>
+                <w:noProof/>
+                <w:webHidden/>
+                <w:sz w:val="13"/>
+                <w:szCs w:val="13"/>
+              </w:rPr>
+              <w:instrText xml:space="preserve"> PAGEREF _Toc232507649 \h </w:instrText>
+            </w:r>
+            <w:r>
+              <w:rPr>
+                <w:noProof/>
+                <w:webHidden/>
+                <w:sz w:val="13"/>
+                <w:szCs w:val="13"/>
+              </w:rPr>
+            </w:r>
+            <w:r>
+              <w:rPr>
+                <w:noProof/>
+                <w:webHidden/>
+                <w:sz w:val="13"/>
+                <w:szCs w:val="13"/>
               </w:rPr>
               <w:fldChar w:fldCharType="separate"/>
             </w:r>
             <w:r>
               <w:rPr>
-                <w:rFonts w:ascii="Arial" w:hAnsi="Arial" w:cs="Arial"/>
-                <w:noProof/>
-                <w:webHidden/>
-                <w:sz w:val="16"/>
-                <w:szCs w:val="16"/>
-              </w:rPr>
-              <w:t>2</w:t>
-            </w:r>
-            <w:r>
-              <w:rPr>
-                <w:rFonts w:ascii="Arial" w:hAnsi="Arial" w:cs="Arial"/>
-                <w:noProof/>
-                <w:webHidden/>
-                <w:sz w:val="16"/>
-                <w:szCs w:val="16"/>
+                <w:noProof/>
+                <w:webHidden/>
+                <w:sz w:val="13"/>
+                <w:szCs w:val="13"/>
+              </w:rPr>
+              <w:t>3</w:t>
+            </w:r>
+            <w:r>
+              <w:rPr>
+                <w:noProof/>
+                <w:webHidden/>
+                <w:sz w:val="13"/>
+                <w:szCs w:val="13"/>
               </w:rPr>
               <w:fldChar w:fldCharType="end"/>
             </w:r>
@@ -840,89 +798,81 @@
               <w:tab w:val="right" w:leader="dot" w:pos="8494"/>
             </w:tabs>
             <w:rPr>
-              <w:rFonts w:ascii="Arial" w:hAnsi="Arial" w:cs="Arial"/>
               <w:noProof/>
-              <w:sz w:val="16"/>
-              <w:szCs w:val="16"/>
+              <w:sz w:val="13"/>
+              <w:szCs w:val="13"/>
             </w:rPr>
           </w:pPr>
-          <w:hyperlink w:anchor="_Toc232423275" w:history="1">
+          <w:hyperlink w:anchor="_Toc232507650" w:history="1">
             <w:r>
               <w:rPr>
                 <w:rStyle w:val="Hipervnculo"/>
                 <w:rFonts w:ascii="Arial" w:hAnsi="Arial" w:cs="Arial"/>
                 <w:noProof/>
-                <w:sz w:val="16"/>
-                <w:szCs w:val="16"/>
+                <w:sz w:val="13"/>
+                <w:szCs w:val="13"/>
               </w:rPr>
               <w:t>3. Descripción de los datos</w:t>
             </w:r>
             <w:r>
               <w:rPr>
-                <w:rFonts w:ascii="Arial" w:hAnsi="Arial" w:cs="Arial"/>
-                <w:noProof/>
-                <w:webHidden/>
-                <w:sz w:val="16"/>
-                <w:szCs w:val="16"/>
+                <w:noProof/>
+                <w:webHidden/>
+                <w:sz w:val="13"/>
+                <w:szCs w:val="13"/>
               </w:rPr>
               <w:tab/>
             </w:r>
             <w:r>
               <w:rPr>
-                <w:rFonts w:ascii="Arial" w:hAnsi="Arial" w:cs="Arial"/>
-                <w:noProof/>
-                <w:webHidden/>
-                <w:sz w:val="16"/>
-                <w:szCs w:val="16"/>
+                <w:noProof/>
+                <w:webHidden/>
+                <w:sz w:val="13"/>
+                <w:szCs w:val="13"/>
               </w:rPr>
               <w:fldChar w:fldCharType="begin"/>
             </w:r>
             <w:r>
               <w:rPr>
-                <w:rFonts w:ascii="Arial" w:hAnsi="Arial" w:cs="Arial"/>
-                <w:noProof/>
-                <w:webHidden/>
-                <w:sz w:val="16"/>
-                <w:szCs w:val="16"/>
-              </w:rPr>
-              <w:instrText xml:space="preserve"> PAGEREF _Toc232423275 \h </w:instrText>
-            </w:r>
-            <w:r>
-              <w:rPr>
-                <w:rFonts w:ascii="Arial" w:hAnsi="Arial" w:cs="Arial"/>
-                <w:noProof/>
-                <w:webHidden/>
-                <w:sz w:val="16"/>
-                <w:szCs w:val="16"/>
-              </w:rPr>
-            </w:r>
-            <w:r>
-              <w:rPr>
-                <w:rFonts w:ascii="Arial" w:hAnsi="Arial" w:cs="Arial"/>
-                <w:noProof/>
-                <w:webHidden/>
-                <w:sz w:val="16"/>
-                <w:szCs w:val="16"/>
+                <w:noProof/>
+                <w:webHidden/>
+                <w:sz w:val="13"/>
+                <w:szCs w:val="13"/>
+              </w:rPr>
+              <w:instrText xml:space="preserve"> PAGEREF _Toc232507650 \h </w:instrText>
+            </w:r>
+            <w:r>
+              <w:rPr>
+                <w:noProof/>
+                <w:webHidden/>
+                <w:sz w:val="13"/>
+                <w:szCs w:val="13"/>
+              </w:rPr>
+            </w:r>
+            <w:r>
+              <w:rPr>
+                <w:noProof/>
+                <w:webHidden/>
+                <w:sz w:val="13"/>
+                <w:szCs w:val="13"/>
               </w:rPr>
               <w:fldChar w:fldCharType="separate"/>
             </w:r>
             <w:r>
               <w:rPr>
-                <w:rFonts w:ascii="Arial" w:hAnsi="Arial" w:cs="Arial"/>
-                <w:noProof/>
-                <w:webHidden/>
-                <w:sz w:val="16"/>
-                <w:szCs w:val="16"/>
+                <w:noProof/>
+                <w:webHidden/>
+                <w:sz w:val="13"/>
+                <w:szCs w:val="13"/>
               </w:rPr>
               <w:t>3</w:t>
             </w:r>
             <w:r>
               <w:rPr>
-                <w:rFonts w:ascii="Arial" w:hAnsi="Arial" w:cs="Arial"/>
-                <w:noProof/>
-                <w:webHidden/>
-                <w:sz w:val="16"/>
-                <w:szCs w:val="16"/>
+                <w:noProof/>
+                <w:webHidden/>
+                <w:sz w:val="13"/>
+                <w:szCs w:val="13"/>
               </w:rPr>
               <w:fldChar w:fldCharType="end"/>
             </w:r>
@@ -935,89 +885,81 @@
               <w:tab w:val="right" w:leader="dot" w:pos="8494"/>
             </w:tabs>
             <w:rPr>
-              <w:rFonts w:ascii="Arial" w:hAnsi="Arial" w:cs="Arial"/>
               <w:noProof/>
-              <w:sz w:val="16"/>
-              <w:szCs w:val="16"/>
+              <w:sz w:val="13"/>
+              <w:szCs w:val="13"/>
             </w:rPr>
           </w:pPr>
-          <w:hyperlink w:anchor="_Toc232423276" w:history="1">
+          <w:hyperlink w:anchor="_Toc232507651" w:history="1">
             <w:r>
               <w:rPr>
                 <w:rStyle w:val="Hipervnculo"/>
                 <w:rFonts w:ascii="Arial" w:hAnsi="Arial" w:cs="Arial"/>
                 <w:noProof/>
-                <w:sz w:val="16"/>
-                <w:szCs w:val="16"/>
+                <w:sz w:val="13"/>
+                <w:szCs w:val="13"/>
               </w:rPr>
               <w:t>3.1 Fuente de los datos</w:t>
             </w:r>
             <w:r>
               <w:rPr>
-                <w:rFonts w:ascii="Arial" w:hAnsi="Arial" w:cs="Arial"/>
-                <w:noProof/>
-                <w:webHidden/>
-                <w:sz w:val="16"/>
-                <w:szCs w:val="16"/>
+                <w:noProof/>
+                <w:webHidden/>
+                <w:sz w:val="13"/>
+                <w:szCs w:val="13"/>
               </w:rPr>
               <w:tab/>
             </w:r>
             <w:r>
               <w:rPr>
-                <w:rFonts w:ascii="Arial" w:hAnsi="Arial" w:cs="Arial"/>
-                <w:noProof/>
-                <w:webHidden/>
-                <w:sz w:val="16"/>
-                <w:szCs w:val="16"/>
+                <w:noProof/>
+                <w:webHidden/>
+                <w:sz w:val="13"/>
+                <w:szCs w:val="13"/>
               </w:rPr>
               <w:fldChar w:fldCharType="begin"/>
             </w:r>
             <w:r>
               <w:rPr>
-                <w:rFonts w:ascii="Arial" w:hAnsi="Arial" w:cs="Arial"/>
-                <w:noProof/>
-                <w:webHidden/>
-                <w:sz w:val="16"/>
-                <w:szCs w:val="16"/>
-              </w:rPr>
-              <w:instrText xml:space="preserve"> PAGEREF _Toc232423276 \h </w:instrText>
-            </w:r>
-            <w:r>
-              <w:rPr>
-                <w:rFonts w:ascii="Arial" w:hAnsi="Arial" w:cs="Arial"/>
-                <w:noProof/>
-                <w:webHidden/>
-                <w:sz w:val="16"/>
-                <w:szCs w:val="16"/>
-              </w:rPr>
-            </w:r>
-            <w:r>
-              <w:rPr>
-                <w:rFonts w:ascii="Arial" w:hAnsi="Arial" w:cs="Arial"/>
-                <w:noProof/>
-                <w:webHidden/>
-                <w:sz w:val="16"/>
-                <w:szCs w:val="16"/>
+                <w:noProof/>
+                <w:webHidden/>
+                <w:sz w:val="13"/>
+                <w:szCs w:val="13"/>
+              </w:rPr>
+              <w:instrText xml:space="preserve"> PAGEREF _Toc232507651 \h </w:instrText>
+            </w:r>
+            <w:r>
+              <w:rPr>
+                <w:noProof/>
+                <w:webHidden/>
+                <w:sz w:val="13"/>
+                <w:szCs w:val="13"/>
+              </w:rPr>
+            </w:r>
+            <w:r>
+              <w:rPr>
+                <w:noProof/>
+                <w:webHidden/>
+                <w:sz w:val="13"/>
+                <w:szCs w:val="13"/>
               </w:rPr>
               <w:fldChar w:fldCharType="separate"/>
             </w:r>
             <w:r>
               <w:rPr>
-                <w:rFonts w:ascii="Arial" w:hAnsi="Arial" w:cs="Arial"/>
-                <w:noProof/>
-                <w:webHidden/>
-                <w:sz w:val="16"/>
-                <w:szCs w:val="16"/>
+                <w:noProof/>
+                <w:webHidden/>
+                <w:sz w:val="13"/>
+                <w:szCs w:val="13"/>
               </w:rPr>
               <w:t>3</w:t>
             </w:r>
             <w:r>
               <w:rPr>
-                <w:rFonts w:ascii="Arial" w:hAnsi="Arial" w:cs="Arial"/>
-                <w:noProof/>
-                <w:webHidden/>
-                <w:sz w:val="16"/>
-                <w:szCs w:val="16"/>
+                <w:noProof/>
+                <w:webHidden/>
+                <w:sz w:val="13"/>
+                <w:szCs w:val="13"/>
               </w:rPr>
               <w:fldChar w:fldCharType="end"/>
             </w:r>
@@ -1030,89 +972,81 @@
               <w:tab w:val="right" w:leader="dot" w:pos="8494"/>
             </w:tabs>
             <w:rPr>
-              <w:rFonts w:ascii="Arial" w:hAnsi="Arial" w:cs="Arial"/>
               <w:noProof/>
-              <w:sz w:val="16"/>
-              <w:szCs w:val="16"/>
+              <w:sz w:val="13"/>
+              <w:szCs w:val="13"/>
             </w:rPr>
           </w:pPr>
-          <w:hyperlink w:anchor="_Toc232423277" w:history="1">
+          <w:hyperlink w:anchor="_Toc232507652" w:history="1">
             <w:r>
               <w:rPr>
                 <w:rStyle w:val="Hipervnculo"/>
                 <w:rFonts w:ascii="Arial" w:hAnsi="Arial" w:cs="Arial"/>
                 <w:noProof/>
-                <w:sz w:val="16"/>
-                <w:szCs w:val="16"/>
+                <w:sz w:val="13"/>
+                <w:szCs w:val="13"/>
               </w:rPr>
               <w:t>3.2 Cantidad de registros y variables principales</w:t>
             </w:r>
             <w:r>
               <w:rPr>
-                <w:rFonts w:ascii="Arial" w:hAnsi="Arial" w:cs="Arial"/>
-                <w:noProof/>
-                <w:webHidden/>
-                <w:sz w:val="16"/>
-                <w:szCs w:val="16"/>
+                <w:noProof/>
+                <w:webHidden/>
+                <w:sz w:val="13"/>
+                <w:szCs w:val="13"/>
               </w:rPr>
               <w:tab/>
             </w:r>
             <w:r>
               <w:rPr>
-                <w:rFonts w:ascii="Arial" w:hAnsi="Arial" w:cs="Arial"/>
-                <w:noProof/>
-                <w:webHidden/>
-                <w:sz w:val="16"/>
-                <w:szCs w:val="16"/>
+                <w:noProof/>
+                <w:webHidden/>
+                <w:sz w:val="13"/>
+                <w:szCs w:val="13"/>
               </w:rPr>
               <w:fldChar w:fldCharType="begin"/>
             </w:r>
             <w:r>
               <w:rPr>
-                <w:rFonts w:ascii="Arial" w:hAnsi="Arial" w:cs="Arial"/>
-                <w:noProof/>
-                <w:webHidden/>
-                <w:sz w:val="16"/>
-                <w:szCs w:val="16"/>
-              </w:rPr>
-              <w:instrText xml:space="preserve"> PAGEREF _Toc232423277 \h </w:instrText>
-            </w:r>
-            <w:r>
-              <w:rPr>
-                <w:rFonts w:ascii="Arial" w:hAnsi="Arial" w:cs="Arial"/>
-                <w:noProof/>
-                <w:webHidden/>
-                <w:sz w:val="16"/>
-                <w:szCs w:val="16"/>
-              </w:rPr>
-            </w:r>
-            <w:r>
-              <w:rPr>
-                <w:rFonts w:ascii="Arial" w:hAnsi="Arial" w:cs="Arial"/>
-                <w:noProof/>
-                <w:webHidden/>
-                <w:sz w:val="16"/>
-                <w:szCs w:val="16"/>
+                <w:noProof/>
+                <w:webHidden/>
+                <w:sz w:val="13"/>
+                <w:szCs w:val="13"/>
+              </w:rPr>
+              <w:instrText xml:space="preserve"> PAGEREF _Toc232507652 \h </w:instrText>
+            </w:r>
+            <w:r>
+              <w:rPr>
+                <w:noProof/>
+                <w:webHidden/>
+                <w:sz w:val="13"/>
+                <w:szCs w:val="13"/>
+              </w:rPr>
+            </w:r>
+            <w:r>
+              <w:rPr>
+                <w:noProof/>
+                <w:webHidden/>
+                <w:sz w:val="13"/>
+                <w:szCs w:val="13"/>
               </w:rPr>
               <w:fldChar w:fldCharType="separate"/>
             </w:r>
             <w:r>
               <w:rPr>
-                <w:rFonts w:ascii="Arial" w:hAnsi="Arial" w:cs="Arial"/>
-                <w:noProof/>
-                <w:webHidden/>
-                <w:sz w:val="16"/>
-                <w:szCs w:val="16"/>
+                <w:noProof/>
+                <w:webHidden/>
+                <w:sz w:val="13"/>
+                <w:szCs w:val="13"/>
               </w:rPr>
               <w:t>3</w:t>
             </w:r>
             <w:r>
               <w:rPr>
-                <w:rFonts w:ascii="Arial" w:hAnsi="Arial" w:cs="Arial"/>
-                <w:noProof/>
-                <w:webHidden/>
-                <w:sz w:val="16"/>
-                <w:szCs w:val="16"/>
+                <w:noProof/>
+                <w:webHidden/>
+                <w:sz w:val="13"/>
+                <w:szCs w:val="13"/>
               </w:rPr>
               <w:fldChar w:fldCharType="end"/>
             </w:r>
@@ -1125,89 +1059,81 @@
               <w:tab w:val="right" w:leader="dot" w:pos="8494"/>
             </w:tabs>
             <w:rPr>
-              <w:rFonts w:ascii="Arial" w:hAnsi="Arial" w:cs="Arial"/>
               <w:noProof/>
-              <w:sz w:val="16"/>
-              <w:szCs w:val="16"/>
+              <w:sz w:val="13"/>
+              <w:szCs w:val="13"/>
             </w:rPr>
           </w:pPr>
-          <w:hyperlink w:anchor="_Toc232423278" w:history="1">
+          <w:hyperlink w:anchor="_Toc232507653" w:history="1">
             <w:r>
               <w:rPr>
                 <w:rStyle w:val="Hipervnculo"/>
                 <w:rFonts w:ascii="Arial" w:hAnsi="Arial" w:cs="Arial"/>
                 <w:noProof/>
-                <w:sz w:val="16"/>
-                <w:szCs w:val="16"/>
+                <w:sz w:val="13"/>
+                <w:szCs w:val="13"/>
               </w:rPr>
               <w:t>3.3 Limitaciones</w:t>
             </w:r>
             <w:r>
               <w:rPr>
-                <w:rFonts w:ascii="Arial" w:hAnsi="Arial" w:cs="Arial"/>
-                <w:noProof/>
-                <w:webHidden/>
-                <w:sz w:val="16"/>
-                <w:szCs w:val="16"/>
+                <w:noProof/>
+                <w:webHidden/>
+                <w:sz w:val="13"/>
+                <w:szCs w:val="13"/>
               </w:rPr>
               <w:tab/>
             </w:r>
             <w:r>
               <w:rPr>
-                <w:rFonts w:ascii="Arial" w:hAnsi="Arial" w:cs="Arial"/>
-                <w:noProof/>
-                <w:webHidden/>
-                <w:sz w:val="16"/>
-                <w:szCs w:val="16"/>
+                <w:noProof/>
+                <w:webHidden/>
+                <w:sz w:val="13"/>
+                <w:szCs w:val="13"/>
               </w:rPr>
               <w:fldChar w:fldCharType="begin"/>
             </w:r>
             <w:r>
               <w:rPr>
-                <w:rFonts w:ascii="Arial" w:hAnsi="Arial" w:cs="Arial"/>
-                <w:noProof/>
-                <w:webHidden/>
-                <w:sz w:val="16"/>
-                <w:szCs w:val="16"/>
-              </w:rPr>
-              <w:instrText xml:space="preserve"> PAGEREF _Toc232423278 \h </w:instrText>
-            </w:r>
-            <w:r>
-              <w:rPr>
-                <w:rFonts w:ascii="Arial" w:hAnsi="Arial" w:cs="Arial"/>
-                <w:noProof/>
-                <w:webHidden/>
-                <w:sz w:val="16"/>
-                <w:szCs w:val="16"/>
-              </w:rPr>
-            </w:r>
-            <w:r>
-              <w:rPr>
-                <w:rFonts w:ascii="Arial" w:hAnsi="Arial" w:cs="Arial"/>
-                <w:noProof/>
-                <w:webHidden/>
-                <w:sz w:val="16"/>
-                <w:szCs w:val="16"/>
+                <w:noProof/>
+                <w:webHidden/>
+                <w:sz w:val="13"/>
+                <w:szCs w:val="13"/>
+              </w:rPr>
+              <w:instrText xml:space="preserve"> PAGEREF _Toc232507653 \h </w:instrText>
+            </w:r>
+            <w:r>
+              <w:rPr>
+                <w:noProof/>
+                <w:webHidden/>
+                <w:sz w:val="13"/>
+                <w:szCs w:val="13"/>
+              </w:rPr>
+            </w:r>
+            <w:r>
+              <w:rPr>
+                <w:noProof/>
+                <w:webHidden/>
+                <w:sz w:val="13"/>
+                <w:szCs w:val="13"/>
               </w:rPr>
               <w:fldChar w:fldCharType="separate"/>
             </w:r>
             <w:r>
               <w:rPr>
-                <w:rFonts w:ascii="Arial" w:hAnsi="Arial" w:cs="Arial"/>
-                <w:noProof/>
-                <w:webHidden/>
-                <w:sz w:val="16"/>
-                <w:szCs w:val="16"/>
+                <w:noProof/>
+                <w:webHidden/>
+                <w:sz w:val="13"/>
+                <w:szCs w:val="13"/>
               </w:rPr>
               <w:t>3</w:t>
             </w:r>
             <w:r>
               <w:rPr>
-                <w:rFonts w:ascii="Arial" w:hAnsi="Arial" w:cs="Arial"/>
-                <w:noProof/>
-                <w:webHidden/>
-                <w:sz w:val="16"/>
-                <w:szCs w:val="16"/>
+                <w:noProof/>
+                <w:webHidden/>
+                <w:sz w:val="13"/>
+                <w:szCs w:val="13"/>
               </w:rPr>
               <w:fldChar w:fldCharType="end"/>
             </w:r>
@@ -1220,89 +1146,81 @@
               <w:tab w:val="right" w:leader="dot" w:pos="8494"/>
             </w:tabs>
             <w:rPr>
-              <w:rFonts w:ascii="Arial" w:hAnsi="Arial" w:cs="Arial"/>
               <w:noProof/>
-              <w:sz w:val="16"/>
-              <w:szCs w:val="16"/>
+              <w:sz w:val="13"/>
+              <w:szCs w:val="13"/>
             </w:rPr>
           </w:pPr>
-          <w:hyperlink w:anchor="_Toc232423279" w:history="1">
+          <w:hyperlink w:anchor="_Toc232507654" w:history="1">
             <w:r>
               <w:rPr>
                 <w:rStyle w:val="Hipervnculo"/>
                 <w:rFonts w:ascii="Arial" w:hAnsi="Arial" w:cs="Arial"/>
                 <w:noProof/>
-                <w:sz w:val="16"/>
-                <w:szCs w:val="16"/>
+                <w:sz w:val="13"/>
+                <w:szCs w:val="13"/>
               </w:rPr>
               <w:t>4. Preparación y limpieza</w:t>
             </w:r>
             <w:r>
               <w:rPr>
-                <w:rFonts w:ascii="Arial" w:hAnsi="Arial" w:cs="Arial"/>
-                <w:noProof/>
-                <w:webHidden/>
-                <w:sz w:val="16"/>
-                <w:szCs w:val="16"/>
+                <w:noProof/>
+                <w:webHidden/>
+                <w:sz w:val="13"/>
+                <w:szCs w:val="13"/>
               </w:rPr>
               <w:tab/>
             </w:r>
             <w:r>
               <w:rPr>
-                <w:rFonts w:ascii="Arial" w:hAnsi="Arial" w:cs="Arial"/>
-                <w:noProof/>
-                <w:webHidden/>
-                <w:sz w:val="16"/>
-                <w:szCs w:val="16"/>
+                <w:noProof/>
+                <w:webHidden/>
+                <w:sz w:val="13"/>
+                <w:szCs w:val="13"/>
               </w:rPr>
               <w:fldChar w:fldCharType="begin"/>
             </w:r>
             <w:r>
               <w:rPr>
-                <w:rFonts w:ascii="Arial" w:hAnsi="Arial" w:cs="Arial"/>
-                <w:noProof/>
-                <w:webHidden/>
-                <w:sz w:val="16"/>
-                <w:szCs w:val="16"/>
-              </w:rPr>
-              <w:instrText xml:space="preserve"> PAGEREF _Toc232423279 \h </w:instrText>
-            </w:r>
-            <w:r>
-              <w:rPr>
-                <w:rFonts w:ascii="Arial" w:hAnsi="Arial" w:cs="Arial"/>
-                <w:noProof/>
-                <w:webHidden/>
-                <w:sz w:val="16"/>
-                <w:szCs w:val="16"/>
-              </w:rPr>
-            </w:r>
-            <w:r>
-              <w:rPr>
-                <w:rFonts w:ascii="Arial" w:hAnsi="Arial" w:cs="Arial"/>
-                <w:noProof/>
-                <w:webHidden/>
-                <w:sz w:val="16"/>
-                <w:szCs w:val="16"/>
+                <w:noProof/>
+                <w:webHidden/>
+                <w:sz w:val="13"/>
+                <w:szCs w:val="13"/>
+              </w:rPr>
+              <w:instrText xml:space="preserve"> PAGEREF _Toc232507654 \h </w:instrText>
+            </w:r>
+            <w:r>
+              <w:rPr>
+                <w:noProof/>
+                <w:webHidden/>
+                <w:sz w:val="13"/>
+                <w:szCs w:val="13"/>
+              </w:rPr>
+            </w:r>
+            <w:r>
+              <w:rPr>
+                <w:noProof/>
+                <w:webHidden/>
+                <w:sz w:val="13"/>
+                <w:szCs w:val="13"/>
               </w:rPr>
               <w:fldChar w:fldCharType="separate"/>
             </w:r>
             <w:r>
               <w:rPr>
-                <w:rFonts w:ascii="Arial" w:hAnsi="Arial" w:cs="Arial"/>
-                <w:noProof/>
-                <w:webHidden/>
-                <w:sz w:val="16"/>
-                <w:szCs w:val="16"/>
-              </w:rPr>
-              <w:t>3</w:t>
-            </w:r>
-            <w:r>
-              <w:rPr>
-                <w:rFonts w:ascii="Arial" w:hAnsi="Arial" w:cs="Arial"/>
-                <w:noProof/>
-                <w:webHidden/>
-                <w:sz w:val="16"/>
-                <w:szCs w:val="16"/>
+                <w:noProof/>
+                <w:webHidden/>
+                <w:sz w:val="13"/>
+                <w:szCs w:val="13"/>
+              </w:rPr>
+              <w:t>4</w:t>
+            </w:r>
+            <w:r>
+              <w:rPr>
+                <w:noProof/>
+                <w:webHidden/>
+                <w:sz w:val="13"/>
+                <w:szCs w:val="13"/>
               </w:rPr>
               <w:fldChar w:fldCharType="end"/>
             </w:r>
@@ -1315,89 +1233,81 @@
               <w:tab w:val="right" w:leader="dot" w:pos="8494"/>
             </w:tabs>
             <w:rPr>
-              <w:rFonts w:ascii="Arial" w:hAnsi="Arial" w:cs="Arial"/>
               <w:noProof/>
-              <w:sz w:val="16"/>
-              <w:szCs w:val="16"/>
+              <w:sz w:val="13"/>
+              <w:szCs w:val="13"/>
             </w:rPr>
           </w:pPr>
-          <w:hyperlink w:anchor="_Toc232423280" w:history="1">
+          <w:hyperlink w:anchor="_Toc232507655" w:history="1">
             <w:r>
               <w:rPr>
                 <w:rStyle w:val="Hipervnculo"/>
                 <w:rFonts w:ascii="Arial" w:hAnsi="Arial" w:cs="Arial"/>
                 <w:noProof/>
-                <w:sz w:val="16"/>
-                <w:szCs w:val="16"/>
+                <w:sz w:val="13"/>
+                <w:szCs w:val="13"/>
               </w:rPr>
               <w:t>4.1 Procesos realizados</w:t>
             </w:r>
             <w:r>
               <w:rPr>
-                <w:rFonts w:ascii="Arial" w:hAnsi="Arial" w:cs="Arial"/>
-                <w:noProof/>
-                <w:webHidden/>
-                <w:sz w:val="16"/>
-                <w:szCs w:val="16"/>
+                <w:noProof/>
+                <w:webHidden/>
+                <w:sz w:val="13"/>
+                <w:szCs w:val="13"/>
               </w:rPr>
               <w:tab/>
             </w:r>
             <w:r>
               <w:rPr>
-                <w:rFonts w:ascii="Arial" w:hAnsi="Arial" w:cs="Arial"/>
-                <w:noProof/>
-                <w:webHidden/>
-                <w:sz w:val="16"/>
-                <w:szCs w:val="16"/>
+                <w:noProof/>
+                <w:webHidden/>
+                <w:sz w:val="13"/>
+                <w:szCs w:val="13"/>
               </w:rPr>
               <w:fldChar w:fldCharType="begin"/>
             </w:r>
             <w:r>
               <w:rPr>
-                <w:rFonts w:ascii="Arial" w:hAnsi="Arial" w:cs="Arial"/>
-                <w:noProof/>
-                <w:webHidden/>
-                <w:sz w:val="16"/>
-                <w:szCs w:val="16"/>
-              </w:rPr>
-              <w:instrText xml:space="preserve"> PAGEREF _Toc232423280 \h </w:instrText>
-            </w:r>
-            <w:r>
-              <w:rPr>
-                <w:rFonts w:ascii="Arial" w:hAnsi="Arial" w:cs="Arial"/>
-                <w:noProof/>
-                <w:webHidden/>
-                <w:sz w:val="16"/>
-                <w:szCs w:val="16"/>
-              </w:rPr>
-            </w:r>
-            <w:r>
-              <w:rPr>
-                <w:rFonts w:ascii="Arial" w:hAnsi="Arial" w:cs="Arial"/>
-                <w:noProof/>
-                <w:webHidden/>
-                <w:sz w:val="16"/>
-                <w:szCs w:val="16"/>
+                <w:noProof/>
+                <w:webHidden/>
+                <w:sz w:val="13"/>
+                <w:szCs w:val="13"/>
+              </w:rPr>
+              <w:instrText xml:space="preserve"> PAGEREF _Toc232507655 \h </w:instrText>
+            </w:r>
+            <w:r>
+              <w:rPr>
+                <w:noProof/>
+                <w:webHidden/>
+                <w:sz w:val="13"/>
+                <w:szCs w:val="13"/>
+              </w:rPr>
+            </w:r>
+            <w:r>
+              <w:rPr>
+                <w:noProof/>
+                <w:webHidden/>
+                <w:sz w:val="13"/>
+                <w:szCs w:val="13"/>
               </w:rPr>
               <w:fldChar w:fldCharType="separate"/>
             </w:r>
             <w:r>
               <w:rPr>
-                <w:rFonts w:ascii="Arial" w:hAnsi="Arial" w:cs="Arial"/>
-                <w:noProof/>
-                <w:webHidden/>
-                <w:sz w:val="16"/>
-                <w:szCs w:val="16"/>
-              </w:rPr>
-              <w:t>3</w:t>
-            </w:r>
-            <w:r>
-              <w:rPr>
-                <w:rFonts w:ascii="Arial" w:hAnsi="Arial" w:cs="Arial"/>
-                <w:noProof/>
-                <w:webHidden/>
-                <w:sz w:val="16"/>
-                <w:szCs w:val="16"/>
+                <w:noProof/>
+                <w:webHidden/>
+                <w:sz w:val="13"/>
+                <w:szCs w:val="13"/>
+              </w:rPr>
+              <w:t>4</w:t>
+            </w:r>
+            <w:r>
+              <w:rPr>
+                <w:noProof/>
+                <w:webHidden/>
+                <w:sz w:val="13"/>
+                <w:szCs w:val="13"/>
               </w:rPr>
               <w:fldChar w:fldCharType="end"/>
             </w:r>
@@ -1410,89 +1320,81 @@
               <w:tab w:val="right" w:leader="dot" w:pos="8494"/>
             </w:tabs>
             <w:rPr>
-              <w:rFonts w:ascii="Arial" w:hAnsi="Arial" w:cs="Arial"/>
               <w:noProof/>
-              <w:sz w:val="16"/>
-              <w:szCs w:val="16"/>
+              <w:sz w:val="13"/>
+              <w:szCs w:val="13"/>
             </w:rPr>
           </w:pPr>
-          <w:hyperlink w:anchor="_Toc232423281" w:history="1">
+          <w:hyperlink w:anchor="_Toc232507656" w:history="1">
             <w:r>
               <w:rPr>
                 <w:rStyle w:val="Hipervnculo"/>
                 <w:rFonts w:ascii="Arial" w:hAnsi="Arial" w:cs="Arial"/>
                 <w:noProof/>
-                <w:sz w:val="16"/>
-                <w:szCs w:val="16"/>
+                <w:sz w:val="13"/>
+                <w:szCs w:val="13"/>
               </w:rPr>
               <w:t>4.2 Herramientas utilizadas</w:t>
             </w:r>
             <w:r>
               <w:rPr>
-                <w:rFonts w:ascii="Arial" w:hAnsi="Arial" w:cs="Arial"/>
-                <w:noProof/>
-                <w:webHidden/>
-                <w:sz w:val="16"/>
-                <w:szCs w:val="16"/>
+                <w:noProof/>
+                <w:webHidden/>
+                <w:sz w:val="13"/>
+                <w:szCs w:val="13"/>
               </w:rPr>
               <w:tab/>
             </w:r>
             <w:r>
               <w:rPr>
-                <w:rFonts w:ascii="Arial" w:hAnsi="Arial" w:cs="Arial"/>
-                <w:noProof/>
-                <w:webHidden/>
-                <w:sz w:val="16"/>
-                <w:szCs w:val="16"/>
+                <w:noProof/>
+                <w:webHidden/>
+                <w:sz w:val="13"/>
+                <w:szCs w:val="13"/>
               </w:rPr>
               <w:fldChar w:fldCharType="begin"/>
             </w:r>
             <w:r>
               <w:rPr>
-                <w:rFonts w:ascii="Arial" w:hAnsi="Arial" w:cs="Arial"/>
-                <w:noProof/>
-                <w:webHidden/>
-                <w:sz w:val="16"/>
-                <w:szCs w:val="16"/>
-              </w:rPr>
-              <w:instrText xml:space="preserve"> PAGEREF _Toc232423281 \h </w:instrText>
-            </w:r>
-            <w:r>
-              <w:rPr>
-                <w:rFonts w:ascii="Arial" w:hAnsi="Arial" w:cs="Arial"/>
-                <w:noProof/>
-                <w:webHidden/>
-                <w:sz w:val="16"/>
-                <w:szCs w:val="16"/>
-              </w:rPr>
-            </w:r>
-            <w:r>
-              <w:rPr>
-                <w:rFonts w:ascii="Arial" w:hAnsi="Arial" w:cs="Arial"/>
-                <w:noProof/>
-                <w:webHidden/>
-                <w:sz w:val="16"/>
-                <w:szCs w:val="16"/>
+                <w:noProof/>
+                <w:webHidden/>
+                <w:sz w:val="13"/>
+                <w:szCs w:val="13"/>
+              </w:rPr>
+              <w:instrText xml:space="preserve"> PAGEREF _Toc232507656 \h </w:instrText>
+            </w:r>
+            <w:r>
+              <w:rPr>
+                <w:noProof/>
+                <w:webHidden/>
+                <w:sz w:val="13"/>
+                <w:szCs w:val="13"/>
+              </w:rPr>
+            </w:r>
+            <w:r>
+              <w:rPr>
+                <w:noProof/>
+                <w:webHidden/>
+                <w:sz w:val="13"/>
+                <w:szCs w:val="13"/>
               </w:rPr>
               <w:fldChar w:fldCharType="separate"/>
             </w:r>
             <w:r>
               <w:rPr>
-                <w:rFonts w:ascii="Arial" w:hAnsi="Arial" w:cs="Arial"/>
-                <w:noProof/>
-                <w:webHidden/>
-                <w:sz w:val="16"/>
-                <w:szCs w:val="16"/>
+                <w:noProof/>
+                <w:webHidden/>
+                <w:sz w:val="13"/>
+                <w:szCs w:val="13"/>
               </w:rPr>
               <w:t>4</w:t>
             </w:r>
             <w:r>
               <w:rPr>
-                <w:rFonts w:ascii="Arial" w:hAnsi="Arial" w:cs="Arial"/>
-                <w:noProof/>
-                <w:webHidden/>
-                <w:sz w:val="16"/>
-                <w:szCs w:val="16"/>
+                <w:noProof/>
+                <w:webHidden/>
+                <w:sz w:val="13"/>
+                <w:szCs w:val="13"/>
               </w:rPr>
               <w:fldChar w:fldCharType="end"/>
             </w:r>
@@ -1505,89 +1407,81 @@
               <w:tab w:val="right" w:leader="dot" w:pos="8494"/>
             </w:tabs>
             <w:rPr>
-              <w:rFonts w:ascii="Arial" w:hAnsi="Arial" w:cs="Arial"/>
               <w:noProof/>
-              <w:sz w:val="16"/>
-              <w:szCs w:val="16"/>
+              <w:sz w:val="13"/>
+              <w:szCs w:val="13"/>
             </w:rPr>
           </w:pPr>
-          <w:hyperlink w:anchor="_Toc232423282" w:history="1">
+          <w:hyperlink w:anchor="_Toc232507657" w:history="1">
             <w:r>
               <w:rPr>
                 <w:rStyle w:val="Hipervnculo"/>
                 <w:rFonts w:ascii="Arial" w:hAnsi="Arial" w:cs="Arial"/>
                 <w:noProof/>
-                <w:sz w:val="16"/>
-                <w:szCs w:val="16"/>
+                <w:sz w:val="13"/>
+                <w:szCs w:val="13"/>
               </w:rPr>
               <w:t>4.3 Transformaciones aplicadas</w:t>
             </w:r>
             <w:r>
               <w:rPr>
-                <w:rFonts w:ascii="Arial" w:hAnsi="Arial" w:cs="Arial"/>
-                <w:noProof/>
-                <w:webHidden/>
-                <w:sz w:val="16"/>
-                <w:szCs w:val="16"/>
+                <w:noProof/>
+                <w:webHidden/>
+                <w:sz w:val="13"/>
+                <w:szCs w:val="13"/>
               </w:rPr>
               <w:tab/>
             </w:r>
             <w:r>
               <w:rPr>
-                <w:rFonts w:ascii="Arial" w:hAnsi="Arial" w:cs="Arial"/>
-                <w:noProof/>
-                <w:webHidden/>
-                <w:sz w:val="16"/>
-                <w:szCs w:val="16"/>
+                <w:noProof/>
+                <w:webHidden/>
+                <w:sz w:val="13"/>
+                <w:szCs w:val="13"/>
               </w:rPr>
               <w:fldChar w:fldCharType="begin"/>
             </w:r>
             <w:r>
               <w:rPr>
-                <w:rFonts w:ascii="Arial" w:hAnsi="Arial" w:cs="Arial"/>
-                <w:noProof/>
-                <w:webHidden/>
-                <w:sz w:val="16"/>
-                <w:szCs w:val="16"/>
-              </w:rPr>
-              <w:instrText xml:space="preserve"> PAGEREF _Toc232423282 \h </w:instrText>
-            </w:r>
-            <w:r>
-              <w:rPr>
-                <w:rFonts w:ascii="Arial" w:hAnsi="Arial" w:cs="Arial"/>
-                <w:noProof/>
-                <w:webHidden/>
-                <w:sz w:val="16"/>
-                <w:szCs w:val="16"/>
-              </w:rPr>
-            </w:r>
-            <w:r>
-              <w:rPr>
-                <w:rFonts w:ascii="Arial" w:hAnsi="Arial" w:cs="Arial"/>
-                <w:noProof/>
-                <w:webHidden/>
-                <w:sz w:val="16"/>
-                <w:szCs w:val="16"/>
+                <w:noProof/>
+                <w:webHidden/>
+                <w:sz w:val="13"/>
+                <w:szCs w:val="13"/>
+              </w:rPr>
+              <w:instrText xml:space="preserve"> PAGEREF _Toc232507657 \h </w:instrText>
+            </w:r>
+            <w:r>
+              <w:rPr>
+                <w:noProof/>
+                <w:webHidden/>
+                <w:sz w:val="13"/>
+                <w:szCs w:val="13"/>
+              </w:rPr>
+            </w:r>
+            <w:r>
+              <w:rPr>
+                <w:noProof/>
+                <w:webHidden/>
+                <w:sz w:val="13"/>
+                <w:szCs w:val="13"/>
               </w:rPr>
               <w:fldChar w:fldCharType="separate"/>
             </w:r>
             <w:r>
               <w:rPr>
-                <w:rFonts w:ascii="Arial" w:hAnsi="Arial" w:cs="Arial"/>
-                <w:noProof/>
-                <w:webHidden/>
-                <w:sz w:val="16"/>
-                <w:szCs w:val="16"/>
+                <w:noProof/>
+                <w:webHidden/>
+                <w:sz w:val="13"/>
+                <w:szCs w:val="13"/>
               </w:rPr>
               <w:t>4</w:t>
             </w:r>
             <w:r>
               <w:rPr>
-                <w:rFonts w:ascii="Arial" w:hAnsi="Arial" w:cs="Arial"/>
-                <w:noProof/>
-                <w:webHidden/>
-                <w:sz w:val="16"/>
-                <w:szCs w:val="16"/>
+                <w:noProof/>
+                <w:webHidden/>
+                <w:sz w:val="13"/>
+                <w:szCs w:val="13"/>
               </w:rPr>
               <w:fldChar w:fldCharType="end"/>
             </w:r>
@@ -1600,89 +1494,81 @@
               <w:tab w:val="right" w:leader="dot" w:pos="8494"/>
             </w:tabs>
             <w:rPr>
-              <w:rFonts w:ascii="Arial" w:hAnsi="Arial" w:cs="Arial"/>
               <w:noProof/>
-              <w:sz w:val="16"/>
-              <w:szCs w:val="16"/>
+              <w:sz w:val="13"/>
+              <w:szCs w:val="13"/>
             </w:rPr>
           </w:pPr>
-          <w:hyperlink w:anchor="_Toc232423283" w:history="1">
+          <w:hyperlink w:anchor="_Toc232507658" w:history="1">
             <w:r>
               <w:rPr>
                 <w:rStyle w:val="Hipervnculo"/>
                 <w:rFonts w:ascii="Arial" w:hAnsi="Arial" w:cs="Arial"/>
                 <w:noProof/>
-                <w:sz w:val="16"/>
-                <w:szCs w:val="16"/>
+                <w:sz w:val="13"/>
+                <w:szCs w:val="13"/>
               </w:rPr>
               <w:t>5.Modelado y almacenamiento</w:t>
             </w:r>
             <w:r>
               <w:rPr>
-                <w:rFonts w:ascii="Arial" w:hAnsi="Arial" w:cs="Arial"/>
-                <w:noProof/>
-                <w:webHidden/>
-                <w:sz w:val="16"/>
-                <w:szCs w:val="16"/>
+                <w:noProof/>
+                <w:webHidden/>
+                <w:sz w:val="13"/>
+                <w:szCs w:val="13"/>
               </w:rPr>
               <w:tab/>
             </w:r>
             <w:r>
               <w:rPr>
-                <w:rFonts w:ascii="Arial" w:hAnsi="Arial" w:cs="Arial"/>
-                <w:noProof/>
-                <w:webHidden/>
-                <w:sz w:val="16"/>
-                <w:szCs w:val="16"/>
+                <w:noProof/>
+                <w:webHidden/>
+                <w:sz w:val="13"/>
+                <w:szCs w:val="13"/>
               </w:rPr>
               <w:fldChar w:fldCharType="begin"/>
             </w:r>
             <w:r>
               <w:rPr>
-                <w:rFonts w:ascii="Arial" w:hAnsi="Arial" w:cs="Arial"/>
-                <w:noProof/>
-                <w:webHidden/>
-                <w:sz w:val="16"/>
-                <w:szCs w:val="16"/>
-              </w:rPr>
-              <w:instrText xml:space="preserve"> PAGEREF _Toc232423283 \h </w:instrText>
-            </w:r>
-            <w:r>
-              <w:rPr>
-                <w:rFonts w:ascii="Arial" w:hAnsi="Arial" w:cs="Arial"/>
-                <w:noProof/>
-                <w:webHidden/>
-                <w:sz w:val="16"/>
-                <w:szCs w:val="16"/>
-              </w:rPr>
-            </w:r>
-            <w:r>
-              <w:rPr>
-                <w:rFonts w:ascii="Arial" w:hAnsi="Arial" w:cs="Arial"/>
-                <w:noProof/>
-                <w:webHidden/>
-                <w:sz w:val="16"/>
-                <w:szCs w:val="16"/>
+                <w:noProof/>
+                <w:webHidden/>
+                <w:sz w:val="13"/>
+                <w:szCs w:val="13"/>
+              </w:rPr>
+              <w:instrText xml:space="preserve"> PAGEREF _Toc232507658 \h </w:instrText>
+            </w:r>
+            <w:r>
+              <w:rPr>
+                <w:noProof/>
+                <w:webHidden/>
+                <w:sz w:val="13"/>
+                <w:szCs w:val="13"/>
+              </w:rPr>
+            </w:r>
+            <w:r>
+              <w:rPr>
+                <w:noProof/>
+                <w:webHidden/>
+                <w:sz w:val="13"/>
+                <w:szCs w:val="13"/>
               </w:rPr>
               <w:fldChar w:fldCharType="separate"/>
             </w:r>
             <w:r>
               <w:rPr>
-                <w:rFonts w:ascii="Arial" w:hAnsi="Arial" w:cs="Arial"/>
-                <w:noProof/>
-                <w:webHidden/>
-                <w:sz w:val="16"/>
-                <w:szCs w:val="16"/>
-              </w:rPr>
-              <w:t>4</w:t>
-            </w:r>
-            <w:r>
-              <w:rPr>
-                <w:rFonts w:ascii="Arial" w:hAnsi="Arial" w:cs="Arial"/>
-                <w:noProof/>
-                <w:webHidden/>
-                <w:sz w:val="16"/>
-                <w:szCs w:val="16"/>
+                <w:noProof/>
+                <w:webHidden/>
+                <w:sz w:val="13"/>
+                <w:szCs w:val="13"/>
+              </w:rPr>
+              <w:t>5</w:t>
+            </w:r>
+            <w:r>
+              <w:rPr>
+                <w:noProof/>
+                <w:webHidden/>
+                <w:sz w:val="13"/>
+                <w:szCs w:val="13"/>
               </w:rPr>
               <w:fldChar w:fldCharType="end"/>
             </w:r>
@@ -1695,89 +1581,81 @@
               <w:tab w:val="right" w:leader="dot" w:pos="8494"/>
             </w:tabs>
             <w:rPr>
-              <w:rFonts w:ascii="Arial" w:hAnsi="Arial" w:cs="Arial"/>
               <w:noProof/>
-              <w:sz w:val="16"/>
-              <w:szCs w:val="16"/>
+              <w:sz w:val="13"/>
+              <w:szCs w:val="13"/>
             </w:rPr>
           </w:pPr>
-          <w:hyperlink w:anchor="_Toc232423284" w:history="1">
+          <w:hyperlink w:anchor="_Toc232507659" w:history="1">
             <w:r>
               <w:rPr>
                 <w:rStyle w:val="Hipervnculo"/>
                 <w:rFonts w:ascii="Arial" w:hAnsi="Arial" w:cs="Arial"/>
                 <w:noProof/>
-                <w:sz w:val="16"/>
-                <w:szCs w:val="16"/>
+                <w:sz w:val="13"/>
+                <w:szCs w:val="13"/>
               </w:rPr>
               <w:t>5.1Modelo utilizado</w:t>
             </w:r>
             <w:r>
               <w:rPr>
-                <w:rFonts w:ascii="Arial" w:hAnsi="Arial" w:cs="Arial"/>
-                <w:noProof/>
-                <w:webHidden/>
-                <w:sz w:val="16"/>
-                <w:szCs w:val="16"/>
+                <w:noProof/>
+                <w:webHidden/>
+                <w:sz w:val="13"/>
+                <w:szCs w:val="13"/>
               </w:rPr>
               <w:tab/>
             </w:r>
             <w:r>
               <w:rPr>
-                <w:rFonts w:ascii="Arial" w:hAnsi="Arial" w:cs="Arial"/>
-                <w:noProof/>
-                <w:webHidden/>
-                <w:sz w:val="16"/>
-                <w:szCs w:val="16"/>
+                <w:noProof/>
+                <w:webHidden/>
+                <w:sz w:val="13"/>
+                <w:szCs w:val="13"/>
               </w:rPr>
               <w:fldChar w:fldCharType="begin"/>
             </w:r>
             <w:r>
               <w:rPr>
-                <w:rFonts w:ascii="Arial" w:hAnsi="Arial" w:cs="Arial"/>
-                <w:noProof/>
-                <w:webHidden/>
-                <w:sz w:val="16"/>
-                <w:szCs w:val="16"/>
-              </w:rPr>
-              <w:instrText xml:space="preserve"> PAGEREF _Toc232423284 \h </w:instrText>
-            </w:r>
-            <w:r>
-              <w:rPr>
-                <w:rFonts w:ascii="Arial" w:hAnsi="Arial" w:cs="Arial"/>
-                <w:noProof/>
-                <w:webHidden/>
-                <w:sz w:val="16"/>
-                <w:szCs w:val="16"/>
-              </w:rPr>
-            </w:r>
-            <w:r>
-              <w:rPr>
-                <w:rFonts w:ascii="Arial" w:hAnsi="Arial" w:cs="Arial"/>
-                <w:noProof/>
-                <w:webHidden/>
-                <w:sz w:val="16"/>
-                <w:szCs w:val="16"/>
+                <w:noProof/>
+                <w:webHidden/>
+                <w:sz w:val="13"/>
+                <w:szCs w:val="13"/>
+              </w:rPr>
+              <w:instrText xml:space="preserve"> PAGEREF _Toc232507659 \h </w:instrText>
+            </w:r>
+            <w:r>
+              <w:rPr>
+                <w:noProof/>
+                <w:webHidden/>
+                <w:sz w:val="13"/>
+                <w:szCs w:val="13"/>
+              </w:rPr>
+            </w:r>
+            <w:r>
+              <w:rPr>
+                <w:noProof/>
+                <w:webHidden/>
+                <w:sz w:val="13"/>
+                <w:szCs w:val="13"/>
               </w:rPr>
               <w:fldChar w:fldCharType="separate"/>
             </w:r>
             <w:r>
               <w:rPr>
-                <w:rFonts w:ascii="Arial" w:hAnsi="Arial" w:cs="Arial"/>
-                <w:noProof/>
-                <w:webHidden/>
-                <w:sz w:val="16"/>
-                <w:szCs w:val="16"/>
-              </w:rPr>
-              <w:t>4</w:t>
-            </w:r>
-            <w:r>
-              <w:rPr>
-                <w:rFonts w:ascii="Arial" w:hAnsi="Arial" w:cs="Arial"/>
-                <w:noProof/>
-                <w:webHidden/>
-                <w:sz w:val="16"/>
-                <w:szCs w:val="16"/>
+                <w:noProof/>
+                <w:webHidden/>
+                <w:sz w:val="13"/>
+                <w:szCs w:val="13"/>
+              </w:rPr>
+              <w:t>5</w:t>
+            </w:r>
+            <w:r>
+              <w:rPr>
+                <w:noProof/>
+                <w:webHidden/>
+                <w:sz w:val="13"/>
+                <w:szCs w:val="13"/>
               </w:rPr>
               <w:fldChar w:fldCharType="end"/>
             </w:r>
@@ -1790,89 +1668,81 @@
               <w:tab w:val="right" w:leader="dot" w:pos="8494"/>
             </w:tabs>
             <w:rPr>
-              <w:rFonts w:ascii="Arial" w:hAnsi="Arial" w:cs="Arial"/>
               <w:noProof/>
-              <w:sz w:val="16"/>
-              <w:szCs w:val="16"/>
+              <w:sz w:val="13"/>
+              <w:szCs w:val="13"/>
             </w:rPr>
           </w:pPr>
-          <w:hyperlink w:anchor="_Toc232423285" w:history="1">
+          <w:hyperlink w:anchor="_Toc232507660" w:history="1">
             <w:r>
               <w:rPr>
                 <w:rStyle w:val="Hipervnculo"/>
                 <w:rFonts w:ascii="Arial" w:hAnsi="Arial" w:cs="Arial"/>
                 <w:noProof/>
-                <w:sz w:val="16"/>
-                <w:szCs w:val="16"/>
+                <w:sz w:val="13"/>
+                <w:szCs w:val="13"/>
               </w:rPr>
               <w:t>6.2 Tablas creadas</w:t>
             </w:r>
             <w:r>
               <w:rPr>
-                <w:rFonts w:ascii="Arial" w:hAnsi="Arial" w:cs="Arial"/>
-                <w:noProof/>
-                <w:webHidden/>
-                <w:sz w:val="16"/>
-                <w:szCs w:val="16"/>
+                <w:noProof/>
+                <w:webHidden/>
+                <w:sz w:val="13"/>
+                <w:szCs w:val="13"/>
               </w:rPr>
               <w:tab/>
             </w:r>
             <w:r>
               <w:rPr>
-                <w:rFonts w:ascii="Arial" w:hAnsi="Arial" w:cs="Arial"/>
-                <w:noProof/>
-                <w:webHidden/>
-                <w:sz w:val="16"/>
-                <w:szCs w:val="16"/>
+                <w:noProof/>
+                <w:webHidden/>
+                <w:sz w:val="13"/>
+                <w:szCs w:val="13"/>
               </w:rPr>
               <w:fldChar w:fldCharType="begin"/>
             </w:r>
             <w:r>
               <w:rPr>
-                <w:rFonts w:ascii="Arial" w:hAnsi="Arial" w:cs="Arial"/>
-                <w:noProof/>
-                <w:webHidden/>
-                <w:sz w:val="16"/>
-                <w:szCs w:val="16"/>
-              </w:rPr>
-              <w:instrText xml:space="preserve"> PAGEREF _Toc232423285 \h </w:instrText>
-            </w:r>
-            <w:r>
-              <w:rPr>
-                <w:rFonts w:ascii="Arial" w:hAnsi="Arial" w:cs="Arial"/>
-                <w:noProof/>
-                <w:webHidden/>
-                <w:sz w:val="16"/>
-                <w:szCs w:val="16"/>
-              </w:rPr>
-            </w:r>
-            <w:r>
-              <w:rPr>
-                <w:rFonts w:ascii="Arial" w:hAnsi="Arial" w:cs="Arial"/>
-                <w:noProof/>
-                <w:webHidden/>
-                <w:sz w:val="16"/>
-                <w:szCs w:val="16"/>
+                <w:noProof/>
+                <w:webHidden/>
+                <w:sz w:val="13"/>
+                <w:szCs w:val="13"/>
+              </w:rPr>
+              <w:instrText xml:space="preserve"> PAGEREF _Toc232507660 \h </w:instrText>
+            </w:r>
+            <w:r>
+              <w:rPr>
+                <w:noProof/>
+                <w:webHidden/>
+                <w:sz w:val="13"/>
+                <w:szCs w:val="13"/>
+              </w:rPr>
+            </w:r>
+            <w:r>
+              <w:rPr>
+                <w:noProof/>
+                <w:webHidden/>
+                <w:sz w:val="13"/>
+                <w:szCs w:val="13"/>
               </w:rPr>
               <w:fldChar w:fldCharType="separate"/>
             </w:r>
             <w:r>
               <w:rPr>
-                <w:rFonts w:ascii="Arial" w:hAnsi="Arial" w:cs="Arial"/>
-                <w:noProof/>
-                <w:webHidden/>
-                <w:sz w:val="16"/>
-                <w:szCs w:val="16"/>
+                <w:noProof/>
+                <w:webHidden/>
+                <w:sz w:val="13"/>
+                <w:szCs w:val="13"/>
               </w:rPr>
               <w:t>5</w:t>
             </w:r>
             <w:r>
               <w:rPr>
-                <w:rFonts w:ascii="Arial" w:hAnsi="Arial" w:cs="Arial"/>
-                <w:noProof/>
-                <w:webHidden/>
-                <w:sz w:val="16"/>
-                <w:szCs w:val="16"/>
+                <w:noProof/>
+                <w:webHidden/>
+                <w:sz w:val="13"/>
+                <w:szCs w:val="13"/>
               </w:rPr>
               <w:fldChar w:fldCharType="end"/>
             </w:r>
@@ -1885,89 +1755,81 @@
               <w:tab w:val="right" w:leader="dot" w:pos="8494"/>
             </w:tabs>
             <w:rPr>
-              <w:rFonts w:ascii="Arial" w:hAnsi="Arial" w:cs="Arial"/>
               <w:noProof/>
-              <w:sz w:val="16"/>
-              <w:szCs w:val="16"/>
+              <w:sz w:val="13"/>
+              <w:szCs w:val="13"/>
             </w:rPr>
           </w:pPr>
-          <w:hyperlink w:anchor="_Toc232423286" w:history="1">
+          <w:hyperlink w:anchor="_Toc232507661" w:history="1">
             <w:r>
               <w:rPr>
                 <w:rStyle w:val="Hipervnculo"/>
                 <w:rFonts w:ascii="Arial" w:hAnsi="Arial" w:cs="Arial"/>
                 <w:noProof/>
-                <w:sz w:val="16"/>
-                <w:szCs w:val="16"/>
+                <w:sz w:val="13"/>
+                <w:szCs w:val="13"/>
               </w:rPr>
               <w:t>5.3 Consultas principales</w:t>
             </w:r>
             <w:r>
               <w:rPr>
-                <w:rFonts w:ascii="Arial" w:hAnsi="Arial" w:cs="Arial"/>
-                <w:noProof/>
-                <w:webHidden/>
-                <w:sz w:val="16"/>
-                <w:szCs w:val="16"/>
+                <w:noProof/>
+                <w:webHidden/>
+                <w:sz w:val="13"/>
+                <w:szCs w:val="13"/>
               </w:rPr>
               <w:tab/>
             </w:r>
             <w:r>
               <w:rPr>
-                <w:rFonts w:ascii="Arial" w:hAnsi="Arial" w:cs="Arial"/>
-                <w:noProof/>
-                <w:webHidden/>
-                <w:sz w:val="16"/>
-                <w:szCs w:val="16"/>
+                <w:noProof/>
+                <w:webHidden/>
+                <w:sz w:val="13"/>
+                <w:szCs w:val="13"/>
               </w:rPr>
               <w:fldChar w:fldCharType="begin"/>
             </w:r>
             <w:r>
               <w:rPr>
-                <w:rFonts w:ascii="Arial" w:hAnsi="Arial" w:cs="Arial"/>
-                <w:noProof/>
-                <w:webHidden/>
-                <w:sz w:val="16"/>
-                <w:szCs w:val="16"/>
-              </w:rPr>
-              <w:instrText xml:space="preserve"> PAGEREF _Toc232423286 \h </w:instrText>
-            </w:r>
-            <w:r>
-              <w:rPr>
-                <w:rFonts w:ascii="Arial" w:hAnsi="Arial" w:cs="Arial"/>
-                <w:noProof/>
-                <w:webHidden/>
-                <w:sz w:val="16"/>
-                <w:szCs w:val="16"/>
-              </w:rPr>
-            </w:r>
-            <w:r>
-              <w:rPr>
-                <w:rFonts w:ascii="Arial" w:hAnsi="Arial" w:cs="Arial"/>
-                <w:noProof/>
-                <w:webHidden/>
-                <w:sz w:val="16"/>
-                <w:szCs w:val="16"/>
+                <w:noProof/>
+                <w:webHidden/>
+                <w:sz w:val="13"/>
+                <w:szCs w:val="13"/>
+              </w:rPr>
+              <w:instrText xml:space="preserve"> PAGEREF _Toc232507661 \h </w:instrText>
+            </w:r>
+            <w:r>
+              <w:rPr>
+                <w:noProof/>
+                <w:webHidden/>
+                <w:sz w:val="13"/>
+                <w:szCs w:val="13"/>
+              </w:rPr>
+            </w:r>
+            <w:r>
+              <w:rPr>
+                <w:noProof/>
+                <w:webHidden/>
+                <w:sz w:val="13"/>
+                <w:szCs w:val="13"/>
               </w:rPr>
               <w:fldChar w:fldCharType="separate"/>
             </w:r>
             <w:r>
               <w:rPr>
-                <w:rFonts w:ascii="Arial" w:hAnsi="Arial" w:cs="Arial"/>
-                <w:noProof/>
-                <w:webHidden/>
-                <w:sz w:val="16"/>
-                <w:szCs w:val="16"/>
-              </w:rPr>
-              <w:t>5</w:t>
-            </w:r>
-            <w:r>
-              <w:rPr>
-                <w:rFonts w:ascii="Arial" w:hAnsi="Arial" w:cs="Arial"/>
-                <w:noProof/>
-                <w:webHidden/>
-                <w:sz w:val="16"/>
-                <w:szCs w:val="16"/>
+                <w:noProof/>
+                <w:webHidden/>
+                <w:sz w:val="13"/>
+                <w:szCs w:val="13"/>
+              </w:rPr>
+              <w:t>6</w:t>
+            </w:r>
+            <w:r>
+              <w:rPr>
+                <w:noProof/>
+                <w:webHidden/>
+                <w:sz w:val="13"/>
+                <w:szCs w:val="13"/>
               </w:rPr>
               <w:fldChar w:fldCharType="end"/>
             </w:r>
@@ -1980,89 +1842,81 @@
               <w:tab w:val="right" w:leader="dot" w:pos="8494"/>
             </w:tabs>
             <w:rPr>
-              <w:rFonts w:ascii="Arial" w:hAnsi="Arial" w:cs="Arial"/>
               <w:noProof/>
-              <w:sz w:val="16"/>
-              <w:szCs w:val="16"/>
+              <w:sz w:val="13"/>
+              <w:szCs w:val="13"/>
             </w:rPr>
           </w:pPr>
-          <w:hyperlink w:anchor="_Toc232423287" w:history="1">
+          <w:hyperlink w:anchor="_Toc232507662" w:history="1">
             <w:r>
               <w:rPr>
                 <w:rStyle w:val="Hipervnculo"/>
                 <w:rFonts w:ascii="Arial" w:hAnsi="Arial" w:cs="Arial"/>
                 <w:noProof/>
-                <w:sz w:val="16"/>
-                <w:szCs w:val="16"/>
+                <w:sz w:val="13"/>
+                <w:szCs w:val="13"/>
               </w:rPr>
               <w:t>6. Análisis Exploratorio (EDA)</w:t>
             </w:r>
             <w:r>
               <w:rPr>
-                <w:rFonts w:ascii="Arial" w:hAnsi="Arial" w:cs="Arial"/>
-                <w:noProof/>
-                <w:webHidden/>
-                <w:sz w:val="16"/>
-                <w:szCs w:val="16"/>
+                <w:noProof/>
+                <w:webHidden/>
+                <w:sz w:val="13"/>
+                <w:szCs w:val="13"/>
               </w:rPr>
               <w:tab/>
             </w:r>
             <w:r>
               <w:rPr>
-                <w:rFonts w:ascii="Arial" w:hAnsi="Arial" w:cs="Arial"/>
-                <w:noProof/>
-                <w:webHidden/>
-                <w:sz w:val="16"/>
-                <w:szCs w:val="16"/>
+                <w:noProof/>
+                <w:webHidden/>
+                <w:sz w:val="13"/>
+                <w:szCs w:val="13"/>
               </w:rPr>
               <w:fldChar w:fldCharType="begin"/>
             </w:r>
             <w:r>
               <w:rPr>
-                <w:rFonts w:ascii="Arial" w:hAnsi="Arial" w:cs="Arial"/>
-                <w:noProof/>
-                <w:webHidden/>
-                <w:sz w:val="16"/>
-                <w:szCs w:val="16"/>
-              </w:rPr>
-              <w:instrText xml:space="preserve"> PAGEREF _Toc232423287 \h </w:instrText>
-            </w:r>
-            <w:r>
-              <w:rPr>
-                <w:rFonts w:ascii="Arial" w:hAnsi="Arial" w:cs="Arial"/>
-                <w:noProof/>
-                <w:webHidden/>
-                <w:sz w:val="16"/>
-                <w:szCs w:val="16"/>
-              </w:rPr>
-            </w:r>
-            <w:r>
-              <w:rPr>
-                <w:rFonts w:ascii="Arial" w:hAnsi="Arial" w:cs="Arial"/>
-                <w:noProof/>
-                <w:webHidden/>
-                <w:sz w:val="16"/>
-                <w:szCs w:val="16"/>
+                <w:noProof/>
+                <w:webHidden/>
+                <w:sz w:val="13"/>
+                <w:szCs w:val="13"/>
+              </w:rPr>
+              <w:instrText xml:space="preserve"> PAGEREF _Toc232507662 \h </w:instrText>
+            </w:r>
+            <w:r>
+              <w:rPr>
+                <w:noProof/>
+                <w:webHidden/>
+                <w:sz w:val="13"/>
+                <w:szCs w:val="13"/>
+              </w:rPr>
+            </w:r>
+            <w:r>
+              <w:rPr>
+                <w:noProof/>
+                <w:webHidden/>
+                <w:sz w:val="13"/>
+                <w:szCs w:val="13"/>
               </w:rPr>
               <w:fldChar w:fldCharType="separate"/>
             </w:r>
             <w:r>
               <w:rPr>
-                <w:rFonts w:ascii="Arial" w:hAnsi="Arial" w:cs="Arial"/>
-                <w:noProof/>
-                <w:webHidden/>
-                <w:sz w:val="16"/>
-                <w:szCs w:val="16"/>
+                <w:noProof/>
+                <w:webHidden/>
+                <w:sz w:val="13"/>
+                <w:szCs w:val="13"/>
               </w:rPr>
               <w:t>6</w:t>
             </w:r>
             <w:r>
               <w:rPr>
-                <w:rFonts w:ascii="Arial" w:hAnsi="Arial" w:cs="Arial"/>
-                <w:noProof/>
-                <w:webHidden/>
-                <w:sz w:val="16"/>
-                <w:szCs w:val="16"/>
+                <w:noProof/>
+                <w:webHidden/>
+                <w:sz w:val="13"/>
+                <w:szCs w:val="13"/>
               </w:rPr>
               <w:fldChar w:fldCharType="end"/>
             </w:r>
@@ -2075,89 +1929,81 @@
               <w:tab w:val="right" w:leader="dot" w:pos="8494"/>
             </w:tabs>
             <w:rPr>
-              <w:rFonts w:ascii="Arial" w:hAnsi="Arial" w:cs="Arial"/>
               <w:noProof/>
-              <w:sz w:val="16"/>
-              <w:szCs w:val="16"/>
+              <w:sz w:val="13"/>
+              <w:szCs w:val="13"/>
             </w:rPr>
           </w:pPr>
-          <w:hyperlink w:anchor="_Toc232423288" w:history="1">
+          <w:hyperlink w:anchor="_Toc232507663" w:history="1">
             <w:r>
               <w:rPr>
                 <w:rStyle w:val="Hipervnculo"/>
                 <w:rFonts w:ascii="Arial" w:hAnsi="Arial" w:cs="Arial"/>
                 <w:noProof/>
-                <w:sz w:val="16"/>
-                <w:szCs w:val="16"/>
+                <w:sz w:val="13"/>
+                <w:szCs w:val="13"/>
               </w:rPr>
               <w:t>6.1 Introducción al análisis exploratorio</w:t>
             </w:r>
             <w:r>
               <w:rPr>
-                <w:rFonts w:ascii="Arial" w:hAnsi="Arial" w:cs="Arial"/>
-                <w:noProof/>
-                <w:webHidden/>
-                <w:sz w:val="16"/>
-                <w:szCs w:val="16"/>
+                <w:noProof/>
+                <w:webHidden/>
+                <w:sz w:val="13"/>
+                <w:szCs w:val="13"/>
               </w:rPr>
               <w:tab/>
             </w:r>
             <w:r>
               <w:rPr>
-                <w:rFonts w:ascii="Arial" w:hAnsi="Arial" w:cs="Arial"/>
-                <w:noProof/>
-                <w:webHidden/>
-                <w:sz w:val="16"/>
-                <w:szCs w:val="16"/>
+                <w:noProof/>
+                <w:webHidden/>
+                <w:sz w:val="13"/>
+                <w:szCs w:val="13"/>
               </w:rPr>
               <w:fldChar w:fldCharType="begin"/>
             </w:r>
             <w:r>
               <w:rPr>
-                <w:rFonts w:ascii="Arial" w:hAnsi="Arial" w:cs="Arial"/>
-                <w:noProof/>
-                <w:webHidden/>
-                <w:sz w:val="16"/>
-                <w:szCs w:val="16"/>
-              </w:rPr>
-              <w:instrText xml:space="preserve"> PAGEREF _Toc232423288 \h </w:instrText>
-            </w:r>
-            <w:r>
-              <w:rPr>
-                <w:rFonts w:ascii="Arial" w:hAnsi="Arial" w:cs="Arial"/>
-                <w:noProof/>
-                <w:webHidden/>
-                <w:sz w:val="16"/>
-                <w:szCs w:val="16"/>
-              </w:rPr>
-            </w:r>
-            <w:r>
-              <w:rPr>
-                <w:rFonts w:ascii="Arial" w:hAnsi="Arial" w:cs="Arial"/>
-                <w:noProof/>
-                <w:webHidden/>
-                <w:sz w:val="16"/>
-                <w:szCs w:val="16"/>
+                <w:noProof/>
+                <w:webHidden/>
+                <w:sz w:val="13"/>
+                <w:szCs w:val="13"/>
+              </w:rPr>
+              <w:instrText xml:space="preserve"> PAGEREF _Toc232507663 \h </w:instrText>
+            </w:r>
+            <w:r>
+              <w:rPr>
+                <w:noProof/>
+                <w:webHidden/>
+                <w:sz w:val="13"/>
+                <w:szCs w:val="13"/>
+              </w:rPr>
+            </w:r>
+            <w:r>
+              <w:rPr>
+                <w:noProof/>
+                <w:webHidden/>
+                <w:sz w:val="13"/>
+                <w:szCs w:val="13"/>
               </w:rPr>
               <w:fldChar w:fldCharType="separate"/>
             </w:r>
             <w:r>
               <w:rPr>
-                <w:rFonts w:ascii="Arial" w:hAnsi="Arial" w:cs="Arial"/>
-                <w:noProof/>
-                <w:webHidden/>
-                <w:sz w:val="16"/>
-                <w:szCs w:val="16"/>
+                <w:noProof/>
+                <w:webHidden/>
+                <w:sz w:val="13"/>
+                <w:szCs w:val="13"/>
               </w:rPr>
               <w:t>6</w:t>
             </w:r>
             <w:r>
               <w:rPr>
-                <w:rFonts w:ascii="Arial" w:hAnsi="Arial" w:cs="Arial"/>
-                <w:noProof/>
-                <w:webHidden/>
-                <w:sz w:val="16"/>
-                <w:szCs w:val="16"/>
+                <w:noProof/>
+                <w:webHidden/>
+                <w:sz w:val="13"/>
+                <w:szCs w:val="13"/>
               </w:rPr>
               <w:fldChar w:fldCharType="end"/>
             </w:r>
@@ -2170,89 +2016,81 @@
               <w:tab w:val="right" w:leader="dot" w:pos="8494"/>
             </w:tabs>
             <w:rPr>
-              <w:rFonts w:ascii="Arial" w:hAnsi="Arial" w:cs="Arial"/>
               <w:noProof/>
-              <w:sz w:val="16"/>
-              <w:szCs w:val="16"/>
+              <w:sz w:val="13"/>
+              <w:szCs w:val="13"/>
             </w:rPr>
           </w:pPr>
-          <w:hyperlink w:anchor="_Toc232423289" w:history="1">
+          <w:hyperlink w:anchor="_Toc232507664" w:history="1">
             <w:r>
               <w:rPr>
                 <w:rStyle w:val="Hipervnculo"/>
                 <w:rFonts w:ascii="Arial" w:hAnsi="Arial" w:cs="Arial"/>
                 <w:noProof/>
-                <w:sz w:val="16"/>
-                <w:szCs w:val="16"/>
+                <w:sz w:val="13"/>
+                <w:szCs w:val="13"/>
               </w:rPr>
               <w:t>6.2 Edad y posición</w:t>
             </w:r>
             <w:r>
               <w:rPr>
-                <w:rFonts w:ascii="Arial" w:hAnsi="Arial" w:cs="Arial"/>
-                <w:noProof/>
-                <w:webHidden/>
-                <w:sz w:val="16"/>
-                <w:szCs w:val="16"/>
+                <w:noProof/>
+                <w:webHidden/>
+                <w:sz w:val="13"/>
+                <w:szCs w:val="13"/>
               </w:rPr>
               <w:tab/>
             </w:r>
             <w:r>
               <w:rPr>
-                <w:rFonts w:ascii="Arial" w:hAnsi="Arial" w:cs="Arial"/>
-                <w:noProof/>
-                <w:webHidden/>
-                <w:sz w:val="16"/>
-                <w:szCs w:val="16"/>
+                <w:noProof/>
+                <w:webHidden/>
+                <w:sz w:val="13"/>
+                <w:szCs w:val="13"/>
               </w:rPr>
               <w:fldChar w:fldCharType="begin"/>
             </w:r>
             <w:r>
               <w:rPr>
-                <w:rFonts w:ascii="Arial" w:hAnsi="Arial" w:cs="Arial"/>
-                <w:noProof/>
-                <w:webHidden/>
-                <w:sz w:val="16"/>
-                <w:szCs w:val="16"/>
-              </w:rPr>
-              <w:instrText xml:space="preserve"> PAGEREF _Toc232423289 \h </w:instrText>
-            </w:r>
-            <w:r>
-              <w:rPr>
-                <w:rFonts w:ascii="Arial" w:hAnsi="Arial" w:cs="Arial"/>
-                <w:noProof/>
-                <w:webHidden/>
-                <w:sz w:val="16"/>
-                <w:szCs w:val="16"/>
-              </w:rPr>
-            </w:r>
-            <w:r>
-              <w:rPr>
-                <w:rFonts w:ascii="Arial" w:hAnsi="Arial" w:cs="Arial"/>
-                <w:noProof/>
-                <w:webHidden/>
-                <w:sz w:val="16"/>
-                <w:szCs w:val="16"/>
+                <w:noProof/>
+                <w:webHidden/>
+                <w:sz w:val="13"/>
+                <w:szCs w:val="13"/>
+              </w:rPr>
+              <w:instrText xml:space="preserve"> PAGEREF _Toc232507664 \h </w:instrText>
+            </w:r>
+            <w:r>
+              <w:rPr>
+                <w:noProof/>
+                <w:webHidden/>
+                <w:sz w:val="13"/>
+                <w:szCs w:val="13"/>
+              </w:rPr>
+            </w:r>
+            <w:r>
+              <w:rPr>
+                <w:noProof/>
+                <w:webHidden/>
+                <w:sz w:val="13"/>
+                <w:szCs w:val="13"/>
               </w:rPr>
               <w:fldChar w:fldCharType="separate"/>
             </w:r>
             <w:r>
               <w:rPr>
-                <w:rFonts w:ascii="Arial" w:hAnsi="Arial" w:cs="Arial"/>
-                <w:noProof/>
-                <w:webHidden/>
-                <w:sz w:val="16"/>
-                <w:szCs w:val="16"/>
-              </w:rPr>
-              <w:t>6</w:t>
-            </w:r>
-            <w:r>
-              <w:rPr>
-                <w:rFonts w:ascii="Arial" w:hAnsi="Arial" w:cs="Arial"/>
-                <w:noProof/>
-                <w:webHidden/>
-                <w:sz w:val="16"/>
-                <w:szCs w:val="16"/>
+                <w:noProof/>
+                <w:webHidden/>
+                <w:sz w:val="13"/>
+                <w:szCs w:val="13"/>
+              </w:rPr>
+              <w:t>7</w:t>
+            </w:r>
+            <w:r>
+              <w:rPr>
+                <w:noProof/>
+                <w:webHidden/>
+                <w:sz w:val="13"/>
+                <w:szCs w:val="13"/>
               </w:rPr>
               <w:fldChar w:fldCharType="end"/>
             </w:r>
@@ -2265,89 +2103,81 @@
               <w:tab w:val="right" w:leader="dot" w:pos="8494"/>
             </w:tabs>
             <w:rPr>
-              <w:rFonts w:ascii="Arial" w:hAnsi="Arial" w:cs="Arial"/>
               <w:noProof/>
-              <w:sz w:val="16"/>
-              <w:szCs w:val="16"/>
+              <w:sz w:val="13"/>
+              <w:szCs w:val="13"/>
             </w:rPr>
           </w:pPr>
-          <w:hyperlink w:anchor="_Toc232423290" w:history="1">
+          <w:hyperlink w:anchor="_Toc232507665" w:history="1">
             <w:r>
               <w:rPr>
                 <w:rStyle w:val="Hipervnculo"/>
                 <w:rFonts w:ascii="Arial" w:hAnsi="Arial" w:cs="Arial"/>
                 <w:noProof/>
-                <w:sz w:val="16"/>
-                <w:szCs w:val="16"/>
+                <w:sz w:val="13"/>
+                <w:szCs w:val="13"/>
               </w:rPr>
               <w:t>6.2.1 Estadística descriptiva I</w:t>
             </w:r>
             <w:r>
               <w:rPr>
-                <w:rFonts w:ascii="Arial" w:hAnsi="Arial" w:cs="Arial"/>
-                <w:noProof/>
-                <w:webHidden/>
-                <w:sz w:val="16"/>
-                <w:szCs w:val="16"/>
+                <w:noProof/>
+                <w:webHidden/>
+                <w:sz w:val="13"/>
+                <w:szCs w:val="13"/>
               </w:rPr>
               <w:tab/>
             </w:r>
             <w:r>
               <w:rPr>
-                <w:rFonts w:ascii="Arial" w:hAnsi="Arial" w:cs="Arial"/>
-                <w:noProof/>
-                <w:webHidden/>
-                <w:sz w:val="16"/>
-                <w:szCs w:val="16"/>
+                <w:noProof/>
+                <w:webHidden/>
+                <w:sz w:val="13"/>
+                <w:szCs w:val="13"/>
               </w:rPr>
               <w:fldChar w:fldCharType="begin"/>
             </w:r>
             <w:r>
               <w:rPr>
-                <w:rFonts w:ascii="Arial" w:hAnsi="Arial" w:cs="Arial"/>
-                <w:noProof/>
-                <w:webHidden/>
-                <w:sz w:val="16"/>
-                <w:szCs w:val="16"/>
-              </w:rPr>
-              <w:instrText xml:space="preserve"> PAGEREF _Toc232423290 \h </w:instrText>
-            </w:r>
-            <w:r>
-              <w:rPr>
-                <w:rFonts w:ascii="Arial" w:hAnsi="Arial" w:cs="Arial"/>
-                <w:noProof/>
-                <w:webHidden/>
-                <w:sz w:val="16"/>
-                <w:szCs w:val="16"/>
-              </w:rPr>
-            </w:r>
-            <w:r>
-              <w:rPr>
-                <w:rFonts w:ascii="Arial" w:hAnsi="Arial" w:cs="Arial"/>
-                <w:noProof/>
-                <w:webHidden/>
-                <w:sz w:val="16"/>
-                <w:szCs w:val="16"/>
+                <w:noProof/>
+                <w:webHidden/>
+                <w:sz w:val="13"/>
+                <w:szCs w:val="13"/>
+              </w:rPr>
+              <w:instrText xml:space="preserve"> PAGEREF _Toc232507665 \h </w:instrText>
+            </w:r>
+            <w:r>
+              <w:rPr>
+                <w:noProof/>
+                <w:webHidden/>
+                <w:sz w:val="13"/>
+                <w:szCs w:val="13"/>
+              </w:rPr>
+            </w:r>
+            <w:r>
+              <w:rPr>
+                <w:noProof/>
+                <w:webHidden/>
+                <w:sz w:val="13"/>
+                <w:szCs w:val="13"/>
               </w:rPr>
               <w:fldChar w:fldCharType="separate"/>
             </w:r>
             <w:r>
               <w:rPr>
-                <w:rFonts w:ascii="Arial" w:hAnsi="Arial" w:cs="Arial"/>
-                <w:noProof/>
-                <w:webHidden/>
-                <w:sz w:val="16"/>
-                <w:szCs w:val="16"/>
-              </w:rPr>
-              <w:t>6</w:t>
-            </w:r>
-            <w:r>
-              <w:rPr>
-                <w:rFonts w:ascii="Arial" w:hAnsi="Arial" w:cs="Arial"/>
-                <w:noProof/>
-                <w:webHidden/>
-                <w:sz w:val="16"/>
-                <w:szCs w:val="16"/>
+                <w:noProof/>
+                <w:webHidden/>
+                <w:sz w:val="13"/>
+                <w:szCs w:val="13"/>
+              </w:rPr>
+              <w:t>7</w:t>
+            </w:r>
+            <w:r>
+              <w:rPr>
+                <w:noProof/>
+                <w:webHidden/>
+                <w:sz w:val="13"/>
+                <w:szCs w:val="13"/>
               </w:rPr>
               <w:fldChar w:fldCharType="end"/>
             </w:r>
@@ -2360,89 +2190,81 @@
               <w:tab w:val="right" w:leader="dot" w:pos="8494"/>
             </w:tabs>
             <w:rPr>
-              <w:rFonts w:ascii="Arial" w:hAnsi="Arial" w:cs="Arial"/>
               <w:noProof/>
-              <w:sz w:val="16"/>
-              <w:szCs w:val="16"/>
+              <w:sz w:val="13"/>
+              <w:szCs w:val="13"/>
             </w:rPr>
           </w:pPr>
-          <w:hyperlink w:anchor="_Toc232423291" w:history="1">
+          <w:hyperlink w:anchor="_Toc232507666" w:history="1">
             <w:r>
               <w:rPr>
                 <w:rStyle w:val="Hipervnculo"/>
                 <w:rFonts w:ascii="Arial" w:hAnsi="Arial" w:cs="Arial"/>
                 <w:noProof/>
-                <w:sz w:val="16"/>
-                <w:szCs w:val="16"/>
+                <w:sz w:val="13"/>
+                <w:szCs w:val="13"/>
               </w:rPr>
               <w:t>6.2.2 Hallazgos principales I</w:t>
             </w:r>
             <w:r>
               <w:rPr>
-                <w:rFonts w:ascii="Arial" w:hAnsi="Arial" w:cs="Arial"/>
-                <w:noProof/>
-                <w:webHidden/>
-                <w:sz w:val="16"/>
-                <w:szCs w:val="16"/>
+                <w:noProof/>
+                <w:webHidden/>
+                <w:sz w:val="13"/>
+                <w:szCs w:val="13"/>
               </w:rPr>
               <w:tab/>
             </w:r>
             <w:r>
               <w:rPr>
-                <w:rFonts w:ascii="Arial" w:hAnsi="Arial" w:cs="Arial"/>
-                <w:noProof/>
-                <w:webHidden/>
-                <w:sz w:val="16"/>
-                <w:szCs w:val="16"/>
+                <w:noProof/>
+                <w:webHidden/>
+                <w:sz w:val="13"/>
+                <w:szCs w:val="13"/>
               </w:rPr>
               <w:fldChar w:fldCharType="begin"/>
             </w:r>
             <w:r>
               <w:rPr>
-                <w:rFonts w:ascii="Arial" w:hAnsi="Arial" w:cs="Arial"/>
-                <w:noProof/>
-                <w:webHidden/>
-                <w:sz w:val="16"/>
-                <w:szCs w:val="16"/>
-              </w:rPr>
-              <w:instrText xml:space="preserve"> PAGEREF _Toc232423291 \h </w:instrText>
-            </w:r>
-            <w:r>
-              <w:rPr>
-                <w:rFonts w:ascii="Arial" w:hAnsi="Arial" w:cs="Arial"/>
-                <w:noProof/>
-                <w:webHidden/>
-                <w:sz w:val="16"/>
-                <w:szCs w:val="16"/>
-              </w:rPr>
-            </w:r>
-            <w:r>
-              <w:rPr>
-                <w:rFonts w:ascii="Arial" w:hAnsi="Arial" w:cs="Arial"/>
-                <w:noProof/>
-                <w:webHidden/>
-                <w:sz w:val="16"/>
-                <w:szCs w:val="16"/>
+                <w:noProof/>
+                <w:webHidden/>
+                <w:sz w:val="13"/>
+                <w:szCs w:val="13"/>
+              </w:rPr>
+              <w:instrText xml:space="preserve"> PAGEREF _Toc232507666 \h </w:instrText>
+            </w:r>
+            <w:r>
+              <w:rPr>
+                <w:noProof/>
+                <w:webHidden/>
+                <w:sz w:val="13"/>
+                <w:szCs w:val="13"/>
+              </w:rPr>
+            </w:r>
+            <w:r>
+              <w:rPr>
+                <w:noProof/>
+                <w:webHidden/>
+                <w:sz w:val="13"/>
+                <w:szCs w:val="13"/>
               </w:rPr>
               <w:fldChar w:fldCharType="separate"/>
             </w:r>
             <w:r>
               <w:rPr>
-                <w:rFonts w:ascii="Arial" w:hAnsi="Arial" w:cs="Arial"/>
-                <w:noProof/>
-                <w:webHidden/>
-                <w:sz w:val="16"/>
-                <w:szCs w:val="16"/>
-              </w:rPr>
-              <w:t>6</w:t>
-            </w:r>
-            <w:r>
-              <w:rPr>
-                <w:rFonts w:ascii="Arial" w:hAnsi="Arial" w:cs="Arial"/>
-                <w:noProof/>
-                <w:webHidden/>
-                <w:sz w:val="16"/>
-                <w:szCs w:val="16"/>
+                <w:noProof/>
+                <w:webHidden/>
+                <w:sz w:val="13"/>
+                <w:szCs w:val="13"/>
+              </w:rPr>
+              <w:t>7</w:t>
+            </w:r>
+            <w:r>
+              <w:rPr>
+                <w:noProof/>
+                <w:webHidden/>
+                <w:sz w:val="13"/>
+                <w:szCs w:val="13"/>
               </w:rPr>
               <w:fldChar w:fldCharType="end"/>
             </w:r>
@@ -2455,89 +2277,81 @@
               <w:tab w:val="right" w:leader="dot" w:pos="8494"/>
             </w:tabs>
             <w:rPr>
-              <w:rFonts w:ascii="Arial" w:hAnsi="Arial" w:cs="Arial"/>
               <w:noProof/>
-              <w:sz w:val="16"/>
-              <w:szCs w:val="16"/>
+              <w:sz w:val="13"/>
+              <w:szCs w:val="13"/>
             </w:rPr>
           </w:pPr>
-          <w:hyperlink w:anchor="_Toc232423292" w:history="1">
+          <w:hyperlink w:anchor="_Toc232507667" w:history="1">
             <w:r>
               <w:rPr>
                 <w:rStyle w:val="Hipervnculo"/>
                 <w:rFonts w:ascii="Arial" w:hAnsi="Arial" w:cs="Arial"/>
                 <w:noProof/>
-                <w:sz w:val="16"/>
-                <w:szCs w:val="16"/>
+                <w:sz w:val="13"/>
+                <w:szCs w:val="13"/>
               </w:rPr>
               <w:t>6.2.3 Gráficos explicativos I</w:t>
             </w:r>
             <w:r>
               <w:rPr>
-                <w:rFonts w:ascii="Arial" w:hAnsi="Arial" w:cs="Arial"/>
-                <w:noProof/>
-                <w:webHidden/>
-                <w:sz w:val="16"/>
-                <w:szCs w:val="16"/>
+                <w:noProof/>
+                <w:webHidden/>
+                <w:sz w:val="13"/>
+                <w:szCs w:val="13"/>
               </w:rPr>
               <w:tab/>
             </w:r>
             <w:r>
               <w:rPr>
-                <w:rFonts w:ascii="Arial" w:hAnsi="Arial" w:cs="Arial"/>
-                <w:noProof/>
-                <w:webHidden/>
-                <w:sz w:val="16"/>
-                <w:szCs w:val="16"/>
+                <w:noProof/>
+                <w:webHidden/>
+                <w:sz w:val="13"/>
+                <w:szCs w:val="13"/>
               </w:rPr>
               <w:fldChar w:fldCharType="begin"/>
             </w:r>
             <w:r>
               <w:rPr>
-                <w:rFonts w:ascii="Arial" w:hAnsi="Arial" w:cs="Arial"/>
-                <w:noProof/>
-                <w:webHidden/>
-                <w:sz w:val="16"/>
-                <w:szCs w:val="16"/>
-              </w:rPr>
-              <w:instrText xml:space="preserve"> PAGEREF _Toc232423292 \h </w:instrText>
-            </w:r>
-            <w:r>
-              <w:rPr>
-                <w:rFonts w:ascii="Arial" w:hAnsi="Arial" w:cs="Arial"/>
-                <w:noProof/>
-                <w:webHidden/>
-                <w:sz w:val="16"/>
-                <w:szCs w:val="16"/>
-              </w:rPr>
-            </w:r>
-            <w:r>
-              <w:rPr>
-                <w:rFonts w:ascii="Arial" w:hAnsi="Arial" w:cs="Arial"/>
-                <w:noProof/>
-                <w:webHidden/>
-                <w:sz w:val="16"/>
-                <w:szCs w:val="16"/>
+                <w:noProof/>
+                <w:webHidden/>
+                <w:sz w:val="13"/>
+                <w:szCs w:val="13"/>
+              </w:rPr>
+              <w:instrText xml:space="preserve"> PAGEREF _Toc232507667 \h </w:instrText>
+            </w:r>
+            <w:r>
+              <w:rPr>
+                <w:noProof/>
+                <w:webHidden/>
+                <w:sz w:val="13"/>
+                <w:szCs w:val="13"/>
+              </w:rPr>
+            </w:r>
+            <w:r>
+              <w:rPr>
+                <w:noProof/>
+                <w:webHidden/>
+                <w:sz w:val="13"/>
+                <w:szCs w:val="13"/>
               </w:rPr>
               <w:fldChar w:fldCharType="separate"/>
             </w:r>
             <w:r>
               <w:rPr>
-                <w:rFonts w:ascii="Arial" w:hAnsi="Arial" w:cs="Arial"/>
-                <w:noProof/>
-                <w:webHidden/>
-                <w:sz w:val="16"/>
-                <w:szCs w:val="16"/>
-              </w:rPr>
-              <w:t>7</w:t>
-            </w:r>
-            <w:r>
-              <w:rPr>
-                <w:rFonts w:ascii="Arial" w:hAnsi="Arial" w:cs="Arial"/>
-                <w:noProof/>
-                <w:webHidden/>
-                <w:sz w:val="16"/>
-                <w:szCs w:val="16"/>
+                <w:noProof/>
+                <w:webHidden/>
+                <w:sz w:val="13"/>
+                <w:szCs w:val="13"/>
+              </w:rPr>
+              <w:t>8</w:t>
+            </w:r>
+            <w:r>
+              <w:rPr>
+                <w:noProof/>
+                <w:webHidden/>
+                <w:sz w:val="13"/>
+                <w:szCs w:val="13"/>
               </w:rPr>
               <w:fldChar w:fldCharType="end"/>
             </w:r>
@@ -2550,89 +2364,81 @@
               <w:tab w:val="right" w:leader="dot" w:pos="8494"/>
             </w:tabs>
             <w:rPr>
-              <w:rFonts w:ascii="Arial" w:hAnsi="Arial" w:cs="Arial"/>
               <w:noProof/>
-              <w:sz w:val="16"/>
-              <w:szCs w:val="16"/>
+              <w:sz w:val="13"/>
+              <w:szCs w:val="13"/>
             </w:rPr>
           </w:pPr>
-          <w:hyperlink w:anchor="_Toc232423293" w:history="1">
+          <w:hyperlink w:anchor="_Toc232507668" w:history="1">
             <w:r>
               <w:rPr>
                 <w:rStyle w:val="Hipervnculo"/>
                 <w:rFonts w:ascii="Arial" w:hAnsi="Arial" w:cs="Arial"/>
                 <w:noProof/>
-                <w:sz w:val="16"/>
-                <w:szCs w:val="16"/>
+                <w:sz w:val="13"/>
+                <w:szCs w:val="13"/>
               </w:rPr>
               <w:t>6.3 Posición y habilidades</w:t>
             </w:r>
             <w:r>
               <w:rPr>
-                <w:rFonts w:ascii="Arial" w:hAnsi="Arial" w:cs="Arial"/>
-                <w:noProof/>
-                <w:webHidden/>
-                <w:sz w:val="16"/>
-                <w:szCs w:val="16"/>
+                <w:noProof/>
+                <w:webHidden/>
+                <w:sz w:val="13"/>
+                <w:szCs w:val="13"/>
               </w:rPr>
               <w:tab/>
             </w:r>
             <w:r>
               <w:rPr>
-                <w:rFonts w:ascii="Arial" w:hAnsi="Arial" w:cs="Arial"/>
-                <w:noProof/>
-                <w:webHidden/>
-                <w:sz w:val="16"/>
-                <w:szCs w:val="16"/>
+                <w:noProof/>
+                <w:webHidden/>
+                <w:sz w:val="13"/>
+                <w:szCs w:val="13"/>
               </w:rPr>
               <w:fldChar w:fldCharType="begin"/>
             </w:r>
             <w:r>
               <w:rPr>
-                <w:rFonts w:ascii="Arial" w:hAnsi="Arial" w:cs="Arial"/>
-                <w:noProof/>
-                <w:webHidden/>
-                <w:sz w:val="16"/>
-                <w:szCs w:val="16"/>
-              </w:rPr>
-              <w:instrText xml:space="preserve"> PAGEREF _Toc232423293 \h </w:instrText>
-            </w:r>
-            <w:r>
-              <w:rPr>
-                <w:rFonts w:ascii="Arial" w:hAnsi="Arial" w:cs="Arial"/>
-                <w:noProof/>
-                <w:webHidden/>
-                <w:sz w:val="16"/>
-                <w:szCs w:val="16"/>
-              </w:rPr>
-            </w:r>
-            <w:r>
-              <w:rPr>
-                <w:rFonts w:ascii="Arial" w:hAnsi="Arial" w:cs="Arial"/>
-                <w:noProof/>
-                <w:webHidden/>
-                <w:sz w:val="16"/>
-                <w:szCs w:val="16"/>
+                <w:noProof/>
+                <w:webHidden/>
+                <w:sz w:val="13"/>
+                <w:szCs w:val="13"/>
+              </w:rPr>
+              <w:instrText xml:space="preserve"> PAGEREF _Toc232507668 \h </w:instrText>
+            </w:r>
+            <w:r>
+              <w:rPr>
+                <w:noProof/>
+                <w:webHidden/>
+                <w:sz w:val="13"/>
+                <w:szCs w:val="13"/>
+              </w:rPr>
+            </w:r>
+            <w:r>
+              <w:rPr>
+                <w:noProof/>
+                <w:webHidden/>
+                <w:sz w:val="13"/>
+                <w:szCs w:val="13"/>
               </w:rPr>
               <w:fldChar w:fldCharType="separate"/>
             </w:r>
             <w:r>
               <w:rPr>
-                <w:rFonts w:ascii="Arial" w:hAnsi="Arial" w:cs="Arial"/>
-                <w:noProof/>
-                <w:webHidden/>
-                <w:sz w:val="16"/>
-                <w:szCs w:val="16"/>
-              </w:rPr>
-              <w:t>7</w:t>
-            </w:r>
-            <w:r>
-              <w:rPr>
-                <w:rFonts w:ascii="Arial" w:hAnsi="Arial" w:cs="Arial"/>
-                <w:noProof/>
-                <w:webHidden/>
-                <w:sz w:val="16"/>
-                <w:szCs w:val="16"/>
+                <w:noProof/>
+                <w:webHidden/>
+                <w:sz w:val="13"/>
+                <w:szCs w:val="13"/>
+              </w:rPr>
+              <w:t>8</w:t>
+            </w:r>
+            <w:r>
+              <w:rPr>
+                <w:noProof/>
+                <w:webHidden/>
+                <w:sz w:val="13"/>
+                <w:szCs w:val="13"/>
               </w:rPr>
               <w:fldChar w:fldCharType="end"/>
             </w:r>
@@ -2645,89 +2451,81 @@
               <w:tab w:val="right" w:leader="dot" w:pos="8494"/>
             </w:tabs>
             <w:rPr>
-              <w:rFonts w:ascii="Arial" w:hAnsi="Arial" w:cs="Arial"/>
               <w:noProof/>
-              <w:sz w:val="16"/>
-              <w:szCs w:val="16"/>
+              <w:sz w:val="13"/>
+              <w:szCs w:val="13"/>
             </w:rPr>
           </w:pPr>
-          <w:hyperlink w:anchor="_Toc232423294" w:history="1">
+          <w:hyperlink w:anchor="_Toc232507669" w:history="1">
             <w:r>
               <w:rPr>
                 <w:rStyle w:val="Hipervnculo"/>
                 <w:rFonts w:ascii="Arial" w:hAnsi="Arial" w:cs="Arial"/>
                 <w:noProof/>
-                <w:sz w:val="16"/>
-                <w:szCs w:val="16"/>
+                <w:sz w:val="13"/>
+                <w:szCs w:val="13"/>
               </w:rPr>
               <w:t>6.3.1 Estadística descriptiva II</w:t>
             </w:r>
             <w:r>
               <w:rPr>
-                <w:rFonts w:ascii="Arial" w:hAnsi="Arial" w:cs="Arial"/>
-                <w:noProof/>
-                <w:webHidden/>
-                <w:sz w:val="16"/>
-                <w:szCs w:val="16"/>
+                <w:noProof/>
+                <w:webHidden/>
+                <w:sz w:val="13"/>
+                <w:szCs w:val="13"/>
               </w:rPr>
               <w:tab/>
             </w:r>
             <w:r>
               <w:rPr>
-                <w:rFonts w:ascii="Arial" w:hAnsi="Arial" w:cs="Arial"/>
-                <w:noProof/>
-                <w:webHidden/>
-                <w:sz w:val="16"/>
-                <w:szCs w:val="16"/>
+                <w:noProof/>
+                <w:webHidden/>
+                <w:sz w:val="13"/>
+                <w:szCs w:val="13"/>
               </w:rPr>
               <w:fldChar w:fldCharType="begin"/>
             </w:r>
             <w:r>
               <w:rPr>
-                <w:rFonts w:ascii="Arial" w:hAnsi="Arial" w:cs="Arial"/>
-                <w:noProof/>
-                <w:webHidden/>
-                <w:sz w:val="16"/>
-                <w:szCs w:val="16"/>
-              </w:rPr>
-              <w:instrText xml:space="preserve"> PAGEREF _Toc232423294 \h </w:instrText>
-            </w:r>
-            <w:r>
-              <w:rPr>
-                <w:rFonts w:ascii="Arial" w:hAnsi="Arial" w:cs="Arial"/>
-                <w:noProof/>
-                <w:webHidden/>
-                <w:sz w:val="16"/>
-                <w:szCs w:val="16"/>
-              </w:rPr>
-            </w:r>
-            <w:r>
-              <w:rPr>
-                <w:rFonts w:ascii="Arial" w:hAnsi="Arial" w:cs="Arial"/>
-                <w:noProof/>
-                <w:webHidden/>
-                <w:sz w:val="16"/>
-                <w:szCs w:val="16"/>
+                <w:noProof/>
+                <w:webHidden/>
+                <w:sz w:val="13"/>
+                <w:szCs w:val="13"/>
+              </w:rPr>
+              <w:instrText xml:space="preserve"> PAGEREF _Toc232507669 \h </w:instrText>
+            </w:r>
+            <w:r>
+              <w:rPr>
+                <w:noProof/>
+                <w:webHidden/>
+                <w:sz w:val="13"/>
+                <w:szCs w:val="13"/>
+              </w:rPr>
+            </w:r>
+            <w:r>
+              <w:rPr>
+                <w:noProof/>
+                <w:webHidden/>
+                <w:sz w:val="13"/>
+                <w:szCs w:val="13"/>
               </w:rPr>
               <w:fldChar w:fldCharType="separate"/>
             </w:r>
             <w:r>
               <w:rPr>
-                <w:rFonts w:ascii="Arial" w:hAnsi="Arial" w:cs="Arial"/>
-                <w:noProof/>
-                <w:webHidden/>
-                <w:sz w:val="16"/>
-                <w:szCs w:val="16"/>
+                <w:noProof/>
+                <w:webHidden/>
+                <w:sz w:val="13"/>
+                <w:szCs w:val="13"/>
               </w:rPr>
               <w:t>8</w:t>
             </w:r>
             <w:r>
               <w:rPr>
-                <w:rFonts w:ascii="Arial" w:hAnsi="Arial" w:cs="Arial"/>
-                <w:noProof/>
-                <w:webHidden/>
-                <w:sz w:val="16"/>
-                <w:szCs w:val="16"/>
+                <w:noProof/>
+                <w:webHidden/>
+                <w:sz w:val="13"/>
+                <w:szCs w:val="13"/>
               </w:rPr>
               <w:fldChar w:fldCharType="end"/>
             </w:r>
@@ -2740,89 +2538,81 @@
               <w:tab w:val="right" w:leader="dot" w:pos="8494"/>
             </w:tabs>
             <w:rPr>
-              <w:rFonts w:ascii="Arial" w:hAnsi="Arial" w:cs="Arial"/>
               <w:noProof/>
-              <w:sz w:val="16"/>
-              <w:szCs w:val="16"/>
+              <w:sz w:val="13"/>
+              <w:szCs w:val="13"/>
             </w:rPr>
           </w:pPr>
-          <w:hyperlink w:anchor="_Toc232423295" w:history="1">
+          <w:hyperlink w:anchor="_Toc232507670" w:history="1">
             <w:r>
               <w:rPr>
                 <w:rStyle w:val="Hipervnculo"/>
                 <w:rFonts w:ascii="Arial" w:hAnsi="Arial" w:cs="Arial"/>
                 <w:noProof/>
-                <w:sz w:val="16"/>
-                <w:szCs w:val="16"/>
+                <w:sz w:val="13"/>
+                <w:szCs w:val="13"/>
               </w:rPr>
               <w:t>6.3.2 Hallazgos principales II</w:t>
             </w:r>
             <w:r>
               <w:rPr>
-                <w:rFonts w:ascii="Arial" w:hAnsi="Arial" w:cs="Arial"/>
-                <w:noProof/>
-                <w:webHidden/>
-                <w:sz w:val="16"/>
-                <w:szCs w:val="16"/>
+                <w:noProof/>
+                <w:webHidden/>
+                <w:sz w:val="13"/>
+                <w:szCs w:val="13"/>
               </w:rPr>
               <w:tab/>
             </w:r>
             <w:r>
               <w:rPr>
-                <w:rFonts w:ascii="Arial" w:hAnsi="Arial" w:cs="Arial"/>
-                <w:noProof/>
-                <w:webHidden/>
-                <w:sz w:val="16"/>
-                <w:szCs w:val="16"/>
+                <w:noProof/>
+                <w:webHidden/>
+                <w:sz w:val="13"/>
+                <w:szCs w:val="13"/>
               </w:rPr>
               <w:fldChar w:fldCharType="begin"/>
             </w:r>
             <w:r>
               <w:rPr>
-                <w:rFonts w:ascii="Arial" w:hAnsi="Arial" w:cs="Arial"/>
-                <w:noProof/>
-                <w:webHidden/>
-                <w:sz w:val="16"/>
-                <w:szCs w:val="16"/>
-              </w:rPr>
-              <w:instrText xml:space="preserve"> PAGEREF _Toc232423295 \h </w:instrText>
-            </w:r>
-            <w:r>
-              <w:rPr>
-                <w:rFonts w:ascii="Arial" w:hAnsi="Arial" w:cs="Arial"/>
-                <w:noProof/>
-                <w:webHidden/>
-                <w:sz w:val="16"/>
-                <w:szCs w:val="16"/>
-              </w:rPr>
-            </w:r>
-            <w:r>
-              <w:rPr>
-                <w:rFonts w:ascii="Arial" w:hAnsi="Arial" w:cs="Arial"/>
-                <w:noProof/>
-                <w:webHidden/>
-                <w:sz w:val="16"/>
-                <w:szCs w:val="16"/>
+                <w:noProof/>
+                <w:webHidden/>
+                <w:sz w:val="13"/>
+                <w:szCs w:val="13"/>
+              </w:rPr>
+              <w:instrText xml:space="preserve"> PAGEREF _Toc232507670 \h </w:instrText>
+            </w:r>
+            <w:r>
+              <w:rPr>
+                <w:noProof/>
+                <w:webHidden/>
+                <w:sz w:val="13"/>
+                <w:szCs w:val="13"/>
+              </w:rPr>
+            </w:r>
+            <w:r>
+              <w:rPr>
+                <w:noProof/>
+                <w:webHidden/>
+                <w:sz w:val="13"/>
+                <w:szCs w:val="13"/>
               </w:rPr>
               <w:fldChar w:fldCharType="separate"/>
             </w:r>
             <w:r>
               <w:rPr>
-                <w:rFonts w:ascii="Arial" w:hAnsi="Arial" w:cs="Arial"/>
-                <w:noProof/>
-                <w:webHidden/>
-                <w:sz w:val="16"/>
-                <w:szCs w:val="16"/>
+                <w:noProof/>
+                <w:webHidden/>
+                <w:sz w:val="13"/>
+                <w:szCs w:val="13"/>
               </w:rPr>
               <w:t>8</w:t>
             </w:r>
             <w:r>
               <w:rPr>
-                <w:rFonts w:ascii="Arial" w:hAnsi="Arial" w:cs="Arial"/>
-                <w:noProof/>
-                <w:webHidden/>
-                <w:sz w:val="16"/>
-                <w:szCs w:val="16"/>
+                <w:noProof/>
+                <w:webHidden/>
+                <w:sz w:val="13"/>
+                <w:szCs w:val="13"/>
               </w:rPr>
               <w:fldChar w:fldCharType="end"/>
             </w:r>
@@ -2835,89 +2625,81 @@
               <w:tab w:val="right" w:leader="dot" w:pos="8494"/>
             </w:tabs>
             <w:rPr>
-              <w:rFonts w:ascii="Arial" w:hAnsi="Arial" w:cs="Arial"/>
               <w:noProof/>
-              <w:sz w:val="16"/>
-              <w:szCs w:val="16"/>
+              <w:sz w:val="13"/>
+              <w:szCs w:val="13"/>
             </w:rPr>
           </w:pPr>
-          <w:hyperlink w:anchor="_Toc232423296" w:history="1">
+          <w:hyperlink w:anchor="_Toc232507671" w:history="1">
             <w:r>
               <w:rPr>
                 <w:rStyle w:val="Hipervnculo"/>
                 <w:rFonts w:ascii="Arial" w:hAnsi="Arial" w:cs="Arial"/>
                 <w:noProof/>
-                <w:sz w:val="16"/>
-                <w:szCs w:val="16"/>
+                <w:sz w:val="13"/>
+                <w:szCs w:val="13"/>
               </w:rPr>
               <w:t>6.3.3 Gráficos explicativos II</w:t>
             </w:r>
             <w:r>
               <w:rPr>
-                <w:rFonts w:ascii="Arial" w:hAnsi="Arial" w:cs="Arial"/>
-                <w:noProof/>
-                <w:webHidden/>
-                <w:sz w:val="16"/>
-                <w:szCs w:val="16"/>
+                <w:noProof/>
+                <w:webHidden/>
+                <w:sz w:val="13"/>
+                <w:szCs w:val="13"/>
               </w:rPr>
               <w:tab/>
             </w:r>
             <w:r>
               <w:rPr>
-                <w:rFonts w:ascii="Arial" w:hAnsi="Arial" w:cs="Arial"/>
-                <w:noProof/>
-                <w:webHidden/>
-                <w:sz w:val="16"/>
-                <w:szCs w:val="16"/>
+                <w:noProof/>
+                <w:webHidden/>
+                <w:sz w:val="13"/>
+                <w:szCs w:val="13"/>
               </w:rPr>
               <w:fldChar w:fldCharType="begin"/>
             </w:r>
             <w:r>
               <w:rPr>
-                <w:rFonts w:ascii="Arial" w:hAnsi="Arial" w:cs="Arial"/>
-                <w:noProof/>
-                <w:webHidden/>
-                <w:sz w:val="16"/>
-                <w:szCs w:val="16"/>
-              </w:rPr>
-              <w:instrText xml:space="preserve"> PAGEREF _Toc232423296 \h </w:instrText>
-            </w:r>
-            <w:r>
-              <w:rPr>
-                <w:rFonts w:ascii="Arial" w:hAnsi="Arial" w:cs="Arial"/>
-                <w:noProof/>
-                <w:webHidden/>
-                <w:sz w:val="16"/>
-                <w:szCs w:val="16"/>
-              </w:rPr>
-            </w:r>
-            <w:r>
-              <w:rPr>
-                <w:rFonts w:ascii="Arial" w:hAnsi="Arial" w:cs="Arial"/>
-                <w:noProof/>
-                <w:webHidden/>
-                <w:sz w:val="16"/>
-                <w:szCs w:val="16"/>
+                <w:noProof/>
+                <w:webHidden/>
+                <w:sz w:val="13"/>
+                <w:szCs w:val="13"/>
+              </w:rPr>
+              <w:instrText xml:space="preserve"> PAGEREF _Toc232507671 \h </w:instrText>
+            </w:r>
+            <w:r>
+              <w:rPr>
+                <w:noProof/>
+                <w:webHidden/>
+                <w:sz w:val="13"/>
+                <w:szCs w:val="13"/>
+              </w:rPr>
+            </w:r>
+            <w:r>
+              <w:rPr>
+                <w:noProof/>
+                <w:webHidden/>
+                <w:sz w:val="13"/>
+                <w:szCs w:val="13"/>
               </w:rPr>
               <w:fldChar w:fldCharType="separate"/>
             </w:r>
             <w:r>
               <w:rPr>
-                <w:rFonts w:ascii="Arial" w:hAnsi="Arial" w:cs="Arial"/>
-                <w:noProof/>
-                <w:webHidden/>
-                <w:sz w:val="16"/>
-                <w:szCs w:val="16"/>
-              </w:rPr>
-              <w:t>8</w:t>
-            </w:r>
-            <w:r>
-              <w:rPr>
-                <w:rFonts w:ascii="Arial" w:hAnsi="Arial" w:cs="Arial"/>
-                <w:noProof/>
-                <w:webHidden/>
-                <w:sz w:val="16"/>
-                <w:szCs w:val="16"/>
+                <w:noProof/>
+                <w:webHidden/>
+                <w:sz w:val="13"/>
+                <w:szCs w:val="13"/>
+              </w:rPr>
+              <w:t>9</w:t>
+            </w:r>
+            <w:r>
+              <w:rPr>
+                <w:noProof/>
+                <w:webHidden/>
+                <w:sz w:val="13"/>
+                <w:szCs w:val="13"/>
               </w:rPr>
               <w:fldChar w:fldCharType="end"/>
             </w:r>
@@ -2930,89 +2712,81 @@
               <w:tab w:val="right" w:leader="dot" w:pos="8494"/>
             </w:tabs>
             <w:rPr>
-              <w:rFonts w:ascii="Arial" w:hAnsi="Arial" w:cs="Arial"/>
               <w:noProof/>
-              <w:sz w:val="16"/>
-              <w:szCs w:val="16"/>
+              <w:sz w:val="13"/>
+              <w:szCs w:val="13"/>
             </w:rPr>
           </w:pPr>
-          <w:hyperlink w:anchor="_Toc232423297" w:history="1">
+          <w:hyperlink w:anchor="_Toc232507672" w:history="1">
             <w:r>
               <w:rPr>
                 <w:rStyle w:val="Hipervnculo"/>
                 <w:rFonts w:ascii="Arial" w:hAnsi="Arial" w:cs="Arial"/>
                 <w:noProof/>
-                <w:sz w:val="16"/>
-                <w:szCs w:val="16"/>
+                <w:sz w:val="13"/>
+                <w:szCs w:val="13"/>
               </w:rPr>
               <w:t>6.4 Nacionalidad y margen de mejora</w:t>
             </w:r>
             <w:r>
               <w:rPr>
-                <w:rFonts w:ascii="Arial" w:hAnsi="Arial" w:cs="Arial"/>
-                <w:noProof/>
-                <w:webHidden/>
-                <w:sz w:val="16"/>
-                <w:szCs w:val="16"/>
+                <w:noProof/>
+                <w:webHidden/>
+                <w:sz w:val="13"/>
+                <w:szCs w:val="13"/>
               </w:rPr>
               <w:tab/>
             </w:r>
             <w:r>
               <w:rPr>
-                <w:rFonts w:ascii="Arial" w:hAnsi="Arial" w:cs="Arial"/>
-                <w:noProof/>
-                <w:webHidden/>
-                <w:sz w:val="16"/>
-                <w:szCs w:val="16"/>
+                <w:noProof/>
+                <w:webHidden/>
+                <w:sz w:val="13"/>
+                <w:szCs w:val="13"/>
               </w:rPr>
               <w:fldChar w:fldCharType="begin"/>
             </w:r>
             <w:r>
               <w:rPr>
-                <w:rFonts w:ascii="Arial" w:hAnsi="Arial" w:cs="Arial"/>
-                <w:noProof/>
-                <w:webHidden/>
-                <w:sz w:val="16"/>
-                <w:szCs w:val="16"/>
-              </w:rPr>
-              <w:instrText xml:space="preserve"> PAGEREF _Toc232423297 \h </w:instrText>
-            </w:r>
-            <w:r>
-              <w:rPr>
-                <w:rFonts w:ascii="Arial" w:hAnsi="Arial" w:cs="Arial"/>
-                <w:noProof/>
-                <w:webHidden/>
-                <w:sz w:val="16"/>
-                <w:szCs w:val="16"/>
-              </w:rPr>
-            </w:r>
-            <w:r>
-              <w:rPr>
-                <w:rFonts w:ascii="Arial" w:hAnsi="Arial" w:cs="Arial"/>
-                <w:noProof/>
-                <w:webHidden/>
-                <w:sz w:val="16"/>
-                <w:szCs w:val="16"/>
+                <w:noProof/>
+                <w:webHidden/>
+                <w:sz w:val="13"/>
+                <w:szCs w:val="13"/>
+              </w:rPr>
+              <w:instrText xml:space="preserve"> PAGEREF _Toc232507672 \h </w:instrText>
+            </w:r>
+            <w:r>
+              <w:rPr>
+                <w:noProof/>
+                <w:webHidden/>
+                <w:sz w:val="13"/>
+                <w:szCs w:val="13"/>
+              </w:rPr>
+            </w:r>
+            <w:r>
+              <w:rPr>
+                <w:noProof/>
+                <w:webHidden/>
+                <w:sz w:val="13"/>
+                <w:szCs w:val="13"/>
               </w:rPr>
               <w:fldChar w:fldCharType="separate"/>
             </w:r>
             <w:r>
               <w:rPr>
-                <w:rFonts w:ascii="Arial" w:hAnsi="Arial" w:cs="Arial"/>
-                <w:noProof/>
-                <w:webHidden/>
-                <w:sz w:val="16"/>
-                <w:szCs w:val="16"/>
+                <w:noProof/>
+                <w:webHidden/>
+                <w:sz w:val="13"/>
+                <w:szCs w:val="13"/>
               </w:rPr>
               <w:t>9</w:t>
             </w:r>
             <w:r>
               <w:rPr>
-                <w:rFonts w:ascii="Arial" w:hAnsi="Arial" w:cs="Arial"/>
-                <w:noProof/>
-                <w:webHidden/>
-                <w:sz w:val="16"/>
-                <w:szCs w:val="16"/>
+                <w:noProof/>
+                <w:webHidden/>
+                <w:sz w:val="13"/>
+                <w:szCs w:val="13"/>
               </w:rPr>
               <w:fldChar w:fldCharType="end"/>
             </w:r>
@@ -3025,89 +2799,81 @@
               <w:tab w:val="right" w:leader="dot" w:pos="8494"/>
             </w:tabs>
             <w:rPr>
-              <w:rFonts w:ascii="Arial" w:hAnsi="Arial" w:cs="Arial"/>
               <w:noProof/>
-              <w:sz w:val="16"/>
-              <w:szCs w:val="16"/>
+              <w:sz w:val="13"/>
+              <w:szCs w:val="13"/>
             </w:rPr>
           </w:pPr>
-          <w:hyperlink w:anchor="_Toc232423298" w:history="1">
+          <w:hyperlink w:anchor="_Toc232507673" w:history="1">
             <w:r>
               <w:rPr>
                 <w:rStyle w:val="Hipervnculo"/>
                 <w:rFonts w:ascii="Arial" w:hAnsi="Arial" w:cs="Arial"/>
                 <w:noProof/>
-                <w:sz w:val="16"/>
-                <w:szCs w:val="16"/>
+                <w:sz w:val="13"/>
+                <w:szCs w:val="13"/>
               </w:rPr>
               <w:t>6.4.1 Estadística descriptiva III</w:t>
             </w:r>
             <w:r>
               <w:rPr>
-                <w:rFonts w:ascii="Arial" w:hAnsi="Arial" w:cs="Arial"/>
-                <w:noProof/>
-                <w:webHidden/>
-                <w:sz w:val="16"/>
-                <w:szCs w:val="16"/>
+                <w:noProof/>
+                <w:webHidden/>
+                <w:sz w:val="13"/>
+                <w:szCs w:val="13"/>
               </w:rPr>
               <w:tab/>
             </w:r>
             <w:r>
               <w:rPr>
-                <w:rFonts w:ascii="Arial" w:hAnsi="Arial" w:cs="Arial"/>
-                <w:noProof/>
-                <w:webHidden/>
-                <w:sz w:val="16"/>
-                <w:szCs w:val="16"/>
+                <w:noProof/>
+                <w:webHidden/>
+                <w:sz w:val="13"/>
+                <w:szCs w:val="13"/>
               </w:rPr>
               <w:fldChar w:fldCharType="begin"/>
             </w:r>
             <w:r>
               <w:rPr>
-                <w:rFonts w:ascii="Arial" w:hAnsi="Arial" w:cs="Arial"/>
-                <w:noProof/>
-                <w:webHidden/>
-                <w:sz w:val="16"/>
-                <w:szCs w:val="16"/>
-              </w:rPr>
-              <w:instrText xml:space="preserve"> PAGEREF _Toc232423298 \h </w:instrText>
-            </w:r>
-            <w:r>
-              <w:rPr>
-                <w:rFonts w:ascii="Arial" w:hAnsi="Arial" w:cs="Arial"/>
-                <w:noProof/>
-                <w:webHidden/>
-                <w:sz w:val="16"/>
-                <w:szCs w:val="16"/>
-              </w:rPr>
-            </w:r>
-            <w:r>
-              <w:rPr>
-                <w:rFonts w:ascii="Arial" w:hAnsi="Arial" w:cs="Arial"/>
-                <w:noProof/>
-                <w:webHidden/>
-                <w:sz w:val="16"/>
-                <w:szCs w:val="16"/>
+                <w:noProof/>
+                <w:webHidden/>
+                <w:sz w:val="13"/>
+                <w:szCs w:val="13"/>
+              </w:rPr>
+              <w:instrText xml:space="preserve"> PAGEREF _Toc232507673 \h </w:instrText>
+            </w:r>
+            <w:r>
+              <w:rPr>
+                <w:noProof/>
+                <w:webHidden/>
+                <w:sz w:val="13"/>
+                <w:szCs w:val="13"/>
+              </w:rPr>
+            </w:r>
+            <w:r>
+              <w:rPr>
+                <w:noProof/>
+                <w:webHidden/>
+                <w:sz w:val="13"/>
+                <w:szCs w:val="13"/>
               </w:rPr>
               <w:fldChar w:fldCharType="separate"/>
             </w:r>
             <w:r>
               <w:rPr>
-                <w:rFonts w:ascii="Arial" w:hAnsi="Arial" w:cs="Arial"/>
-                <w:noProof/>
-                <w:webHidden/>
-                <w:sz w:val="16"/>
-                <w:szCs w:val="16"/>
-              </w:rPr>
-              <w:t>9</w:t>
-            </w:r>
-            <w:r>
-              <w:rPr>
-                <w:rFonts w:ascii="Arial" w:hAnsi="Arial" w:cs="Arial"/>
-                <w:noProof/>
-                <w:webHidden/>
-                <w:sz w:val="16"/>
-                <w:szCs w:val="16"/>
+                <w:noProof/>
+                <w:webHidden/>
+                <w:sz w:val="13"/>
+                <w:szCs w:val="13"/>
+              </w:rPr>
+              <w:t>10</w:t>
+            </w:r>
+            <w:r>
+              <w:rPr>
+                <w:noProof/>
+                <w:webHidden/>
+                <w:sz w:val="13"/>
+                <w:szCs w:val="13"/>
               </w:rPr>
               <w:fldChar w:fldCharType="end"/>
             </w:r>
@@ -3120,89 +2886,81 @@
               <w:tab w:val="right" w:leader="dot" w:pos="8494"/>
             </w:tabs>
             <w:rPr>
-              <w:rFonts w:ascii="Arial" w:hAnsi="Arial" w:cs="Arial"/>
               <w:noProof/>
-              <w:sz w:val="16"/>
-              <w:szCs w:val="16"/>
+              <w:sz w:val="13"/>
+              <w:szCs w:val="13"/>
             </w:rPr>
           </w:pPr>
-          <w:hyperlink w:anchor="_Toc232423299" w:history="1">
+          <w:hyperlink w:anchor="_Toc232507674" w:history="1">
             <w:r>
               <w:rPr>
                 <w:rStyle w:val="Hipervnculo"/>
                 <w:rFonts w:ascii="Arial" w:hAnsi="Arial" w:cs="Arial"/>
                 <w:noProof/>
-                <w:sz w:val="16"/>
-                <w:szCs w:val="16"/>
+                <w:sz w:val="13"/>
+                <w:szCs w:val="13"/>
               </w:rPr>
               <w:t>6.4.2 Hallazgos principales III</w:t>
             </w:r>
             <w:r>
               <w:rPr>
-                <w:rFonts w:ascii="Arial" w:hAnsi="Arial" w:cs="Arial"/>
-                <w:noProof/>
-                <w:webHidden/>
-                <w:sz w:val="16"/>
-                <w:szCs w:val="16"/>
+                <w:noProof/>
+                <w:webHidden/>
+                <w:sz w:val="13"/>
+                <w:szCs w:val="13"/>
               </w:rPr>
               <w:tab/>
             </w:r>
             <w:r>
               <w:rPr>
-                <w:rFonts w:ascii="Arial" w:hAnsi="Arial" w:cs="Arial"/>
-                <w:noProof/>
-                <w:webHidden/>
-                <w:sz w:val="16"/>
-                <w:szCs w:val="16"/>
+                <w:noProof/>
+                <w:webHidden/>
+                <w:sz w:val="13"/>
+                <w:szCs w:val="13"/>
               </w:rPr>
               <w:fldChar w:fldCharType="begin"/>
             </w:r>
             <w:r>
               <w:rPr>
-                <w:rFonts w:ascii="Arial" w:hAnsi="Arial" w:cs="Arial"/>
-                <w:noProof/>
-                <w:webHidden/>
-                <w:sz w:val="16"/>
-                <w:szCs w:val="16"/>
-              </w:rPr>
-              <w:instrText xml:space="preserve"> PAGEREF _Toc232423299 \h </w:instrText>
-            </w:r>
-            <w:r>
-              <w:rPr>
-                <w:rFonts w:ascii="Arial" w:hAnsi="Arial" w:cs="Arial"/>
-                <w:noProof/>
-                <w:webHidden/>
-                <w:sz w:val="16"/>
-                <w:szCs w:val="16"/>
-              </w:rPr>
-            </w:r>
-            <w:r>
-              <w:rPr>
-                <w:rFonts w:ascii="Arial" w:hAnsi="Arial" w:cs="Arial"/>
-                <w:noProof/>
-                <w:webHidden/>
-                <w:sz w:val="16"/>
-                <w:szCs w:val="16"/>
+                <w:noProof/>
+                <w:webHidden/>
+                <w:sz w:val="13"/>
+                <w:szCs w:val="13"/>
+              </w:rPr>
+              <w:instrText xml:space="preserve"> PAGEREF _Toc232507674 \h </w:instrText>
+            </w:r>
+            <w:r>
+              <w:rPr>
+                <w:noProof/>
+                <w:webHidden/>
+                <w:sz w:val="13"/>
+                <w:szCs w:val="13"/>
+              </w:rPr>
+            </w:r>
+            <w:r>
+              <w:rPr>
+                <w:noProof/>
+                <w:webHidden/>
+                <w:sz w:val="13"/>
+                <w:szCs w:val="13"/>
               </w:rPr>
               <w:fldChar w:fldCharType="separate"/>
             </w:r>
             <w:r>
               <w:rPr>
-                <w:rFonts w:ascii="Arial" w:hAnsi="Arial" w:cs="Arial"/>
-                <w:noProof/>
-                <w:webHidden/>
-                <w:sz w:val="16"/>
-                <w:szCs w:val="16"/>
-              </w:rPr>
-              <w:t>9</w:t>
-            </w:r>
-            <w:r>
-              <w:rPr>
-                <w:rFonts w:ascii="Arial" w:hAnsi="Arial" w:cs="Arial"/>
-                <w:noProof/>
-                <w:webHidden/>
-                <w:sz w:val="16"/>
-                <w:szCs w:val="16"/>
+                <w:noProof/>
+                <w:webHidden/>
+                <w:sz w:val="13"/>
+                <w:szCs w:val="13"/>
+              </w:rPr>
+              <w:t>10</w:t>
+            </w:r>
+            <w:r>
+              <w:rPr>
+                <w:noProof/>
+                <w:webHidden/>
+                <w:sz w:val="13"/>
+                <w:szCs w:val="13"/>
               </w:rPr>
               <w:fldChar w:fldCharType="end"/>
             </w:r>
@@ -3215,89 +2973,81 @@
               <w:tab w:val="right" w:leader="dot" w:pos="8494"/>
             </w:tabs>
             <w:rPr>
-              <w:rFonts w:ascii="Arial" w:hAnsi="Arial" w:cs="Arial"/>
               <w:noProof/>
-              <w:sz w:val="16"/>
-              <w:szCs w:val="16"/>
+              <w:sz w:val="13"/>
+              <w:szCs w:val="13"/>
             </w:rPr>
           </w:pPr>
-          <w:hyperlink w:anchor="_Toc232423300" w:history="1">
+          <w:hyperlink w:anchor="_Toc232507675" w:history="1">
             <w:r>
               <w:rPr>
                 <w:rStyle w:val="Hipervnculo"/>
                 <w:rFonts w:ascii="Arial" w:hAnsi="Arial" w:cs="Arial"/>
                 <w:noProof/>
-                <w:sz w:val="16"/>
-                <w:szCs w:val="16"/>
+                <w:sz w:val="13"/>
+                <w:szCs w:val="13"/>
               </w:rPr>
               <w:t>6.4.3 Gráficos explicativos III</w:t>
             </w:r>
             <w:r>
               <w:rPr>
-                <w:rFonts w:ascii="Arial" w:hAnsi="Arial" w:cs="Arial"/>
-                <w:noProof/>
-                <w:webHidden/>
-                <w:sz w:val="16"/>
-                <w:szCs w:val="16"/>
+                <w:noProof/>
+                <w:webHidden/>
+                <w:sz w:val="13"/>
+                <w:szCs w:val="13"/>
               </w:rPr>
               <w:tab/>
             </w:r>
             <w:r>
               <w:rPr>
-                <w:rFonts w:ascii="Arial" w:hAnsi="Arial" w:cs="Arial"/>
-                <w:noProof/>
-                <w:webHidden/>
-                <w:sz w:val="16"/>
-                <w:szCs w:val="16"/>
+                <w:noProof/>
+                <w:webHidden/>
+                <w:sz w:val="13"/>
+                <w:szCs w:val="13"/>
               </w:rPr>
               <w:fldChar w:fldCharType="begin"/>
             </w:r>
             <w:r>
               <w:rPr>
-                <w:rFonts w:ascii="Arial" w:hAnsi="Arial" w:cs="Arial"/>
-                <w:noProof/>
-                <w:webHidden/>
-                <w:sz w:val="16"/>
-                <w:szCs w:val="16"/>
-              </w:rPr>
-              <w:instrText xml:space="preserve"> PAGEREF _Toc232423300 \h </w:instrText>
-            </w:r>
-            <w:r>
-              <w:rPr>
-                <w:rFonts w:ascii="Arial" w:hAnsi="Arial" w:cs="Arial"/>
-                <w:noProof/>
-                <w:webHidden/>
-                <w:sz w:val="16"/>
-                <w:szCs w:val="16"/>
-              </w:rPr>
-            </w:r>
-            <w:r>
-              <w:rPr>
-                <w:rFonts w:ascii="Arial" w:hAnsi="Arial" w:cs="Arial"/>
-                <w:noProof/>
-                <w:webHidden/>
-                <w:sz w:val="16"/>
-                <w:szCs w:val="16"/>
+                <w:noProof/>
+                <w:webHidden/>
+                <w:sz w:val="13"/>
+                <w:szCs w:val="13"/>
+              </w:rPr>
+              <w:instrText xml:space="preserve"> PAGEREF _Toc232507675 \h </w:instrText>
+            </w:r>
+            <w:r>
+              <w:rPr>
+                <w:noProof/>
+                <w:webHidden/>
+                <w:sz w:val="13"/>
+                <w:szCs w:val="13"/>
+              </w:rPr>
+            </w:r>
+            <w:r>
+              <w:rPr>
+                <w:noProof/>
+                <w:webHidden/>
+                <w:sz w:val="13"/>
+                <w:szCs w:val="13"/>
               </w:rPr>
               <w:fldChar w:fldCharType="separate"/>
             </w:r>
             <w:r>
               <w:rPr>
-                <w:rFonts w:ascii="Arial" w:hAnsi="Arial" w:cs="Arial"/>
-                <w:noProof/>
-                <w:webHidden/>
-                <w:sz w:val="16"/>
-                <w:szCs w:val="16"/>
+                <w:noProof/>
+                <w:webHidden/>
+                <w:sz w:val="13"/>
+                <w:szCs w:val="13"/>
               </w:rPr>
               <w:t>10</w:t>
             </w:r>
             <w:r>
               <w:rPr>
-                <w:rFonts w:ascii="Arial" w:hAnsi="Arial" w:cs="Arial"/>
-                <w:noProof/>
-                <w:webHidden/>
-                <w:sz w:val="16"/>
-                <w:szCs w:val="16"/>
+                <w:noProof/>
+                <w:webHidden/>
+                <w:sz w:val="13"/>
+                <w:szCs w:val="13"/>
               </w:rPr>
               <w:fldChar w:fldCharType="end"/>
             </w:r>
@@ -3310,89 +3060,81 @@
               <w:tab w:val="right" w:leader="dot" w:pos="8494"/>
             </w:tabs>
             <w:rPr>
-              <w:rFonts w:ascii="Arial" w:hAnsi="Arial" w:cs="Arial"/>
               <w:noProof/>
-              <w:sz w:val="16"/>
-              <w:szCs w:val="16"/>
+              <w:sz w:val="13"/>
+              <w:szCs w:val="13"/>
             </w:rPr>
           </w:pPr>
-          <w:hyperlink w:anchor="_Toc232423301" w:history="1">
+          <w:hyperlink w:anchor="_Toc232507676" w:history="1">
             <w:r>
               <w:rPr>
                 <w:rStyle w:val="Hipervnculo"/>
                 <w:rFonts w:ascii="Arial" w:hAnsi="Arial" w:cs="Arial"/>
                 <w:noProof/>
-                <w:sz w:val="16"/>
-                <w:szCs w:val="16"/>
+                <w:sz w:val="13"/>
+                <w:szCs w:val="13"/>
               </w:rPr>
               <w:t>7. Visualización y Storytelling</w:t>
             </w:r>
             <w:r>
               <w:rPr>
-                <w:rFonts w:ascii="Arial" w:hAnsi="Arial" w:cs="Arial"/>
-                <w:noProof/>
-                <w:webHidden/>
-                <w:sz w:val="16"/>
-                <w:szCs w:val="16"/>
+                <w:noProof/>
+                <w:webHidden/>
+                <w:sz w:val="13"/>
+                <w:szCs w:val="13"/>
               </w:rPr>
               <w:tab/>
             </w:r>
             <w:r>
               <w:rPr>
-                <w:rFonts w:ascii="Arial" w:hAnsi="Arial" w:cs="Arial"/>
-                <w:noProof/>
-                <w:webHidden/>
-                <w:sz w:val="16"/>
-                <w:szCs w:val="16"/>
+                <w:noProof/>
+                <w:webHidden/>
+                <w:sz w:val="13"/>
+                <w:szCs w:val="13"/>
               </w:rPr>
               <w:fldChar w:fldCharType="begin"/>
             </w:r>
             <w:r>
               <w:rPr>
-                <w:rFonts w:ascii="Arial" w:hAnsi="Arial" w:cs="Arial"/>
-                <w:noProof/>
-                <w:webHidden/>
-                <w:sz w:val="16"/>
-                <w:szCs w:val="16"/>
-              </w:rPr>
-              <w:instrText xml:space="preserve"> PAGEREF _Toc232423301 \h </w:instrText>
-            </w:r>
-            <w:r>
-              <w:rPr>
-                <w:rFonts w:ascii="Arial" w:hAnsi="Arial" w:cs="Arial"/>
-                <w:noProof/>
-                <w:webHidden/>
-                <w:sz w:val="16"/>
-                <w:szCs w:val="16"/>
-              </w:rPr>
-            </w:r>
-            <w:r>
-              <w:rPr>
-                <w:rFonts w:ascii="Arial" w:hAnsi="Arial" w:cs="Arial"/>
-                <w:noProof/>
-                <w:webHidden/>
-                <w:sz w:val="16"/>
-                <w:szCs w:val="16"/>
+                <w:noProof/>
+                <w:webHidden/>
+                <w:sz w:val="13"/>
+                <w:szCs w:val="13"/>
+              </w:rPr>
+              <w:instrText xml:space="preserve"> PAGEREF _Toc232507676 \h </w:instrText>
+            </w:r>
+            <w:r>
+              <w:rPr>
+                <w:noProof/>
+                <w:webHidden/>
+                <w:sz w:val="13"/>
+                <w:szCs w:val="13"/>
+              </w:rPr>
+            </w:r>
+            <w:r>
+              <w:rPr>
+                <w:noProof/>
+                <w:webHidden/>
+                <w:sz w:val="13"/>
+                <w:szCs w:val="13"/>
               </w:rPr>
               <w:fldChar w:fldCharType="separate"/>
             </w:r>
             <w:r>
               <w:rPr>
-                <w:rFonts w:ascii="Arial" w:hAnsi="Arial" w:cs="Arial"/>
-                <w:noProof/>
-                <w:webHidden/>
-                <w:sz w:val="16"/>
-                <w:szCs w:val="16"/>
+                <w:noProof/>
+                <w:webHidden/>
+                <w:sz w:val="13"/>
+                <w:szCs w:val="13"/>
               </w:rPr>
               <w:t>11</w:t>
             </w:r>
             <w:r>
               <w:rPr>
-                <w:rFonts w:ascii="Arial" w:hAnsi="Arial" w:cs="Arial"/>
-                <w:noProof/>
-                <w:webHidden/>
-                <w:sz w:val="16"/>
-                <w:szCs w:val="16"/>
+                <w:noProof/>
+                <w:webHidden/>
+                <w:sz w:val="13"/>
+                <w:szCs w:val="13"/>
               </w:rPr>
               <w:fldChar w:fldCharType="end"/>
             </w:r>
@@ -3405,89 +3147,81 @@
               <w:tab w:val="right" w:leader="dot" w:pos="8494"/>
             </w:tabs>
             <w:rPr>
-              <w:rFonts w:ascii="Arial" w:hAnsi="Arial" w:cs="Arial"/>
               <w:noProof/>
-              <w:sz w:val="16"/>
-              <w:szCs w:val="16"/>
+              <w:sz w:val="13"/>
+              <w:szCs w:val="13"/>
             </w:rPr>
           </w:pPr>
-          <w:hyperlink w:anchor="_Toc232423302" w:history="1">
+          <w:hyperlink w:anchor="_Toc232507677" w:history="1">
             <w:r>
               <w:rPr>
                 <w:rStyle w:val="Hipervnculo"/>
                 <w:rFonts w:ascii="Arial" w:hAnsi="Arial" w:cs="Arial"/>
                 <w:noProof/>
-                <w:sz w:val="16"/>
-                <w:szCs w:val="16"/>
+                <w:sz w:val="13"/>
+                <w:szCs w:val="13"/>
               </w:rPr>
               <w:t>7.1 Objetivos del Dashboard</w:t>
             </w:r>
             <w:r>
               <w:rPr>
-                <w:rFonts w:ascii="Arial" w:hAnsi="Arial" w:cs="Arial"/>
-                <w:noProof/>
-                <w:webHidden/>
-                <w:sz w:val="16"/>
-                <w:szCs w:val="16"/>
+                <w:noProof/>
+                <w:webHidden/>
+                <w:sz w:val="13"/>
+                <w:szCs w:val="13"/>
               </w:rPr>
               <w:tab/>
             </w:r>
             <w:r>
               <w:rPr>
-                <w:rFonts w:ascii="Arial" w:hAnsi="Arial" w:cs="Arial"/>
-                <w:noProof/>
-                <w:webHidden/>
-                <w:sz w:val="16"/>
-                <w:szCs w:val="16"/>
+                <w:noProof/>
+                <w:webHidden/>
+                <w:sz w:val="13"/>
+                <w:szCs w:val="13"/>
               </w:rPr>
               <w:fldChar w:fldCharType="begin"/>
             </w:r>
             <w:r>
               <w:rPr>
-                <w:rFonts w:ascii="Arial" w:hAnsi="Arial" w:cs="Arial"/>
-                <w:noProof/>
-                <w:webHidden/>
-                <w:sz w:val="16"/>
-                <w:szCs w:val="16"/>
-              </w:rPr>
-              <w:instrText xml:space="preserve"> PAGEREF _Toc232423302 \h </w:instrText>
-            </w:r>
-            <w:r>
-              <w:rPr>
-                <w:rFonts w:ascii="Arial" w:hAnsi="Arial" w:cs="Arial"/>
-                <w:noProof/>
-                <w:webHidden/>
-                <w:sz w:val="16"/>
-                <w:szCs w:val="16"/>
-              </w:rPr>
-            </w:r>
-            <w:r>
-              <w:rPr>
-                <w:rFonts w:ascii="Arial" w:hAnsi="Arial" w:cs="Arial"/>
-                <w:noProof/>
-                <w:webHidden/>
-                <w:sz w:val="16"/>
-                <w:szCs w:val="16"/>
+                <w:noProof/>
+                <w:webHidden/>
+                <w:sz w:val="13"/>
+                <w:szCs w:val="13"/>
+              </w:rPr>
+              <w:instrText xml:space="preserve"> PAGEREF _Toc232507677 \h </w:instrText>
+            </w:r>
+            <w:r>
+              <w:rPr>
+                <w:noProof/>
+                <w:webHidden/>
+                <w:sz w:val="13"/>
+                <w:szCs w:val="13"/>
+              </w:rPr>
+            </w:r>
+            <w:r>
+              <w:rPr>
+                <w:noProof/>
+                <w:webHidden/>
+                <w:sz w:val="13"/>
+                <w:szCs w:val="13"/>
               </w:rPr>
               <w:fldChar w:fldCharType="separate"/>
             </w:r>
             <w:r>
               <w:rPr>
-                <w:rFonts w:ascii="Arial" w:hAnsi="Arial" w:cs="Arial"/>
-                <w:noProof/>
-                <w:webHidden/>
-                <w:sz w:val="16"/>
-                <w:szCs w:val="16"/>
+                <w:noProof/>
+                <w:webHidden/>
+                <w:sz w:val="13"/>
+                <w:szCs w:val="13"/>
               </w:rPr>
               <w:t>11</w:t>
             </w:r>
             <w:r>
               <w:rPr>
-                <w:rFonts w:ascii="Arial" w:hAnsi="Arial" w:cs="Arial"/>
-                <w:noProof/>
-                <w:webHidden/>
-                <w:sz w:val="16"/>
-                <w:szCs w:val="16"/>
+                <w:noProof/>
+                <w:webHidden/>
+                <w:sz w:val="13"/>
+                <w:szCs w:val="13"/>
               </w:rPr>
               <w:fldChar w:fldCharType="end"/>
             </w:r>
@@ -3500,89 +3234,81 @@
               <w:tab w:val="right" w:leader="dot" w:pos="8494"/>
             </w:tabs>
             <w:rPr>
-              <w:rFonts w:ascii="Arial" w:hAnsi="Arial" w:cs="Arial"/>
               <w:noProof/>
-              <w:sz w:val="16"/>
-              <w:szCs w:val="16"/>
+              <w:sz w:val="13"/>
+              <w:szCs w:val="13"/>
             </w:rPr>
           </w:pPr>
-          <w:hyperlink w:anchor="_Toc232423303" w:history="1">
+          <w:hyperlink w:anchor="_Toc232507678" w:history="1">
             <w:r>
               <w:rPr>
                 <w:rStyle w:val="Hipervnculo"/>
                 <w:rFonts w:ascii="Arial" w:hAnsi="Arial" w:cs="Arial"/>
                 <w:noProof/>
-                <w:sz w:val="16"/>
-                <w:szCs w:val="16"/>
+                <w:sz w:val="13"/>
+                <w:szCs w:val="13"/>
               </w:rPr>
               <w:t>7.2 Capturas principales</w:t>
             </w:r>
             <w:r>
               <w:rPr>
-                <w:rFonts w:ascii="Arial" w:hAnsi="Arial" w:cs="Arial"/>
-                <w:noProof/>
-                <w:webHidden/>
-                <w:sz w:val="16"/>
-                <w:szCs w:val="16"/>
+                <w:noProof/>
+                <w:webHidden/>
+                <w:sz w:val="13"/>
+                <w:szCs w:val="13"/>
               </w:rPr>
               <w:tab/>
             </w:r>
             <w:r>
               <w:rPr>
-                <w:rFonts w:ascii="Arial" w:hAnsi="Arial" w:cs="Arial"/>
-                <w:noProof/>
-                <w:webHidden/>
-                <w:sz w:val="16"/>
-                <w:szCs w:val="16"/>
+                <w:noProof/>
+                <w:webHidden/>
+                <w:sz w:val="13"/>
+                <w:szCs w:val="13"/>
               </w:rPr>
               <w:fldChar w:fldCharType="begin"/>
             </w:r>
             <w:r>
               <w:rPr>
-                <w:rFonts w:ascii="Arial" w:hAnsi="Arial" w:cs="Arial"/>
-                <w:noProof/>
-                <w:webHidden/>
-                <w:sz w:val="16"/>
-                <w:szCs w:val="16"/>
-              </w:rPr>
-              <w:instrText xml:space="preserve"> PAGEREF _Toc232423303 \h </w:instrText>
-            </w:r>
-            <w:r>
-              <w:rPr>
-                <w:rFonts w:ascii="Arial" w:hAnsi="Arial" w:cs="Arial"/>
-                <w:noProof/>
-                <w:webHidden/>
-                <w:sz w:val="16"/>
-                <w:szCs w:val="16"/>
-              </w:rPr>
-            </w:r>
-            <w:r>
-              <w:rPr>
-                <w:rFonts w:ascii="Arial" w:hAnsi="Arial" w:cs="Arial"/>
-                <w:noProof/>
-                <w:webHidden/>
-                <w:sz w:val="16"/>
-                <w:szCs w:val="16"/>
+                <w:noProof/>
+                <w:webHidden/>
+                <w:sz w:val="13"/>
+                <w:szCs w:val="13"/>
+              </w:rPr>
+              <w:instrText xml:space="preserve"> PAGEREF _Toc232507678 \h </w:instrText>
+            </w:r>
+            <w:r>
+              <w:rPr>
+                <w:noProof/>
+                <w:webHidden/>
+                <w:sz w:val="13"/>
+                <w:szCs w:val="13"/>
+              </w:rPr>
+            </w:r>
+            <w:r>
+              <w:rPr>
+                <w:noProof/>
+                <w:webHidden/>
+                <w:sz w:val="13"/>
+                <w:szCs w:val="13"/>
               </w:rPr>
               <w:fldChar w:fldCharType="separate"/>
             </w:r>
             <w:r>
               <w:rPr>
-                <w:rFonts w:ascii="Arial" w:hAnsi="Arial" w:cs="Arial"/>
-                <w:noProof/>
-                <w:webHidden/>
-                <w:sz w:val="16"/>
-                <w:szCs w:val="16"/>
-              </w:rPr>
-              <w:t>11</w:t>
-            </w:r>
-            <w:r>
-              <w:rPr>
-                <w:rFonts w:ascii="Arial" w:hAnsi="Arial" w:cs="Arial"/>
-                <w:noProof/>
-                <w:webHidden/>
-                <w:sz w:val="16"/>
-                <w:szCs w:val="16"/>
+                <w:noProof/>
+                <w:webHidden/>
+                <w:sz w:val="13"/>
+                <w:szCs w:val="13"/>
+              </w:rPr>
+              <w:t>12</w:t>
+            </w:r>
+            <w:r>
+              <w:rPr>
+                <w:noProof/>
+                <w:webHidden/>
+                <w:sz w:val="13"/>
+                <w:szCs w:val="13"/>
               </w:rPr>
               <w:fldChar w:fldCharType="end"/>
             </w:r>
@@ -3595,89 +3321,81 @@
               <w:tab w:val="right" w:leader="dot" w:pos="8494"/>
             </w:tabs>
             <w:rPr>
-              <w:rFonts w:ascii="Arial" w:hAnsi="Arial" w:cs="Arial"/>
               <w:noProof/>
-              <w:sz w:val="16"/>
-              <w:szCs w:val="16"/>
+              <w:sz w:val="13"/>
+              <w:szCs w:val="13"/>
             </w:rPr>
           </w:pPr>
-          <w:hyperlink w:anchor="_Toc232423304" w:history="1">
+          <w:hyperlink w:anchor="_Toc232507679" w:history="1">
             <w:r>
               <w:rPr>
                 <w:rStyle w:val="Hipervnculo"/>
                 <w:rFonts w:ascii="Arial" w:hAnsi="Arial" w:cs="Arial"/>
                 <w:noProof/>
-                <w:sz w:val="16"/>
-                <w:szCs w:val="16"/>
+                <w:sz w:val="13"/>
+                <w:szCs w:val="13"/>
               </w:rPr>
               <w:t>7.3 KPI utilizados e interpretación de estos</w:t>
             </w:r>
             <w:r>
               <w:rPr>
-                <w:rFonts w:ascii="Arial" w:hAnsi="Arial" w:cs="Arial"/>
-                <w:noProof/>
-                <w:webHidden/>
-                <w:sz w:val="16"/>
-                <w:szCs w:val="16"/>
+                <w:noProof/>
+                <w:webHidden/>
+                <w:sz w:val="13"/>
+                <w:szCs w:val="13"/>
               </w:rPr>
               <w:tab/>
             </w:r>
             <w:r>
               <w:rPr>
-                <w:rFonts w:ascii="Arial" w:hAnsi="Arial" w:cs="Arial"/>
-                <w:noProof/>
-                <w:webHidden/>
-                <w:sz w:val="16"/>
-                <w:szCs w:val="16"/>
+                <w:noProof/>
+                <w:webHidden/>
+                <w:sz w:val="13"/>
+                <w:szCs w:val="13"/>
               </w:rPr>
               <w:fldChar w:fldCharType="begin"/>
             </w:r>
             <w:r>
               <w:rPr>
-                <w:rFonts w:ascii="Arial" w:hAnsi="Arial" w:cs="Arial"/>
-                <w:noProof/>
-                <w:webHidden/>
-                <w:sz w:val="16"/>
-                <w:szCs w:val="16"/>
-              </w:rPr>
-              <w:instrText xml:space="preserve"> PAGEREF _Toc232423304 \h </w:instrText>
-            </w:r>
-            <w:r>
-              <w:rPr>
-                <w:rFonts w:ascii="Arial" w:hAnsi="Arial" w:cs="Arial"/>
-                <w:noProof/>
-                <w:webHidden/>
-                <w:sz w:val="16"/>
-                <w:szCs w:val="16"/>
-              </w:rPr>
-            </w:r>
-            <w:r>
-              <w:rPr>
-                <w:rFonts w:ascii="Arial" w:hAnsi="Arial" w:cs="Arial"/>
-                <w:noProof/>
-                <w:webHidden/>
-                <w:sz w:val="16"/>
-                <w:szCs w:val="16"/>
+                <w:noProof/>
+                <w:webHidden/>
+                <w:sz w:val="13"/>
+                <w:szCs w:val="13"/>
+              </w:rPr>
+              <w:instrText xml:space="preserve"> PAGEREF _Toc232507679 \h </w:instrText>
+            </w:r>
+            <w:r>
+              <w:rPr>
+                <w:noProof/>
+                <w:webHidden/>
+                <w:sz w:val="13"/>
+                <w:szCs w:val="13"/>
+              </w:rPr>
+            </w:r>
+            <w:r>
+              <w:rPr>
+                <w:noProof/>
+                <w:webHidden/>
+                <w:sz w:val="13"/>
+                <w:szCs w:val="13"/>
               </w:rPr>
               <w:fldChar w:fldCharType="separate"/>
             </w:r>
             <w:r>
               <w:rPr>
-                <w:rFonts w:ascii="Arial" w:hAnsi="Arial" w:cs="Arial"/>
-                <w:noProof/>
-                <w:webHidden/>
-                <w:sz w:val="16"/>
-                <w:szCs w:val="16"/>
+                <w:noProof/>
+                <w:webHidden/>
+                <w:sz w:val="13"/>
+                <w:szCs w:val="13"/>
               </w:rPr>
               <w:t>12</w:t>
             </w:r>
             <w:r>
               <w:rPr>
-                <w:rFonts w:ascii="Arial" w:hAnsi="Arial" w:cs="Arial"/>
-                <w:noProof/>
-                <w:webHidden/>
-                <w:sz w:val="16"/>
-                <w:szCs w:val="16"/>
+                <w:noProof/>
+                <w:webHidden/>
+                <w:sz w:val="13"/>
+                <w:szCs w:val="13"/>
               </w:rPr>
               <w:fldChar w:fldCharType="end"/>
             </w:r>
@@ -3690,89 +3408,81 @@
               <w:tab w:val="right" w:leader="dot" w:pos="8494"/>
             </w:tabs>
             <w:rPr>
-              <w:rFonts w:ascii="Arial" w:hAnsi="Arial" w:cs="Arial"/>
               <w:noProof/>
-              <w:sz w:val="16"/>
-              <w:szCs w:val="16"/>
+              <w:sz w:val="13"/>
+              <w:szCs w:val="13"/>
             </w:rPr>
           </w:pPr>
-          <w:hyperlink w:anchor="_Toc232423305" w:history="1">
+          <w:hyperlink w:anchor="_Toc232507680" w:history="1">
             <w:r>
               <w:rPr>
                 <w:rStyle w:val="Hipervnculo"/>
                 <w:rFonts w:ascii="Arial" w:hAnsi="Arial" w:cs="Arial"/>
                 <w:noProof/>
-                <w:sz w:val="16"/>
-                <w:szCs w:val="16"/>
+                <w:sz w:val="13"/>
+                <w:szCs w:val="13"/>
               </w:rPr>
               <w:t>6. Aplicación de técnicas analíticas</w:t>
             </w:r>
             <w:r>
               <w:rPr>
-                <w:rFonts w:ascii="Arial" w:hAnsi="Arial" w:cs="Arial"/>
-                <w:noProof/>
-                <w:webHidden/>
-                <w:sz w:val="16"/>
-                <w:szCs w:val="16"/>
+                <w:noProof/>
+                <w:webHidden/>
+                <w:sz w:val="13"/>
+                <w:szCs w:val="13"/>
               </w:rPr>
               <w:tab/>
             </w:r>
             <w:r>
               <w:rPr>
-                <w:rFonts w:ascii="Arial" w:hAnsi="Arial" w:cs="Arial"/>
-                <w:noProof/>
-                <w:webHidden/>
-                <w:sz w:val="16"/>
-                <w:szCs w:val="16"/>
+                <w:noProof/>
+                <w:webHidden/>
+                <w:sz w:val="13"/>
+                <w:szCs w:val="13"/>
               </w:rPr>
               <w:fldChar w:fldCharType="begin"/>
             </w:r>
             <w:r>
               <w:rPr>
-                <w:rFonts w:ascii="Arial" w:hAnsi="Arial" w:cs="Arial"/>
-                <w:noProof/>
-                <w:webHidden/>
-                <w:sz w:val="16"/>
-                <w:szCs w:val="16"/>
-              </w:rPr>
-              <w:instrText xml:space="preserve"> PAGEREF _Toc232423305 \h </w:instrText>
-            </w:r>
-            <w:r>
-              <w:rPr>
-                <w:rFonts w:ascii="Arial" w:hAnsi="Arial" w:cs="Arial"/>
-                <w:noProof/>
-                <w:webHidden/>
-                <w:sz w:val="16"/>
-                <w:szCs w:val="16"/>
-              </w:rPr>
-            </w:r>
-            <w:r>
-              <w:rPr>
-                <w:rFonts w:ascii="Arial" w:hAnsi="Arial" w:cs="Arial"/>
-                <w:noProof/>
-                <w:webHidden/>
-                <w:sz w:val="16"/>
-                <w:szCs w:val="16"/>
+                <w:noProof/>
+                <w:webHidden/>
+                <w:sz w:val="13"/>
+                <w:szCs w:val="13"/>
+              </w:rPr>
+              <w:instrText xml:space="preserve"> PAGEREF _Toc232507680 \h </w:instrText>
+            </w:r>
+            <w:r>
+              <w:rPr>
+                <w:noProof/>
+                <w:webHidden/>
+                <w:sz w:val="13"/>
+                <w:szCs w:val="13"/>
+              </w:rPr>
+            </w:r>
+            <w:r>
+              <w:rPr>
+                <w:noProof/>
+                <w:webHidden/>
+                <w:sz w:val="13"/>
+                <w:szCs w:val="13"/>
               </w:rPr>
               <w:fldChar w:fldCharType="separate"/>
             </w:r>
             <w:r>
               <w:rPr>
-                <w:rFonts w:ascii="Arial" w:hAnsi="Arial" w:cs="Arial"/>
-                <w:noProof/>
-                <w:webHidden/>
-                <w:sz w:val="16"/>
-                <w:szCs w:val="16"/>
-              </w:rPr>
-              <w:t>12</w:t>
-            </w:r>
-            <w:r>
-              <w:rPr>
-                <w:rFonts w:ascii="Arial" w:hAnsi="Arial" w:cs="Arial"/>
-                <w:noProof/>
-                <w:webHidden/>
-                <w:sz w:val="16"/>
-                <w:szCs w:val="16"/>
+                <w:noProof/>
+                <w:webHidden/>
+                <w:sz w:val="13"/>
+                <w:szCs w:val="13"/>
+              </w:rPr>
+              <w:t>13</w:t>
+            </w:r>
+            <w:r>
+              <w:rPr>
+                <w:noProof/>
+                <w:webHidden/>
+                <w:sz w:val="13"/>
+                <w:szCs w:val="13"/>
               </w:rPr>
               <w:fldChar w:fldCharType="end"/>
             </w:r>
@@ -3785,89 +3495,81 @@
               <w:tab w:val="right" w:leader="dot" w:pos="8494"/>
             </w:tabs>
             <w:rPr>
-              <w:rFonts w:ascii="Arial" w:hAnsi="Arial" w:cs="Arial"/>
               <w:noProof/>
-              <w:sz w:val="16"/>
-              <w:szCs w:val="16"/>
+              <w:sz w:val="13"/>
+              <w:szCs w:val="13"/>
             </w:rPr>
           </w:pPr>
-          <w:hyperlink w:anchor="_Toc232423306" w:history="1">
+          <w:hyperlink w:anchor="_Toc232507681" w:history="1">
             <w:r>
               <w:rPr>
                 <w:rStyle w:val="Hipervnculo"/>
                 <w:rFonts w:ascii="Arial" w:hAnsi="Arial" w:cs="Arial"/>
                 <w:noProof/>
-                <w:sz w:val="16"/>
-                <w:szCs w:val="16"/>
+                <w:sz w:val="13"/>
+                <w:szCs w:val="13"/>
               </w:rPr>
               <w:t>6.1 Correlación</w:t>
             </w:r>
             <w:r>
               <w:rPr>
-                <w:rFonts w:ascii="Arial" w:hAnsi="Arial" w:cs="Arial"/>
-                <w:noProof/>
-                <w:webHidden/>
-                <w:sz w:val="16"/>
-                <w:szCs w:val="16"/>
+                <w:noProof/>
+                <w:webHidden/>
+                <w:sz w:val="13"/>
+                <w:szCs w:val="13"/>
               </w:rPr>
               <w:tab/>
             </w:r>
             <w:r>
               <w:rPr>
-                <w:rFonts w:ascii="Arial" w:hAnsi="Arial" w:cs="Arial"/>
-                <w:noProof/>
-                <w:webHidden/>
-                <w:sz w:val="16"/>
-                <w:szCs w:val="16"/>
+                <w:noProof/>
+                <w:webHidden/>
+                <w:sz w:val="13"/>
+                <w:szCs w:val="13"/>
               </w:rPr>
               <w:fldChar w:fldCharType="begin"/>
             </w:r>
             <w:r>
               <w:rPr>
-                <w:rFonts w:ascii="Arial" w:hAnsi="Arial" w:cs="Arial"/>
-                <w:noProof/>
-                <w:webHidden/>
-                <w:sz w:val="16"/>
-                <w:szCs w:val="16"/>
-              </w:rPr>
-              <w:instrText xml:space="preserve"> PAGEREF _Toc232423306 \h </w:instrText>
-            </w:r>
-            <w:r>
-              <w:rPr>
-                <w:rFonts w:ascii="Arial" w:hAnsi="Arial" w:cs="Arial"/>
-                <w:noProof/>
-                <w:webHidden/>
-                <w:sz w:val="16"/>
-                <w:szCs w:val="16"/>
-              </w:rPr>
-            </w:r>
-            <w:r>
-              <w:rPr>
-                <w:rFonts w:ascii="Arial" w:hAnsi="Arial" w:cs="Arial"/>
-                <w:noProof/>
-                <w:webHidden/>
-                <w:sz w:val="16"/>
-                <w:szCs w:val="16"/>
+                <w:noProof/>
+                <w:webHidden/>
+                <w:sz w:val="13"/>
+                <w:szCs w:val="13"/>
+              </w:rPr>
+              <w:instrText xml:space="preserve"> PAGEREF _Toc232507681 \h </w:instrText>
+            </w:r>
+            <w:r>
+              <w:rPr>
+                <w:noProof/>
+                <w:webHidden/>
+                <w:sz w:val="13"/>
+                <w:szCs w:val="13"/>
+              </w:rPr>
+            </w:r>
+            <w:r>
+              <w:rPr>
+                <w:noProof/>
+                <w:webHidden/>
+                <w:sz w:val="13"/>
+                <w:szCs w:val="13"/>
               </w:rPr>
               <w:fldChar w:fldCharType="separate"/>
             </w:r>
             <w:r>
               <w:rPr>
-                <w:rFonts w:ascii="Arial" w:hAnsi="Arial" w:cs="Arial"/>
-                <w:noProof/>
-                <w:webHidden/>
-                <w:sz w:val="16"/>
-                <w:szCs w:val="16"/>
-              </w:rPr>
-              <w:t>12</w:t>
-            </w:r>
-            <w:r>
-              <w:rPr>
-                <w:rFonts w:ascii="Arial" w:hAnsi="Arial" w:cs="Arial"/>
-                <w:noProof/>
-                <w:webHidden/>
-                <w:sz w:val="16"/>
-                <w:szCs w:val="16"/>
+                <w:noProof/>
+                <w:webHidden/>
+                <w:sz w:val="13"/>
+                <w:szCs w:val="13"/>
+              </w:rPr>
+              <w:t>13</w:t>
+            </w:r>
+            <w:r>
+              <w:rPr>
+                <w:noProof/>
+                <w:webHidden/>
+                <w:sz w:val="13"/>
+                <w:szCs w:val="13"/>
               </w:rPr>
               <w:fldChar w:fldCharType="end"/>
             </w:r>
@@ -3880,89 +3582,81 @@
               <w:tab w:val="right" w:leader="dot" w:pos="8494"/>
             </w:tabs>
             <w:rPr>
-              <w:rFonts w:ascii="Arial" w:hAnsi="Arial" w:cs="Arial"/>
               <w:noProof/>
-              <w:sz w:val="16"/>
-              <w:szCs w:val="16"/>
+              <w:sz w:val="13"/>
+              <w:szCs w:val="13"/>
             </w:rPr>
           </w:pPr>
-          <w:hyperlink w:anchor="_Toc232423307" w:history="1">
+          <w:hyperlink w:anchor="_Toc232507682" w:history="1">
             <w:r>
               <w:rPr>
                 <w:rStyle w:val="Hipervnculo"/>
                 <w:rFonts w:ascii="Arial" w:hAnsi="Arial" w:cs="Arial"/>
                 <w:noProof/>
-                <w:sz w:val="16"/>
-                <w:szCs w:val="16"/>
+                <w:sz w:val="13"/>
+                <w:szCs w:val="13"/>
               </w:rPr>
               <w:t>6.2 Árbol de decisión</w:t>
             </w:r>
             <w:r>
               <w:rPr>
-                <w:rFonts w:ascii="Arial" w:hAnsi="Arial" w:cs="Arial"/>
-                <w:noProof/>
-                <w:webHidden/>
-                <w:sz w:val="16"/>
-                <w:szCs w:val="16"/>
+                <w:noProof/>
+                <w:webHidden/>
+                <w:sz w:val="13"/>
+                <w:szCs w:val="13"/>
               </w:rPr>
               <w:tab/>
             </w:r>
             <w:r>
               <w:rPr>
-                <w:rFonts w:ascii="Arial" w:hAnsi="Arial" w:cs="Arial"/>
-                <w:noProof/>
-                <w:webHidden/>
-                <w:sz w:val="16"/>
-                <w:szCs w:val="16"/>
+                <w:noProof/>
+                <w:webHidden/>
+                <w:sz w:val="13"/>
+                <w:szCs w:val="13"/>
               </w:rPr>
               <w:fldChar w:fldCharType="begin"/>
             </w:r>
             <w:r>
               <w:rPr>
-                <w:rFonts w:ascii="Arial" w:hAnsi="Arial" w:cs="Arial"/>
-                <w:noProof/>
-                <w:webHidden/>
-                <w:sz w:val="16"/>
-                <w:szCs w:val="16"/>
-              </w:rPr>
-              <w:instrText xml:space="preserve"> PAGEREF _Toc232423307 \h </w:instrText>
-            </w:r>
-            <w:r>
-              <w:rPr>
-                <w:rFonts w:ascii="Arial" w:hAnsi="Arial" w:cs="Arial"/>
-                <w:noProof/>
-                <w:webHidden/>
-                <w:sz w:val="16"/>
-                <w:szCs w:val="16"/>
-              </w:rPr>
-            </w:r>
-            <w:r>
-              <w:rPr>
-                <w:rFonts w:ascii="Arial" w:hAnsi="Arial" w:cs="Arial"/>
-                <w:noProof/>
-                <w:webHidden/>
-                <w:sz w:val="16"/>
-                <w:szCs w:val="16"/>
+                <w:noProof/>
+                <w:webHidden/>
+                <w:sz w:val="13"/>
+                <w:szCs w:val="13"/>
+              </w:rPr>
+              <w:instrText xml:space="preserve"> PAGEREF _Toc232507682 \h </w:instrText>
+            </w:r>
+            <w:r>
+              <w:rPr>
+                <w:noProof/>
+                <w:webHidden/>
+                <w:sz w:val="13"/>
+                <w:szCs w:val="13"/>
+              </w:rPr>
+            </w:r>
+            <w:r>
+              <w:rPr>
+                <w:noProof/>
+                <w:webHidden/>
+                <w:sz w:val="13"/>
+                <w:szCs w:val="13"/>
               </w:rPr>
               <w:fldChar w:fldCharType="separate"/>
             </w:r>
             <w:r>
               <w:rPr>
-                <w:rFonts w:ascii="Arial" w:hAnsi="Arial" w:cs="Arial"/>
-                <w:noProof/>
-                <w:webHidden/>
-                <w:sz w:val="16"/>
-                <w:szCs w:val="16"/>
-              </w:rPr>
-              <w:t>14</w:t>
-            </w:r>
-            <w:r>
-              <w:rPr>
-                <w:rFonts w:ascii="Arial" w:hAnsi="Arial" w:cs="Arial"/>
-                <w:noProof/>
-                <w:webHidden/>
-                <w:sz w:val="16"/>
-                <w:szCs w:val="16"/>
+                <w:noProof/>
+                <w:webHidden/>
+                <w:sz w:val="13"/>
+                <w:szCs w:val="13"/>
+              </w:rPr>
+              <w:t>15</w:t>
+            </w:r>
+            <w:r>
+              <w:rPr>
+                <w:noProof/>
+                <w:webHidden/>
+                <w:sz w:val="13"/>
+                <w:szCs w:val="13"/>
               </w:rPr>
               <w:fldChar w:fldCharType="end"/>
             </w:r>
@@ -3975,89 +3669,81 @@
               <w:tab w:val="right" w:leader="dot" w:pos="8494"/>
             </w:tabs>
             <w:rPr>
-              <w:rFonts w:ascii="Arial" w:hAnsi="Arial" w:cs="Arial"/>
               <w:noProof/>
-              <w:sz w:val="16"/>
-              <w:szCs w:val="16"/>
+              <w:sz w:val="13"/>
+              <w:szCs w:val="13"/>
             </w:rPr>
           </w:pPr>
-          <w:hyperlink w:anchor="_Toc232423308" w:history="1">
+          <w:hyperlink w:anchor="_Toc232507683" w:history="1">
             <w:r>
               <w:rPr>
                 <w:rStyle w:val="Hipervnculo"/>
                 <w:rFonts w:ascii="Arial" w:hAnsi="Arial" w:cs="Arial"/>
                 <w:noProof/>
-                <w:sz w:val="16"/>
-                <w:szCs w:val="16"/>
+                <w:sz w:val="13"/>
+                <w:szCs w:val="13"/>
               </w:rPr>
               <w:t>6.2 KMEANS</w:t>
             </w:r>
             <w:r>
               <w:rPr>
-                <w:rFonts w:ascii="Arial" w:hAnsi="Arial" w:cs="Arial"/>
-                <w:noProof/>
-                <w:webHidden/>
-                <w:sz w:val="16"/>
-                <w:szCs w:val="16"/>
+                <w:noProof/>
+                <w:webHidden/>
+                <w:sz w:val="13"/>
+                <w:szCs w:val="13"/>
               </w:rPr>
               <w:tab/>
             </w:r>
             <w:r>
               <w:rPr>
-                <w:rFonts w:ascii="Arial" w:hAnsi="Arial" w:cs="Arial"/>
-                <w:noProof/>
-                <w:webHidden/>
-                <w:sz w:val="16"/>
-                <w:szCs w:val="16"/>
+                <w:noProof/>
+                <w:webHidden/>
+                <w:sz w:val="13"/>
+                <w:szCs w:val="13"/>
               </w:rPr>
               <w:fldChar w:fldCharType="begin"/>
             </w:r>
             <w:r>
               <w:rPr>
-                <w:rFonts w:ascii="Arial" w:hAnsi="Arial" w:cs="Arial"/>
-                <w:noProof/>
-                <w:webHidden/>
-                <w:sz w:val="16"/>
-                <w:szCs w:val="16"/>
-              </w:rPr>
-              <w:instrText xml:space="preserve"> PAGEREF _Toc232423308 \h </w:instrText>
-            </w:r>
-            <w:r>
-              <w:rPr>
-                <w:rFonts w:ascii="Arial" w:hAnsi="Arial" w:cs="Arial"/>
-                <w:noProof/>
-                <w:webHidden/>
-                <w:sz w:val="16"/>
-                <w:szCs w:val="16"/>
-              </w:rPr>
-            </w:r>
-            <w:r>
-              <w:rPr>
-                <w:rFonts w:ascii="Arial" w:hAnsi="Arial" w:cs="Arial"/>
-                <w:noProof/>
-                <w:webHidden/>
-                <w:sz w:val="16"/>
-                <w:szCs w:val="16"/>
+                <w:noProof/>
+                <w:webHidden/>
+                <w:sz w:val="13"/>
+                <w:szCs w:val="13"/>
+              </w:rPr>
+              <w:instrText xml:space="preserve"> PAGEREF _Toc232507683 \h </w:instrText>
+            </w:r>
+            <w:r>
+              <w:rPr>
+                <w:noProof/>
+                <w:webHidden/>
+                <w:sz w:val="13"/>
+                <w:szCs w:val="13"/>
+              </w:rPr>
+            </w:r>
+            <w:r>
+              <w:rPr>
+                <w:noProof/>
+                <w:webHidden/>
+                <w:sz w:val="13"/>
+                <w:szCs w:val="13"/>
               </w:rPr>
               <w:fldChar w:fldCharType="separate"/>
             </w:r>
             <w:r>
               <w:rPr>
-                <w:rFonts w:ascii="Arial" w:hAnsi="Arial" w:cs="Arial"/>
-                <w:noProof/>
-                <w:webHidden/>
-                <w:sz w:val="16"/>
-                <w:szCs w:val="16"/>
-              </w:rPr>
-              <w:t>15</w:t>
-            </w:r>
-            <w:r>
-              <w:rPr>
-                <w:rFonts w:ascii="Arial" w:hAnsi="Arial" w:cs="Arial"/>
-                <w:noProof/>
-                <w:webHidden/>
-                <w:sz w:val="16"/>
-                <w:szCs w:val="16"/>
+                <w:noProof/>
+                <w:webHidden/>
+                <w:sz w:val="13"/>
+                <w:szCs w:val="13"/>
+              </w:rPr>
+              <w:t>16</w:t>
+            </w:r>
+            <w:r>
+              <w:rPr>
+                <w:noProof/>
+                <w:webHidden/>
+                <w:sz w:val="13"/>
+                <w:szCs w:val="13"/>
               </w:rPr>
               <w:fldChar w:fldCharType="end"/>
             </w:r>
@@ -4070,89 +3756,339 @@
               <w:tab w:val="right" w:leader="dot" w:pos="8494"/>
             </w:tabs>
             <w:rPr>
-              <w:rFonts w:ascii="Arial" w:hAnsi="Arial" w:cs="Arial"/>
               <w:noProof/>
-              <w:sz w:val="16"/>
-              <w:szCs w:val="16"/>
+              <w:sz w:val="13"/>
+              <w:szCs w:val="13"/>
             </w:rPr>
           </w:pPr>
-          <w:hyperlink w:anchor="_Toc232423309" w:history="1">
+          <w:hyperlink w:anchor="_Toc232507684" w:history="1">
             <w:r>
               <w:rPr>
                 <w:rStyle w:val="Hipervnculo"/>
                 <w:rFonts w:ascii="Arial" w:hAnsi="Arial" w:cs="Arial"/>
                 <w:noProof/>
-                <w:sz w:val="16"/>
-                <w:szCs w:val="16"/>
-              </w:rPr>
-              <w:t>7. Conclusiones y recomendaciones</w:t>
-            </w:r>
-            <w:r>
-              <w:rPr>
-                <w:rFonts w:ascii="Arial" w:hAnsi="Arial" w:cs="Arial"/>
-                <w:noProof/>
-                <w:webHidden/>
-                <w:sz w:val="16"/>
-                <w:szCs w:val="16"/>
+                <w:sz w:val="13"/>
+                <w:szCs w:val="13"/>
+              </w:rPr>
+              <w:t>7. Simulación del equipo</w:t>
+            </w:r>
+            <w:r>
+              <w:rPr>
+                <w:noProof/>
+                <w:webHidden/>
+                <w:sz w:val="13"/>
+                <w:szCs w:val="13"/>
               </w:rPr>
               <w:tab/>
             </w:r>
             <w:r>
               <w:rPr>
-                <w:rFonts w:ascii="Arial" w:hAnsi="Arial" w:cs="Arial"/>
-                <w:noProof/>
-                <w:webHidden/>
-                <w:sz w:val="16"/>
-                <w:szCs w:val="16"/>
+                <w:noProof/>
+                <w:webHidden/>
+                <w:sz w:val="13"/>
+                <w:szCs w:val="13"/>
               </w:rPr>
               <w:fldChar w:fldCharType="begin"/>
             </w:r>
             <w:r>
               <w:rPr>
-                <w:rFonts w:ascii="Arial" w:hAnsi="Arial" w:cs="Arial"/>
-                <w:noProof/>
-                <w:webHidden/>
-                <w:sz w:val="16"/>
-                <w:szCs w:val="16"/>
-              </w:rPr>
-              <w:instrText xml:space="preserve"> PAGEREF _Toc232423309 \h </w:instrText>
-            </w:r>
-            <w:r>
-              <w:rPr>
-                <w:rFonts w:ascii="Arial" w:hAnsi="Arial" w:cs="Arial"/>
-                <w:noProof/>
-                <w:webHidden/>
-                <w:sz w:val="16"/>
-                <w:szCs w:val="16"/>
-              </w:rPr>
-            </w:r>
-            <w:r>
-              <w:rPr>
-                <w:rFonts w:ascii="Arial" w:hAnsi="Arial" w:cs="Arial"/>
-                <w:noProof/>
-                <w:webHidden/>
-                <w:sz w:val="16"/>
-                <w:szCs w:val="16"/>
+                <w:noProof/>
+                <w:webHidden/>
+                <w:sz w:val="13"/>
+                <w:szCs w:val="13"/>
+              </w:rPr>
+              <w:instrText xml:space="preserve"> PAGEREF _Toc232507684 \h </w:instrText>
+            </w:r>
+            <w:r>
+              <w:rPr>
+                <w:noProof/>
+                <w:webHidden/>
+                <w:sz w:val="13"/>
+                <w:szCs w:val="13"/>
+              </w:rPr>
+            </w:r>
+            <w:r>
+              <w:rPr>
+                <w:noProof/>
+                <w:webHidden/>
+                <w:sz w:val="13"/>
+                <w:szCs w:val="13"/>
               </w:rPr>
               <w:fldChar w:fldCharType="separate"/>
             </w:r>
             <w:r>
               <w:rPr>
-                <w:rFonts w:ascii="Arial" w:hAnsi="Arial" w:cs="Arial"/>
-                <w:noProof/>
-                <w:webHidden/>
-                <w:sz w:val="16"/>
-                <w:szCs w:val="16"/>
-              </w:rPr>
-              <w:t>16</w:t>
-            </w:r>
-            <w:r>
-              <w:rPr>
-                <w:rFonts w:ascii="Arial" w:hAnsi="Arial" w:cs="Arial"/>
-                <w:noProof/>
-                <w:webHidden/>
-                <w:sz w:val="16"/>
-                <w:szCs w:val="16"/>
+                <w:noProof/>
+                <w:webHidden/>
+                <w:sz w:val="13"/>
+                <w:szCs w:val="13"/>
+              </w:rPr>
+              <w:t>17</w:t>
+            </w:r>
+            <w:r>
+              <w:rPr>
+                <w:noProof/>
+                <w:webHidden/>
+                <w:sz w:val="13"/>
+                <w:szCs w:val="13"/>
+              </w:rPr>
+              <w:fldChar w:fldCharType="end"/>
+            </w:r>
+          </w:hyperlink>
+        </w:p>
+        <w:p>
+          <w:pPr>
+            <w:pStyle w:val="TDC2"/>
+            <w:tabs>
+              <w:tab w:val="right" w:leader="dot" w:pos="8494"/>
+            </w:tabs>
+            <w:rPr>
+              <w:noProof/>
+              <w:sz w:val="13"/>
+              <w:szCs w:val="13"/>
+            </w:rPr>
+          </w:pPr>
+          <w:hyperlink w:anchor="_Toc232507685" w:history="1">
+            <w:r>
+              <w:rPr>
+                <w:rStyle w:val="Hipervnculo"/>
+                <w:noProof/>
+                <w:sz w:val="13"/>
+                <w:szCs w:val="13"/>
+              </w:rPr>
+              <w:t>7.1 Contexto</w:t>
+            </w:r>
+            <w:r>
+              <w:rPr>
+                <w:noProof/>
+                <w:webHidden/>
+                <w:sz w:val="13"/>
+                <w:szCs w:val="13"/>
+              </w:rPr>
+              <w:tab/>
+            </w:r>
+            <w:r>
+              <w:rPr>
+                <w:noProof/>
+                <w:webHidden/>
+                <w:sz w:val="13"/>
+                <w:szCs w:val="13"/>
+              </w:rPr>
+              <w:fldChar w:fldCharType="begin"/>
+            </w:r>
+            <w:r>
+              <w:rPr>
+                <w:noProof/>
+                <w:webHidden/>
+                <w:sz w:val="13"/>
+                <w:szCs w:val="13"/>
+              </w:rPr>
+              <w:instrText xml:space="preserve"> PAGEREF _Toc232507685 \h </w:instrText>
+            </w:r>
+            <w:r>
+              <w:rPr>
+                <w:noProof/>
+                <w:webHidden/>
+                <w:sz w:val="13"/>
+                <w:szCs w:val="13"/>
+              </w:rPr>
+            </w:r>
+            <w:r>
+              <w:rPr>
+                <w:noProof/>
+                <w:webHidden/>
+                <w:sz w:val="13"/>
+                <w:szCs w:val="13"/>
+              </w:rPr>
+              <w:fldChar w:fldCharType="separate"/>
+            </w:r>
+            <w:r>
+              <w:rPr>
+                <w:noProof/>
+                <w:webHidden/>
+                <w:sz w:val="13"/>
+                <w:szCs w:val="13"/>
+              </w:rPr>
+              <w:t>17</w:t>
+            </w:r>
+            <w:r>
+              <w:rPr>
+                <w:noProof/>
+                <w:webHidden/>
+                <w:sz w:val="13"/>
+                <w:szCs w:val="13"/>
+              </w:rPr>
+              <w:fldChar w:fldCharType="end"/>
+            </w:r>
+          </w:hyperlink>
+        </w:p>
+        <w:p>
+          <w:pPr>
+            <w:pStyle w:val="TDC2"/>
+            <w:tabs>
+              <w:tab w:val="right" w:leader="dot" w:pos="8494"/>
+            </w:tabs>
+            <w:rPr>
+              <w:noProof/>
+              <w:sz w:val="13"/>
+              <w:szCs w:val="13"/>
+            </w:rPr>
+          </w:pPr>
+          <w:hyperlink w:anchor="_Toc232507686" w:history="1">
+            <w:r>
+              <w:rPr>
+                <w:rStyle w:val="Hipervnculo"/>
+                <w:noProof/>
+                <w:sz w:val="13"/>
+                <w:szCs w:val="13"/>
+              </w:rPr>
+              <w:t>7.2 Posición de liga</w:t>
+            </w:r>
+            <w:r>
+              <w:rPr>
+                <w:noProof/>
+                <w:webHidden/>
+                <w:sz w:val="13"/>
+                <w:szCs w:val="13"/>
+              </w:rPr>
+              <w:tab/>
+            </w:r>
+            <w:r>
+              <w:rPr>
+                <w:noProof/>
+                <w:webHidden/>
+                <w:sz w:val="13"/>
+                <w:szCs w:val="13"/>
+              </w:rPr>
+              <w:fldChar w:fldCharType="begin"/>
+            </w:r>
+            <w:r>
+              <w:rPr>
+                <w:noProof/>
+                <w:webHidden/>
+                <w:sz w:val="13"/>
+                <w:szCs w:val="13"/>
+              </w:rPr>
+              <w:instrText xml:space="preserve"> PAGEREF _Toc232507686 \h </w:instrText>
+            </w:r>
+            <w:r>
+              <w:rPr>
+                <w:noProof/>
+                <w:webHidden/>
+                <w:sz w:val="13"/>
+                <w:szCs w:val="13"/>
+              </w:rPr>
+            </w:r>
+            <w:r>
+              <w:rPr>
+                <w:noProof/>
+                <w:webHidden/>
+                <w:sz w:val="13"/>
+                <w:szCs w:val="13"/>
+              </w:rPr>
+              <w:fldChar w:fldCharType="separate"/>
+            </w:r>
+            <w:r>
+              <w:rPr>
+                <w:noProof/>
+                <w:webHidden/>
+                <w:sz w:val="13"/>
+                <w:szCs w:val="13"/>
+              </w:rPr>
+              <w:t>17</w:t>
+            </w:r>
+            <w:r>
+              <w:rPr>
+                <w:noProof/>
+                <w:webHidden/>
+                <w:sz w:val="13"/>
+                <w:szCs w:val="13"/>
+              </w:rPr>
+              <w:fldChar w:fldCharType="end"/>
+            </w:r>
+          </w:hyperlink>
+        </w:p>
+        <w:p>
+          <w:pPr>
+            <w:pStyle w:val="TDC2"/>
+            <w:tabs>
+              <w:tab w:val="right" w:leader="dot" w:pos="8494"/>
+            </w:tabs>
+            <w:rPr>
+              <w:noProof/>
+              <w:sz w:val="13"/>
+              <w:szCs w:val="13"/>
+            </w:rPr>
+          </w:pPr>
+          <w:hyperlink w:anchor="_Toc232507687" w:history="1">
+            <w:r>
+              <w:rPr>
+                <w:rStyle w:val="Hipervnculo"/>
+                <w:noProof/>
+                <w:sz w:val="13"/>
+                <w:szCs w:val="13"/>
+              </w:rPr>
+              <w:t>7.3 Registros individuales</w:t>
+            </w:r>
+            <w:r>
+              <w:rPr>
+                <w:noProof/>
+                <w:webHidden/>
+                <w:sz w:val="13"/>
+                <w:szCs w:val="13"/>
+              </w:rPr>
+              <w:tab/>
+            </w:r>
+            <w:r>
+              <w:rPr>
+                <w:noProof/>
+                <w:webHidden/>
+                <w:sz w:val="13"/>
+                <w:szCs w:val="13"/>
+              </w:rPr>
+              <w:fldChar w:fldCharType="begin"/>
+            </w:r>
+            <w:r>
+              <w:rPr>
+                <w:noProof/>
+                <w:webHidden/>
+                <w:sz w:val="13"/>
+                <w:szCs w:val="13"/>
+              </w:rPr>
+              <w:instrText xml:space="preserve"> PAGEREF _Toc232507687 \h </w:instrText>
+            </w:r>
+            <w:r>
+              <w:rPr>
+                <w:noProof/>
+                <w:webHidden/>
+                <w:sz w:val="13"/>
+                <w:szCs w:val="13"/>
+              </w:rPr>
+            </w:r>
+            <w:r>
+              <w:rPr>
+                <w:noProof/>
+                <w:webHidden/>
+                <w:sz w:val="13"/>
+                <w:szCs w:val="13"/>
+              </w:rPr>
+              <w:fldChar w:fldCharType="separate"/>
+            </w:r>
+            <w:r>
+              <w:rPr>
+                <w:noProof/>
+                <w:webHidden/>
+                <w:sz w:val="13"/>
+                <w:szCs w:val="13"/>
+              </w:rPr>
+              <w:t>18</w:t>
+            </w:r>
+            <w:r>
+              <w:rPr>
+                <w:noProof/>
+                <w:webHidden/>
+                <w:sz w:val="13"/>
+                <w:szCs w:val="13"/>
               </w:rPr>
               <w:fldChar w:fldCharType="end"/>
             </w:r>
@@ -4165,89 +4101,81 @@
               <w:tab w:val="right" w:leader="dot" w:pos="8494"/>
             </w:tabs>
             <w:rPr>
-              <w:rFonts w:ascii="Arial" w:hAnsi="Arial" w:cs="Arial"/>
               <w:noProof/>
-              <w:sz w:val="16"/>
-              <w:szCs w:val="16"/>
+              <w:sz w:val="13"/>
+              <w:szCs w:val="13"/>
             </w:rPr>
           </w:pPr>
-          <w:hyperlink w:anchor="_Toc232423310" w:history="1">
+          <w:hyperlink w:anchor="_Toc232507688" w:history="1">
             <w:r>
               <w:rPr>
                 <w:rStyle w:val="Hipervnculo"/>
                 <w:rFonts w:ascii="Arial" w:hAnsi="Arial" w:cs="Arial"/>
                 <w:noProof/>
-                <w:sz w:val="16"/>
-                <w:szCs w:val="16"/>
-              </w:rPr>
-              <w:t>8.Simulación del equipo</w:t>
-            </w:r>
-            <w:r>
-              <w:rPr>
-                <w:rFonts w:ascii="Arial" w:hAnsi="Arial" w:cs="Arial"/>
-                <w:noProof/>
-                <w:webHidden/>
-                <w:sz w:val="16"/>
-                <w:szCs w:val="16"/>
+                <w:sz w:val="13"/>
+                <w:szCs w:val="13"/>
+              </w:rPr>
+              <w:t>8. Conclusiones y recomendaciones</w:t>
+            </w:r>
+            <w:r>
+              <w:rPr>
+                <w:noProof/>
+                <w:webHidden/>
+                <w:sz w:val="13"/>
+                <w:szCs w:val="13"/>
               </w:rPr>
               <w:tab/>
             </w:r>
             <w:r>
               <w:rPr>
-                <w:rFonts w:ascii="Arial" w:hAnsi="Arial" w:cs="Arial"/>
-                <w:noProof/>
-                <w:webHidden/>
-                <w:sz w:val="16"/>
-                <w:szCs w:val="16"/>
+                <w:noProof/>
+                <w:webHidden/>
+                <w:sz w:val="13"/>
+                <w:szCs w:val="13"/>
               </w:rPr>
               <w:fldChar w:fldCharType="begin"/>
             </w:r>
             <w:r>
               <w:rPr>
-                <w:rFonts w:ascii="Arial" w:hAnsi="Arial" w:cs="Arial"/>
-                <w:noProof/>
-                <w:webHidden/>
-                <w:sz w:val="16"/>
-                <w:szCs w:val="16"/>
-              </w:rPr>
-              <w:instrText xml:space="preserve"> PAGEREF _Toc232423310 \h </w:instrText>
-            </w:r>
-            <w:r>
-              <w:rPr>
-                <w:rFonts w:ascii="Arial" w:hAnsi="Arial" w:cs="Arial"/>
-                <w:noProof/>
-                <w:webHidden/>
-                <w:sz w:val="16"/>
-                <w:szCs w:val="16"/>
-              </w:rPr>
-            </w:r>
-            <w:r>
-              <w:rPr>
-                <w:rFonts w:ascii="Arial" w:hAnsi="Arial" w:cs="Arial"/>
-                <w:noProof/>
-                <w:webHidden/>
-                <w:sz w:val="16"/>
-                <w:szCs w:val="16"/>
+                <w:noProof/>
+                <w:webHidden/>
+                <w:sz w:val="13"/>
+                <w:szCs w:val="13"/>
+              </w:rPr>
+              <w:instrText xml:space="preserve"> PAGEREF _Toc232507688 \h </w:instrText>
+            </w:r>
+            <w:r>
+              <w:rPr>
+                <w:noProof/>
+                <w:webHidden/>
+                <w:sz w:val="13"/>
+                <w:szCs w:val="13"/>
+              </w:rPr>
+            </w:r>
+            <w:r>
+              <w:rPr>
+                <w:noProof/>
+                <w:webHidden/>
+                <w:sz w:val="13"/>
+                <w:szCs w:val="13"/>
               </w:rPr>
               <w:fldChar w:fldCharType="separate"/>
             </w:r>
             <w:r>
               <w:rPr>
-                <w:rFonts w:ascii="Arial" w:hAnsi="Arial" w:cs="Arial"/>
-                <w:noProof/>
-                <w:webHidden/>
-                <w:sz w:val="16"/>
-                <w:szCs w:val="16"/>
-              </w:rPr>
-              <w:t>17</w:t>
-            </w:r>
-            <w:r>
-              <w:rPr>
-                <w:rFonts w:ascii="Arial" w:hAnsi="Arial" w:cs="Arial"/>
-                <w:noProof/>
-                <w:webHidden/>
-                <w:sz w:val="16"/>
-                <w:szCs w:val="16"/>
+                <w:noProof/>
+                <w:webHidden/>
+                <w:sz w:val="13"/>
+                <w:szCs w:val="13"/>
+              </w:rPr>
+              <w:t>19</w:t>
+            </w:r>
+            <w:r>
+              <w:rPr>
+                <w:noProof/>
+                <w:webHidden/>
+                <w:sz w:val="13"/>
+                <w:szCs w:val="13"/>
               </w:rPr>
               <w:fldChar w:fldCharType="end"/>
             </w:r>
@@ -4259,10 +4187,9 @@
               <w:rFonts w:ascii="Arial" w:hAnsi="Arial" w:cs="Arial"/>
               <w:b/>
               <w:bCs/>
-              <w:sz w:val="16"/>
-              <w:szCs w:val="16"/>
+              <w:sz w:val="13"/>
+              <w:szCs w:val="13"/>
             </w:rPr>
-            <w:lastRenderedPageBreak/>
             <w:fldChar w:fldCharType="end"/>
           </w:r>
         </w:p>
@@ -4275,11 +4202,12 @@
           <w:rFonts w:ascii="Arial" w:hAnsi="Arial" w:cs="Arial"/>
         </w:rPr>
       </w:pPr>
-      <w:bookmarkStart w:id="1" w:name="_Toc232423269"/>
-      <w:r>
-        <w:rPr>
-          <w:rFonts w:ascii="Arial" w:hAnsi="Arial" w:cs="Arial"/>
-        </w:rPr>
+      <w:bookmarkStart w:id="1" w:name="_Toc232507644"/>
+      <w:r>
+        <w:rPr>
+          <w:rFonts w:ascii="Arial" w:hAnsi="Arial" w:cs="Arial"/>
+        </w:rPr>
+        <w:lastRenderedPageBreak/>
         <w:t>1. Resumen ejecutivo</w:t>
       </w:r>
       <w:bookmarkEnd w:id="0"/>
@@ -4423,102 +4351,253 @@
           <w:sz w:val="20"/>
           <w:szCs w:val="20"/>
         </w:rPr>
-        <w:t>Se ha escogido un 11 inicial mediante un árbol de decisiones optimizando las posiciones y el valor del equipo.</w:t>
-      </w:r>
-    </w:p>
-    <w:p>
-      <w:pPr>
-        <w:jc w:val="both"/>
-        <w:rPr>
-          <w:rFonts w:ascii="Arial" w:hAnsi="Arial" w:cs="Arial"/>
-        </w:rPr>
-      </w:pPr>
-    </w:p>
-    <w:p>
-      <w:pPr>
-        <w:jc w:val="both"/>
-        <w:rPr>
-          <w:rFonts w:ascii="Arial" w:hAnsi="Arial" w:cs="Arial"/>
-        </w:rPr>
-      </w:pPr>
-    </w:p>
-    <w:p>
-      <w:pPr>
-        <w:jc w:val="both"/>
-        <w:rPr>
-          <w:rFonts w:ascii="Arial" w:hAnsi="Arial" w:cs="Arial"/>
-        </w:rPr>
-      </w:pPr>
-    </w:p>
-    <w:p>
-      <w:pPr>
-        <w:jc w:val="both"/>
-        <w:rPr>
-          <w:rFonts w:ascii="Arial" w:hAnsi="Arial" w:cs="Arial"/>
-        </w:rPr>
-      </w:pPr>
-    </w:p>
-    <w:p>
-      <w:pPr>
-        <w:jc w:val="both"/>
-        <w:rPr>
-          <w:rFonts w:ascii="Arial" w:hAnsi="Arial" w:cs="Arial"/>
-        </w:rPr>
-      </w:pPr>
-    </w:p>
-    <w:p>
-      <w:pPr>
-        <w:jc w:val="both"/>
-        <w:rPr>
-          <w:rFonts w:ascii="Arial" w:hAnsi="Arial" w:cs="Arial"/>
-        </w:rPr>
-      </w:pPr>
-    </w:p>
-    <w:p>
-      <w:pPr>
-        <w:jc w:val="both"/>
-        <w:rPr>
-          <w:rFonts w:ascii="Arial" w:hAnsi="Arial" w:cs="Arial"/>
-        </w:rPr>
-      </w:pPr>
-    </w:p>
-    <w:p>
-      <w:pPr>
-        <w:jc w:val="both"/>
-        <w:rPr>
-          <w:rFonts w:ascii="Arial" w:hAnsi="Arial" w:cs="Arial"/>
-        </w:rPr>
-      </w:pPr>
-    </w:p>
-    <w:p>
-      <w:pPr>
-        <w:jc w:val="both"/>
-        <w:rPr>
-          <w:rFonts w:ascii="Arial" w:hAnsi="Arial" w:cs="Arial"/>
-        </w:rPr>
-      </w:pPr>
-    </w:p>
-    <w:p>
-      <w:pPr>
-        <w:jc w:val="both"/>
-        <w:rPr>
-          <w:rFonts w:ascii="Arial" w:hAnsi="Arial" w:cs="Arial"/>
-        </w:rPr>
-      </w:pPr>
-    </w:p>
-    <w:p>
-      <w:pPr>
-        <w:jc w:val="both"/>
-        <w:rPr>
-          <w:rFonts w:ascii="Arial" w:hAnsi="Arial" w:cs="Arial"/>
-        </w:rPr>
-      </w:pPr>
-    </w:p>
-    <w:p>
-      <w:pPr>
-        <w:jc w:val="both"/>
-        <w:rPr>
-          <w:rFonts w:ascii="Arial" w:hAnsi="Arial" w:cs="Arial"/>
+        <w:t xml:space="preserve">Se ha escogido un 11 inicial mediante un árbol de decisiones optimizando las posiciones </w:t>
+      </w:r>
+      <w:r>
+        <w:rPr>
+          <w:rFonts w:ascii="Arial" w:hAnsi="Arial" w:cs="Arial"/>
+          <w:sz w:val="20"/>
+          <w:szCs w:val="20"/>
+        </w:rPr>
+        <w:t>y el valor del equipo.</w:t>
+      </w:r>
+    </w:p>
+    <w:p>
+      <w:pPr>
+        <w:jc w:val="both"/>
+        <w:rPr>
+          <w:rFonts w:ascii="Arial" w:hAnsi="Arial" w:cs="Arial"/>
+          <w:sz w:val="20"/>
+          <w:szCs w:val="20"/>
+        </w:rPr>
+      </w:pPr>
+      <w:r>
+        <w:rPr>
+          <w:rFonts w:ascii="Arial" w:hAnsi="Arial" w:cs="Arial"/>
+          <w:sz w:val="20"/>
+          <w:szCs w:val="20"/>
+        </w:rPr>
+        <w:t xml:space="preserve">Con las simulaciones </w:t>
+      </w:r>
+      <w:r>
+        <w:rPr>
+          <w:rFonts w:ascii="Arial" w:hAnsi="Arial" w:cs="Arial"/>
+          <w:sz w:val="20"/>
+          <w:szCs w:val="20"/>
+        </w:rPr>
+        <w:t>hemos podido obtener los siguientes resultados:</w:t>
+      </w:r>
+    </w:p>
+    <w:p>
+      <w:pPr>
+        <w:pStyle w:val="Prrafodelista"/>
+        <w:numPr>
+          <w:ilvl w:val="0"/>
+          <w:numId w:val="9"/>
+        </w:numPr>
+        <w:jc w:val="both"/>
+        <w:rPr>
+          <w:rFonts w:ascii="Arial" w:hAnsi="Arial" w:cs="Arial"/>
+          <w:sz w:val="20"/>
+          <w:szCs w:val="20"/>
+        </w:rPr>
+      </w:pPr>
+      <w:r>
+        <w:rPr>
+          <w:rFonts w:ascii="Arial" w:hAnsi="Arial" w:cs="Arial"/>
+          <w:sz w:val="20"/>
+          <w:szCs w:val="20"/>
+        </w:rPr>
+        <w:t>El equipo compite por la zona alta y se establece de media en la 4 posición.</w:t>
+      </w:r>
+    </w:p>
+    <w:p>
+      <w:pPr>
+        <w:pStyle w:val="Prrafodelista"/>
+        <w:numPr>
+          <w:ilvl w:val="0"/>
+          <w:numId w:val="9"/>
+        </w:numPr>
+        <w:jc w:val="both"/>
+        <w:rPr>
+          <w:rFonts w:ascii="Arial" w:hAnsi="Arial" w:cs="Arial"/>
+          <w:sz w:val="20"/>
+          <w:szCs w:val="20"/>
+        </w:rPr>
+      </w:pPr>
+      <w:r>
+        <w:rPr>
+          <w:rFonts w:ascii="Arial" w:hAnsi="Arial" w:cs="Arial"/>
+          <w:sz w:val="20"/>
+          <w:szCs w:val="20"/>
+        </w:rPr>
+        <w:t xml:space="preserve">Se consigue ganar la </w:t>
+      </w:r>
+      <w:r>
+        <w:rPr>
+          <w:rFonts w:ascii="Arial" w:hAnsi="Arial" w:cs="Arial"/>
+          <w:sz w:val="20"/>
+          <w:szCs w:val="20"/>
+        </w:rPr>
+        <w:t>liga 6 veces de 100 intentos.</w:t>
+      </w:r>
+    </w:p>
+    <w:p>
+      <w:pPr>
+        <w:pStyle w:val="Prrafodelista"/>
+        <w:numPr>
+          <w:ilvl w:val="0"/>
+          <w:numId w:val="9"/>
+        </w:numPr>
+        <w:jc w:val="both"/>
+        <w:rPr>
+          <w:rFonts w:ascii="Arial" w:hAnsi="Arial" w:cs="Arial"/>
+          <w:sz w:val="20"/>
+          <w:szCs w:val="20"/>
+        </w:rPr>
+      </w:pPr>
+      <w:r>
+        <w:rPr>
+          <w:rFonts w:ascii="Arial" w:hAnsi="Arial" w:cs="Arial"/>
+          <w:sz w:val="20"/>
+          <w:szCs w:val="20"/>
+        </w:rPr>
+        <w:t>El principal jugador diferencial del equipo es el delantero centro, un total de 52 veces.</w:t>
+      </w:r>
+    </w:p>
+    <w:p>
+      <w:pPr>
+        <w:pStyle w:val="Prrafodelista"/>
+        <w:numPr>
+          <w:ilvl w:val="0"/>
+          <w:numId w:val="9"/>
+        </w:numPr>
+        <w:jc w:val="both"/>
+        <w:rPr>
+          <w:rFonts w:ascii="Arial" w:hAnsi="Arial" w:cs="Arial"/>
+          <w:sz w:val="20"/>
+          <w:szCs w:val="20"/>
+        </w:rPr>
+      </w:pPr>
+      <w:r>
+        <w:rPr>
+          <w:rFonts w:ascii="Arial" w:hAnsi="Arial" w:cs="Arial"/>
+          <w:sz w:val="20"/>
+          <w:szCs w:val="20"/>
+        </w:rPr>
+        <w:t>Con un presupuesto inferior a Barcelona, Madrid y Atlético, se acerca a ellos, con un poco mas de profundidad de banquillo y tiempo se puede construir un equipo que los supere.</w:t>
+      </w:r>
+    </w:p>
+    <w:p>
+      <w:pPr>
+        <w:pStyle w:val="Prrafodelista"/>
+        <w:numPr>
+          <w:ilvl w:val="0"/>
+          <w:numId w:val="9"/>
+        </w:numPr>
+        <w:jc w:val="both"/>
+        <w:rPr>
+          <w:rFonts w:ascii="Arial" w:hAnsi="Arial" w:cs="Arial"/>
+          <w:sz w:val="20"/>
+          <w:szCs w:val="20"/>
+        </w:rPr>
+      </w:pPr>
+      <w:r>
+        <w:rPr>
+          <w:rFonts w:ascii="Arial" w:hAnsi="Arial" w:cs="Arial"/>
+          <w:sz w:val="20"/>
+          <w:szCs w:val="20"/>
+        </w:rPr>
+        <w:t>En un rango de 2 temporadas no se aprecia mejoría en el equipo, se deberían de realizar mas simulaciones de una misma para poder observarlo.</w:t>
+      </w:r>
+    </w:p>
+    <w:p>
+      <w:pPr>
+        <w:jc w:val="both"/>
+        <w:rPr>
+          <w:rFonts w:ascii="Arial" w:hAnsi="Arial" w:cs="Arial"/>
+          <w:sz w:val="20"/>
+          <w:szCs w:val="20"/>
+        </w:rPr>
+      </w:pPr>
+    </w:p>
+    <w:p>
+      <w:pPr>
+        <w:jc w:val="both"/>
+        <w:rPr>
+          <w:rFonts w:ascii="Arial" w:hAnsi="Arial" w:cs="Arial"/>
+          <w:sz w:val="20"/>
+          <w:szCs w:val="20"/>
+        </w:rPr>
+      </w:pPr>
+    </w:p>
+    <w:p>
+      <w:pPr>
+        <w:jc w:val="both"/>
+        <w:rPr>
+          <w:rFonts w:ascii="Arial" w:hAnsi="Arial" w:cs="Arial"/>
+          <w:sz w:val="20"/>
+          <w:szCs w:val="20"/>
+        </w:rPr>
+      </w:pPr>
+    </w:p>
+    <w:p>
+      <w:pPr>
+        <w:jc w:val="both"/>
+        <w:rPr>
+          <w:rFonts w:ascii="Arial" w:hAnsi="Arial" w:cs="Arial"/>
+          <w:sz w:val="20"/>
+          <w:szCs w:val="20"/>
+        </w:rPr>
+      </w:pPr>
+    </w:p>
+    <w:p>
+      <w:pPr>
+        <w:jc w:val="both"/>
+        <w:rPr>
+          <w:rFonts w:ascii="Arial" w:hAnsi="Arial" w:cs="Arial"/>
+          <w:sz w:val="20"/>
+          <w:szCs w:val="20"/>
+        </w:rPr>
+      </w:pPr>
+    </w:p>
+    <w:p>
+      <w:pPr>
+        <w:jc w:val="both"/>
+        <w:rPr>
+          <w:rFonts w:ascii="Arial" w:hAnsi="Arial" w:cs="Arial"/>
+          <w:sz w:val="20"/>
+          <w:szCs w:val="20"/>
+        </w:rPr>
+      </w:pPr>
+    </w:p>
+    <w:p>
+      <w:pPr>
+        <w:jc w:val="both"/>
+        <w:rPr>
+          <w:rFonts w:ascii="Arial" w:hAnsi="Arial" w:cs="Arial"/>
+          <w:sz w:val="20"/>
+          <w:szCs w:val="20"/>
+        </w:rPr>
+      </w:pPr>
+    </w:p>
+    <w:p>
+      <w:pPr>
+        <w:jc w:val="both"/>
+        <w:rPr>
+          <w:rFonts w:ascii="Arial" w:hAnsi="Arial" w:cs="Arial"/>
+          <w:sz w:val="20"/>
+          <w:szCs w:val="20"/>
+        </w:rPr>
+      </w:pPr>
+    </w:p>
+    <w:p>
+      <w:pPr>
+        <w:jc w:val="both"/>
+        <w:rPr>
+          <w:rFonts w:ascii="Arial" w:hAnsi="Arial" w:cs="Arial"/>
+          <w:sz w:val="20"/>
+          <w:szCs w:val="20"/>
         </w:rPr>
       </w:pPr>
     </w:p>
@@ -4538,7 +4617,7 @@
         </w:rPr>
       </w:pPr>
       <w:bookmarkStart w:id="2" w:name="_Toc232420580"/>
-      <w:bookmarkStart w:id="3" w:name="_Toc232423270"/>
+      <w:bookmarkStart w:id="3" w:name="_Toc232507645"/>
       <w:r>
         <w:rPr>
           <w:rFonts w:ascii="Arial" w:hAnsi="Arial" w:cs="Arial"/>
@@ -4563,7 +4642,7 @@
         </w:rPr>
       </w:pPr>
       <w:bookmarkStart w:id="4" w:name="_Toc232420581"/>
-      <w:bookmarkStart w:id="5" w:name="_Toc232423271"/>
+      <w:bookmarkStart w:id="5" w:name="_Toc232507646"/>
       <w:r>
         <w:rPr>
           <w:rFonts w:ascii="Arial" w:hAnsi="Arial" w:cs="Arial"/>
@@ -4624,25 +4703,7 @@
           <w:sz w:val="20"/>
           <w:szCs w:val="20"/>
         </w:rPr>
-        <w:t>Sabiendo esto, ¿cómo hace el juego para poder simular cómo </w:t>
-      </w:r>
-      <w:proofErr w:type="gramStart"/>
-      <w:r>
-        <w:rPr>
-          <w:rFonts w:ascii="Arial" w:hAnsi="Arial" w:cs="Arial"/>
-          <w:sz w:val="20"/>
-          <w:szCs w:val="20"/>
-        </w:rPr>
-        <w:t>un futbolista chuta</w:t>
-      </w:r>
-      <w:proofErr w:type="gramEnd"/>
-      <w:r>
-        <w:rPr>
-          <w:rFonts w:ascii="Arial" w:hAnsi="Arial" w:cs="Arial"/>
-          <w:sz w:val="20"/>
-          <w:szCs w:val="20"/>
-        </w:rPr>
-        <w:t xml:space="preserve"> a puerta, despeja un balón, marca la línea del fuera de juego o simplemente se desmarca hacia portería? Muy sencillo, el videojuego consta de una base de datos donde divide a cada jugador en una gran cantidad de estadísticas y les da un valor numérico que va del 0 al 20. Cuanto más elevada es la calidad del futbolista en esa habilidad, más alta es la característica.</w:t>
+        <w:t>Sabiendo esto, ¿cómo hace el juego para poder simular cómo un futbolista chuta a puerta, despeja un balón, marca la línea del fuera de juego o simplemente se desmarca hacia portería? Muy sencillo, el videojuego consta de una base de datos donde divide a cada jugador en una gran cantidad de estadísticas y les da un valor numérico que va del 0 al 20. Cuanto más elevada es la calidad del futbolista en esa habilidad, más alta es la característica.</w:t>
       </w:r>
     </w:p>
     <w:p>
@@ -4689,7 +4750,7 @@
         </w:rPr>
       </w:pPr>
       <w:bookmarkStart w:id="6" w:name="_Toc232420582"/>
-      <w:bookmarkStart w:id="7" w:name="_Toc232423272"/>
+      <w:bookmarkStart w:id="7" w:name="_Toc232507647"/>
       <w:r>
         <w:rPr>
           <w:rFonts w:ascii="Arial" w:hAnsi="Arial" w:cs="Arial"/>
@@ -4728,7 +4789,7 @@
         </w:rPr>
       </w:pPr>
       <w:bookmarkStart w:id="8" w:name="_Toc232420583"/>
-      <w:bookmarkStart w:id="9" w:name="_Toc232423273"/>
+      <w:bookmarkStart w:id="9" w:name="_Toc232507648"/>
       <w:r>
         <w:rPr>
           <w:rFonts w:ascii="Arial" w:hAnsi="Arial" w:cs="Arial"/>
@@ -4815,7 +4876,7 @@
         </w:rPr>
       </w:pPr>
       <w:bookmarkStart w:id="10" w:name="_Toc232420584"/>
-      <w:bookmarkStart w:id="11" w:name="_Toc232423274"/>
+      <w:bookmarkStart w:id="11" w:name="_Toc232507649"/>
       <w:r>
         <w:rPr>
           <w:rFonts w:ascii="Arial" w:hAnsi="Arial" w:cs="Arial"/>
@@ -4920,7 +4981,7 @@
         </w:rPr>
       </w:pPr>
       <w:bookmarkStart w:id="12" w:name="_Toc232420585"/>
-      <w:bookmarkStart w:id="13" w:name="_Toc232423275"/>
+      <w:bookmarkStart w:id="13" w:name="_Toc232507650"/>
       <w:r>
         <w:rPr>
           <w:rFonts w:ascii="Arial" w:hAnsi="Arial" w:cs="Arial"/>
@@ -4946,7 +5007,7 @@
         </w:rPr>
       </w:pPr>
       <w:bookmarkStart w:id="14" w:name="_Toc232420586"/>
-      <w:bookmarkStart w:id="15" w:name="_Toc232423276"/>
+      <w:bookmarkStart w:id="15" w:name="_Toc232507651"/>
       <w:r>
         <w:rPr>
           <w:rFonts w:ascii="Arial" w:hAnsi="Arial" w:cs="Arial"/>
@@ -5017,7 +5078,7 @@
         </w:rPr>
       </w:pPr>
       <w:bookmarkStart w:id="16" w:name="_Toc232420587"/>
-      <w:bookmarkStart w:id="17" w:name="_Toc232423277"/>
+      <w:bookmarkStart w:id="17" w:name="_Toc232507652"/>
       <w:r>
         <w:rPr>
           <w:rFonts w:ascii="Arial" w:hAnsi="Arial" w:cs="Arial"/>
@@ -5083,7 +5144,7 @@
         </w:rPr>
       </w:pPr>
       <w:bookmarkStart w:id="18" w:name="_Toc232420588"/>
-      <w:bookmarkStart w:id="19" w:name="_Toc232423278"/>
+      <w:bookmarkStart w:id="19" w:name="_Toc232507653"/>
       <w:r>
         <w:rPr>
           <w:rFonts w:ascii="Arial" w:hAnsi="Arial" w:cs="Arial"/>
@@ -5245,7 +5306,7 @@
         </w:rPr>
       </w:pPr>
       <w:bookmarkStart w:id="20" w:name="_Toc232420589"/>
-      <w:bookmarkStart w:id="21" w:name="_Toc232423279"/>
+      <w:bookmarkStart w:id="21" w:name="_Toc232507654"/>
       <w:r>
         <w:rPr>
           <w:rFonts w:ascii="Arial" w:hAnsi="Arial" w:cs="Arial"/>
@@ -5270,7 +5331,7 @@
         </w:rPr>
       </w:pPr>
       <w:bookmarkStart w:id="22" w:name="_Toc232420590"/>
-      <w:bookmarkStart w:id="23" w:name="_Toc232423280"/>
+      <w:bookmarkStart w:id="23" w:name="_Toc232507655"/>
       <w:r>
         <w:rPr>
           <w:rFonts w:ascii="Arial" w:hAnsi="Arial" w:cs="Arial"/>
@@ -5330,7 +5391,7 @@
         </w:rPr>
       </w:pPr>
       <w:bookmarkStart w:id="24" w:name="_Toc232420591"/>
-      <w:bookmarkStart w:id="25" w:name="_Toc232423281"/>
+      <w:bookmarkStart w:id="25" w:name="_Toc232507656"/>
       <w:r>
         <w:rPr>
           <w:rFonts w:ascii="Arial" w:hAnsi="Arial" w:cs="Arial"/>
@@ -5394,7 +5455,7 @@
         </w:rPr>
       </w:pPr>
       <w:bookmarkStart w:id="26" w:name="_Toc232420592"/>
-      <w:bookmarkStart w:id="27" w:name="_Toc232423282"/>
+      <w:bookmarkStart w:id="27" w:name="_Toc232507657"/>
       <w:r>
         <w:rPr>
           <w:rFonts w:ascii="Arial" w:hAnsi="Arial" w:cs="Arial"/>
@@ -5710,7 +5771,7 @@
         </w:rPr>
       </w:pPr>
       <w:bookmarkStart w:id="28" w:name="_Toc232420593"/>
-      <w:bookmarkStart w:id="29" w:name="_Toc232423283"/>
+      <w:bookmarkStart w:id="29" w:name="_Toc232507658"/>
       <w:r>
         <w:rPr>
           <w:rFonts w:ascii="Arial" w:hAnsi="Arial" w:cs="Arial"/>
@@ -5735,7 +5796,7 @@
         </w:rPr>
       </w:pPr>
       <w:bookmarkStart w:id="30" w:name="_Toc232420594"/>
-      <w:bookmarkStart w:id="31" w:name="_Toc232423284"/>
+      <w:bookmarkStart w:id="31" w:name="_Toc232507659"/>
       <w:r>
         <w:rPr>
           <w:rFonts w:ascii="Arial" w:hAnsi="Arial" w:cs="Arial"/>
@@ -5831,7 +5892,7 @@
         </w:rPr>
       </w:pPr>
       <w:bookmarkStart w:id="32" w:name="_Toc232420595"/>
-      <w:bookmarkStart w:id="33" w:name="_Toc232423285"/>
+      <w:bookmarkStart w:id="33" w:name="_Toc232507660"/>
       <w:r>
         <w:rPr>
           <w:rFonts w:ascii="Arial" w:hAnsi="Arial" w:cs="Arial"/>
@@ -6352,7 +6413,7 @@
         </w:rPr>
       </w:pPr>
       <w:bookmarkStart w:id="34" w:name="_Toc232420596"/>
-      <w:bookmarkStart w:id="35" w:name="_Toc232423286"/>
+      <w:bookmarkStart w:id="35" w:name="_Toc232507661"/>
       <w:r>
         <w:rPr>
           <w:rFonts w:ascii="Arial" w:hAnsi="Arial" w:cs="Arial"/>
@@ -6527,7 +6588,7 @@
         </w:rPr>
       </w:pPr>
       <w:bookmarkStart w:id="36" w:name="_Toc232420597"/>
-      <w:bookmarkStart w:id="37" w:name="_Toc232423287"/>
+      <w:bookmarkStart w:id="37" w:name="_Toc232507662"/>
       <w:r>
         <w:rPr>
           <w:rFonts w:ascii="Arial" w:hAnsi="Arial" w:cs="Arial"/>
@@ -6552,7 +6613,7 @@
         </w:rPr>
       </w:pPr>
       <w:bookmarkStart w:id="38" w:name="_Toc232420598"/>
-      <w:bookmarkStart w:id="39" w:name="_Toc232423288"/>
+      <w:bookmarkStart w:id="39" w:name="_Toc232507663"/>
       <w:r>
         <w:rPr>
           <w:rFonts w:ascii="Arial" w:hAnsi="Arial" w:cs="Arial"/>
@@ -6640,7 +6701,7 @@
         </w:rPr>
       </w:pPr>
       <w:bookmarkStart w:id="40" w:name="_Toc232420599"/>
-      <w:bookmarkStart w:id="41" w:name="_Toc232423289"/>
+      <w:bookmarkStart w:id="41" w:name="_Toc232507664"/>
       <w:r>
         <w:rPr>
           <w:rFonts w:ascii="Arial" w:hAnsi="Arial" w:cs="Arial"/>
@@ -6658,7 +6719,7 @@
         </w:rPr>
       </w:pPr>
       <w:bookmarkStart w:id="42" w:name="_Toc232420600"/>
-      <w:bookmarkStart w:id="43" w:name="_Toc232423290"/>
+      <w:bookmarkStart w:id="43" w:name="_Toc232507665"/>
       <w:r>
         <w:rPr>
           <w:rFonts w:ascii="Arial" w:hAnsi="Arial" w:cs="Arial"/>
@@ -6739,7 +6800,7 @@
         </w:rPr>
       </w:pPr>
       <w:bookmarkStart w:id="44" w:name="_Toc232420601"/>
-      <w:bookmarkStart w:id="45" w:name="_Toc232423291"/>
+      <w:bookmarkStart w:id="45" w:name="_Toc232507666"/>
       <w:r>
         <w:rPr>
           <w:rFonts w:ascii="Arial" w:hAnsi="Arial" w:cs="Arial"/>
@@ -6884,7 +6945,7 @@
         </w:rPr>
       </w:pPr>
       <w:bookmarkStart w:id="46" w:name="_Toc232420602"/>
-      <w:bookmarkStart w:id="47" w:name="_Toc232423292"/>
+      <w:bookmarkStart w:id="47" w:name="_Toc232507667"/>
       <w:r>
         <w:rPr>
           <w:rFonts w:ascii="Arial" w:hAnsi="Arial" w:cs="Arial"/>
@@ -6964,7 +7025,7 @@
         </w:rPr>
       </w:pPr>
       <w:bookmarkStart w:id="48" w:name="_Toc232420603"/>
-      <w:bookmarkStart w:id="49" w:name="_Toc232423293"/>
+      <w:bookmarkStart w:id="49" w:name="_Toc232507668"/>
       <w:r>
         <w:rPr>
           <w:rFonts w:ascii="Arial" w:hAnsi="Arial" w:cs="Arial"/>
@@ -7064,7 +7125,7 @@
         </w:rPr>
       </w:pPr>
       <w:bookmarkStart w:id="50" w:name="_Toc232420604"/>
-      <w:bookmarkStart w:id="51" w:name="_Toc232423294"/>
+      <w:bookmarkStart w:id="51" w:name="_Toc232507669"/>
       <w:r>
         <w:rPr>
           <w:rFonts w:ascii="Arial" w:hAnsi="Arial" w:cs="Arial"/>
@@ -7146,7 +7207,7 @@
         </w:rPr>
       </w:pPr>
       <w:bookmarkStart w:id="52" w:name="_Toc232420605"/>
-      <w:bookmarkStart w:id="53" w:name="_Toc232423295"/>
+      <w:bookmarkStart w:id="53" w:name="_Toc232507670"/>
       <w:r>
         <w:rPr>
           <w:rFonts w:ascii="Arial" w:hAnsi="Arial" w:cs="Arial"/>
@@ -7272,7 +7333,7 @@
         </w:rPr>
       </w:pPr>
       <w:bookmarkStart w:id="54" w:name="_Toc232420606"/>
-      <w:bookmarkStart w:id="55" w:name="_Toc232423296"/>
+      <w:bookmarkStart w:id="55" w:name="_Toc232507671"/>
       <w:r>
         <w:rPr>
           <w:rFonts w:ascii="Arial" w:hAnsi="Arial" w:cs="Arial"/>
@@ -7389,7 +7450,7 @@
         </w:rPr>
       </w:pPr>
       <w:bookmarkStart w:id="56" w:name="_Toc232420607"/>
-      <w:bookmarkStart w:id="57" w:name="_Toc232423297"/>
+      <w:bookmarkStart w:id="57" w:name="_Toc232507672"/>
       <w:r>
         <w:rPr>
           <w:rFonts w:ascii="Arial" w:hAnsi="Arial" w:cs="Arial"/>
@@ -7441,7 +7502,7 @@
         </w:rPr>
       </w:pPr>
       <w:bookmarkStart w:id="58" w:name="_Toc232420608"/>
-      <w:bookmarkStart w:id="59" w:name="_Toc232423298"/>
+      <w:bookmarkStart w:id="59" w:name="_Toc232507673"/>
       <w:r>
         <w:rPr>
           <w:rFonts w:ascii="Arial" w:hAnsi="Arial" w:cs="Arial"/>
@@ -7510,7 +7571,7 @@
         </w:rPr>
       </w:pPr>
       <w:bookmarkStart w:id="60" w:name="_Toc232420609"/>
-      <w:bookmarkStart w:id="61" w:name="_Toc232423299"/>
+      <w:bookmarkStart w:id="61" w:name="_Toc232507674"/>
       <w:r>
         <w:rPr>
           <w:rFonts w:ascii="Arial" w:hAnsi="Arial" w:cs="Arial"/>
@@ -7678,7 +7739,7 @@
         </w:rPr>
       </w:pPr>
       <w:bookmarkStart w:id="62" w:name="_Toc232420610"/>
-      <w:bookmarkStart w:id="63" w:name="_Toc232423300"/>
+      <w:bookmarkStart w:id="63" w:name="_Toc232507675"/>
       <w:r>
         <w:rPr>
           <w:rFonts w:ascii="Arial" w:hAnsi="Arial" w:cs="Arial"/>
@@ -7863,7 +7924,7 @@
         </w:rPr>
       </w:pPr>
       <w:bookmarkStart w:id="64" w:name="_Toc232420611"/>
-      <w:bookmarkStart w:id="65" w:name="_Toc232423301"/>
+      <w:bookmarkStart w:id="65" w:name="_Toc232507676"/>
       <w:r>
         <w:rPr>
           <w:rFonts w:ascii="Arial" w:hAnsi="Arial" w:cs="Arial"/>
@@ -7890,7 +7951,7 @@
         </w:rPr>
       </w:pPr>
       <w:bookmarkStart w:id="66" w:name="_Toc232420612"/>
-      <w:bookmarkStart w:id="67" w:name="_Toc232423302"/>
+      <w:bookmarkStart w:id="67" w:name="_Toc232507677"/>
       <w:r>
         <w:rPr>
           <w:rFonts w:ascii="Arial" w:hAnsi="Arial" w:cs="Arial"/>
@@ -7984,7 +8045,7 @@
         </w:rPr>
       </w:pPr>
       <w:bookmarkStart w:id="68" w:name="_Toc232420613"/>
-      <w:bookmarkStart w:id="69" w:name="_Toc232423303"/>
+      <w:bookmarkStart w:id="69" w:name="_Toc232507678"/>
       <w:r>
         <w:rPr>
           <w:rFonts w:ascii="Arial" w:hAnsi="Arial" w:cs="Arial"/>
@@ -8155,7 +8216,7 @@
         </w:rPr>
       </w:pPr>
       <w:bookmarkStart w:id="70" w:name="_Toc232420614"/>
-      <w:bookmarkStart w:id="71" w:name="_Toc232423304"/>
+      <w:bookmarkStart w:id="71" w:name="_Toc232507679"/>
       <w:r>
         <w:rPr>
           <w:rFonts w:ascii="Arial" w:hAnsi="Arial" w:cs="Arial"/>
@@ -8524,7 +8585,7 @@
         </w:rPr>
       </w:pPr>
       <w:bookmarkStart w:id="72" w:name="_Toc232420615"/>
-      <w:bookmarkStart w:id="73" w:name="_Toc232423305"/>
+      <w:bookmarkStart w:id="73" w:name="_Toc232507680"/>
       <w:r>
         <w:rPr>
           <w:rFonts w:ascii="Arial" w:hAnsi="Arial" w:cs="Arial"/>
@@ -8543,7 +8604,7 @@
         </w:rPr>
       </w:pPr>
       <w:bookmarkStart w:id="74" w:name="_Toc232420616"/>
-      <w:bookmarkStart w:id="75" w:name="_Toc232423306"/>
+      <w:bookmarkStart w:id="75" w:name="_Toc232507681"/>
       <w:r>
         <w:rPr>
           <w:rFonts w:ascii="Arial" w:hAnsi="Arial" w:cs="Arial"/>
@@ -8844,7 +8905,7 @@
           <w:rFonts w:ascii="Arial" w:hAnsi="Arial" w:cs="Arial"/>
         </w:rPr>
       </w:pPr>
-      <w:bookmarkStart w:id="77" w:name="_Toc232423307"/>
+      <w:bookmarkStart w:id="77" w:name="_Toc232507682"/>
       <w:r>
         <w:rPr>
           <w:rFonts w:ascii="Arial" w:hAnsi="Arial" w:cs="Arial"/>
@@ -9056,7 +9117,7 @@
           <w:rFonts w:ascii="Arial" w:hAnsi="Arial" w:cs="Arial"/>
         </w:rPr>
       </w:pPr>
-      <w:bookmarkStart w:id="79" w:name="_Toc232423308"/>
+      <w:bookmarkStart w:id="79" w:name="_Toc232507683"/>
       <w:r>
         <w:rPr>
           <w:rFonts w:ascii="Arial" w:hAnsi="Arial" w:cs="Arial"/>
@@ -9311,53 +9372,411 @@
     </w:p>
     <w:p>
       <w:pPr>
-        <w:jc w:val="both"/>
-        <w:rPr>
-          <w:rFonts w:ascii="Arial" w:hAnsi="Arial" w:cs="Arial"/>
-        </w:rPr>
-      </w:pPr>
-    </w:p>
-    <w:p>
-      <w:pPr>
-        <w:jc w:val="both"/>
-        <w:rPr>
-          <w:rFonts w:ascii="Arial" w:hAnsi="Arial" w:cs="Arial"/>
-        </w:rPr>
-      </w:pPr>
-    </w:p>
-    <w:p>
-      <w:pPr>
-        <w:jc w:val="both"/>
-        <w:rPr>
-          <w:rFonts w:ascii="Arial" w:hAnsi="Arial" w:cs="Arial"/>
-        </w:rPr>
-      </w:pPr>
-    </w:p>
-    <w:p>
-      <w:pPr>
         <w:pStyle w:val="Ttulo1"/>
         <w:rPr>
           <w:rFonts w:ascii="Arial" w:hAnsi="Arial" w:cs="Arial"/>
         </w:rPr>
       </w:pPr>
       <w:bookmarkStart w:id="80" w:name="_Toc232420619"/>
-      <w:bookmarkStart w:id="81" w:name="_Toc232423309"/>
-      <w:r>
-        <w:rPr>
-          <w:rFonts w:ascii="Arial" w:hAnsi="Arial" w:cs="Arial"/>
-        </w:rPr>
-        <w:t>7. Conclusiones y recomendaciones</w:t>
+      <w:bookmarkStart w:id="81" w:name="_Toc232507684"/>
+      <w:r>
+        <w:rPr>
+          <w:rFonts w:ascii="Arial" w:hAnsi="Arial" w:cs="Arial"/>
+        </w:rPr>
+        <w:lastRenderedPageBreak/>
+        <w:t xml:space="preserve">7. </w:t>
       </w:r>
       <w:bookmarkEnd w:id="80"/>
+      <w:r>
+        <w:rPr>
+          <w:rFonts w:ascii="Arial" w:hAnsi="Arial" w:cs="Arial"/>
+        </w:rPr>
+        <w:t>Simulación del equipo</w:t>
+      </w:r>
       <w:bookmarkEnd w:id="81"/>
     </w:p>
-    <w:p>
-      <w:pPr>
-        <w:jc w:val="both"/>
-        <w:rPr>
-          <w:rFonts w:ascii="Arial" w:hAnsi="Arial" w:cs="Arial"/>
-          <w:b/>
-          <w:bCs/>
+    <w:p/>
+    <w:p>
+      <w:pPr>
+        <w:pStyle w:val="Ttulo2"/>
+      </w:pPr>
+      <w:bookmarkStart w:id="82" w:name="_Toc232507685"/>
+      <w:r>
+        <w:t>7.1 Contexto</w:t>
+      </w:r>
+      <w:bookmarkEnd w:id="82"/>
+    </w:p>
+    <w:p>
+      <w:pPr>
+        <w:jc w:val="both"/>
+        <w:rPr>
+          <w:rFonts w:ascii="Arial" w:hAnsi="Arial" w:cs="Arial"/>
+          <w:sz w:val="20"/>
+          <w:szCs w:val="20"/>
+        </w:rPr>
+      </w:pPr>
+      <w:r>
+        <w:rPr>
+          <w:rFonts w:ascii="Arial" w:hAnsi="Arial" w:cs="Arial"/>
+          <w:sz w:val="20"/>
+          <w:szCs w:val="20"/>
+        </w:rPr>
+        <w:t>Se han realizado 50 simulaciones de 2 temporadas, se han registrado estadísticas individuales, media de temporada y datos varios que comentaremos a continuación.</w:t>
+      </w:r>
+    </w:p>
+    <w:p>
+      <w:pPr>
+        <w:pStyle w:val="Ttulo2"/>
+      </w:pPr>
+      <w:bookmarkStart w:id="83" w:name="_Toc232507686"/>
+      <w:r>
+        <w:t>7.2 Posición de liga</w:t>
+      </w:r>
+      <w:bookmarkEnd w:id="83"/>
+    </w:p>
+    <w:p>
+      <w:pPr>
+        <w:jc w:val="both"/>
+        <w:rPr>
+          <w:rFonts w:ascii="Arial" w:hAnsi="Arial" w:cs="Arial"/>
+        </w:rPr>
+      </w:pPr>
+      <w:r>
+        <w:rPr>
+          <w:noProof/>
+        </w:rPr>
+        <w:drawing>
+          <wp:inline distT="0" distB="0" distL="0" distR="0" wp14:anchorId="011850D2" wp14:editId="305D13B2">
+            <wp:extent cx="5400040" cy="3354705"/>
+            <wp:effectExtent l="0" t="0" r="0" b="0"/>
+            <wp:docPr id="1228574683" name="Imagen 1"/>
+            <wp:cNvGraphicFramePr>
+              <a:graphicFrameLocks xmlns:a="http://schemas.openxmlformats.org/drawingml/2006/main" noChangeAspect="1"/>
+            </wp:cNvGraphicFramePr>
+            <a:graphic xmlns:a="http://schemas.openxmlformats.org/drawingml/2006/main">
+              <a:graphicData uri="http://schemas.openxmlformats.org/drawingml/2006/picture">
+                <pic:pic xmlns:pic="http://schemas.openxmlformats.org/drawingml/2006/picture">
+                  <pic:nvPicPr>
+                    <pic:cNvPr id="0" name="Picture 1"/>
+                    <pic:cNvPicPr>
+                      <a:picLocks noChangeAspect="1" noChangeArrowheads="1"/>
+                    </pic:cNvPicPr>
+                  </pic:nvPicPr>
+                  <pic:blipFill>
+                    <a:blip r:embed="rId25" cstate="print">
+                      <a:extLst>
+                        <a:ext uri="{28A0092B-C50C-407E-A947-70E740481C1C}">
+                          <a14:useLocalDpi xmlns:a14="http://schemas.microsoft.com/office/drawing/2010/main" val="0"/>
+                        </a:ext>
+                      </a:extLst>
+                    </a:blip>
+                    <a:srcRect/>
+                    <a:stretch>
+                      <a:fillRect/>
+                    </a:stretch>
+                  </pic:blipFill>
+                  <pic:spPr bwMode="auto">
+                    <a:xfrm>
+                      <a:off x="0" y="0"/>
+                      <a:ext cx="5400040" cy="3354705"/>
+                    </a:xfrm>
+                    <a:prstGeom prst="rect">
+                      <a:avLst/>
+                    </a:prstGeom>
+                    <a:noFill/>
+                    <a:ln>
+                      <a:noFill/>
+                    </a:ln>
+                  </pic:spPr>
+                </pic:pic>
+              </a:graphicData>
+            </a:graphic>
+          </wp:inline>
+        </w:drawing>
+      </w:r>
+    </w:p>
+    <w:p>
+      <w:pPr>
+        <w:jc w:val="both"/>
+        <w:rPr>
+          <w:rFonts w:ascii="Arial" w:hAnsi="Arial" w:cs="Arial"/>
+          <w:sz w:val="20"/>
+          <w:szCs w:val="20"/>
+        </w:rPr>
+      </w:pPr>
+      <w:r>
+        <w:rPr>
+          <w:rFonts w:ascii="Arial" w:hAnsi="Arial" w:cs="Arial"/>
+          <w:sz w:val="20"/>
+          <w:szCs w:val="20"/>
+        </w:rPr>
+        <w:t>La lectura del equipo a nivel global es bastante buena, en una liga con dos superpotencias como el Barcelona y el Real Madrid, junto al Atlético. El equipo ha conseguido afianzarse en la 4 posición de media e incluso consiguiendo el título en 6 ocasiones de 100 intentos.</w:t>
+      </w:r>
+    </w:p>
+    <w:p>
+      <w:pPr>
+        <w:jc w:val="both"/>
+        <w:rPr>
+          <w:rFonts w:ascii="Arial" w:hAnsi="Arial" w:cs="Arial"/>
+          <w:sz w:val="20"/>
+          <w:szCs w:val="20"/>
+        </w:rPr>
+      </w:pPr>
+      <w:r>
+        <w:rPr>
+          <w:rFonts w:ascii="Arial" w:hAnsi="Arial" w:cs="Arial"/>
+          <w:sz w:val="20"/>
+          <w:szCs w:val="20"/>
+        </w:rPr>
+        <w:t>Cabe recordar que tanto FC Barcelona, Real Madrid o Atlético tienen equipos con mayor presupuesto y mayor valor en sueldos.</w:t>
+      </w:r>
+    </w:p>
+    <w:p>
+      <w:pPr>
+        <w:jc w:val="both"/>
+        <w:rPr>
+          <w:rFonts w:ascii="Arial" w:hAnsi="Arial" w:cs="Arial"/>
+          <w:sz w:val="20"/>
+          <w:szCs w:val="20"/>
+        </w:rPr>
+      </w:pPr>
+    </w:p>
+    <w:p>
+      <w:pPr>
+        <w:jc w:val="center"/>
+        <w:rPr>
+          <w:rFonts w:ascii="Arial" w:hAnsi="Arial" w:cs="Arial"/>
+        </w:rPr>
+      </w:pPr>
+      <w:r>
+        <w:rPr>
+          <w:noProof/>
+        </w:rPr>
+        <w:lastRenderedPageBreak/>
+        <w:drawing>
+          <wp:inline distT="0" distB="0" distL="0" distR="0" wp14:anchorId="149E494C" wp14:editId="57274C7A">
+            <wp:extent cx="4069285" cy="2415540"/>
+            <wp:effectExtent l="0" t="0" r="7620" b="3810"/>
+            <wp:docPr id="360593420" name="Imagen 2"/>
+            <wp:cNvGraphicFramePr>
+              <a:graphicFrameLocks xmlns:a="http://schemas.openxmlformats.org/drawingml/2006/main" noChangeAspect="1"/>
+            </wp:cNvGraphicFramePr>
+            <a:graphic xmlns:a="http://schemas.openxmlformats.org/drawingml/2006/main">
+              <a:graphicData uri="http://schemas.openxmlformats.org/drawingml/2006/picture">
+                <pic:pic xmlns:pic="http://schemas.openxmlformats.org/drawingml/2006/picture">
+                  <pic:nvPicPr>
+                    <pic:cNvPr id="0" name="Picture 3"/>
+                    <pic:cNvPicPr>
+                      <a:picLocks noChangeAspect="1" noChangeArrowheads="1"/>
+                    </pic:cNvPicPr>
+                  </pic:nvPicPr>
+                  <pic:blipFill>
+                    <a:blip r:embed="rId26">
+                      <a:extLst>
+                        <a:ext uri="{28A0092B-C50C-407E-A947-70E740481C1C}">
+                          <a14:useLocalDpi xmlns:a14="http://schemas.microsoft.com/office/drawing/2010/main" val="0"/>
+                        </a:ext>
+                      </a:extLst>
+                    </a:blip>
+                    <a:srcRect/>
+                    <a:stretch>
+                      <a:fillRect/>
+                    </a:stretch>
+                  </pic:blipFill>
+                  <pic:spPr bwMode="auto">
+                    <a:xfrm>
+                      <a:off x="0" y="0"/>
+                      <a:ext cx="4096345" cy="2431603"/>
+                    </a:xfrm>
+                    <a:prstGeom prst="rect">
+                      <a:avLst/>
+                    </a:prstGeom>
+                    <a:noFill/>
+                    <a:ln>
+                      <a:noFill/>
+                    </a:ln>
+                  </pic:spPr>
+                </pic:pic>
+              </a:graphicData>
+            </a:graphic>
+          </wp:inline>
+        </w:drawing>
+      </w:r>
+    </w:p>
+    <w:p>
+      <w:pPr>
+        <w:rPr>
+          <w:rFonts w:ascii="Arial" w:hAnsi="Arial" w:cs="Arial"/>
+          <w:sz w:val="20"/>
+          <w:szCs w:val="20"/>
+        </w:rPr>
+      </w:pPr>
+      <w:r>
+        <w:rPr>
+          <w:rFonts w:ascii="Arial" w:hAnsi="Arial" w:cs="Arial"/>
+          <w:sz w:val="20"/>
+          <w:szCs w:val="20"/>
+        </w:rPr>
+        <w:t>A nivel de resultados con el cambio de temporada, vemos que no hay un cambio significativo, se necesita simular mas temporadas dentro de una misma simulación para poder obtener resultados.</w:t>
+      </w:r>
+    </w:p>
+    <w:p>
+      <w:pPr>
+        <w:jc w:val="both"/>
+        <w:rPr>
+          <w:rFonts w:ascii="Arial" w:hAnsi="Arial" w:cs="Arial"/>
+        </w:rPr>
+      </w:pPr>
+    </w:p>
+    <w:p>
+      <w:pPr>
+        <w:pStyle w:val="Ttulo2"/>
+      </w:pPr>
+      <w:bookmarkStart w:id="84" w:name="_Toc232507687"/>
+      <w:r>
+        <w:t>7.3 Registros individuales</w:t>
+      </w:r>
+      <w:bookmarkEnd w:id="84"/>
+    </w:p>
+    <w:p>
+      <w:pPr>
+        <w:jc w:val="both"/>
+        <w:rPr>
+          <w:rFonts w:ascii="Arial" w:hAnsi="Arial" w:cs="Arial"/>
+        </w:rPr>
+      </w:pPr>
+      <w:r>
+        <w:rPr>
+          <w:noProof/>
+        </w:rPr>
+        <w:drawing>
+          <wp:inline distT="0" distB="0" distL="0" distR="0" wp14:anchorId="2425EF83" wp14:editId="1A7F2424">
+            <wp:extent cx="5400040" cy="3059430"/>
+            <wp:effectExtent l="0" t="0" r="0" b="7620"/>
+            <wp:docPr id="1533460088" name="Imagen 3"/>
+            <wp:cNvGraphicFramePr>
+              <a:graphicFrameLocks xmlns:a="http://schemas.openxmlformats.org/drawingml/2006/main" noChangeAspect="1"/>
+            </wp:cNvGraphicFramePr>
+            <a:graphic xmlns:a="http://schemas.openxmlformats.org/drawingml/2006/main">
+              <a:graphicData uri="http://schemas.openxmlformats.org/drawingml/2006/picture">
+                <pic:pic xmlns:pic="http://schemas.openxmlformats.org/drawingml/2006/picture">
+                  <pic:nvPicPr>
+                    <pic:cNvPr id="0" name="Picture 5"/>
+                    <pic:cNvPicPr>
+                      <a:picLocks noChangeAspect="1" noChangeArrowheads="1"/>
+                    </pic:cNvPicPr>
+                  </pic:nvPicPr>
+                  <pic:blipFill>
+                    <a:blip r:embed="rId27" cstate="print">
+                      <a:extLst>
+                        <a:ext uri="{28A0092B-C50C-407E-A947-70E740481C1C}">
+                          <a14:useLocalDpi xmlns:a14="http://schemas.microsoft.com/office/drawing/2010/main" val="0"/>
+                        </a:ext>
+                      </a:extLst>
+                    </a:blip>
+                    <a:srcRect/>
+                    <a:stretch>
+                      <a:fillRect/>
+                    </a:stretch>
+                  </pic:blipFill>
+                  <pic:spPr bwMode="auto">
+                    <a:xfrm>
+                      <a:off x="0" y="0"/>
+                      <a:ext cx="5400040" cy="3059430"/>
+                    </a:xfrm>
+                    <a:prstGeom prst="rect">
+                      <a:avLst/>
+                    </a:prstGeom>
+                    <a:noFill/>
+                    <a:ln>
+                      <a:noFill/>
+                    </a:ln>
+                  </pic:spPr>
+                </pic:pic>
+              </a:graphicData>
+            </a:graphic>
+          </wp:inline>
+        </w:drawing>
+      </w:r>
+    </w:p>
+    <w:p>
+      <w:pPr>
+        <w:jc w:val="both"/>
+        <w:rPr>
+          <w:rFonts w:ascii="Arial" w:hAnsi="Arial" w:cs="Arial"/>
+          <w:sz w:val="20"/>
+          <w:szCs w:val="20"/>
+        </w:rPr>
+      </w:pPr>
+      <w:r>
+        <w:rPr>
+          <w:rFonts w:ascii="Arial" w:hAnsi="Arial" w:cs="Arial"/>
+          <w:sz w:val="20"/>
+          <w:szCs w:val="20"/>
+        </w:rPr>
+        <w:t>Como hemos indicado anteriormente, las posiciones ofensivas suelen tener mas calidad y destacan más. En este caso se ve con más claridad cual es la posición mas influyente. Lautaro ha sido el mejor jugador del equipo en 52 de las 100 temporadas jugadas.</w:t>
+      </w:r>
+    </w:p>
+    <w:p>
+      <w:pPr>
+        <w:jc w:val="both"/>
+        <w:rPr>
+          <w:rFonts w:ascii="Arial" w:hAnsi="Arial" w:cs="Arial"/>
+        </w:rPr>
+      </w:pPr>
+    </w:p>
+    <w:p>
+      <w:pPr>
+        <w:jc w:val="both"/>
+        <w:rPr>
+          <w:rFonts w:ascii="Arial" w:hAnsi="Arial" w:cs="Arial"/>
+        </w:rPr>
+      </w:pPr>
+    </w:p>
+    <w:p>
+      <w:pPr>
+        <w:jc w:val="both"/>
+        <w:rPr>
+          <w:rFonts w:ascii="Arial" w:hAnsi="Arial" w:cs="Arial"/>
+        </w:rPr>
+      </w:pPr>
+    </w:p>
+    <w:p>
+      <w:pPr>
+        <w:pStyle w:val="Ttulo1"/>
+        <w:rPr>
+          <w:rFonts w:ascii="Arial" w:hAnsi="Arial" w:cs="Arial"/>
+        </w:rPr>
+      </w:pPr>
+      <w:bookmarkStart w:id="85" w:name="_Toc232420620"/>
+      <w:bookmarkStart w:id="86" w:name="_Toc232507688"/>
+      <w:r>
+        <w:rPr>
+          <w:rFonts w:ascii="Arial" w:hAnsi="Arial" w:cs="Arial"/>
+        </w:rPr>
+        <w:lastRenderedPageBreak/>
+        <w:t>8.</w:t>
+      </w:r>
+      <w:bookmarkEnd w:id="85"/>
+      <w:r>
+        <w:rPr>
+          <w:rFonts w:ascii="Arial" w:hAnsi="Arial" w:cs="Arial"/>
+        </w:rPr>
+        <w:t xml:space="preserve"> </w:t>
+      </w:r>
+      <w:r>
+        <w:rPr>
+          <w:rFonts w:ascii="Arial" w:hAnsi="Arial" w:cs="Arial"/>
+        </w:rPr>
+        <w:t>Conclusiones y recomendaciones</w:t>
+      </w:r>
+      <w:bookmarkEnd w:id="86"/>
+    </w:p>
+    <w:p>
+      <w:pPr>
+        <w:jc w:val="both"/>
+        <w:rPr>
+          <w:rFonts w:ascii="Arial" w:hAnsi="Arial" w:cs="Arial"/>
         </w:rPr>
       </w:pPr>
     </w:p>
@@ -9440,39 +9859,7 @@
           <w:sz w:val="20"/>
           <w:szCs w:val="20"/>
         </w:rPr>
-        <w:t xml:space="preserve"> se ha podido ver como abunda el talento más mediocre y el </w:t>
-      </w:r>
-      <w:r>
-        <w:rPr>
-          <w:rFonts w:ascii="Arial" w:hAnsi="Arial" w:cs="Arial"/>
-          <w:sz w:val="20"/>
-          <w:szCs w:val="20"/>
-        </w:rPr>
-        <w:t>más</w:t>
-      </w:r>
-      <w:r>
-        <w:rPr>
-          <w:rFonts w:ascii="Arial" w:hAnsi="Arial" w:cs="Arial"/>
-          <w:sz w:val="20"/>
-          <w:szCs w:val="20"/>
-        </w:rPr>
-        <w:t xml:space="preserve"> habilidoso está disperso. Por lo que hay menos y tienes que saber </w:t>
-      </w:r>
-      <w:r>
-        <w:rPr>
-          <w:rFonts w:ascii="Arial" w:hAnsi="Arial" w:cs="Arial"/>
-          <w:sz w:val="20"/>
-          <w:szCs w:val="20"/>
-        </w:rPr>
-        <w:t>qué</w:t>
-      </w:r>
-      <w:r>
-        <w:rPr>
-          <w:rFonts w:ascii="Arial" w:hAnsi="Arial" w:cs="Arial"/>
-          <w:sz w:val="20"/>
-          <w:szCs w:val="20"/>
-        </w:rPr>
-        <w:t xml:space="preserve"> es lo que buscas.</w:t>
+        <w:t xml:space="preserve"> se ha podido ver como abunda el talento más mediocre y el más habilidoso está disperso. Por lo que hay menos y tienes que saber qué es lo que buscas.</w:t>
       </w:r>
     </w:p>
     <w:p>
@@ -9500,6 +9887,40 @@
     </w:p>
     <w:p>
       <w:pPr>
+        <w:pStyle w:val="Prrafodelista"/>
+        <w:numPr>
+          <w:ilvl w:val="0"/>
+          <w:numId w:val="6"/>
+        </w:numPr>
+        <w:jc w:val="both"/>
+        <w:rPr>
+          <w:rFonts w:ascii="Arial" w:hAnsi="Arial" w:cs="Arial"/>
+          <w:sz w:val="20"/>
+          <w:szCs w:val="20"/>
+        </w:rPr>
+      </w:pPr>
+      <w:r>
+        <w:rPr>
+          <w:rFonts w:ascii="Arial" w:hAnsi="Arial" w:cs="Arial"/>
+          <w:sz w:val="20"/>
+          <w:szCs w:val="20"/>
+        </w:rPr>
+        <w:t>La simulación a demostrado que es un equipo solido y puede competir, aunque sigue siendo inferior a los grandes presupuestos de la liga (Barcelona, Madrid y Atlético)</w:t>
+      </w:r>
+    </w:p>
+    <w:p>
+      <w:pPr>
+        <w:pStyle w:val="Prrafodelista"/>
+        <w:jc w:val="both"/>
+        <w:rPr>
+          <w:rFonts w:ascii="Arial" w:hAnsi="Arial" w:cs="Arial"/>
+          <w:sz w:val="20"/>
+          <w:szCs w:val="20"/>
+        </w:rPr>
+      </w:pPr>
+    </w:p>
+    <w:p>
+      <w:pPr>
         <w:ind w:left="360"/>
         <w:jc w:val="both"/>
         <w:rPr>
@@ -9560,39 +9981,7 @@
           <w:sz w:val="20"/>
           <w:szCs w:val="20"/>
         </w:rPr>
-        <w:t xml:space="preserve">Las posiciones </w:t>
-      </w:r>
-      <w:r>
-        <w:rPr>
-          <w:rFonts w:ascii="Arial" w:hAnsi="Arial" w:cs="Arial"/>
-          <w:sz w:val="20"/>
-          <w:szCs w:val="20"/>
-        </w:rPr>
-        <w:t>más</w:t>
-      </w:r>
-      <w:r>
-        <w:rPr>
-          <w:rFonts w:ascii="Arial" w:hAnsi="Arial" w:cs="Arial"/>
-          <w:sz w:val="20"/>
-          <w:szCs w:val="20"/>
-        </w:rPr>
-        <w:t xml:space="preserve"> diferenciales tienden a ser las ofensivas y son las que </w:t>
-      </w:r>
-      <w:r>
-        <w:rPr>
-          <w:rFonts w:ascii="Arial" w:hAnsi="Arial" w:cs="Arial"/>
-          <w:sz w:val="20"/>
-          <w:szCs w:val="20"/>
-        </w:rPr>
-        <w:t>más</w:t>
-      </w:r>
-      <w:r>
-        <w:rPr>
-          <w:rFonts w:ascii="Arial" w:hAnsi="Arial" w:cs="Arial"/>
-          <w:sz w:val="20"/>
-          <w:szCs w:val="20"/>
-        </w:rPr>
-        <w:t xml:space="preserve"> jugadores agrupan, por lo que si se tiene que priorizar la búsqueda y fichaje de talento. El principal desembolso lo realizaría allí.</w:t>
+        <w:t>Las posiciones más diferenciales tienden a ser las ofensivas y son las que más jugadores agrupan, por lo que si se tiene que priorizar la búsqueda y fichaje de talento. El principal desembolso lo realizaría allí.</w:t>
       </w:r>
     </w:p>
     <w:p>
@@ -9638,39 +10027,7 @@
           <w:sz w:val="20"/>
           <w:szCs w:val="20"/>
         </w:rPr>
-        <w:t xml:space="preserve">Defensas y porteros aguantan </w:t>
-      </w:r>
-      <w:r>
-        <w:rPr>
-          <w:rFonts w:ascii="Arial" w:hAnsi="Arial" w:cs="Arial"/>
-          <w:sz w:val="20"/>
-          <w:szCs w:val="20"/>
-        </w:rPr>
-        <w:t>más</w:t>
-      </w:r>
-      <w:r>
-        <w:rPr>
-          <w:rFonts w:ascii="Arial" w:hAnsi="Arial" w:cs="Arial"/>
-          <w:sz w:val="20"/>
-          <w:szCs w:val="20"/>
-        </w:rPr>
-        <w:t xml:space="preserve"> el paso del tiempo, es una posición donde vale la pena invertir en desarrollo y juventud. Los futbolistas de esas posiciones aguantan a mejor nivel </w:t>
-      </w:r>
-      <w:r>
-        <w:rPr>
-          <w:rFonts w:ascii="Arial" w:hAnsi="Arial" w:cs="Arial"/>
-          <w:sz w:val="20"/>
-          <w:szCs w:val="20"/>
-        </w:rPr>
-        <w:t>más</w:t>
-      </w:r>
-      <w:r>
-        <w:rPr>
-          <w:rFonts w:ascii="Arial" w:hAnsi="Arial" w:cs="Arial"/>
-          <w:sz w:val="20"/>
-          <w:szCs w:val="20"/>
-        </w:rPr>
-        <w:t xml:space="preserve"> años. Son grandes inversiones.</w:t>
+        <w:t>Defensas y porteros aguantan más el paso del tiempo, es una posición donde vale la pena invertir en desarrollo y juventud. Los futbolistas de esas posiciones aguantan a mejor nivel más años. Son grandes inversiones.</w:t>
       </w:r>
     </w:p>
     <w:p>
@@ -9713,80 +10070,6 @@
     </w:p>
     <w:p>
       <w:pPr>
-        <w:jc w:val="both"/>
-        <w:rPr>
-          <w:rFonts w:ascii="Arial" w:hAnsi="Arial" w:cs="Arial"/>
-        </w:rPr>
-      </w:pPr>
-    </w:p>
-    <w:p>
-      <w:pPr>
-        <w:jc w:val="both"/>
-        <w:rPr>
-          <w:rFonts w:ascii="Arial" w:hAnsi="Arial" w:cs="Arial"/>
-        </w:rPr>
-      </w:pPr>
-    </w:p>
-    <w:p>
-      <w:pPr>
-        <w:jc w:val="both"/>
-        <w:rPr>
-          <w:rFonts w:ascii="Arial" w:hAnsi="Arial" w:cs="Arial"/>
-        </w:rPr>
-      </w:pPr>
-    </w:p>
-    <w:p>
-      <w:pPr>
-        <w:jc w:val="both"/>
-        <w:rPr>
-          <w:rFonts w:ascii="Arial" w:hAnsi="Arial" w:cs="Arial"/>
-        </w:rPr>
-      </w:pPr>
-    </w:p>
-    <w:p>
-      <w:pPr>
-        <w:jc w:val="both"/>
-        <w:rPr>
-          <w:rFonts w:ascii="Arial" w:hAnsi="Arial" w:cs="Arial"/>
-        </w:rPr>
-      </w:pPr>
-    </w:p>
-    <w:p>
-      <w:pPr>
-        <w:jc w:val="both"/>
-        <w:rPr>
-          <w:rFonts w:ascii="Arial" w:hAnsi="Arial" w:cs="Arial"/>
-        </w:rPr>
-      </w:pPr>
-    </w:p>
-    <w:p>
-      <w:pPr>
-        <w:pStyle w:val="Ttulo1"/>
-        <w:rPr>
-          <w:rFonts w:ascii="Arial" w:hAnsi="Arial" w:cs="Arial"/>
-        </w:rPr>
-      </w:pPr>
-      <w:bookmarkStart w:id="82" w:name="_Toc232420620"/>
-      <w:bookmarkStart w:id="83" w:name="_Toc232423310"/>
-      <w:r>
-        <w:rPr>
-          <w:rFonts w:ascii="Arial" w:hAnsi="Arial" w:cs="Arial"/>
-        </w:rPr>
-        <w:t>8.Simulación del equipo</w:t>
-      </w:r>
-      <w:bookmarkEnd w:id="82"/>
-      <w:bookmarkEnd w:id="83"/>
-    </w:p>
-    <w:p>
-      <w:pPr>
-        <w:jc w:val="both"/>
-        <w:rPr>
-          <w:rFonts w:ascii="Arial" w:hAnsi="Arial" w:cs="Arial"/>
-        </w:rPr>
-      </w:pPr>
-    </w:p>
-    <w:p>
-      <w:pPr>
         <w:rPr>
           <w:rFonts w:ascii="Arial" w:hAnsi="Arial" w:cs="Arial"/>
           <w:lang w:val="ca-ES"/>
@@ -9795,8 +10078,8 @@
     </w:p>
     <w:p/>
     <w:sectPr>
-      <w:footerReference w:type="default" r:id="rId25"/>
-      <w:footerReference w:type="first" r:id="rId26"/>
+      <w:footerReference w:type="default" r:id="rId28"/>
+      <w:footerReference w:type="first" r:id="rId29"/>
       <w:pgSz w:w="11906" w:h="16838"/>
       <w:pgMar w:top="1417" w:right="1701" w:bottom="1417" w:left="1701" w:header="708" w:footer="708" w:gutter="0"/>
       <w:pgNumType w:start="0"/>
@@ -10196,9 +10479,9 @@
     </w:lvl>
   </w:abstractNum>
   <w:abstractNum w:abstractNumId="2" w15:restartNumberingAfterBreak="0">
-    <w:nsid w:val="4AE27D95"/>
+    <w:nsid w:val="3EF44752"/>
     <w:multiLevelType w:val="hybridMultilevel"/>
-    <w:tmpl w:val="4836BAB0"/>
+    <w:tmpl w:val="BC4C34F8"/>
     <w:lvl w:ilvl="0" w:tplc="0C0A0001">
       <w:start w:val="1"/>
       <w:numFmt w:val="bullet"/>
@@ -10309,6 +10592,119 @@
     </w:lvl>
   </w:abstractNum>
   <w:abstractNum w:abstractNumId="3" w15:restartNumberingAfterBreak="0">
+    <w:nsid w:val="4AE27D95"/>
+    <w:multiLevelType w:val="hybridMultilevel"/>
+    <w:tmpl w:val="4836BAB0"/>
+    <w:lvl w:ilvl="0" w:tplc="0C0A0001">
+      <w:start w:val="1"/>
+      <w:numFmt w:val="bullet"/>
+      <w:lvlText w:val=""/>
+      <w:lvlJc w:val="left"/>
+      <w:pPr>
+        <w:ind w:left="720" w:hanging="360"/>
+      </w:pPr>
+      <w:rPr>
+        <w:rFonts w:ascii="Symbol" w:hAnsi="Symbol" w:hint="default"/>
+      </w:rPr>
+    </w:lvl>
+    <w:lvl w:ilvl="1" w:tplc="0C0A0003" w:tentative="1">
+      <w:start w:val="1"/>
+      <w:numFmt w:val="bullet"/>
+      <w:lvlText w:val="o"/>
+      <w:lvlJc w:val="left"/>
+      <w:pPr>
+        <w:ind w:left="1440" w:hanging="360"/>
+      </w:pPr>
+      <w:rPr>
+        <w:rFonts w:ascii="Courier New" w:hAnsi="Courier New" w:cs="Courier New" w:hint="default"/>
+      </w:rPr>
+    </w:lvl>
+    <w:lvl w:ilvl="2" w:tplc="0C0A0005" w:tentative="1">
+      <w:start w:val="1"/>
+      <w:numFmt w:val="bullet"/>
+      <w:lvlText w:val=""/>
+      <w:lvlJc w:val="left"/>
+      <w:pPr>
+        <w:ind w:left="2160" w:hanging="360"/>
+      </w:pPr>
+      <w:rPr>
+        <w:rFonts w:ascii="Wingdings" w:hAnsi="Wingdings" w:hint="default"/>
+      </w:rPr>
+    </w:lvl>
+    <w:lvl w:ilvl="3" w:tplc="0C0A0001" w:tentative="1">
+      <w:start w:val="1"/>
+      <w:numFmt w:val="bullet"/>
+      <w:lvlText w:val=""/>
+      <w:lvlJc w:val="left"/>
+      <w:pPr>
+        <w:ind w:left="2880" w:hanging="360"/>
+      </w:pPr>
+      <w:rPr>
+        <w:rFonts w:ascii="Symbol" w:hAnsi="Symbol" w:hint="default"/>
+      </w:rPr>
+    </w:lvl>
+    <w:lvl w:ilvl="4" w:tplc="0C0A0003" w:tentative="1">
+      <w:start w:val="1"/>
+      <w:numFmt w:val="bullet"/>
+      <w:lvlText w:val="o"/>
+      <w:lvlJc w:val="left"/>
+      <w:pPr>
+        <w:ind w:left="3600" w:hanging="360"/>
+      </w:pPr>
+      <w:rPr>
+        <w:rFonts w:ascii="Courier New" w:hAnsi="Courier New" w:cs="Courier New" w:hint="default"/>
+      </w:rPr>
+    </w:lvl>
+    <w:lvl w:ilvl="5" w:tplc="0C0A0005" w:tentative="1">
+      <w:start w:val="1"/>
+      <w:numFmt w:val="bullet"/>
+      <w:lvlText w:val=""/>
+      <w:lvlJc w:val="left"/>
+      <w:pPr>
+        <w:ind w:left="4320" w:hanging="360"/>
+      </w:pPr>
+      <w:rPr>
+        <w:rFonts w:ascii="Wingdings" w:hAnsi="Wingdings" w:hint="default"/>
+      </w:rPr>
+    </w:lvl>
+    <w:lvl w:ilvl="6" w:tplc="0C0A0001" w:tentative="1">
+      <w:start w:val="1"/>
+      <w:numFmt w:val="bullet"/>
+      <w:lvlText w:val=""/>
+      <w:lvlJc w:val="left"/>
+      <w:pPr>
+        <w:ind w:left="5040" w:hanging="360"/>
+      </w:pPr>
+      <w:rPr>
+        <w:rFonts w:ascii="Symbol" w:hAnsi="Symbol" w:hint="default"/>
+      </w:rPr>
+    </w:lvl>
+    <w:lvl w:ilvl="7" w:tplc="0C0A0003" w:tentative="1">
+      <w:start w:val="1"/>
+      <w:numFmt w:val="bullet"/>
+      <w:lvlText w:val="o"/>
+      <w:lvlJc w:val="left"/>
+      <w:pPr>
+        <w:ind w:left="5760" w:hanging="360"/>
+      </w:pPr>
+      <w:rPr>
+        <w:rFonts w:ascii="Courier New" w:hAnsi="Courier New" w:cs="Courier New" w:hint="default"/>
+      </w:rPr>
+    </w:lvl>
+    <w:lvl w:ilvl="8" w:tplc="0C0A0005" w:tentative="1">
+      <w:start w:val="1"/>
+      <w:numFmt w:val="bullet"/>
+      <w:lvlText w:val=""/>
+      <w:lvlJc w:val="left"/>
+      <w:pPr>
+        <w:ind w:left="6480" w:hanging="360"/>
+      </w:pPr>
+      <w:rPr>
+        <w:rFonts w:ascii="Wingdings" w:hAnsi="Wingdings" w:hint="default"/>
+      </w:rPr>
+    </w:lvl>
+  </w:abstractNum>
+  <w:abstractNum w:abstractNumId="4" w15:restartNumberingAfterBreak="0">
     <w:nsid w:val="5B5179AA"/>
     <w:multiLevelType w:val="hybridMultilevel"/>
     <w:tmpl w:val="47922C92"/>
@@ -10421,7 +10817,7 @@
       </w:rPr>
     </w:lvl>
   </w:abstractNum>
-  <w:abstractNum w:abstractNumId="4" w15:restartNumberingAfterBreak="0">
+  <w:abstractNum w:abstractNumId="5" w15:restartNumberingAfterBreak="0">
     <w:nsid w:val="6A0214F9"/>
     <w:multiLevelType w:val="hybridMultilevel"/>
     <w:tmpl w:val="8272C286"/>
@@ -10534,7 +10930,7 @@
       </w:rPr>
     </w:lvl>
   </w:abstractNum>
-  <w:abstractNum w:abstractNumId="5" w15:restartNumberingAfterBreak="0">
+  <w:abstractNum w:abstractNumId="6" w15:restartNumberingAfterBreak="0">
     <w:nsid w:val="6A0C2A77"/>
     <w:multiLevelType w:val="hybridMultilevel"/>
     <w:tmpl w:val="C258420C"/>
@@ -10647,7 +11043,7 @@
       </w:rPr>
     </w:lvl>
   </w:abstractNum>
-  <w:abstractNum w:abstractNumId="6" w15:restartNumberingAfterBreak="0">
+  <w:abstractNum w:abstractNumId="7" w15:restartNumberingAfterBreak="0">
     <w:nsid w:val="6CF07990"/>
     <w:multiLevelType w:val="hybridMultilevel"/>
     <w:tmpl w:val="A45E500C"/>
@@ -10760,7 +11156,7 @@
       </w:rPr>
     </w:lvl>
   </w:abstractNum>
-  <w:abstractNum w:abstractNumId="7" w15:restartNumberingAfterBreak="0">
+  <w:abstractNum w:abstractNumId="8" w15:restartNumberingAfterBreak="0">
     <w:nsid w:val="7246262E"/>
     <w:multiLevelType w:val="hybridMultilevel"/>
     <w:tmpl w:val="DA0827D6"/>
@@ -10874,16 +11270,16 @@
     </w:lvl>
   </w:abstractNum>
   <w:num w:numId="1" w16cid:durableId="389111089">
-    <w:abstractNumId w:val="7"/>
+    <w:abstractNumId w:val="8"/>
   </w:num>
   <w:num w:numId="2" w16cid:durableId="931544022">
+    <w:abstractNumId w:val="5"/>
+  </w:num>
+  <w:num w:numId="3" w16cid:durableId="998579085">
     <w:abstractNumId w:val="4"/>
   </w:num>
-  <w:num w:numId="3" w16cid:durableId="998579085">
+  <w:num w:numId="4" w16cid:durableId="2088456272">
     <w:abstractNumId w:val="3"/>
-  </w:num>
-  <w:num w:numId="4" w16cid:durableId="2088456272">
-    <w:abstractNumId w:val="2"/>
   </w:num>
   <w:num w:numId="5" w16cid:durableId="595482577">
     <w:abstractNumId w:val="1"/>
@@ -10892,10 +11288,13 @@
     <w:abstractNumId w:val="0"/>
   </w:num>
   <w:num w:numId="7" w16cid:durableId="1957953648">
+    <w:abstractNumId w:val="7"/>
+  </w:num>
+  <w:num w:numId="8" w16cid:durableId="1708987659">
     <w:abstractNumId w:val="6"/>
   </w:num>
-  <w:num w:numId="8" w16cid:durableId="1708987659">
-    <w:abstractNumId w:val="5"/>
+  <w:num w:numId="9" w16cid:durableId="1537540587">
+    <w:abstractNumId w:val="2"/>
   </w:num>
 </w:numbering>
 </file>
@@ -11300,7 +11699,7 @@
   <w:style w:type="paragraph" w:default="1" w:styleId="Normal">
     <w:name w:val="Normal"/>
     <w:qFormat/>
-    <w:rsid w:val="00444EFA"/>
+    <w:rsid w:val="00424785"/>
   </w:style>
   <w:style w:type="paragraph" w:styleId="Ttulo1">
     <w:name w:val="heading 1"/>

--- a/V2.Informe Data Analisis.docx
+++ b/V2.Informe Data Analisis.docx
@@ -4228,7 +4228,23 @@
           <w:sz w:val="20"/>
           <w:szCs w:val="20"/>
         </w:rPr>
-        <w:t>El problema al que se enfrentaba este proyecto es el de hacer un equipo competitivo para poder aspirar a obtener buenos resultados, maximizando y optimizando los jugadores del equipo en cada posición.</w:t>
+        <w:t xml:space="preserve">El problema al que se </w:t>
+      </w:r>
+      <w:r>
+        <w:rPr>
+          <w:rFonts w:ascii="Arial" w:hAnsi="Arial" w:cs="Arial"/>
+          <w:sz w:val="20"/>
+          <w:szCs w:val="20"/>
+        </w:rPr>
+        <w:t>enfrenta</w:t>
+      </w:r>
+      <w:r>
+        <w:rPr>
+          <w:rFonts w:ascii="Arial" w:hAnsi="Arial" w:cs="Arial"/>
+          <w:sz w:val="20"/>
+          <w:szCs w:val="20"/>
+        </w:rPr>
+        <w:t xml:space="preserve"> este proyecto es el de hacer un equipo competitivo para poder aspirar a obtener buenos resultados, maximizando y optimizando los jugadores del equipo en cada posición.</w:t>
       </w:r>
     </w:p>
     <w:p>
@@ -4667,7 +4683,7 @@
           <w:sz w:val="20"/>
           <w:szCs w:val="20"/>
         </w:rPr>
-        <w:t>Este informe consiste en una guía para cualquier persona que quiera entrar en el mundo de este videojuego. Usando las herramientas de Análisis de Datos conseguiremos organizar un equipo maximizando sus virtudes y consiguiendo sacarle todo el rendimiento posible.</w:t>
+        <w:t>Este informe consiste en una guía para cualquier persona que quiera entrar en el mundo de este videojuego. Usando herramientas de Análisis de Datos conseguiremos organizar un equipo maximizando sus virtudes y consiguiendo sacarle todo el rendimiento posible.</w:t>
       </w:r>
     </w:p>
     <w:p>
@@ -4703,7 +4719,25 @@
           <w:sz w:val="20"/>
           <w:szCs w:val="20"/>
         </w:rPr>
-        <w:t>Sabiendo esto, ¿cómo hace el juego para poder simular cómo un futbolista chuta a puerta, despeja un balón, marca la línea del fuera de juego o simplemente se desmarca hacia portería? Muy sencillo, el videojuego consta de una base de datos donde divide a cada jugador en una gran cantidad de estadísticas y les da un valor numérico que va del 0 al 20. Cuanto más elevada es la calidad del futbolista en esa habilidad, más alta es la característica.</w:t>
+        <w:t>Sabiendo esto, ¿cómo hace el juego para poder simular cómo </w:t>
+      </w:r>
+      <w:proofErr w:type="gramStart"/>
+      <w:r>
+        <w:rPr>
+          <w:rFonts w:ascii="Arial" w:hAnsi="Arial" w:cs="Arial"/>
+          <w:sz w:val="20"/>
+          <w:szCs w:val="20"/>
+        </w:rPr>
+        <w:t>un futbolista chuta</w:t>
+      </w:r>
+      <w:proofErr w:type="gramEnd"/>
+      <w:r>
+        <w:rPr>
+          <w:rFonts w:ascii="Arial" w:hAnsi="Arial" w:cs="Arial"/>
+          <w:sz w:val="20"/>
+          <w:szCs w:val="20"/>
+        </w:rPr>
+        <w:t xml:space="preserve"> a puerta, despeja un balón, marca la línea del fuera de juego o simplemente se desmarca hacia portería? Muy sencillo, el videojuego consta de una base de datos donde divide a cada jugador en una gran cantidad de estadísticas y les da un valor numérico que va del 0 al 20. Cuanto más elevada es la calidad del futbolista en esa habilidad, más alta es la característica.</w:t>
       </w:r>
     </w:p>
     <w:p>
@@ -5835,18 +5869,6 @@
     </w:p>
     <w:p>
       <w:pPr>
-        <w:pStyle w:val="Estilo1"/>
-        <w:jc w:val="both"/>
-        <w:rPr>
-          <w:b w:val="0"/>
-          <w:bCs w:val="0"/>
-          <w:sz w:val="20"/>
-          <w:szCs w:val="20"/>
-        </w:rPr>
-      </w:pPr>
-    </w:p>
-    <w:p>
-      <w:pPr>
         <w:jc w:val="both"/>
         <w:rPr>
           <w:rFonts w:ascii="Arial" w:hAnsi="Arial" w:cs="Arial"/>
@@ -6381,32 +6403,6 @@
     </w:p>
     <w:p>
       <w:pPr>
-        <w:pStyle w:val="Prrafodelista"/>
-        <w:rPr>
-          <w:rFonts w:ascii="Arial" w:hAnsi="Arial" w:cs="Arial"/>
-          <w:sz w:val="20"/>
-          <w:szCs w:val="20"/>
-        </w:rPr>
-      </w:pPr>
-    </w:p>
-    <w:p>
-      <w:pPr>
-        <w:jc w:val="both"/>
-        <w:rPr>
-          <w:rFonts w:ascii="Arial" w:hAnsi="Arial" w:cs="Arial"/>
-        </w:rPr>
-      </w:pPr>
-    </w:p>
-    <w:p>
-      <w:pPr>
-        <w:jc w:val="both"/>
-        <w:rPr>
-          <w:rFonts w:ascii="Arial" w:hAnsi="Arial" w:cs="Arial"/>
-        </w:rPr>
-      </w:pPr>
-    </w:p>
-    <w:p>
-      <w:pPr>
         <w:pStyle w:val="Ttulo2"/>
         <w:rPr>
           <w:rFonts w:ascii="Arial" w:hAnsi="Arial" w:cs="Arial"/>
@@ -6540,25 +6536,25 @@
           <w:sz w:val="20"/>
           <w:szCs w:val="20"/>
         </w:rPr>
+        <w:t>En la segunda nos centramos en la posición de extremo. Esta posición es la de menor media de edad y realizaremos una consulta para determinar la media de los valores más importantes para los jugadores que juegan en ella.</w:t>
+      </w:r>
+    </w:p>
+    <w:p>
+      <w:pPr>
+        <w:jc w:val="both"/>
+        <w:rPr>
+          <w:rFonts w:ascii="Arial" w:hAnsi="Arial" w:cs="Arial"/>
+          <w:sz w:val="20"/>
+          <w:szCs w:val="20"/>
+        </w:rPr>
+      </w:pPr>
+      <w:r>
+        <w:rPr>
+          <w:rFonts w:ascii="Arial" w:hAnsi="Arial" w:cs="Arial"/>
+          <w:sz w:val="20"/>
+          <w:szCs w:val="20"/>
+        </w:rPr>
         <w:lastRenderedPageBreak/>
-        <w:t>En la segunda nos centramos en la posición de extremo. Esta posición es la de menor media de edad y realizaremos una consulta para determinar la media de los valores más importantes para los jugadores que juegan en ella.</w:t>
-      </w:r>
-    </w:p>
-    <w:p>
-      <w:pPr>
-        <w:jc w:val="both"/>
-        <w:rPr>
-          <w:rFonts w:ascii="Arial" w:hAnsi="Arial" w:cs="Arial"/>
-          <w:sz w:val="20"/>
-          <w:szCs w:val="20"/>
-        </w:rPr>
-      </w:pPr>
-      <w:r>
-        <w:rPr>
-          <w:rFonts w:ascii="Arial" w:hAnsi="Arial" w:cs="Arial"/>
-          <w:sz w:val="20"/>
-          <w:szCs w:val="20"/>
-        </w:rPr>
         <w:t>Una vez con los resultados generales de todos los extremos, he hecho una tercera consulta para seleccionar la misma pero solo con los mejores jugadores del mundo en su posición para tener una referencia global y luego una competitiva.</w:t>
       </w:r>
     </w:p>
@@ -6879,25 +6875,25 @@
           <w:sz w:val="20"/>
           <w:szCs w:val="20"/>
         </w:rPr>
+        <w:t xml:space="preserve">El mínimo de jugadores lo encontramos en la portería, a priori es la opción más lógica debido a que en un equipo puede tener inscritos hasta 25 jugadores de los cuales suelen tener como máximo 3 porteros. </w:t>
+      </w:r>
+    </w:p>
+    <w:p>
+      <w:pPr>
+        <w:jc w:val="both"/>
+        <w:rPr>
+          <w:rFonts w:ascii="Arial" w:hAnsi="Arial" w:cs="Arial"/>
+          <w:sz w:val="20"/>
+          <w:szCs w:val="20"/>
+        </w:rPr>
+      </w:pPr>
+      <w:r>
+        <w:rPr>
+          <w:rFonts w:ascii="Arial" w:hAnsi="Arial" w:cs="Arial"/>
+          <w:sz w:val="20"/>
+          <w:szCs w:val="20"/>
+        </w:rPr>
         <w:lastRenderedPageBreak/>
-        <w:t xml:space="preserve">El mínimo de jugadores lo encontramos en la portería, a priori es la opción más lógica debido a que en un equipo puede tener inscritos hasta 25 jugadores de los cuales suelen tener como máximo 3 porteros. </w:t>
-      </w:r>
-    </w:p>
-    <w:p>
-      <w:pPr>
-        <w:jc w:val="both"/>
-        <w:rPr>
-          <w:rFonts w:ascii="Arial" w:hAnsi="Arial" w:cs="Arial"/>
-          <w:sz w:val="20"/>
-          <w:szCs w:val="20"/>
-        </w:rPr>
-      </w:pPr>
-      <w:r>
-        <w:rPr>
-          <w:rFonts w:ascii="Arial" w:hAnsi="Arial" w:cs="Arial"/>
-          <w:sz w:val="20"/>
-          <w:szCs w:val="20"/>
-        </w:rPr>
         <w:t>Mientras que por el lado ofensivo nos encontramos con un caso totalmente desproporcionado, extremos y delanteros comparten la zona de ataque, pero claramente hay una diferencia de números. Esto se podría explicar debido a la evolución del futbol a día de hoy, equipos más verticales y ofensivos que buscan jugadores más versátiles que puedan jugar tanto en banda como por el centro sin necesidad de estar siempre en el área rival.</w:t>
       </w:r>
     </w:p>
@@ -7119,6 +7115,54 @@
     </w:p>
     <w:p>
       <w:pPr>
+        <w:pStyle w:val="Prrafodelista"/>
+        <w:ind w:left="785"/>
+        <w:jc w:val="both"/>
+        <w:rPr>
+          <w:rFonts w:ascii="Arial" w:hAnsi="Arial" w:cs="Arial"/>
+          <w:sz w:val="20"/>
+          <w:szCs w:val="20"/>
+        </w:rPr>
+      </w:pPr>
+    </w:p>
+    <w:p>
+      <w:pPr>
+        <w:pStyle w:val="Prrafodelista"/>
+        <w:ind w:left="785"/>
+        <w:jc w:val="both"/>
+        <w:rPr>
+          <w:rFonts w:ascii="Arial" w:hAnsi="Arial" w:cs="Arial"/>
+          <w:sz w:val="20"/>
+          <w:szCs w:val="20"/>
+        </w:rPr>
+      </w:pPr>
+    </w:p>
+    <w:p>
+      <w:pPr>
+        <w:pStyle w:val="Prrafodelista"/>
+        <w:ind w:left="785"/>
+        <w:jc w:val="both"/>
+        <w:rPr>
+          <w:rFonts w:ascii="Arial" w:hAnsi="Arial" w:cs="Arial"/>
+          <w:sz w:val="20"/>
+          <w:szCs w:val="20"/>
+        </w:rPr>
+      </w:pPr>
+    </w:p>
+    <w:p>
+      <w:pPr>
+        <w:pStyle w:val="Prrafodelista"/>
+        <w:ind w:left="785"/>
+        <w:jc w:val="both"/>
+        <w:rPr>
+          <w:rFonts w:ascii="Arial" w:hAnsi="Arial" w:cs="Arial"/>
+          <w:sz w:val="20"/>
+          <w:szCs w:val="20"/>
+        </w:rPr>
+      </w:pPr>
+    </w:p>
+    <w:p>
+      <w:pPr>
         <w:pStyle w:val="Ttulo3"/>
         <w:rPr>
           <w:rFonts w:ascii="Arial" w:hAnsi="Arial" w:cs="Arial"/>
@@ -9446,7 +9490,7 @@
           <w:noProof/>
         </w:rPr>
         <w:drawing>
-          <wp:inline distT="0" distB="0" distL="0" distR="0" wp14:anchorId="011850D2" wp14:editId="305D13B2">
+          <wp:inline distT="0" distB="0" distL="0" distR="0" wp14:anchorId="011850D2" wp14:editId="6B0EF5E5">
             <wp:extent cx="5400040" cy="3354705"/>
             <wp:effectExtent l="0" t="0" r="0" b="0"/>
             <wp:docPr id="1228574683" name="Imagen 1"/>
@@ -9650,7 +9694,7 @@
           <w:noProof/>
         </w:rPr>
         <w:drawing>
-          <wp:inline distT="0" distB="0" distL="0" distR="0" wp14:anchorId="2425EF83" wp14:editId="1A7F2424">
+          <wp:inline distT="0" distB="0" distL="0" distR="0" wp14:anchorId="2425EF83" wp14:editId="52D5B1B3">
             <wp:extent cx="5400040" cy="3059430"/>
             <wp:effectExtent l="0" t="0" r="0" b="7620"/>
             <wp:docPr id="1533460088" name="Imagen 3"/>

--- a/V2.Informe Data Analisis.docx
+++ b/V2.Informe Data Analisis.docx
@@ -5919,7 +5919,6 @@
         <w:rPr>
           <w:rFonts w:ascii="Arial" w:hAnsi="Arial" w:cs="Arial"/>
         </w:rPr>
-        <w:lastRenderedPageBreak/>
         <w:t>6.2 Tablas creadas</w:t>
       </w:r>
       <w:bookmarkEnd w:id="32"/>
@@ -5967,6 +5966,7 @@
           <w:sz w:val="20"/>
           <w:szCs w:val="20"/>
         </w:rPr>
+        <w:lastRenderedPageBreak/>
         <w:t>Las tablas creadas han sido las siguientes:</w:t>
       </w:r>
     </w:p>
@@ -6554,7 +6554,6 @@
           <w:sz w:val="20"/>
           <w:szCs w:val="20"/>
         </w:rPr>
-        <w:lastRenderedPageBreak/>
         <w:t>Una vez con los resultados generales de todos los extremos, he hecho una tercera consulta para seleccionar la misma pero solo con los mejores jugadores del mundo en su posición para tener una referencia global y luego una competitiva.</w:t>
       </w:r>
     </w:p>
@@ -6589,6 +6588,7 @@
         <w:rPr>
           <w:rFonts w:ascii="Arial" w:hAnsi="Arial" w:cs="Arial"/>
         </w:rPr>
+        <w:lastRenderedPageBreak/>
         <w:t>6. Análisis Exploratorio (EDA)</w:t>
       </w:r>
       <w:bookmarkEnd w:id="36"/>
@@ -6893,43 +6893,43 @@
           <w:sz w:val="20"/>
           <w:szCs w:val="20"/>
         </w:rPr>
+        <w:t>Mientras que por el lado ofensivo nos encontramos con un caso totalmente desproporcionado, extremos y delanteros comparten la zona de ataque, pero claramente hay una diferencia de números. Esto se podría explicar debido a la evolución del futbol a día de hoy, equipos más verticales y ofensivos que buscan jugadores más versátiles que puedan jugar tanto en banda como por el centro sin necesidad de estar siempre en el área rival.</w:t>
+      </w:r>
+    </w:p>
+    <w:p>
+      <w:pPr>
+        <w:jc w:val="both"/>
+        <w:rPr>
+          <w:rFonts w:ascii="Arial" w:hAnsi="Arial" w:cs="Arial"/>
+          <w:sz w:val="20"/>
+          <w:szCs w:val="20"/>
+        </w:rPr>
+      </w:pPr>
+      <w:r>
+        <w:rPr>
+          <w:rFonts w:ascii="Arial" w:hAnsi="Arial" w:cs="Arial"/>
+          <w:sz w:val="20"/>
+          <w:szCs w:val="20"/>
+        </w:rPr>
+        <w:t>Esta lectura luego se traduce en otros rasgos que podemos observar, la media y la mediana de edad en los extremos es la más baja, esto va acorde a las capacidades físicas y explosivas que caracterizan a estos jugadores.</w:t>
+      </w:r>
+    </w:p>
+    <w:p>
+      <w:pPr>
+        <w:jc w:val="both"/>
+        <w:rPr>
+          <w:rFonts w:ascii="Arial" w:hAnsi="Arial" w:cs="Arial"/>
+          <w:sz w:val="20"/>
+          <w:szCs w:val="20"/>
+        </w:rPr>
+      </w:pPr>
+      <w:r>
+        <w:rPr>
+          <w:rFonts w:ascii="Arial" w:hAnsi="Arial" w:cs="Arial"/>
+          <w:sz w:val="20"/>
+          <w:szCs w:val="20"/>
+        </w:rPr>
         <w:lastRenderedPageBreak/>
-        <w:t>Mientras que por el lado ofensivo nos encontramos con un caso totalmente desproporcionado, extremos y delanteros comparten la zona de ataque, pero claramente hay una diferencia de números. Esto se podría explicar debido a la evolución del futbol a día de hoy, equipos más verticales y ofensivos que buscan jugadores más versátiles que puedan jugar tanto en banda como por el centro sin necesidad de estar siempre en el área rival.</w:t>
-      </w:r>
-    </w:p>
-    <w:p>
-      <w:pPr>
-        <w:jc w:val="both"/>
-        <w:rPr>
-          <w:rFonts w:ascii="Arial" w:hAnsi="Arial" w:cs="Arial"/>
-          <w:sz w:val="20"/>
-          <w:szCs w:val="20"/>
-        </w:rPr>
-      </w:pPr>
-      <w:r>
-        <w:rPr>
-          <w:rFonts w:ascii="Arial" w:hAnsi="Arial" w:cs="Arial"/>
-          <w:sz w:val="20"/>
-          <w:szCs w:val="20"/>
-        </w:rPr>
-        <w:t>Esta lectura luego se traduce en otros rasgos que podemos observar, la media y la mediana de edad en los extremos es la más baja, esto va acorde a las capacidades físicas y explosivas que caracterizan a estos jugadores.</w:t>
-      </w:r>
-    </w:p>
-    <w:p>
-      <w:pPr>
-        <w:jc w:val="both"/>
-        <w:rPr>
-          <w:rFonts w:ascii="Arial" w:hAnsi="Arial" w:cs="Arial"/>
-          <w:sz w:val="20"/>
-          <w:szCs w:val="20"/>
-        </w:rPr>
-      </w:pPr>
-      <w:r>
-        <w:rPr>
-          <w:rFonts w:ascii="Arial" w:hAnsi="Arial" w:cs="Arial"/>
-          <w:sz w:val="20"/>
-          <w:szCs w:val="20"/>
-        </w:rPr>
         <w:t>Respecto a las edades fuera de los extremos, podemos observar como las posiciones menos exigentes físicamente como son los porteros y los defensas centrales, tienen la media de edad más alta. En especial los porteros con la media, la mediana y la edad máxima de un jugador en activo.</w:t>
       </w:r>
     </w:p>
@@ -7174,7 +7174,6 @@
         <w:rPr>
           <w:rFonts w:ascii="Arial" w:hAnsi="Arial" w:cs="Arial"/>
         </w:rPr>
-        <w:lastRenderedPageBreak/>
         <w:t>6.3.1 Estadística descriptiva II</w:t>
       </w:r>
       <w:bookmarkEnd w:id="50"/>
@@ -7256,6 +7255,7 @@
         <w:rPr>
           <w:rFonts w:ascii="Arial" w:hAnsi="Arial" w:cs="Arial"/>
         </w:rPr>
+        <w:lastRenderedPageBreak/>
         <w:t>6.3.2 Hallazgos principales II</w:t>
       </w:r>
       <w:bookmarkEnd w:id="52"/>
@@ -7464,7 +7464,6 @@
           <w:sz w:val="20"/>
           <w:szCs w:val="20"/>
         </w:rPr>
-        <w:lastRenderedPageBreak/>
         <w:t>Como se puede ver en esta representación gráfica, podemos observar la distribución por posiciones y su relación con los KPI de cada posición.</w:t>
       </w:r>
     </w:p>
@@ -7499,6 +7498,7 @@
         <w:rPr>
           <w:rFonts w:ascii="Arial" w:hAnsi="Arial" w:cs="Arial"/>
         </w:rPr>
+        <w:lastRenderedPageBreak/>
         <w:t>6.4 Nacionalidad y margen de mejora</w:t>
       </w:r>
       <w:bookmarkEnd w:id="56"/>
@@ -7788,7 +7788,6 @@
         <w:rPr>
           <w:rFonts w:ascii="Arial" w:hAnsi="Arial" w:cs="Arial"/>
         </w:rPr>
-        <w:lastRenderedPageBreak/>
         <w:t>6.4.3 Gráficos explicativos III</w:t>
       </w:r>
       <w:bookmarkEnd w:id="62"/>
@@ -7820,6 +7819,7 @@
           <w:bCs/>
           <w:noProof/>
         </w:rPr>
+        <w:lastRenderedPageBreak/>
         <w:drawing>
           <wp:inline distT="0" distB="0" distL="0" distR="0" wp14:anchorId="48251624" wp14:editId="51CF4D53">
             <wp:extent cx="5400040" cy="2676059"/>
@@ -7973,7 +7973,6 @@
         <w:rPr>
           <w:rFonts w:ascii="Arial" w:hAnsi="Arial" w:cs="Arial"/>
         </w:rPr>
-        <w:lastRenderedPageBreak/>
         <w:t xml:space="preserve">7. Visualización y </w:t>
       </w:r>
       <w:proofErr w:type="spellStart"/>
@@ -8062,7 +8061,16 @@
           <w:sz w:val="20"/>
           <w:szCs w:val="20"/>
         </w:rPr>
-        <w:t xml:space="preserve"> en la parte financiera de estos. La segunda parte centrada en los KPI y el análisis de estos jugadores por posición. Una tercera parte centrada en el análisis de estas posiciones por habilidad actual y habilidad potencial. Finalmente cierra con una </w:t>
+        <w:t xml:space="preserve"> en la parte financiera de estos. La segunda parte centrada en los KPI y el análisis de estos jugadores por posición. Una tercera parte centrada en </w:t>
+      </w:r>
+      <w:r>
+        <w:rPr>
+          <w:rFonts w:ascii="Arial" w:hAnsi="Arial" w:cs="Arial"/>
+          <w:sz w:val="20"/>
+          <w:szCs w:val="20"/>
+        </w:rPr>
+        <w:lastRenderedPageBreak/>
+        <w:t xml:space="preserve">el análisis de estas posiciones por habilidad actual y habilidad potencial. Finalmente cierra con una </w:t>
       </w:r>
       <w:r>
         <w:rPr>
@@ -8265,7 +8273,6 @@
         <w:rPr>
           <w:rFonts w:ascii="Arial" w:hAnsi="Arial" w:cs="Arial"/>
         </w:rPr>
-        <w:lastRenderedPageBreak/>
         <w:t>7.3 KPI utilizados e interpretación de estos</w:t>
       </w:r>
       <w:bookmarkEnd w:id="70"/>
@@ -8320,7 +8327,16 @@
           <w:sz w:val="20"/>
           <w:szCs w:val="20"/>
         </w:rPr>
-        <w:t>Los KPI de posición han sido necesarios para poder estandarizar la capacidad y habilidad de cada jugador en su posición, para poder determinar sus características y clasificarlos, funcionan de la siguiente manera. Cada jugador tiene habilidades físicas y hábiles mientras que para jugar bien en cada posición requiere de tener ciertas habilidades con un valor elevado. Por lo que si sumamos esas cifras y las dividimos por el numero de habilidades usados, obtenemos su media en esa posición.</w:t>
+        <w:t xml:space="preserve">Los KPI de posición han sido necesarios para poder estandarizar la capacidad y habilidad de cada jugador en su posición, para poder determinar sus características y clasificarlos, funcionan de la siguiente manera. Cada jugador tiene habilidades físicas y hábiles mientras que para jugar bien en cada posición requiere de tener ciertas habilidades con un valor elevado. Por lo que si </w:t>
+      </w:r>
+      <w:r>
+        <w:rPr>
+          <w:rFonts w:ascii="Arial" w:hAnsi="Arial" w:cs="Arial"/>
+          <w:sz w:val="20"/>
+          <w:szCs w:val="20"/>
+        </w:rPr>
+        <w:lastRenderedPageBreak/>
+        <w:t>sumamos esas cifras y las dividimos por el numero de habilidades usados, obtenemos su media en esa posición.</w:t>
       </w:r>
     </w:p>
     <w:p>
@@ -8727,7 +8743,6 @@
           <w:sz w:val="20"/>
           <w:szCs w:val="20"/>
         </w:rPr>
-        <w:lastRenderedPageBreak/>
         <w:t>CORRELACIÓN ENTRE KPI DE POSICIÓN Y SALARIO:</w:t>
       </w:r>
     </w:p>
@@ -8745,6 +8760,7 @@
           <w:rFonts w:ascii="Arial" w:hAnsi="Arial" w:cs="Arial"/>
           <w:noProof/>
         </w:rPr>
+        <w:lastRenderedPageBreak/>
         <w:drawing>
           <wp:inline distT="0" distB="0" distL="0" distR="0" wp14:anchorId="4341CA71" wp14:editId="4E003CB9">
             <wp:extent cx="5400040" cy="1624965"/>
@@ -9490,7 +9506,7 @@
           <w:noProof/>
         </w:rPr>
         <w:drawing>
-          <wp:inline distT="0" distB="0" distL="0" distR="0" wp14:anchorId="011850D2" wp14:editId="6B0EF5E5">
+          <wp:inline distT="0" distB="0" distL="0" distR="0" wp14:anchorId="011850D2" wp14:editId="760CE10B">
             <wp:extent cx="5400040" cy="3354705"/>
             <wp:effectExtent l="0" t="0" r="0" b="0"/>
             <wp:docPr id="1228574683" name="Imagen 1"/>
@@ -9694,7 +9710,7 @@
           <w:noProof/>
         </w:rPr>
         <w:drawing>
-          <wp:inline distT="0" distB="0" distL="0" distR="0" wp14:anchorId="2425EF83" wp14:editId="52D5B1B3">
+          <wp:inline distT="0" distB="0" distL="0" distR="0" wp14:anchorId="2425EF83" wp14:editId="2EC27B9C">
             <wp:extent cx="5400040" cy="3059430"/>
             <wp:effectExtent l="0" t="0" r="0" b="7620"/>
             <wp:docPr id="1533460088" name="Imagen 3"/>
@@ -10182,8 +10198,6 @@
     <w:sdtPr>
       <w:rPr>
         <w:rFonts w:cs="Times New Roman"/>
-        <w:sz w:val="22"/>
-        <w:szCs w:val="22"/>
       </w:rPr>
       <w:id w:val="-1140959320"/>
       <w:docPartObj>
@@ -10195,8 +10209,6 @@
       <w:rPr>
         <w:rFonts w:asciiTheme="majorHAnsi" w:eastAsiaTheme="majorEastAsia" w:hAnsiTheme="majorHAnsi" w:cstheme="majorBidi"/>
         <w:color w:val="4472C4" w:themeColor="accent1"/>
-        <w:sz w:val="40"/>
-        <w:szCs w:val="40"/>
       </w:rPr>
     </w:sdtEndPr>
     <w:sdtContent>
@@ -10207,15 +10219,11 @@
           <w:rPr>
             <w:rFonts w:asciiTheme="majorHAnsi" w:eastAsiaTheme="majorEastAsia" w:hAnsiTheme="majorHAnsi" w:cstheme="majorBidi"/>
             <w:color w:val="4472C4" w:themeColor="accent1"/>
-            <w:sz w:val="40"/>
-            <w:szCs w:val="40"/>
           </w:rPr>
         </w:pPr>
         <w:r>
           <w:rPr>
             <w:rFonts w:cs="Times New Roman"/>
-            <w:sz w:val="22"/>
-            <w:szCs w:val="22"/>
           </w:rPr>
           <w:fldChar w:fldCharType="begin"/>
         </w:r>
@@ -10225,8 +10233,6 @@
         <w:r>
           <w:rPr>
             <w:rFonts w:cs="Times New Roman"/>
-            <w:sz w:val="22"/>
-            <w:szCs w:val="22"/>
           </w:rPr>
           <w:fldChar w:fldCharType="separate"/>
         </w:r>
@@ -10234,8 +10240,6 @@
           <w:rPr>
             <w:rFonts w:asciiTheme="majorHAnsi" w:eastAsiaTheme="majorEastAsia" w:hAnsiTheme="majorHAnsi" w:cstheme="majorBidi"/>
             <w:color w:val="4472C4" w:themeColor="accent1"/>
-            <w:sz w:val="40"/>
-            <w:szCs w:val="40"/>
           </w:rPr>
           <w:t>2</w:t>
         </w:r>
@@ -10243,8 +10247,6 @@
           <w:rPr>
             <w:rFonts w:asciiTheme="majorHAnsi" w:eastAsiaTheme="majorEastAsia" w:hAnsiTheme="majorHAnsi" w:cstheme="majorBidi"/>
             <w:color w:val="4472C4" w:themeColor="accent1"/>
-            <w:sz w:val="40"/>
-            <w:szCs w:val="40"/>
           </w:rPr>
           <w:fldChar w:fldCharType="end"/>
         </w:r>

--- a/V2.Informe Data Analisis.docx
+++ b/V2.Informe Data Analisis.docx
@@ -232,27 +232,6 @@
             <w:pStyle w:val="TtuloTDC"/>
             <w:rPr>
               <w:rFonts w:ascii="Arial" w:hAnsi="Arial" w:cs="Arial"/>
-              <w:sz w:val="16"/>
-              <w:szCs w:val="16"/>
-            </w:rPr>
-          </w:pPr>
-          <w:r>
-            <w:rPr>
-              <w:rFonts w:ascii="Arial" w:hAnsi="Arial" w:cs="Arial"/>
-              <w:sz w:val="16"/>
-              <w:szCs w:val="16"/>
-            </w:rPr>
-            <w:t>Tabla de contenido</w:t>
-          </w:r>
-        </w:p>
-        <w:p>
-          <w:pPr>
-            <w:pStyle w:val="TDC1"/>
-            <w:tabs>
-              <w:tab w:val="right" w:leader="dot" w:pos="8494"/>
-            </w:tabs>
-            <w:rPr>
-              <w:noProof/>
               <w:sz w:val="13"/>
               <w:szCs w:val="13"/>
             </w:rPr>
@@ -263,94 +242,67 @@
               <w:sz w:val="13"/>
               <w:szCs w:val="13"/>
             </w:rPr>
+            <w:t>Tabla de contenido</w:t>
+          </w:r>
+        </w:p>
+        <w:p>
+          <w:pPr>
+            <w:pStyle w:val="TDC1"/>
+          </w:pPr>
+          <w:r>
             <w:fldChar w:fldCharType="begin"/>
           </w:r>
           <w:r>
-            <w:rPr>
-              <w:rFonts w:ascii="Arial" w:hAnsi="Arial" w:cs="Arial"/>
-              <w:sz w:val="13"/>
-              <w:szCs w:val="13"/>
-            </w:rPr>
             <w:instrText xml:space="preserve"> TOC \o "1-3" \h \z \u </w:instrText>
           </w:r>
           <w:r>
-            <w:rPr>
-              <w:rFonts w:ascii="Arial" w:hAnsi="Arial" w:cs="Arial"/>
-              <w:sz w:val="13"/>
-              <w:szCs w:val="13"/>
-            </w:rPr>
             <w:fldChar w:fldCharType="separate"/>
           </w:r>
-          <w:hyperlink w:anchor="_Toc232507644" w:history="1">
+          <w:hyperlink w:anchor="_Toc233195708" w:history="1">
             <w:r>
               <w:rPr>
                 <w:rStyle w:val="Hipervnculo"/>
-                <w:rFonts w:ascii="Arial" w:hAnsi="Arial" w:cs="Arial"/>
-                <w:noProof/>
-                <w:sz w:val="13"/>
-                <w:szCs w:val="13"/>
               </w:rPr>
               <w:t>1. Resumen ejecutivo</w:t>
             </w:r>
             <w:r>
               <w:rPr>
-                <w:noProof/>
-                <w:webHidden/>
-                <w:sz w:val="13"/>
-                <w:szCs w:val="13"/>
+                <w:webHidden/>
               </w:rPr>
               <w:tab/>
             </w:r>
             <w:r>
               <w:rPr>
-                <w:noProof/>
-                <w:webHidden/>
-                <w:sz w:val="13"/>
-                <w:szCs w:val="13"/>
+                <w:webHidden/>
               </w:rPr>
               <w:fldChar w:fldCharType="begin"/>
             </w:r>
             <w:r>
               <w:rPr>
-                <w:noProof/>
-                <w:webHidden/>
-                <w:sz w:val="13"/>
-                <w:szCs w:val="13"/>
-              </w:rPr>
-              <w:instrText xml:space="preserve"> PAGEREF _Toc232507644 \h </w:instrText>
-            </w:r>
-            <w:r>
-              <w:rPr>
-                <w:noProof/>
-                <w:webHidden/>
-                <w:sz w:val="13"/>
-                <w:szCs w:val="13"/>
-              </w:rPr>
-            </w:r>
-            <w:r>
-              <w:rPr>
-                <w:noProof/>
-                <w:webHidden/>
-                <w:sz w:val="13"/>
-                <w:szCs w:val="13"/>
+                <w:webHidden/>
+              </w:rPr>
+              <w:instrText xml:space="preserve"> PAGEREF _Toc233195708 \h </w:instrText>
+            </w:r>
+            <w:r>
+              <w:rPr>
+                <w:webHidden/>
+              </w:rPr>
+            </w:r>
+            <w:r>
+              <w:rPr>
+                <w:webHidden/>
               </w:rPr>
               <w:fldChar w:fldCharType="separate"/>
             </w:r>
             <w:r>
               <w:rPr>
-                <w:noProof/>
-                <w:webHidden/>
-                <w:sz w:val="13"/>
-                <w:szCs w:val="13"/>
+                <w:webHidden/>
               </w:rPr>
               <w:t>1</w:t>
             </w:r>
             <w:r>
               <w:rPr>
-                <w:noProof/>
-                <w:webHidden/>
-                <w:sz w:val="13"/>
-                <w:szCs w:val="13"/>
+                <w:webHidden/>
               </w:rPr>
               <w:fldChar w:fldCharType="end"/>
             </w:r>
@@ -359,85 +311,52 @@
         <w:p>
           <w:pPr>
             <w:pStyle w:val="TDC1"/>
-            <w:tabs>
-              <w:tab w:val="right" w:leader="dot" w:pos="8494"/>
-            </w:tabs>
-            <w:rPr>
-              <w:noProof/>
-              <w:sz w:val="13"/>
-              <w:szCs w:val="13"/>
-            </w:rPr>
           </w:pPr>
-          <w:hyperlink w:anchor="_Toc232507645" w:history="1">
+          <w:hyperlink w:anchor="_Toc233195709" w:history="1">
             <w:r>
               <w:rPr>
                 <w:rStyle w:val="Hipervnculo"/>
-                <w:rFonts w:ascii="Arial" w:hAnsi="Arial" w:cs="Arial"/>
-                <w:noProof/>
-                <w:sz w:val="13"/>
-                <w:szCs w:val="13"/>
               </w:rPr>
               <w:t>2. Introducción al informe</w:t>
             </w:r>
             <w:r>
               <w:rPr>
-                <w:noProof/>
-                <w:webHidden/>
-                <w:sz w:val="13"/>
-                <w:szCs w:val="13"/>
+                <w:webHidden/>
               </w:rPr>
               <w:tab/>
             </w:r>
             <w:r>
               <w:rPr>
-                <w:noProof/>
-                <w:webHidden/>
-                <w:sz w:val="13"/>
-                <w:szCs w:val="13"/>
+                <w:webHidden/>
               </w:rPr>
               <w:fldChar w:fldCharType="begin"/>
             </w:r>
             <w:r>
               <w:rPr>
-                <w:noProof/>
-                <w:webHidden/>
-                <w:sz w:val="13"/>
-                <w:szCs w:val="13"/>
-              </w:rPr>
-              <w:instrText xml:space="preserve"> PAGEREF _Toc232507645 \h </w:instrText>
-            </w:r>
-            <w:r>
-              <w:rPr>
-                <w:noProof/>
-                <w:webHidden/>
-                <w:sz w:val="13"/>
-                <w:szCs w:val="13"/>
-              </w:rPr>
-            </w:r>
-            <w:r>
-              <w:rPr>
-                <w:noProof/>
-                <w:webHidden/>
-                <w:sz w:val="13"/>
-                <w:szCs w:val="13"/>
+                <w:webHidden/>
+              </w:rPr>
+              <w:instrText xml:space="preserve"> PAGEREF _Toc233195709 \h </w:instrText>
+            </w:r>
+            <w:r>
+              <w:rPr>
+                <w:webHidden/>
+              </w:rPr>
+            </w:r>
+            <w:r>
+              <w:rPr>
+                <w:webHidden/>
               </w:rPr>
               <w:fldChar w:fldCharType="separate"/>
             </w:r>
             <w:r>
               <w:rPr>
-                <w:noProof/>
-                <w:webHidden/>
-                <w:sz w:val="13"/>
-                <w:szCs w:val="13"/>
+                <w:webHidden/>
               </w:rPr>
               <w:t>2</w:t>
             </w:r>
             <w:r>
               <w:rPr>
-                <w:noProof/>
-                <w:webHidden/>
-                <w:sz w:val="13"/>
-                <w:szCs w:val="13"/>
+                <w:webHidden/>
               </w:rPr>
               <w:fldChar w:fldCharType="end"/>
             </w:r>
@@ -455,7 +374,7 @@
               <w:szCs w:val="13"/>
             </w:rPr>
           </w:pPr>
-          <w:hyperlink w:anchor="_Toc232507646" w:history="1">
+          <w:hyperlink w:anchor="_Toc233195710" w:history="1">
             <w:r>
               <w:rPr>
                 <w:rStyle w:val="Hipervnculo"/>
@@ -491,7 +410,7 @@
                 <w:sz w:val="13"/>
                 <w:szCs w:val="13"/>
               </w:rPr>
-              <w:instrText xml:space="preserve"> PAGEREF _Toc232507646 \h </w:instrText>
+              <w:instrText xml:space="preserve"> PAGEREF _Toc233195710 \h </w:instrText>
             </w:r>
             <w:r>
               <w:rPr>
@@ -542,7 +461,7 @@
               <w:szCs w:val="13"/>
             </w:rPr>
           </w:pPr>
-          <w:hyperlink w:anchor="_Toc232507647" w:history="1">
+          <w:hyperlink w:anchor="_Toc233195711" w:history="1">
             <w:r>
               <w:rPr>
                 <w:rStyle w:val="Hipervnculo"/>
@@ -578,7 +497,7 @@
                 <w:sz w:val="13"/>
                 <w:szCs w:val="13"/>
               </w:rPr>
-              <w:instrText xml:space="preserve"> PAGEREF _Toc232507647 \h </w:instrText>
+              <w:instrText xml:space="preserve"> PAGEREF _Toc233195711 \h </w:instrText>
             </w:r>
             <w:r>
               <w:rPr>
@@ -604,7 +523,7 @@
                 <w:sz w:val="13"/>
                 <w:szCs w:val="13"/>
               </w:rPr>
-              <w:t>3</w:t>
+              <w:t>2</w:t>
             </w:r>
             <w:r>
               <w:rPr>
@@ -629,7 +548,7 @@
               <w:szCs w:val="13"/>
             </w:rPr>
           </w:pPr>
-          <w:hyperlink w:anchor="_Toc232507648" w:history="1">
+          <w:hyperlink w:anchor="_Toc233195712" w:history="1">
             <w:r>
               <w:rPr>
                 <w:rStyle w:val="Hipervnculo"/>
@@ -665,7 +584,7 @@
                 <w:sz w:val="13"/>
                 <w:szCs w:val="13"/>
               </w:rPr>
-              <w:instrText xml:space="preserve"> PAGEREF _Toc232507648 \h </w:instrText>
+              <w:instrText xml:space="preserve"> PAGEREF _Toc233195712 \h </w:instrText>
             </w:r>
             <w:r>
               <w:rPr>
@@ -691,7 +610,7 @@
                 <w:sz w:val="13"/>
                 <w:szCs w:val="13"/>
               </w:rPr>
-              <w:t>3</w:t>
+              <w:t>2</w:t>
             </w:r>
             <w:r>
               <w:rPr>
@@ -716,7 +635,7 @@
               <w:szCs w:val="13"/>
             </w:rPr>
           </w:pPr>
-          <w:hyperlink w:anchor="_Toc232507649" w:history="1">
+          <w:hyperlink w:anchor="_Toc233195713" w:history="1">
             <w:r>
               <w:rPr>
                 <w:rStyle w:val="Hipervnculo"/>
@@ -752,7 +671,7 @@
                 <w:sz w:val="13"/>
                 <w:szCs w:val="13"/>
               </w:rPr>
-              <w:instrText xml:space="preserve"> PAGEREF _Toc232507649 \h </w:instrText>
+              <w:instrText xml:space="preserve"> PAGEREF _Toc233195713 \h </w:instrText>
             </w:r>
             <w:r>
               <w:rPr>
@@ -778,7 +697,7 @@
                 <w:sz w:val="13"/>
                 <w:szCs w:val="13"/>
               </w:rPr>
-              <w:t>3</w:t>
+              <w:t>2</w:t>
             </w:r>
             <w:r>
               <w:rPr>
@@ -794,85 +713,52 @@
         <w:p>
           <w:pPr>
             <w:pStyle w:val="TDC1"/>
-            <w:tabs>
-              <w:tab w:val="right" w:leader="dot" w:pos="8494"/>
-            </w:tabs>
-            <w:rPr>
-              <w:noProof/>
-              <w:sz w:val="13"/>
-              <w:szCs w:val="13"/>
-            </w:rPr>
           </w:pPr>
-          <w:hyperlink w:anchor="_Toc232507650" w:history="1">
+          <w:hyperlink w:anchor="_Toc233195714" w:history="1">
             <w:r>
               <w:rPr>
                 <w:rStyle w:val="Hipervnculo"/>
-                <w:rFonts w:ascii="Arial" w:hAnsi="Arial" w:cs="Arial"/>
-                <w:noProof/>
-                <w:sz w:val="13"/>
-                <w:szCs w:val="13"/>
               </w:rPr>
               <w:t>3. Descripción de los datos</w:t>
             </w:r>
             <w:r>
               <w:rPr>
-                <w:noProof/>
-                <w:webHidden/>
-                <w:sz w:val="13"/>
-                <w:szCs w:val="13"/>
+                <w:webHidden/>
               </w:rPr>
               <w:tab/>
             </w:r>
             <w:r>
               <w:rPr>
-                <w:noProof/>
-                <w:webHidden/>
-                <w:sz w:val="13"/>
-                <w:szCs w:val="13"/>
+                <w:webHidden/>
               </w:rPr>
               <w:fldChar w:fldCharType="begin"/>
             </w:r>
             <w:r>
               <w:rPr>
-                <w:noProof/>
-                <w:webHidden/>
-                <w:sz w:val="13"/>
-                <w:szCs w:val="13"/>
-              </w:rPr>
-              <w:instrText xml:space="preserve"> PAGEREF _Toc232507650 \h </w:instrText>
-            </w:r>
-            <w:r>
-              <w:rPr>
-                <w:noProof/>
-                <w:webHidden/>
-                <w:sz w:val="13"/>
-                <w:szCs w:val="13"/>
-              </w:rPr>
-            </w:r>
-            <w:r>
-              <w:rPr>
-                <w:noProof/>
-                <w:webHidden/>
-                <w:sz w:val="13"/>
-                <w:szCs w:val="13"/>
+                <w:webHidden/>
+              </w:rPr>
+              <w:instrText xml:space="preserve"> PAGEREF _Toc233195714 \h </w:instrText>
+            </w:r>
+            <w:r>
+              <w:rPr>
+                <w:webHidden/>
+              </w:rPr>
+            </w:r>
+            <w:r>
+              <w:rPr>
+                <w:webHidden/>
               </w:rPr>
               <w:fldChar w:fldCharType="separate"/>
             </w:r>
             <w:r>
               <w:rPr>
-                <w:noProof/>
-                <w:webHidden/>
-                <w:sz w:val="13"/>
-                <w:szCs w:val="13"/>
+                <w:webHidden/>
               </w:rPr>
               <w:t>3</w:t>
             </w:r>
             <w:r>
               <w:rPr>
-                <w:noProof/>
-                <w:webHidden/>
-                <w:sz w:val="13"/>
-                <w:szCs w:val="13"/>
+                <w:webHidden/>
               </w:rPr>
               <w:fldChar w:fldCharType="end"/>
             </w:r>
@@ -890,7 +776,7 @@
               <w:szCs w:val="13"/>
             </w:rPr>
           </w:pPr>
-          <w:hyperlink w:anchor="_Toc232507651" w:history="1">
+          <w:hyperlink w:anchor="_Toc233195715" w:history="1">
             <w:r>
               <w:rPr>
                 <w:rStyle w:val="Hipervnculo"/>
@@ -926,7 +812,7 @@
                 <w:sz w:val="13"/>
                 <w:szCs w:val="13"/>
               </w:rPr>
-              <w:instrText xml:space="preserve"> PAGEREF _Toc232507651 \h </w:instrText>
+              <w:instrText xml:space="preserve"> PAGEREF _Toc233195715 \h </w:instrText>
             </w:r>
             <w:r>
               <w:rPr>
@@ -977,7 +863,7 @@
               <w:szCs w:val="13"/>
             </w:rPr>
           </w:pPr>
-          <w:hyperlink w:anchor="_Toc232507652" w:history="1">
+          <w:hyperlink w:anchor="_Toc233195716" w:history="1">
             <w:r>
               <w:rPr>
                 <w:rStyle w:val="Hipervnculo"/>
@@ -1013,7 +899,7 @@
                 <w:sz w:val="13"/>
                 <w:szCs w:val="13"/>
               </w:rPr>
-              <w:instrText xml:space="preserve"> PAGEREF _Toc232507652 \h </w:instrText>
+              <w:instrText xml:space="preserve"> PAGEREF _Toc233195716 \h </w:instrText>
             </w:r>
             <w:r>
               <w:rPr>
@@ -1064,7 +950,7 @@
               <w:szCs w:val="13"/>
             </w:rPr>
           </w:pPr>
-          <w:hyperlink w:anchor="_Toc232507653" w:history="1">
+          <w:hyperlink w:anchor="_Toc233195717" w:history="1">
             <w:r>
               <w:rPr>
                 <w:rStyle w:val="Hipervnculo"/>
@@ -1100,7 +986,7 @@
                 <w:sz w:val="13"/>
                 <w:szCs w:val="13"/>
               </w:rPr>
-              <w:instrText xml:space="preserve"> PAGEREF _Toc232507653 \h </w:instrText>
+              <w:instrText xml:space="preserve"> PAGEREF _Toc233195717 \h </w:instrText>
             </w:r>
             <w:r>
               <w:rPr>
@@ -1142,85 +1028,52 @@
         <w:p>
           <w:pPr>
             <w:pStyle w:val="TDC1"/>
-            <w:tabs>
-              <w:tab w:val="right" w:leader="dot" w:pos="8494"/>
-            </w:tabs>
-            <w:rPr>
-              <w:noProof/>
-              <w:sz w:val="13"/>
-              <w:szCs w:val="13"/>
-            </w:rPr>
           </w:pPr>
-          <w:hyperlink w:anchor="_Toc232507654" w:history="1">
+          <w:hyperlink w:anchor="_Toc233195718" w:history="1">
             <w:r>
               <w:rPr>
                 <w:rStyle w:val="Hipervnculo"/>
-                <w:rFonts w:ascii="Arial" w:hAnsi="Arial" w:cs="Arial"/>
-                <w:noProof/>
-                <w:sz w:val="13"/>
-                <w:szCs w:val="13"/>
               </w:rPr>
               <w:t>4. Preparación y limpieza</w:t>
             </w:r>
             <w:r>
               <w:rPr>
-                <w:noProof/>
-                <w:webHidden/>
-                <w:sz w:val="13"/>
-                <w:szCs w:val="13"/>
+                <w:webHidden/>
               </w:rPr>
               <w:tab/>
             </w:r>
             <w:r>
               <w:rPr>
-                <w:noProof/>
-                <w:webHidden/>
-                <w:sz w:val="13"/>
-                <w:szCs w:val="13"/>
+                <w:webHidden/>
               </w:rPr>
               <w:fldChar w:fldCharType="begin"/>
             </w:r>
             <w:r>
               <w:rPr>
-                <w:noProof/>
-                <w:webHidden/>
-                <w:sz w:val="13"/>
-                <w:szCs w:val="13"/>
-              </w:rPr>
-              <w:instrText xml:space="preserve"> PAGEREF _Toc232507654 \h </w:instrText>
-            </w:r>
-            <w:r>
-              <w:rPr>
-                <w:noProof/>
-                <w:webHidden/>
-                <w:sz w:val="13"/>
-                <w:szCs w:val="13"/>
-              </w:rPr>
-            </w:r>
-            <w:r>
-              <w:rPr>
-                <w:noProof/>
-                <w:webHidden/>
-                <w:sz w:val="13"/>
-                <w:szCs w:val="13"/>
+                <w:webHidden/>
+              </w:rPr>
+              <w:instrText xml:space="preserve"> PAGEREF _Toc233195718 \h </w:instrText>
+            </w:r>
+            <w:r>
+              <w:rPr>
+                <w:webHidden/>
+              </w:rPr>
+            </w:r>
+            <w:r>
+              <w:rPr>
+                <w:webHidden/>
               </w:rPr>
               <w:fldChar w:fldCharType="separate"/>
             </w:r>
             <w:r>
               <w:rPr>
-                <w:noProof/>
-                <w:webHidden/>
-                <w:sz w:val="13"/>
-                <w:szCs w:val="13"/>
-              </w:rPr>
-              <w:t>4</w:t>
-            </w:r>
-            <w:r>
-              <w:rPr>
-                <w:noProof/>
-                <w:webHidden/>
-                <w:sz w:val="13"/>
-                <w:szCs w:val="13"/>
+                <w:webHidden/>
+              </w:rPr>
+              <w:t>3</w:t>
+            </w:r>
+            <w:r>
+              <w:rPr>
+                <w:webHidden/>
               </w:rPr>
               <w:fldChar w:fldCharType="end"/>
             </w:r>
@@ -1238,7 +1091,7 @@
               <w:szCs w:val="13"/>
             </w:rPr>
           </w:pPr>
-          <w:hyperlink w:anchor="_Toc232507655" w:history="1">
+          <w:hyperlink w:anchor="_Toc233195719" w:history="1">
             <w:r>
               <w:rPr>
                 <w:rStyle w:val="Hipervnculo"/>
@@ -1274,7 +1127,7 @@
                 <w:sz w:val="13"/>
                 <w:szCs w:val="13"/>
               </w:rPr>
-              <w:instrText xml:space="preserve"> PAGEREF _Toc232507655 \h </w:instrText>
+              <w:instrText xml:space="preserve"> PAGEREF _Toc233195719 \h </w:instrText>
             </w:r>
             <w:r>
               <w:rPr>
@@ -1300,7 +1153,7 @@
                 <w:sz w:val="13"/>
                 <w:szCs w:val="13"/>
               </w:rPr>
-              <w:t>4</w:t>
+              <w:t>3</w:t>
             </w:r>
             <w:r>
               <w:rPr>
@@ -1325,7 +1178,7 @@
               <w:szCs w:val="13"/>
             </w:rPr>
           </w:pPr>
-          <w:hyperlink w:anchor="_Toc232507656" w:history="1">
+          <w:hyperlink w:anchor="_Toc233195720" w:history="1">
             <w:r>
               <w:rPr>
                 <w:rStyle w:val="Hipervnculo"/>
@@ -1361,7 +1214,7 @@
                 <w:sz w:val="13"/>
                 <w:szCs w:val="13"/>
               </w:rPr>
-              <w:instrText xml:space="preserve"> PAGEREF _Toc232507656 \h </w:instrText>
+              <w:instrText xml:space="preserve"> PAGEREF _Toc233195720 \h </w:instrText>
             </w:r>
             <w:r>
               <w:rPr>
@@ -1412,7 +1265,7 @@
               <w:szCs w:val="13"/>
             </w:rPr>
           </w:pPr>
-          <w:hyperlink w:anchor="_Toc232507657" w:history="1">
+          <w:hyperlink w:anchor="_Toc233195721" w:history="1">
             <w:r>
               <w:rPr>
                 <w:rStyle w:val="Hipervnculo"/>
@@ -1448,7 +1301,7 @@
                 <w:sz w:val="13"/>
                 <w:szCs w:val="13"/>
               </w:rPr>
-              <w:instrText xml:space="preserve"> PAGEREF _Toc232507657 \h </w:instrText>
+              <w:instrText xml:space="preserve"> PAGEREF _Toc233195721 \h </w:instrText>
             </w:r>
             <w:r>
               <w:rPr>
@@ -1490,85 +1343,52 @@
         <w:p>
           <w:pPr>
             <w:pStyle w:val="TDC1"/>
-            <w:tabs>
-              <w:tab w:val="right" w:leader="dot" w:pos="8494"/>
-            </w:tabs>
-            <w:rPr>
-              <w:noProof/>
-              <w:sz w:val="13"/>
-              <w:szCs w:val="13"/>
-            </w:rPr>
           </w:pPr>
-          <w:hyperlink w:anchor="_Toc232507658" w:history="1">
+          <w:hyperlink w:anchor="_Toc233195722" w:history="1">
             <w:r>
               <w:rPr>
                 <w:rStyle w:val="Hipervnculo"/>
-                <w:rFonts w:ascii="Arial" w:hAnsi="Arial" w:cs="Arial"/>
-                <w:noProof/>
-                <w:sz w:val="13"/>
-                <w:szCs w:val="13"/>
               </w:rPr>
               <w:t>5.Modelado y almacenamiento</w:t>
             </w:r>
             <w:r>
               <w:rPr>
-                <w:noProof/>
-                <w:webHidden/>
-                <w:sz w:val="13"/>
-                <w:szCs w:val="13"/>
+                <w:webHidden/>
               </w:rPr>
               <w:tab/>
             </w:r>
             <w:r>
               <w:rPr>
-                <w:noProof/>
-                <w:webHidden/>
-                <w:sz w:val="13"/>
-                <w:szCs w:val="13"/>
+                <w:webHidden/>
               </w:rPr>
               <w:fldChar w:fldCharType="begin"/>
             </w:r>
             <w:r>
               <w:rPr>
-                <w:noProof/>
-                <w:webHidden/>
-                <w:sz w:val="13"/>
-                <w:szCs w:val="13"/>
-              </w:rPr>
-              <w:instrText xml:space="preserve"> PAGEREF _Toc232507658 \h </w:instrText>
-            </w:r>
-            <w:r>
-              <w:rPr>
-                <w:noProof/>
-                <w:webHidden/>
-                <w:sz w:val="13"/>
-                <w:szCs w:val="13"/>
-              </w:rPr>
-            </w:r>
-            <w:r>
-              <w:rPr>
-                <w:noProof/>
-                <w:webHidden/>
-                <w:sz w:val="13"/>
-                <w:szCs w:val="13"/>
+                <w:webHidden/>
+              </w:rPr>
+              <w:instrText xml:space="preserve"> PAGEREF _Toc233195722 \h </w:instrText>
+            </w:r>
+            <w:r>
+              <w:rPr>
+                <w:webHidden/>
+              </w:rPr>
+            </w:r>
+            <w:r>
+              <w:rPr>
+                <w:webHidden/>
               </w:rPr>
               <w:fldChar w:fldCharType="separate"/>
             </w:r>
             <w:r>
               <w:rPr>
-                <w:noProof/>
-                <w:webHidden/>
-                <w:sz w:val="13"/>
-                <w:szCs w:val="13"/>
-              </w:rPr>
-              <w:t>5</w:t>
-            </w:r>
-            <w:r>
-              <w:rPr>
-                <w:noProof/>
-                <w:webHidden/>
-                <w:sz w:val="13"/>
-                <w:szCs w:val="13"/>
+                <w:webHidden/>
+              </w:rPr>
+              <w:t>4</w:t>
+            </w:r>
+            <w:r>
+              <w:rPr>
+                <w:webHidden/>
               </w:rPr>
               <w:fldChar w:fldCharType="end"/>
             </w:r>
@@ -1586,7 +1406,7 @@
               <w:szCs w:val="13"/>
             </w:rPr>
           </w:pPr>
-          <w:hyperlink w:anchor="_Toc232507659" w:history="1">
+          <w:hyperlink w:anchor="_Toc233195723" w:history="1">
             <w:r>
               <w:rPr>
                 <w:rStyle w:val="Hipervnculo"/>
@@ -1622,7 +1442,7 @@
                 <w:sz w:val="13"/>
                 <w:szCs w:val="13"/>
               </w:rPr>
-              <w:instrText xml:space="preserve"> PAGEREF _Toc232507659 \h </w:instrText>
+              <w:instrText xml:space="preserve"> PAGEREF _Toc233195723 \h </w:instrText>
             </w:r>
             <w:r>
               <w:rPr>
@@ -1648,7 +1468,7 @@
                 <w:sz w:val="13"/>
                 <w:szCs w:val="13"/>
               </w:rPr>
-              <w:t>5</w:t>
+              <w:t>4</w:t>
             </w:r>
             <w:r>
               <w:rPr>
@@ -1673,7 +1493,7 @@
               <w:szCs w:val="13"/>
             </w:rPr>
           </w:pPr>
-          <w:hyperlink w:anchor="_Toc232507660" w:history="1">
+          <w:hyperlink w:anchor="_Toc233195724" w:history="1">
             <w:r>
               <w:rPr>
                 <w:rStyle w:val="Hipervnculo"/>
@@ -1709,7 +1529,7 @@
                 <w:sz w:val="13"/>
                 <w:szCs w:val="13"/>
               </w:rPr>
-              <w:instrText xml:space="preserve"> PAGEREF _Toc232507660 \h </w:instrText>
+              <w:instrText xml:space="preserve"> PAGEREF _Toc233195724 \h </w:instrText>
             </w:r>
             <w:r>
               <w:rPr>
@@ -1735,7 +1555,7 @@
                 <w:sz w:val="13"/>
                 <w:szCs w:val="13"/>
               </w:rPr>
-              <w:t>5</w:t>
+              <w:t>4</w:t>
             </w:r>
             <w:r>
               <w:rPr>
@@ -1760,7 +1580,7 @@
               <w:szCs w:val="13"/>
             </w:rPr>
           </w:pPr>
-          <w:hyperlink w:anchor="_Toc232507661" w:history="1">
+          <w:hyperlink w:anchor="_Toc233195725" w:history="1">
             <w:r>
               <w:rPr>
                 <w:rStyle w:val="Hipervnculo"/>
@@ -1796,7 +1616,7 @@
                 <w:sz w:val="13"/>
                 <w:szCs w:val="13"/>
               </w:rPr>
-              <w:instrText xml:space="preserve"> PAGEREF _Toc232507661 \h </w:instrText>
+              <w:instrText xml:space="preserve"> PAGEREF _Toc233195725 \h </w:instrText>
             </w:r>
             <w:r>
               <w:rPr>
@@ -1822,7 +1642,7 @@
                 <w:sz w:val="13"/>
                 <w:szCs w:val="13"/>
               </w:rPr>
-              <w:t>6</w:t>
+              <w:t>5</w:t>
             </w:r>
             <w:r>
               <w:rPr>
@@ -1838,85 +1658,52 @@
         <w:p>
           <w:pPr>
             <w:pStyle w:val="TDC1"/>
-            <w:tabs>
-              <w:tab w:val="right" w:leader="dot" w:pos="8494"/>
-            </w:tabs>
-            <w:rPr>
-              <w:noProof/>
-              <w:sz w:val="13"/>
-              <w:szCs w:val="13"/>
-            </w:rPr>
           </w:pPr>
-          <w:hyperlink w:anchor="_Toc232507662" w:history="1">
+          <w:hyperlink w:anchor="_Toc233195726" w:history="1">
             <w:r>
               <w:rPr>
                 <w:rStyle w:val="Hipervnculo"/>
-                <w:rFonts w:ascii="Arial" w:hAnsi="Arial" w:cs="Arial"/>
-                <w:noProof/>
-                <w:sz w:val="13"/>
-                <w:szCs w:val="13"/>
               </w:rPr>
               <w:t>6. Análisis Exploratorio (EDA)</w:t>
             </w:r>
             <w:r>
               <w:rPr>
-                <w:noProof/>
-                <w:webHidden/>
-                <w:sz w:val="13"/>
-                <w:szCs w:val="13"/>
+                <w:webHidden/>
               </w:rPr>
               <w:tab/>
             </w:r>
             <w:r>
               <w:rPr>
-                <w:noProof/>
-                <w:webHidden/>
-                <w:sz w:val="13"/>
-                <w:szCs w:val="13"/>
+                <w:webHidden/>
               </w:rPr>
               <w:fldChar w:fldCharType="begin"/>
             </w:r>
             <w:r>
               <w:rPr>
-                <w:noProof/>
-                <w:webHidden/>
-                <w:sz w:val="13"/>
-                <w:szCs w:val="13"/>
-              </w:rPr>
-              <w:instrText xml:space="preserve"> PAGEREF _Toc232507662 \h </w:instrText>
-            </w:r>
-            <w:r>
-              <w:rPr>
-                <w:noProof/>
-                <w:webHidden/>
-                <w:sz w:val="13"/>
-                <w:szCs w:val="13"/>
-              </w:rPr>
-            </w:r>
-            <w:r>
-              <w:rPr>
-                <w:noProof/>
-                <w:webHidden/>
-                <w:sz w:val="13"/>
-                <w:szCs w:val="13"/>
+                <w:webHidden/>
+              </w:rPr>
+              <w:instrText xml:space="preserve"> PAGEREF _Toc233195726 \h </w:instrText>
+            </w:r>
+            <w:r>
+              <w:rPr>
+                <w:webHidden/>
+              </w:rPr>
+            </w:r>
+            <w:r>
+              <w:rPr>
+                <w:webHidden/>
               </w:rPr>
               <w:fldChar w:fldCharType="separate"/>
             </w:r>
             <w:r>
               <w:rPr>
-                <w:noProof/>
-                <w:webHidden/>
-                <w:sz w:val="13"/>
-                <w:szCs w:val="13"/>
+                <w:webHidden/>
               </w:rPr>
               <w:t>6</w:t>
             </w:r>
             <w:r>
               <w:rPr>
-                <w:noProof/>
-                <w:webHidden/>
-                <w:sz w:val="13"/>
-                <w:szCs w:val="13"/>
+                <w:webHidden/>
               </w:rPr>
               <w:fldChar w:fldCharType="end"/>
             </w:r>
@@ -1934,7 +1721,7 @@
               <w:szCs w:val="13"/>
             </w:rPr>
           </w:pPr>
-          <w:hyperlink w:anchor="_Toc232507663" w:history="1">
+          <w:hyperlink w:anchor="_Toc233195727" w:history="1">
             <w:r>
               <w:rPr>
                 <w:rStyle w:val="Hipervnculo"/>
@@ -1970,7 +1757,7 @@
                 <w:sz w:val="13"/>
                 <w:szCs w:val="13"/>
               </w:rPr>
-              <w:instrText xml:space="preserve"> PAGEREF _Toc232507663 \h </w:instrText>
+              <w:instrText xml:space="preserve"> PAGEREF _Toc233195727 \h </w:instrText>
             </w:r>
             <w:r>
               <w:rPr>
@@ -2021,7 +1808,7 @@
               <w:szCs w:val="13"/>
             </w:rPr>
           </w:pPr>
-          <w:hyperlink w:anchor="_Toc232507664" w:history="1">
+          <w:hyperlink w:anchor="_Toc233195728" w:history="1">
             <w:r>
               <w:rPr>
                 <w:rStyle w:val="Hipervnculo"/>
@@ -2057,7 +1844,7 @@
                 <w:sz w:val="13"/>
                 <w:szCs w:val="13"/>
               </w:rPr>
-              <w:instrText xml:space="preserve"> PAGEREF _Toc232507664 \h </w:instrText>
+              <w:instrText xml:space="preserve"> PAGEREF _Toc233195728 \h </w:instrText>
             </w:r>
             <w:r>
               <w:rPr>
@@ -2083,7 +1870,7 @@
                 <w:sz w:val="13"/>
                 <w:szCs w:val="13"/>
               </w:rPr>
-              <w:t>7</w:t>
+              <w:t>6</w:t>
             </w:r>
             <w:r>
               <w:rPr>
@@ -2108,7 +1895,7 @@
               <w:szCs w:val="13"/>
             </w:rPr>
           </w:pPr>
-          <w:hyperlink w:anchor="_Toc232507665" w:history="1">
+          <w:hyperlink w:anchor="_Toc233195729" w:history="1">
             <w:r>
               <w:rPr>
                 <w:rStyle w:val="Hipervnculo"/>
@@ -2144,7 +1931,7 @@
                 <w:sz w:val="13"/>
                 <w:szCs w:val="13"/>
               </w:rPr>
-              <w:instrText xml:space="preserve"> PAGEREF _Toc232507665 \h </w:instrText>
+              <w:instrText xml:space="preserve"> PAGEREF _Toc233195729 \h </w:instrText>
             </w:r>
             <w:r>
               <w:rPr>
@@ -2170,7 +1957,7 @@
                 <w:sz w:val="13"/>
                 <w:szCs w:val="13"/>
               </w:rPr>
-              <w:t>7</w:t>
+              <w:t>6</w:t>
             </w:r>
             <w:r>
               <w:rPr>
@@ -2195,7 +1982,7 @@
               <w:szCs w:val="13"/>
             </w:rPr>
           </w:pPr>
-          <w:hyperlink w:anchor="_Toc232507666" w:history="1">
+          <w:hyperlink w:anchor="_Toc233195730" w:history="1">
             <w:r>
               <w:rPr>
                 <w:rStyle w:val="Hipervnculo"/>
@@ -2231,7 +2018,7 @@
                 <w:sz w:val="13"/>
                 <w:szCs w:val="13"/>
               </w:rPr>
-              <w:instrText xml:space="preserve"> PAGEREF _Toc232507666 \h </w:instrText>
+              <w:instrText xml:space="preserve"> PAGEREF _Toc233195730 \h </w:instrText>
             </w:r>
             <w:r>
               <w:rPr>
@@ -2257,7 +2044,7 @@
                 <w:sz w:val="13"/>
                 <w:szCs w:val="13"/>
               </w:rPr>
-              <w:t>7</w:t>
+              <w:t>6</w:t>
             </w:r>
             <w:r>
               <w:rPr>
@@ -2282,7 +2069,7 @@
               <w:szCs w:val="13"/>
             </w:rPr>
           </w:pPr>
-          <w:hyperlink w:anchor="_Toc232507667" w:history="1">
+          <w:hyperlink w:anchor="_Toc233195731" w:history="1">
             <w:r>
               <w:rPr>
                 <w:rStyle w:val="Hipervnculo"/>
@@ -2318,7 +2105,7 @@
                 <w:sz w:val="13"/>
                 <w:szCs w:val="13"/>
               </w:rPr>
-              <w:instrText xml:space="preserve"> PAGEREF _Toc232507667 \h </w:instrText>
+              <w:instrText xml:space="preserve"> PAGEREF _Toc233195731 \h </w:instrText>
             </w:r>
             <w:r>
               <w:rPr>
@@ -2344,7 +2131,7 @@
                 <w:sz w:val="13"/>
                 <w:szCs w:val="13"/>
               </w:rPr>
-              <w:t>8</w:t>
+              <w:t>7</w:t>
             </w:r>
             <w:r>
               <w:rPr>
@@ -2369,7 +2156,7 @@
               <w:szCs w:val="13"/>
             </w:rPr>
           </w:pPr>
-          <w:hyperlink w:anchor="_Toc232507668" w:history="1">
+          <w:hyperlink w:anchor="_Toc233195732" w:history="1">
             <w:r>
               <w:rPr>
                 <w:rStyle w:val="Hipervnculo"/>
@@ -2405,7 +2192,7 @@
                 <w:sz w:val="13"/>
                 <w:szCs w:val="13"/>
               </w:rPr>
-              <w:instrText xml:space="preserve"> PAGEREF _Toc232507668 \h </w:instrText>
+              <w:instrText xml:space="preserve"> PAGEREF _Toc233195732 \h </w:instrText>
             </w:r>
             <w:r>
               <w:rPr>
@@ -2431,7 +2218,7 @@
                 <w:sz w:val="13"/>
                 <w:szCs w:val="13"/>
               </w:rPr>
-              <w:t>8</w:t>
+              <w:t>7</w:t>
             </w:r>
             <w:r>
               <w:rPr>
@@ -2456,7 +2243,7 @@
               <w:szCs w:val="13"/>
             </w:rPr>
           </w:pPr>
-          <w:hyperlink w:anchor="_Toc232507669" w:history="1">
+          <w:hyperlink w:anchor="_Toc233195733" w:history="1">
             <w:r>
               <w:rPr>
                 <w:rStyle w:val="Hipervnculo"/>
@@ -2492,7 +2279,7 @@
                 <w:sz w:val="13"/>
                 <w:szCs w:val="13"/>
               </w:rPr>
-              <w:instrText xml:space="preserve"> PAGEREF _Toc232507669 \h </w:instrText>
+              <w:instrText xml:space="preserve"> PAGEREF _Toc233195733 \h </w:instrText>
             </w:r>
             <w:r>
               <w:rPr>
@@ -2518,7 +2305,7 @@
                 <w:sz w:val="13"/>
                 <w:szCs w:val="13"/>
               </w:rPr>
-              <w:t>8</w:t>
+              <w:t>7</w:t>
             </w:r>
             <w:r>
               <w:rPr>
@@ -2543,7 +2330,7 @@
               <w:szCs w:val="13"/>
             </w:rPr>
           </w:pPr>
-          <w:hyperlink w:anchor="_Toc232507670" w:history="1">
+          <w:hyperlink w:anchor="_Toc233195734" w:history="1">
             <w:r>
               <w:rPr>
                 <w:rStyle w:val="Hipervnculo"/>
@@ -2579,7 +2366,7 @@
                 <w:sz w:val="13"/>
                 <w:szCs w:val="13"/>
               </w:rPr>
-              <w:instrText xml:space="preserve"> PAGEREF _Toc232507670 \h </w:instrText>
+              <w:instrText xml:space="preserve"> PAGEREF _Toc233195734 \h </w:instrText>
             </w:r>
             <w:r>
               <w:rPr>
@@ -2630,7 +2417,7 @@
               <w:szCs w:val="13"/>
             </w:rPr>
           </w:pPr>
-          <w:hyperlink w:anchor="_Toc232507671" w:history="1">
+          <w:hyperlink w:anchor="_Toc233195735" w:history="1">
             <w:r>
               <w:rPr>
                 <w:rStyle w:val="Hipervnculo"/>
@@ -2666,7 +2453,7 @@
                 <w:sz w:val="13"/>
                 <w:szCs w:val="13"/>
               </w:rPr>
-              <w:instrText xml:space="preserve"> PAGEREF _Toc232507671 \h </w:instrText>
+              <w:instrText xml:space="preserve"> PAGEREF _Toc233195735 \h </w:instrText>
             </w:r>
             <w:r>
               <w:rPr>
@@ -2692,7 +2479,7 @@
                 <w:sz w:val="13"/>
                 <w:szCs w:val="13"/>
               </w:rPr>
-              <w:t>9</w:t>
+              <w:t>8</w:t>
             </w:r>
             <w:r>
               <w:rPr>
@@ -2717,7 +2504,7 @@
               <w:szCs w:val="13"/>
             </w:rPr>
           </w:pPr>
-          <w:hyperlink w:anchor="_Toc232507672" w:history="1">
+          <w:hyperlink w:anchor="_Toc233195736" w:history="1">
             <w:r>
               <w:rPr>
                 <w:rStyle w:val="Hipervnculo"/>
@@ -2753,7 +2540,7 @@
                 <w:sz w:val="13"/>
                 <w:szCs w:val="13"/>
               </w:rPr>
-              <w:instrText xml:space="preserve"> PAGEREF _Toc232507672 \h </w:instrText>
+              <w:instrText xml:space="preserve"> PAGEREF _Toc233195736 \h </w:instrText>
             </w:r>
             <w:r>
               <w:rPr>
@@ -2804,7 +2591,7 @@
               <w:szCs w:val="13"/>
             </w:rPr>
           </w:pPr>
-          <w:hyperlink w:anchor="_Toc232507673" w:history="1">
+          <w:hyperlink w:anchor="_Toc233195737" w:history="1">
             <w:r>
               <w:rPr>
                 <w:rStyle w:val="Hipervnculo"/>
@@ -2840,7 +2627,7 @@
                 <w:sz w:val="13"/>
                 <w:szCs w:val="13"/>
               </w:rPr>
-              <w:instrText xml:space="preserve"> PAGEREF _Toc232507673 \h </w:instrText>
+              <w:instrText xml:space="preserve"> PAGEREF _Toc233195737 \h </w:instrText>
             </w:r>
             <w:r>
               <w:rPr>
@@ -2866,7 +2653,7 @@
                 <w:sz w:val="13"/>
                 <w:szCs w:val="13"/>
               </w:rPr>
-              <w:t>10</w:t>
+              <w:t>9</w:t>
             </w:r>
             <w:r>
               <w:rPr>
@@ -2891,7 +2678,7 @@
               <w:szCs w:val="13"/>
             </w:rPr>
           </w:pPr>
-          <w:hyperlink w:anchor="_Toc232507674" w:history="1">
+          <w:hyperlink w:anchor="_Toc233195738" w:history="1">
             <w:r>
               <w:rPr>
                 <w:rStyle w:val="Hipervnculo"/>
@@ -2927,7 +2714,7 @@
                 <w:sz w:val="13"/>
                 <w:szCs w:val="13"/>
               </w:rPr>
-              <w:instrText xml:space="preserve"> PAGEREF _Toc232507674 \h </w:instrText>
+              <w:instrText xml:space="preserve"> PAGEREF _Toc233195738 \h </w:instrText>
             </w:r>
             <w:r>
               <w:rPr>
@@ -2953,7 +2740,7 @@
                 <w:sz w:val="13"/>
                 <w:szCs w:val="13"/>
               </w:rPr>
-              <w:t>10</w:t>
+              <w:t>9</w:t>
             </w:r>
             <w:r>
               <w:rPr>
@@ -2978,7 +2765,7 @@
               <w:szCs w:val="13"/>
             </w:rPr>
           </w:pPr>
-          <w:hyperlink w:anchor="_Toc232507675" w:history="1">
+          <w:hyperlink w:anchor="_Toc233195739" w:history="1">
             <w:r>
               <w:rPr>
                 <w:rStyle w:val="Hipervnculo"/>
@@ -3014,7 +2801,7 @@
                 <w:sz w:val="13"/>
                 <w:szCs w:val="13"/>
               </w:rPr>
-              <w:instrText xml:space="preserve"> PAGEREF _Toc232507675 \h </w:instrText>
+              <w:instrText xml:space="preserve"> PAGEREF _Toc233195739 \h </w:instrText>
             </w:r>
             <w:r>
               <w:rPr>
@@ -3056,85 +2843,52 @@
         <w:p>
           <w:pPr>
             <w:pStyle w:val="TDC1"/>
-            <w:tabs>
-              <w:tab w:val="right" w:leader="dot" w:pos="8494"/>
-            </w:tabs>
-            <w:rPr>
-              <w:noProof/>
-              <w:sz w:val="13"/>
-              <w:szCs w:val="13"/>
-            </w:rPr>
           </w:pPr>
-          <w:hyperlink w:anchor="_Toc232507676" w:history="1">
+          <w:hyperlink w:anchor="_Toc233195740" w:history="1">
             <w:r>
               <w:rPr>
                 <w:rStyle w:val="Hipervnculo"/>
-                <w:rFonts w:ascii="Arial" w:hAnsi="Arial" w:cs="Arial"/>
-                <w:noProof/>
-                <w:sz w:val="13"/>
-                <w:szCs w:val="13"/>
               </w:rPr>
               <w:t>7. Visualización y Storytelling</w:t>
             </w:r>
             <w:r>
               <w:rPr>
-                <w:noProof/>
-                <w:webHidden/>
-                <w:sz w:val="13"/>
-                <w:szCs w:val="13"/>
+                <w:webHidden/>
               </w:rPr>
               <w:tab/>
             </w:r>
             <w:r>
               <w:rPr>
-                <w:noProof/>
-                <w:webHidden/>
-                <w:sz w:val="13"/>
-                <w:szCs w:val="13"/>
+                <w:webHidden/>
               </w:rPr>
               <w:fldChar w:fldCharType="begin"/>
             </w:r>
             <w:r>
               <w:rPr>
-                <w:noProof/>
-                <w:webHidden/>
-                <w:sz w:val="13"/>
-                <w:szCs w:val="13"/>
-              </w:rPr>
-              <w:instrText xml:space="preserve"> PAGEREF _Toc232507676 \h </w:instrText>
-            </w:r>
-            <w:r>
-              <w:rPr>
-                <w:noProof/>
-                <w:webHidden/>
-                <w:sz w:val="13"/>
-                <w:szCs w:val="13"/>
-              </w:rPr>
-            </w:r>
-            <w:r>
-              <w:rPr>
-                <w:noProof/>
-                <w:webHidden/>
-                <w:sz w:val="13"/>
-                <w:szCs w:val="13"/>
+                <w:webHidden/>
+              </w:rPr>
+              <w:instrText xml:space="preserve"> PAGEREF _Toc233195740 \h </w:instrText>
+            </w:r>
+            <w:r>
+              <w:rPr>
+                <w:webHidden/>
+              </w:rPr>
+            </w:r>
+            <w:r>
+              <w:rPr>
+                <w:webHidden/>
               </w:rPr>
               <w:fldChar w:fldCharType="separate"/>
             </w:r>
             <w:r>
               <w:rPr>
-                <w:noProof/>
-                <w:webHidden/>
-                <w:sz w:val="13"/>
-                <w:szCs w:val="13"/>
-              </w:rPr>
-              <w:t>11</w:t>
-            </w:r>
-            <w:r>
-              <w:rPr>
-                <w:noProof/>
-                <w:webHidden/>
-                <w:sz w:val="13"/>
-                <w:szCs w:val="13"/>
+                <w:webHidden/>
+              </w:rPr>
+              <w:t>10</w:t>
+            </w:r>
+            <w:r>
+              <w:rPr>
+                <w:webHidden/>
               </w:rPr>
               <w:fldChar w:fldCharType="end"/>
             </w:r>
@@ -3152,7 +2906,7 @@
               <w:szCs w:val="13"/>
             </w:rPr>
           </w:pPr>
-          <w:hyperlink w:anchor="_Toc232507677" w:history="1">
+          <w:hyperlink w:anchor="_Toc233195741" w:history="1">
             <w:r>
               <w:rPr>
                 <w:rStyle w:val="Hipervnculo"/>
@@ -3188,7 +2942,7 @@
                 <w:sz w:val="13"/>
                 <w:szCs w:val="13"/>
               </w:rPr>
-              <w:instrText xml:space="preserve"> PAGEREF _Toc232507677 \h </w:instrText>
+              <w:instrText xml:space="preserve"> PAGEREF _Toc233195741 \h </w:instrText>
             </w:r>
             <w:r>
               <w:rPr>
@@ -3214,7 +2968,7 @@
                 <w:sz w:val="13"/>
                 <w:szCs w:val="13"/>
               </w:rPr>
-              <w:t>11</w:t>
+              <w:t>10</w:t>
             </w:r>
             <w:r>
               <w:rPr>
@@ -3239,7 +2993,7 @@
               <w:szCs w:val="13"/>
             </w:rPr>
           </w:pPr>
-          <w:hyperlink w:anchor="_Toc232507678" w:history="1">
+          <w:hyperlink w:anchor="_Toc233195742" w:history="1">
             <w:r>
               <w:rPr>
                 <w:rStyle w:val="Hipervnculo"/>
@@ -3275,7 +3029,7 @@
                 <w:sz w:val="13"/>
                 <w:szCs w:val="13"/>
               </w:rPr>
-              <w:instrText xml:space="preserve"> PAGEREF _Toc232507678 \h </w:instrText>
+              <w:instrText xml:space="preserve"> PAGEREF _Toc233195742 \h </w:instrText>
             </w:r>
             <w:r>
               <w:rPr>
@@ -3301,7 +3055,7 @@
                 <w:sz w:val="13"/>
                 <w:szCs w:val="13"/>
               </w:rPr>
-              <w:t>12</w:t>
+              <w:t>11</w:t>
             </w:r>
             <w:r>
               <w:rPr>
@@ -3326,7 +3080,7 @@
               <w:szCs w:val="13"/>
             </w:rPr>
           </w:pPr>
-          <w:hyperlink w:anchor="_Toc232507679" w:history="1">
+          <w:hyperlink w:anchor="_Toc233195743" w:history="1">
             <w:r>
               <w:rPr>
                 <w:rStyle w:val="Hipervnculo"/>
@@ -3362,7 +3116,7 @@
                 <w:sz w:val="13"/>
                 <w:szCs w:val="13"/>
               </w:rPr>
-              <w:instrText xml:space="preserve"> PAGEREF _Toc232507679 \h </w:instrText>
+              <w:instrText xml:space="preserve"> PAGEREF _Toc233195743 \h </w:instrText>
             </w:r>
             <w:r>
               <w:rPr>
@@ -3388,7 +3142,7 @@
                 <w:sz w:val="13"/>
                 <w:szCs w:val="13"/>
               </w:rPr>
-              <w:t>12</w:t>
+              <w:t>11</w:t>
             </w:r>
             <w:r>
               <w:rPr>
@@ -3404,85 +3158,52 @@
         <w:p>
           <w:pPr>
             <w:pStyle w:val="TDC1"/>
-            <w:tabs>
-              <w:tab w:val="right" w:leader="dot" w:pos="8494"/>
-            </w:tabs>
-            <w:rPr>
-              <w:noProof/>
-              <w:sz w:val="13"/>
-              <w:szCs w:val="13"/>
-            </w:rPr>
           </w:pPr>
-          <w:hyperlink w:anchor="_Toc232507680" w:history="1">
+          <w:hyperlink w:anchor="_Toc233195744" w:history="1">
             <w:r>
               <w:rPr>
                 <w:rStyle w:val="Hipervnculo"/>
-                <w:rFonts w:ascii="Arial" w:hAnsi="Arial" w:cs="Arial"/>
-                <w:noProof/>
-                <w:sz w:val="13"/>
-                <w:szCs w:val="13"/>
               </w:rPr>
               <w:t>6. Aplicación de técnicas analíticas</w:t>
             </w:r>
             <w:r>
               <w:rPr>
-                <w:noProof/>
-                <w:webHidden/>
-                <w:sz w:val="13"/>
-                <w:szCs w:val="13"/>
+                <w:webHidden/>
               </w:rPr>
               <w:tab/>
             </w:r>
             <w:r>
               <w:rPr>
-                <w:noProof/>
-                <w:webHidden/>
-                <w:sz w:val="13"/>
-                <w:szCs w:val="13"/>
+                <w:webHidden/>
               </w:rPr>
               <w:fldChar w:fldCharType="begin"/>
             </w:r>
             <w:r>
               <w:rPr>
-                <w:noProof/>
-                <w:webHidden/>
-                <w:sz w:val="13"/>
-                <w:szCs w:val="13"/>
-              </w:rPr>
-              <w:instrText xml:space="preserve"> PAGEREF _Toc232507680 \h </w:instrText>
-            </w:r>
-            <w:r>
-              <w:rPr>
-                <w:noProof/>
-                <w:webHidden/>
-                <w:sz w:val="13"/>
-                <w:szCs w:val="13"/>
-              </w:rPr>
-            </w:r>
-            <w:r>
-              <w:rPr>
-                <w:noProof/>
-                <w:webHidden/>
-                <w:sz w:val="13"/>
-                <w:szCs w:val="13"/>
+                <w:webHidden/>
+              </w:rPr>
+              <w:instrText xml:space="preserve"> PAGEREF _Toc233195744 \h </w:instrText>
+            </w:r>
+            <w:r>
+              <w:rPr>
+                <w:webHidden/>
+              </w:rPr>
+            </w:r>
+            <w:r>
+              <w:rPr>
+                <w:webHidden/>
               </w:rPr>
               <w:fldChar w:fldCharType="separate"/>
             </w:r>
             <w:r>
               <w:rPr>
-                <w:noProof/>
-                <w:webHidden/>
-                <w:sz w:val="13"/>
-                <w:szCs w:val="13"/>
-              </w:rPr>
-              <w:t>13</w:t>
-            </w:r>
-            <w:r>
-              <w:rPr>
-                <w:noProof/>
-                <w:webHidden/>
-                <w:sz w:val="13"/>
-                <w:szCs w:val="13"/>
+                <w:webHidden/>
+              </w:rPr>
+              <w:t>12</w:t>
+            </w:r>
+            <w:r>
+              <w:rPr>
+                <w:webHidden/>
               </w:rPr>
               <w:fldChar w:fldCharType="end"/>
             </w:r>
@@ -3500,7 +3221,7 @@
               <w:szCs w:val="13"/>
             </w:rPr>
           </w:pPr>
-          <w:hyperlink w:anchor="_Toc232507681" w:history="1">
+          <w:hyperlink w:anchor="_Toc233195745" w:history="1">
             <w:r>
               <w:rPr>
                 <w:rStyle w:val="Hipervnculo"/>
@@ -3536,7 +3257,7 @@
                 <w:sz w:val="13"/>
                 <w:szCs w:val="13"/>
               </w:rPr>
-              <w:instrText xml:space="preserve"> PAGEREF _Toc232507681 \h </w:instrText>
+              <w:instrText xml:space="preserve"> PAGEREF _Toc233195745 \h </w:instrText>
             </w:r>
             <w:r>
               <w:rPr>
@@ -3562,7 +3283,7 @@
                 <w:sz w:val="13"/>
                 <w:szCs w:val="13"/>
               </w:rPr>
-              <w:t>13</w:t>
+              <w:t>12</w:t>
             </w:r>
             <w:r>
               <w:rPr>
@@ -3587,7 +3308,7 @@
               <w:szCs w:val="13"/>
             </w:rPr>
           </w:pPr>
-          <w:hyperlink w:anchor="_Toc232507682" w:history="1">
+          <w:hyperlink w:anchor="_Toc233195746" w:history="1">
             <w:r>
               <w:rPr>
                 <w:rStyle w:val="Hipervnculo"/>
@@ -3623,7 +3344,7 @@
                 <w:sz w:val="13"/>
                 <w:szCs w:val="13"/>
               </w:rPr>
-              <w:instrText xml:space="preserve"> PAGEREF _Toc232507682 \h </w:instrText>
+              <w:instrText xml:space="preserve"> PAGEREF _Toc233195746 \h </w:instrText>
             </w:r>
             <w:r>
               <w:rPr>
@@ -3649,7 +3370,7 @@
                 <w:sz w:val="13"/>
                 <w:szCs w:val="13"/>
               </w:rPr>
-              <w:t>15</w:t>
+              <w:t>14</w:t>
             </w:r>
             <w:r>
               <w:rPr>
@@ -3674,7 +3395,7 @@
               <w:szCs w:val="13"/>
             </w:rPr>
           </w:pPr>
-          <w:hyperlink w:anchor="_Toc232507683" w:history="1">
+          <w:hyperlink w:anchor="_Toc233195747" w:history="1">
             <w:r>
               <w:rPr>
                 <w:rStyle w:val="Hipervnculo"/>
@@ -3710,7 +3431,7 @@
                 <w:sz w:val="13"/>
                 <w:szCs w:val="13"/>
               </w:rPr>
-              <w:instrText xml:space="preserve"> PAGEREF _Toc232507683 \h </w:instrText>
+              <w:instrText xml:space="preserve"> PAGEREF _Toc233195747 \h </w:instrText>
             </w:r>
             <w:r>
               <w:rPr>
@@ -3736,7 +3457,7 @@
                 <w:sz w:val="13"/>
                 <w:szCs w:val="13"/>
               </w:rPr>
-              <w:t>16</w:t>
+              <w:t>15</w:t>
             </w:r>
             <w:r>
               <w:rPr>
@@ -3752,85 +3473,52 @@
         <w:p>
           <w:pPr>
             <w:pStyle w:val="TDC1"/>
-            <w:tabs>
-              <w:tab w:val="right" w:leader="dot" w:pos="8494"/>
-            </w:tabs>
-            <w:rPr>
-              <w:noProof/>
-              <w:sz w:val="13"/>
-              <w:szCs w:val="13"/>
-            </w:rPr>
           </w:pPr>
-          <w:hyperlink w:anchor="_Toc232507684" w:history="1">
+          <w:hyperlink w:anchor="_Toc233195748" w:history="1">
             <w:r>
               <w:rPr>
                 <w:rStyle w:val="Hipervnculo"/>
-                <w:rFonts w:ascii="Arial" w:hAnsi="Arial" w:cs="Arial"/>
-                <w:noProof/>
-                <w:sz w:val="13"/>
-                <w:szCs w:val="13"/>
               </w:rPr>
               <w:t>7. Simulación del equipo</w:t>
             </w:r>
             <w:r>
               <w:rPr>
-                <w:noProof/>
-                <w:webHidden/>
-                <w:sz w:val="13"/>
-                <w:szCs w:val="13"/>
+                <w:webHidden/>
               </w:rPr>
               <w:tab/>
             </w:r>
             <w:r>
               <w:rPr>
-                <w:noProof/>
-                <w:webHidden/>
-                <w:sz w:val="13"/>
-                <w:szCs w:val="13"/>
+                <w:webHidden/>
               </w:rPr>
               <w:fldChar w:fldCharType="begin"/>
             </w:r>
             <w:r>
               <w:rPr>
-                <w:noProof/>
-                <w:webHidden/>
-                <w:sz w:val="13"/>
-                <w:szCs w:val="13"/>
-              </w:rPr>
-              <w:instrText xml:space="preserve"> PAGEREF _Toc232507684 \h </w:instrText>
-            </w:r>
-            <w:r>
-              <w:rPr>
-                <w:noProof/>
-                <w:webHidden/>
-                <w:sz w:val="13"/>
-                <w:szCs w:val="13"/>
-              </w:rPr>
-            </w:r>
-            <w:r>
-              <w:rPr>
-                <w:noProof/>
-                <w:webHidden/>
-                <w:sz w:val="13"/>
-                <w:szCs w:val="13"/>
+                <w:webHidden/>
+              </w:rPr>
+              <w:instrText xml:space="preserve"> PAGEREF _Toc233195748 \h </w:instrText>
+            </w:r>
+            <w:r>
+              <w:rPr>
+                <w:webHidden/>
+              </w:rPr>
+            </w:r>
+            <w:r>
+              <w:rPr>
+                <w:webHidden/>
               </w:rPr>
               <w:fldChar w:fldCharType="separate"/>
             </w:r>
             <w:r>
               <w:rPr>
-                <w:noProof/>
-                <w:webHidden/>
-                <w:sz w:val="13"/>
-                <w:szCs w:val="13"/>
-              </w:rPr>
-              <w:t>17</w:t>
-            </w:r>
-            <w:r>
-              <w:rPr>
-                <w:noProof/>
-                <w:webHidden/>
-                <w:sz w:val="13"/>
-                <w:szCs w:val="13"/>
+                <w:webHidden/>
+              </w:rPr>
+              <w:t>16</w:t>
+            </w:r>
+            <w:r>
+              <w:rPr>
+                <w:webHidden/>
               </w:rPr>
               <w:fldChar w:fldCharType="end"/>
             </w:r>
@@ -3848,7 +3536,7 @@
               <w:szCs w:val="13"/>
             </w:rPr>
           </w:pPr>
-          <w:hyperlink w:anchor="_Toc232507685" w:history="1">
+          <w:hyperlink w:anchor="_Toc233195749" w:history="1">
             <w:r>
               <w:rPr>
                 <w:rStyle w:val="Hipervnculo"/>
@@ -3883,7 +3571,7 @@
                 <w:sz w:val="13"/>
                 <w:szCs w:val="13"/>
               </w:rPr>
-              <w:instrText xml:space="preserve"> PAGEREF _Toc232507685 \h </w:instrText>
+              <w:instrText xml:space="preserve"> PAGEREF _Toc233195749 \h </w:instrText>
             </w:r>
             <w:r>
               <w:rPr>
@@ -3909,7 +3597,7 @@
                 <w:sz w:val="13"/>
                 <w:szCs w:val="13"/>
               </w:rPr>
-              <w:t>17</w:t>
+              <w:t>16</w:t>
             </w:r>
             <w:r>
               <w:rPr>
@@ -3934,7 +3622,7 @@
               <w:szCs w:val="13"/>
             </w:rPr>
           </w:pPr>
-          <w:hyperlink w:anchor="_Toc232507686" w:history="1">
+          <w:hyperlink w:anchor="_Toc233195750" w:history="1">
             <w:r>
               <w:rPr>
                 <w:rStyle w:val="Hipervnculo"/>
@@ -3969,7 +3657,7 @@
                 <w:sz w:val="13"/>
                 <w:szCs w:val="13"/>
               </w:rPr>
-              <w:instrText xml:space="preserve"> PAGEREF _Toc232507686 \h </w:instrText>
+              <w:instrText xml:space="preserve"> PAGEREF _Toc233195750 \h </w:instrText>
             </w:r>
             <w:r>
               <w:rPr>
@@ -3995,7 +3683,7 @@
                 <w:sz w:val="13"/>
                 <w:szCs w:val="13"/>
               </w:rPr>
-              <w:t>17</w:t>
+              <w:t>16</w:t>
             </w:r>
             <w:r>
               <w:rPr>
@@ -4020,7 +3708,7 @@
               <w:szCs w:val="13"/>
             </w:rPr>
           </w:pPr>
-          <w:hyperlink w:anchor="_Toc232507687" w:history="1">
+          <w:hyperlink w:anchor="_Toc233195751" w:history="1">
             <w:r>
               <w:rPr>
                 <w:rStyle w:val="Hipervnculo"/>
@@ -4055,7 +3743,7 @@
                 <w:sz w:val="13"/>
                 <w:szCs w:val="13"/>
               </w:rPr>
-              <w:instrText xml:space="preserve"> PAGEREF _Toc232507687 \h </w:instrText>
+              <w:instrText xml:space="preserve"> PAGEREF _Toc233195751 \h </w:instrText>
             </w:r>
             <w:r>
               <w:rPr>
@@ -4081,7 +3769,7 @@
                 <w:sz w:val="13"/>
                 <w:szCs w:val="13"/>
               </w:rPr>
-              <w:t>18</w:t>
+              <w:t>17</w:t>
             </w:r>
             <w:r>
               <w:rPr>
@@ -4097,85 +3785,52 @@
         <w:p>
           <w:pPr>
             <w:pStyle w:val="TDC1"/>
-            <w:tabs>
-              <w:tab w:val="right" w:leader="dot" w:pos="8494"/>
-            </w:tabs>
-            <w:rPr>
-              <w:noProof/>
-              <w:sz w:val="13"/>
-              <w:szCs w:val="13"/>
-            </w:rPr>
           </w:pPr>
-          <w:hyperlink w:anchor="_Toc232507688" w:history="1">
+          <w:hyperlink w:anchor="_Toc233195752" w:history="1">
             <w:r>
               <w:rPr>
                 <w:rStyle w:val="Hipervnculo"/>
-                <w:rFonts w:ascii="Arial" w:hAnsi="Arial" w:cs="Arial"/>
-                <w:noProof/>
-                <w:sz w:val="13"/>
-                <w:szCs w:val="13"/>
               </w:rPr>
               <w:t>8. Conclusiones y recomendaciones</w:t>
             </w:r>
             <w:r>
               <w:rPr>
-                <w:noProof/>
-                <w:webHidden/>
-                <w:sz w:val="13"/>
-                <w:szCs w:val="13"/>
+                <w:webHidden/>
               </w:rPr>
               <w:tab/>
             </w:r>
             <w:r>
               <w:rPr>
-                <w:noProof/>
-                <w:webHidden/>
-                <w:sz w:val="13"/>
-                <w:szCs w:val="13"/>
+                <w:webHidden/>
               </w:rPr>
               <w:fldChar w:fldCharType="begin"/>
             </w:r>
             <w:r>
               <w:rPr>
-                <w:noProof/>
-                <w:webHidden/>
-                <w:sz w:val="13"/>
-                <w:szCs w:val="13"/>
-              </w:rPr>
-              <w:instrText xml:space="preserve"> PAGEREF _Toc232507688 \h </w:instrText>
-            </w:r>
-            <w:r>
-              <w:rPr>
-                <w:noProof/>
-                <w:webHidden/>
-                <w:sz w:val="13"/>
-                <w:szCs w:val="13"/>
-              </w:rPr>
-            </w:r>
-            <w:r>
-              <w:rPr>
-                <w:noProof/>
-                <w:webHidden/>
-                <w:sz w:val="13"/>
-                <w:szCs w:val="13"/>
+                <w:webHidden/>
+              </w:rPr>
+              <w:instrText xml:space="preserve"> PAGEREF _Toc233195752 \h </w:instrText>
+            </w:r>
+            <w:r>
+              <w:rPr>
+                <w:webHidden/>
+              </w:rPr>
+            </w:r>
+            <w:r>
+              <w:rPr>
+                <w:webHidden/>
               </w:rPr>
               <w:fldChar w:fldCharType="separate"/>
             </w:r>
             <w:r>
               <w:rPr>
-                <w:noProof/>
-                <w:webHidden/>
-                <w:sz w:val="13"/>
-                <w:szCs w:val="13"/>
-              </w:rPr>
-              <w:t>19</w:t>
-            </w:r>
-            <w:r>
-              <w:rPr>
-                <w:noProof/>
-                <w:webHidden/>
-                <w:sz w:val="13"/>
-                <w:szCs w:val="13"/>
+                <w:webHidden/>
+              </w:rPr>
+              <w:t>18</w:t>
+            </w:r>
+            <w:r>
+              <w:rPr>
+                <w:webHidden/>
               </w:rPr>
               <w:fldChar w:fldCharType="end"/>
             </w:r>
@@ -4202,7 +3857,7 @@
           <w:rFonts w:ascii="Arial" w:hAnsi="Arial" w:cs="Arial"/>
         </w:rPr>
       </w:pPr>
-      <w:bookmarkStart w:id="1" w:name="_Toc232507644"/>
+      <w:bookmarkStart w:id="1" w:name="_Toc233195708"/>
       <w:r>
         <w:rPr>
           <w:rFonts w:ascii="Arial" w:hAnsi="Arial" w:cs="Arial"/>
@@ -4633,7 +4288,7 @@
         </w:rPr>
       </w:pPr>
       <w:bookmarkStart w:id="2" w:name="_Toc232420580"/>
-      <w:bookmarkStart w:id="3" w:name="_Toc232507645"/>
+      <w:bookmarkStart w:id="3" w:name="_Toc233195709"/>
       <w:r>
         <w:rPr>
           <w:rFonts w:ascii="Arial" w:hAnsi="Arial" w:cs="Arial"/>
@@ -4658,7 +4313,7 @@
         </w:rPr>
       </w:pPr>
       <w:bookmarkStart w:id="4" w:name="_Toc232420581"/>
-      <w:bookmarkStart w:id="5" w:name="_Toc232507646"/>
+      <w:bookmarkStart w:id="5" w:name="_Toc233195710"/>
       <w:r>
         <w:rPr>
           <w:rFonts w:ascii="Arial" w:hAnsi="Arial" w:cs="Arial"/>
@@ -4784,7 +4439,7 @@
         </w:rPr>
       </w:pPr>
       <w:bookmarkStart w:id="6" w:name="_Toc232420582"/>
-      <w:bookmarkStart w:id="7" w:name="_Toc232507647"/>
+      <w:bookmarkStart w:id="7" w:name="_Toc233195711"/>
       <w:r>
         <w:rPr>
           <w:rFonts w:ascii="Arial" w:hAnsi="Arial" w:cs="Arial"/>
@@ -4823,7 +4478,7 @@
         </w:rPr>
       </w:pPr>
       <w:bookmarkStart w:id="8" w:name="_Toc232420583"/>
-      <w:bookmarkStart w:id="9" w:name="_Toc232507648"/>
+      <w:bookmarkStart w:id="9" w:name="_Toc233195712"/>
       <w:r>
         <w:rPr>
           <w:rFonts w:ascii="Arial" w:hAnsi="Arial" w:cs="Arial"/>
@@ -4910,7 +4565,7 @@
         </w:rPr>
       </w:pPr>
       <w:bookmarkStart w:id="10" w:name="_Toc232420584"/>
-      <w:bookmarkStart w:id="11" w:name="_Toc232507649"/>
+      <w:bookmarkStart w:id="11" w:name="_Toc233195713"/>
       <w:r>
         <w:rPr>
           <w:rFonts w:ascii="Arial" w:hAnsi="Arial" w:cs="Arial"/>
@@ -5015,7 +4670,7 @@
         </w:rPr>
       </w:pPr>
       <w:bookmarkStart w:id="12" w:name="_Toc232420585"/>
-      <w:bookmarkStart w:id="13" w:name="_Toc232507650"/>
+      <w:bookmarkStart w:id="13" w:name="_Toc233195714"/>
       <w:r>
         <w:rPr>
           <w:rFonts w:ascii="Arial" w:hAnsi="Arial" w:cs="Arial"/>
@@ -5041,7 +4696,7 @@
         </w:rPr>
       </w:pPr>
       <w:bookmarkStart w:id="14" w:name="_Toc232420586"/>
-      <w:bookmarkStart w:id="15" w:name="_Toc232507651"/>
+      <w:bookmarkStart w:id="15" w:name="_Toc233195715"/>
       <w:r>
         <w:rPr>
           <w:rFonts w:ascii="Arial" w:hAnsi="Arial" w:cs="Arial"/>
@@ -5112,7 +4767,7 @@
         </w:rPr>
       </w:pPr>
       <w:bookmarkStart w:id="16" w:name="_Toc232420587"/>
-      <w:bookmarkStart w:id="17" w:name="_Toc232507652"/>
+      <w:bookmarkStart w:id="17" w:name="_Toc233195716"/>
       <w:r>
         <w:rPr>
           <w:rFonts w:ascii="Arial" w:hAnsi="Arial" w:cs="Arial"/>
@@ -5178,7 +4833,7 @@
         </w:rPr>
       </w:pPr>
       <w:bookmarkStart w:id="18" w:name="_Toc232420588"/>
-      <w:bookmarkStart w:id="19" w:name="_Toc232507653"/>
+      <w:bookmarkStart w:id="19" w:name="_Toc233195717"/>
       <w:r>
         <w:rPr>
           <w:rFonts w:ascii="Arial" w:hAnsi="Arial" w:cs="Arial"/>
@@ -5340,7 +4995,7 @@
         </w:rPr>
       </w:pPr>
       <w:bookmarkStart w:id="20" w:name="_Toc232420589"/>
-      <w:bookmarkStart w:id="21" w:name="_Toc232507654"/>
+      <w:bookmarkStart w:id="21" w:name="_Toc233195718"/>
       <w:r>
         <w:rPr>
           <w:rFonts w:ascii="Arial" w:hAnsi="Arial" w:cs="Arial"/>
@@ -5365,7 +5020,7 @@
         </w:rPr>
       </w:pPr>
       <w:bookmarkStart w:id="22" w:name="_Toc232420590"/>
-      <w:bookmarkStart w:id="23" w:name="_Toc232507655"/>
+      <w:bookmarkStart w:id="23" w:name="_Toc233195719"/>
       <w:r>
         <w:rPr>
           <w:rFonts w:ascii="Arial" w:hAnsi="Arial" w:cs="Arial"/>
@@ -5425,7 +5080,7 @@
         </w:rPr>
       </w:pPr>
       <w:bookmarkStart w:id="24" w:name="_Toc232420591"/>
-      <w:bookmarkStart w:id="25" w:name="_Toc232507656"/>
+      <w:bookmarkStart w:id="25" w:name="_Toc233195720"/>
       <w:r>
         <w:rPr>
           <w:rFonts w:ascii="Arial" w:hAnsi="Arial" w:cs="Arial"/>
@@ -5489,7 +5144,7 @@
         </w:rPr>
       </w:pPr>
       <w:bookmarkStart w:id="26" w:name="_Toc232420592"/>
-      <w:bookmarkStart w:id="27" w:name="_Toc232507657"/>
+      <w:bookmarkStart w:id="27" w:name="_Toc233195721"/>
       <w:r>
         <w:rPr>
           <w:rFonts w:ascii="Arial" w:hAnsi="Arial" w:cs="Arial"/>
@@ -5805,7 +5460,7 @@
         </w:rPr>
       </w:pPr>
       <w:bookmarkStart w:id="28" w:name="_Toc232420593"/>
-      <w:bookmarkStart w:id="29" w:name="_Toc232507658"/>
+      <w:bookmarkStart w:id="29" w:name="_Toc233195722"/>
       <w:r>
         <w:rPr>
           <w:rFonts w:ascii="Arial" w:hAnsi="Arial" w:cs="Arial"/>
@@ -5830,7 +5485,7 @@
         </w:rPr>
       </w:pPr>
       <w:bookmarkStart w:id="30" w:name="_Toc232420594"/>
-      <w:bookmarkStart w:id="31" w:name="_Toc232507659"/>
+      <w:bookmarkStart w:id="31" w:name="_Toc233195723"/>
       <w:r>
         <w:rPr>
           <w:rFonts w:ascii="Arial" w:hAnsi="Arial" w:cs="Arial"/>
@@ -5914,7 +5569,7 @@
         </w:rPr>
       </w:pPr>
       <w:bookmarkStart w:id="32" w:name="_Toc232420595"/>
-      <w:bookmarkStart w:id="33" w:name="_Toc232507660"/>
+      <w:bookmarkStart w:id="33" w:name="_Toc233195724"/>
       <w:r>
         <w:rPr>
           <w:rFonts w:ascii="Arial" w:hAnsi="Arial" w:cs="Arial"/>
@@ -6409,7 +6064,7 @@
         </w:rPr>
       </w:pPr>
       <w:bookmarkStart w:id="34" w:name="_Toc232420596"/>
-      <w:bookmarkStart w:id="35" w:name="_Toc232507661"/>
+      <w:bookmarkStart w:id="35" w:name="_Toc233195725"/>
       <w:r>
         <w:rPr>
           <w:rFonts w:ascii="Arial" w:hAnsi="Arial" w:cs="Arial"/>
@@ -6583,7 +6238,7 @@
         </w:rPr>
       </w:pPr>
       <w:bookmarkStart w:id="36" w:name="_Toc232420597"/>
-      <w:bookmarkStart w:id="37" w:name="_Toc232507662"/>
+      <w:bookmarkStart w:id="37" w:name="_Toc233195726"/>
       <w:r>
         <w:rPr>
           <w:rFonts w:ascii="Arial" w:hAnsi="Arial" w:cs="Arial"/>
@@ -6609,7 +6264,7 @@
         </w:rPr>
       </w:pPr>
       <w:bookmarkStart w:id="38" w:name="_Toc232420598"/>
-      <w:bookmarkStart w:id="39" w:name="_Toc232507663"/>
+      <w:bookmarkStart w:id="39" w:name="_Toc233195727"/>
       <w:r>
         <w:rPr>
           <w:rFonts w:ascii="Arial" w:hAnsi="Arial" w:cs="Arial"/>
@@ -6697,7 +6352,7 @@
         </w:rPr>
       </w:pPr>
       <w:bookmarkStart w:id="40" w:name="_Toc232420599"/>
-      <w:bookmarkStart w:id="41" w:name="_Toc232507664"/>
+      <w:bookmarkStart w:id="41" w:name="_Toc233195728"/>
       <w:r>
         <w:rPr>
           <w:rFonts w:ascii="Arial" w:hAnsi="Arial" w:cs="Arial"/>
@@ -6715,7 +6370,7 @@
         </w:rPr>
       </w:pPr>
       <w:bookmarkStart w:id="42" w:name="_Toc232420600"/>
-      <w:bookmarkStart w:id="43" w:name="_Toc232507665"/>
+      <w:bookmarkStart w:id="43" w:name="_Toc233195729"/>
       <w:r>
         <w:rPr>
           <w:rFonts w:ascii="Arial" w:hAnsi="Arial" w:cs="Arial"/>
@@ -6796,7 +6451,7 @@
         </w:rPr>
       </w:pPr>
       <w:bookmarkStart w:id="44" w:name="_Toc232420601"/>
-      <w:bookmarkStart w:id="45" w:name="_Toc232507666"/>
+      <w:bookmarkStart w:id="45" w:name="_Toc233195730"/>
       <w:r>
         <w:rPr>
           <w:rFonts w:ascii="Arial" w:hAnsi="Arial" w:cs="Arial"/>
@@ -6941,7 +6596,7 @@
         </w:rPr>
       </w:pPr>
       <w:bookmarkStart w:id="46" w:name="_Toc232420602"/>
-      <w:bookmarkStart w:id="47" w:name="_Toc232507667"/>
+      <w:bookmarkStart w:id="47" w:name="_Toc233195731"/>
       <w:r>
         <w:rPr>
           <w:rFonts w:ascii="Arial" w:hAnsi="Arial" w:cs="Arial"/>
@@ -7021,7 +6676,7 @@
         </w:rPr>
       </w:pPr>
       <w:bookmarkStart w:id="48" w:name="_Toc232420603"/>
-      <w:bookmarkStart w:id="49" w:name="_Toc232507668"/>
+      <w:bookmarkStart w:id="49" w:name="_Toc233195732"/>
       <w:r>
         <w:rPr>
           <w:rFonts w:ascii="Arial" w:hAnsi="Arial" w:cs="Arial"/>
@@ -7169,7 +6824,7 @@
         </w:rPr>
       </w:pPr>
       <w:bookmarkStart w:id="50" w:name="_Toc232420604"/>
-      <w:bookmarkStart w:id="51" w:name="_Toc232507669"/>
+      <w:bookmarkStart w:id="51" w:name="_Toc233195733"/>
       <w:r>
         <w:rPr>
           <w:rFonts w:ascii="Arial" w:hAnsi="Arial" w:cs="Arial"/>
@@ -7250,7 +6905,7 @@
         </w:rPr>
       </w:pPr>
       <w:bookmarkStart w:id="52" w:name="_Toc232420605"/>
-      <w:bookmarkStart w:id="53" w:name="_Toc232507670"/>
+      <w:bookmarkStart w:id="53" w:name="_Toc233195734"/>
       <w:r>
         <w:rPr>
           <w:rFonts w:ascii="Arial" w:hAnsi="Arial" w:cs="Arial"/>
@@ -7377,7 +7032,7 @@
         </w:rPr>
       </w:pPr>
       <w:bookmarkStart w:id="54" w:name="_Toc232420606"/>
-      <w:bookmarkStart w:id="55" w:name="_Toc232507671"/>
+      <w:bookmarkStart w:id="55" w:name="_Toc233195735"/>
       <w:r>
         <w:rPr>
           <w:rFonts w:ascii="Arial" w:hAnsi="Arial" w:cs="Arial"/>
@@ -7493,7 +7148,7 @@
         </w:rPr>
       </w:pPr>
       <w:bookmarkStart w:id="56" w:name="_Toc232420607"/>
-      <w:bookmarkStart w:id="57" w:name="_Toc232507672"/>
+      <w:bookmarkStart w:id="57" w:name="_Toc233195736"/>
       <w:r>
         <w:rPr>
           <w:rFonts w:ascii="Arial" w:hAnsi="Arial" w:cs="Arial"/>
@@ -7546,7 +7201,7 @@
         </w:rPr>
       </w:pPr>
       <w:bookmarkStart w:id="58" w:name="_Toc232420608"/>
-      <w:bookmarkStart w:id="59" w:name="_Toc232507673"/>
+      <w:bookmarkStart w:id="59" w:name="_Toc233195737"/>
       <w:r>
         <w:rPr>
           <w:rFonts w:ascii="Arial" w:hAnsi="Arial" w:cs="Arial"/>
@@ -7615,7 +7270,7 @@
         </w:rPr>
       </w:pPr>
       <w:bookmarkStart w:id="60" w:name="_Toc232420609"/>
-      <w:bookmarkStart w:id="61" w:name="_Toc232507674"/>
+      <w:bookmarkStart w:id="61" w:name="_Toc233195738"/>
       <w:r>
         <w:rPr>
           <w:rFonts w:ascii="Arial" w:hAnsi="Arial" w:cs="Arial"/>
@@ -7777,17 +7432,58 @@
     </w:p>
     <w:p>
       <w:pPr>
+        <w:jc w:val="both"/>
+        <w:rPr>
+          <w:rFonts w:ascii="Arial" w:hAnsi="Arial" w:cs="Arial"/>
+          <w:sz w:val="20"/>
+          <w:szCs w:val="20"/>
+        </w:rPr>
+      </w:pPr>
+    </w:p>
+    <w:p>
+      <w:pPr>
+        <w:jc w:val="both"/>
+        <w:rPr>
+          <w:rFonts w:ascii="Arial" w:hAnsi="Arial" w:cs="Arial"/>
+          <w:sz w:val="20"/>
+          <w:szCs w:val="20"/>
+        </w:rPr>
+      </w:pPr>
+    </w:p>
+    <w:p>
+      <w:pPr>
+        <w:jc w:val="both"/>
+        <w:rPr>
+          <w:rFonts w:ascii="Arial" w:hAnsi="Arial" w:cs="Arial"/>
+          <w:sz w:val="20"/>
+          <w:szCs w:val="20"/>
+        </w:rPr>
+      </w:pPr>
+    </w:p>
+    <w:p>
+      <w:pPr>
+        <w:jc w:val="both"/>
+        <w:rPr>
+          <w:rFonts w:ascii="Arial" w:hAnsi="Arial" w:cs="Arial"/>
+          <w:sz w:val="20"/>
+          <w:szCs w:val="20"/>
+        </w:rPr>
+      </w:pPr>
+    </w:p>
+    <w:p>
+      <w:pPr>
         <w:pStyle w:val="Ttulo3"/>
         <w:rPr>
           <w:rFonts w:ascii="Arial" w:hAnsi="Arial" w:cs="Arial"/>
         </w:rPr>
       </w:pPr>
       <w:bookmarkStart w:id="62" w:name="_Toc232420610"/>
-      <w:bookmarkStart w:id="63" w:name="_Toc232507675"/>
-      <w:r>
-        <w:rPr>
-          <w:rFonts w:ascii="Arial" w:hAnsi="Arial" w:cs="Arial"/>
-        </w:rPr>
+      <w:bookmarkStart w:id="63" w:name="_Toc233195739"/>
+      <w:r>
+        <w:rPr>
+          <w:rFonts w:ascii="Arial" w:hAnsi="Arial" w:cs="Arial"/>
+        </w:rPr>
+        <w:lastRenderedPageBreak/>
         <w:t>6.4.3 Gráficos explicativos III</w:t>
       </w:r>
       <w:bookmarkEnd w:id="62"/>
@@ -7819,7 +7515,6 @@
           <w:bCs/>
           <w:noProof/>
         </w:rPr>
-        <w:lastRenderedPageBreak/>
         <w:drawing>
           <wp:inline distT="0" distB="0" distL="0" distR="0" wp14:anchorId="48251624" wp14:editId="51CF4D53">
             <wp:extent cx="5400040" cy="2676059"/>
@@ -7931,32 +7626,6 @@
         <w:jc w:val="both"/>
         <w:rPr>
           <w:rFonts w:ascii="Arial" w:hAnsi="Arial" w:cs="Arial"/>
-          <w:b/>
-          <w:bCs/>
-        </w:rPr>
-      </w:pPr>
-    </w:p>
-    <w:p>
-      <w:pPr>
-        <w:jc w:val="both"/>
-        <w:rPr>
-          <w:rFonts w:ascii="Arial" w:hAnsi="Arial" w:cs="Arial"/>
-        </w:rPr>
-      </w:pPr>
-    </w:p>
-    <w:p>
-      <w:pPr>
-        <w:jc w:val="both"/>
-        <w:rPr>
-          <w:rFonts w:ascii="Arial" w:hAnsi="Arial" w:cs="Arial"/>
-        </w:rPr>
-      </w:pPr>
-    </w:p>
-    <w:p>
-      <w:pPr>
-        <w:jc w:val="both"/>
-        <w:rPr>
-          <w:rFonts w:ascii="Arial" w:hAnsi="Arial" w:cs="Arial"/>
         </w:rPr>
       </w:pPr>
     </w:p>
@@ -7968,7 +7637,7 @@
         </w:rPr>
       </w:pPr>
       <w:bookmarkStart w:id="64" w:name="_Toc232420611"/>
-      <w:bookmarkStart w:id="65" w:name="_Toc232507676"/>
+      <w:bookmarkStart w:id="65" w:name="_Toc233195740"/>
       <w:r>
         <w:rPr>
           <w:rFonts w:ascii="Arial" w:hAnsi="Arial" w:cs="Arial"/>
@@ -7994,7 +7663,7 @@
         </w:rPr>
       </w:pPr>
       <w:bookmarkStart w:id="66" w:name="_Toc232420612"/>
-      <w:bookmarkStart w:id="67" w:name="_Toc232507677"/>
+      <w:bookmarkStart w:id="67" w:name="_Toc233195741"/>
       <w:r>
         <w:rPr>
           <w:rFonts w:ascii="Arial" w:hAnsi="Arial" w:cs="Arial"/>
@@ -8061,47 +7730,39 @@
           <w:sz w:val="20"/>
           <w:szCs w:val="20"/>
         </w:rPr>
-        <w:t xml:space="preserve"> en la parte financiera de estos. La segunda parte centrada en los KPI y el análisis de estos jugadores por posición. Una tercera parte centrada en </w:t>
-      </w:r>
-      <w:r>
-        <w:rPr>
-          <w:rFonts w:ascii="Arial" w:hAnsi="Arial" w:cs="Arial"/>
-          <w:sz w:val="20"/>
-          <w:szCs w:val="20"/>
+        <w:t xml:space="preserve"> en la parte financiera de estos. La segunda parte centrada en los KPI y el análisis de estos jugadores por posición. Una tercera parte centrada en el análisis de estas posiciones por habilidad actual y habilidad potencial. Finalmente cierra con una </w:t>
+      </w:r>
+      <w:r>
+        <w:rPr>
+          <w:rFonts w:ascii="Arial" w:hAnsi="Arial" w:cs="Arial"/>
+          <w:sz w:val="20"/>
+          <w:szCs w:val="20"/>
+        </w:rPr>
+        <w:t>página</w:t>
+      </w:r>
+      <w:r>
+        <w:rPr>
+          <w:rFonts w:ascii="Arial" w:hAnsi="Arial" w:cs="Arial"/>
+          <w:sz w:val="20"/>
+          <w:szCs w:val="20"/>
+        </w:rPr>
+        <w:t xml:space="preserve"> centrada en el resultado y simulación del equipo elegido.</w:t>
+      </w:r>
+    </w:p>
+    <w:p>
+      <w:pPr>
+        <w:pStyle w:val="Ttulo2"/>
+        <w:rPr>
+          <w:rFonts w:ascii="Arial" w:hAnsi="Arial" w:cs="Arial"/>
+        </w:rPr>
+      </w:pPr>
+      <w:bookmarkStart w:id="68" w:name="_Toc232420613"/>
+      <w:bookmarkStart w:id="69" w:name="_Toc233195742"/>
+      <w:r>
+        <w:rPr>
+          <w:rFonts w:ascii="Arial" w:hAnsi="Arial" w:cs="Arial"/>
         </w:rPr>
         <w:lastRenderedPageBreak/>
-        <w:t xml:space="preserve">el análisis de estas posiciones por habilidad actual y habilidad potencial. Finalmente cierra con una </w:t>
-      </w:r>
-      <w:r>
-        <w:rPr>
-          <w:rFonts w:ascii="Arial" w:hAnsi="Arial" w:cs="Arial"/>
-          <w:sz w:val="20"/>
-          <w:szCs w:val="20"/>
-        </w:rPr>
-        <w:t>página</w:t>
-      </w:r>
-      <w:r>
-        <w:rPr>
-          <w:rFonts w:ascii="Arial" w:hAnsi="Arial" w:cs="Arial"/>
-          <w:sz w:val="20"/>
-          <w:szCs w:val="20"/>
-        </w:rPr>
-        <w:t xml:space="preserve"> centrada en el resultado y simulación del equipo elegido.</w:t>
-      </w:r>
-    </w:p>
-    <w:p>
-      <w:pPr>
-        <w:pStyle w:val="Ttulo2"/>
-        <w:rPr>
-          <w:rFonts w:ascii="Arial" w:hAnsi="Arial" w:cs="Arial"/>
-        </w:rPr>
-      </w:pPr>
-      <w:bookmarkStart w:id="68" w:name="_Toc232420613"/>
-      <w:bookmarkStart w:id="69" w:name="_Toc232507678"/>
-      <w:r>
-        <w:rPr>
-          <w:rFonts w:ascii="Arial" w:hAnsi="Arial" w:cs="Arial"/>
-        </w:rPr>
         <w:t>7.2 Capturas principales</w:t>
       </w:r>
       <w:bookmarkEnd w:id="68"/>
@@ -8109,7 +7770,7 @@
     </w:p>
     <w:p>
       <w:pPr>
-        <w:jc w:val="both"/>
+        <w:jc w:val="center"/>
         <w:rPr>
           <w:rFonts w:ascii="Arial" w:hAnsi="Arial" w:cs="Arial"/>
           <w:b/>
@@ -8160,7 +7821,7 @@
     </w:p>
     <w:p>
       <w:pPr>
-        <w:jc w:val="both"/>
+        <w:jc w:val="center"/>
         <w:rPr>
           <w:rFonts w:ascii="Arial" w:hAnsi="Arial" w:cs="Arial"/>
           <w:b/>
@@ -8211,7 +7872,7 @@
     </w:p>
     <w:p>
       <w:pPr>
-        <w:jc w:val="both"/>
+        <w:jc w:val="center"/>
         <w:rPr>
           <w:rFonts w:ascii="Arial" w:hAnsi="Arial" w:cs="Arial"/>
           <w:b/>
@@ -8268,7 +7929,7 @@
         </w:rPr>
       </w:pPr>
       <w:bookmarkStart w:id="70" w:name="_Toc232420614"/>
-      <w:bookmarkStart w:id="71" w:name="_Toc232507679"/>
+      <w:bookmarkStart w:id="71" w:name="_Toc233195743"/>
       <w:r>
         <w:rPr>
           <w:rFonts w:ascii="Arial" w:hAnsi="Arial" w:cs="Arial"/>
@@ -8327,34 +7988,36 @@
           <w:sz w:val="20"/>
           <w:szCs w:val="20"/>
         </w:rPr>
-        <w:t xml:space="preserve">Los KPI de posición han sido necesarios para poder estandarizar la capacidad y habilidad de cada jugador en su posición, para poder determinar sus características y clasificarlos, funcionan de la siguiente manera. Cada jugador tiene habilidades físicas y hábiles mientras que para jugar bien en cada posición requiere de tener ciertas habilidades con un valor elevado. Por lo que si </w:t>
-      </w:r>
-      <w:r>
-        <w:rPr>
-          <w:rFonts w:ascii="Arial" w:hAnsi="Arial" w:cs="Arial"/>
-          <w:sz w:val="20"/>
-          <w:szCs w:val="20"/>
+        <w:t>Los KPI de posición han sido necesarios para poder estandarizar la capacidad y habilidad de cada jugador en su posición, para poder determinar sus características y clasificarlos, funcionan de la siguiente manera. Cada jugador tiene habilidades físicas y hábiles mientras que para jugar bien en cada posición requiere de tener ciertas habilidades con un valor elevado. Por lo que si sumamos esas cifras y las dividimos por el numero de habilidades usados, obtenemos su media en esa posición.</w:t>
+      </w:r>
+    </w:p>
+    <w:p>
+      <w:pPr>
+        <w:jc w:val="both"/>
+        <w:rPr>
+          <w:rFonts w:ascii="Arial" w:hAnsi="Arial" w:cs="Arial"/>
+          <w:sz w:val="20"/>
+          <w:szCs w:val="20"/>
+        </w:rPr>
+      </w:pPr>
+    </w:p>
+    <w:p>
+      <w:pPr>
+        <w:jc w:val="both"/>
+        <w:rPr>
+          <w:rFonts w:ascii="Arial" w:hAnsi="Arial" w:cs="Arial"/>
+          <w:sz w:val="20"/>
+          <w:szCs w:val="20"/>
+        </w:rPr>
+      </w:pPr>
+      <w:r>
+        <w:rPr>
+          <w:rFonts w:ascii="Arial" w:hAnsi="Arial" w:cs="Arial"/>
+          <w:sz w:val="20"/>
+          <w:szCs w:val="20"/>
+          <w:u w:val="single"/>
         </w:rPr>
         <w:lastRenderedPageBreak/>
-        <w:t>sumamos esas cifras y las dividimos por el numero de habilidades usados, obtenemos su media en esa posición.</w:t>
-      </w:r>
-    </w:p>
-    <w:p>
-      <w:pPr>
-        <w:jc w:val="both"/>
-        <w:rPr>
-          <w:rFonts w:ascii="Arial" w:hAnsi="Arial" w:cs="Arial"/>
-          <w:sz w:val="20"/>
-          <w:szCs w:val="20"/>
-        </w:rPr>
-      </w:pPr>
-      <w:r>
-        <w:rPr>
-          <w:rFonts w:ascii="Arial" w:hAnsi="Arial" w:cs="Arial"/>
-          <w:sz w:val="20"/>
-          <w:szCs w:val="20"/>
-          <w:u w:val="single"/>
-        </w:rPr>
         <w:t>KPI de posición</w:t>
       </w:r>
       <w:r>
@@ -8639,13 +8302,25 @@
     </w:p>
     <w:p>
       <w:pPr>
+        <w:jc w:val="both"/>
+        <w:rPr>
+          <w:rFonts w:ascii="Arial" w:hAnsi="Arial" w:cs="Arial"/>
+          <w:i/>
+          <w:iCs/>
+          <w:sz w:val="20"/>
+          <w:szCs w:val="20"/>
+        </w:rPr>
+      </w:pPr>
+    </w:p>
+    <w:p>
+      <w:pPr>
         <w:pStyle w:val="Ttulo1"/>
         <w:rPr>
           <w:rFonts w:ascii="Arial" w:hAnsi="Arial" w:cs="Arial"/>
         </w:rPr>
       </w:pPr>
       <w:bookmarkStart w:id="72" w:name="_Toc232420615"/>
-      <w:bookmarkStart w:id="73" w:name="_Toc232507680"/>
+      <w:bookmarkStart w:id="73" w:name="_Toc233195744"/>
       <w:r>
         <w:rPr>
           <w:rFonts w:ascii="Arial" w:hAnsi="Arial" w:cs="Arial"/>
@@ -8664,7 +8339,7 @@
         </w:rPr>
       </w:pPr>
       <w:bookmarkStart w:id="74" w:name="_Toc232420616"/>
-      <w:bookmarkStart w:id="75" w:name="_Toc232507681"/>
+      <w:bookmarkStart w:id="75" w:name="_Toc233195745"/>
       <w:r>
         <w:rPr>
           <w:rFonts w:ascii="Arial" w:hAnsi="Arial" w:cs="Arial"/>
@@ -8707,36 +8382,6 @@
           <w:szCs w:val="20"/>
         </w:rPr>
       </w:pPr>
-    </w:p>
-    <w:p>
-      <w:pPr>
-        <w:jc w:val="both"/>
-        <w:rPr>
-          <w:rFonts w:ascii="Arial" w:hAnsi="Arial" w:cs="Arial"/>
-          <w:sz w:val="20"/>
-          <w:szCs w:val="20"/>
-        </w:rPr>
-      </w:pPr>
-    </w:p>
-    <w:p>
-      <w:pPr>
-        <w:jc w:val="both"/>
-        <w:rPr>
-          <w:rFonts w:ascii="Arial" w:hAnsi="Arial" w:cs="Arial"/>
-          <w:sz w:val="20"/>
-          <w:szCs w:val="20"/>
-        </w:rPr>
-      </w:pPr>
-    </w:p>
-    <w:p>
-      <w:pPr>
-        <w:jc w:val="both"/>
-        <w:rPr>
-          <w:rFonts w:ascii="Arial" w:hAnsi="Arial" w:cs="Arial"/>
-          <w:sz w:val="20"/>
-          <w:szCs w:val="20"/>
-        </w:rPr>
-      </w:pPr>
       <w:r>
         <w:rPr>
           <w:rFonts w:ascii="Arial" w:hAnsi="Arial" w:cs="Arial"/>
@@ -8760,7 +8405,6 @@
           <w:rFonts w:ascii="Arial" w:hAnsi="Arial" w:cs="Arial"/>
           <w:noProof/>
         </w:rPr>
-        <w:lastRenderedPageBreak/>
         <w:drawing>
           <wp:inline distT="0" distB="0" distL="0" distR="0" wp14:anchorId="4341CA71" wp14:editId="4E003CB9">
             <wp:extent cx="5400040" cy="1624965"/>
@@ -8807,12 +8451,23 @@
           <w:szCs w:val="20"/>
         </w:rPr>
       </w:pPr>
-      <w:r>
-        <w:rPr>
-          <w:rFonts w:ascii="Arial" w:hAnsi="Arial" w:cs="Arial"/>
-          <w:sz w:val="20"/>
-          <w:szCs w:val="20"/>
-        </w:rPr>
+    </w:p>
+    <w:p>
+      <w:pPr>
+        <w:jc w:val="both"/>
+        <w:rPr>
+          <w:rFonts w:ascii="Arial" w:hAnsi="Arial" w:cs="Arial"/>
+          <w:sz w:val="20"/>
+          <w:szCs w:val="20"/>
+        </w:rPr>
+      </w:pPr>
+      <w:r>
+        <w:rPr>
+          <w:rFonts w:ascii="Arial" w:hAnsi="Arial" w:cs="Arial"/>
+          <w:sz w:val="20"/>
+          <w:szCs w:val="20"/>
+        </w:rPr>
+        <w:lastRenderedPageBreak/>
         <w:t xml:space="preserve">Por lo que podemos observar en la tabla, en las posiciones de delantero, extremo y defensa, la tendencia se mantiene, cuanto mayor es su KPI, mayor es su salario. </w:t>
       </w:r>
     </w:p>
@@ -8885,6 +8540,16 @@
         </w:rPr>
         <w:t>Las variables usadas han sido su sueldo anual, su KPI de posición de forma individualizada y su posición.</w:t>
       </w:r>
+    </w:p>
+    <w:p>
+      <w:pPr>
+        <w:jc w:val="both"/>
+        <w:rPr>
+          <w:rFonts w:ascii="Arial" w:hAnsi="Arial" w:cs="Arial"/>
+          <w:sz w:val="20"/>
+          <w:szCs w:val="20"/>
+        </w:rPr>
+      </w:pPr>
     </w:p>
     <w:p>
       <w:pPr>
@@ -8958,6 +8623,12 @@
       <w:bookmarkStart w:id="76" w:name="_Toc232420617"/>
     </w:p>
     <w:p/>
+    <w:p/>
+    <w:p/>
+    <w:p/>
+    <w:p/>
+    <w:p/>
+    <w:p/>
     <w:p>
       <w:pPr>
         <w:pStyle w:val="Ttulo2"/>
@@ -8965,7 +8636,7 @@
           <w:rFonts w:ascii="Arial" w:hAnsi="Arial" w:cs="Arial"/>
         </w:rPr>
       </w:pPr>
-      <w:bookmarkStart w:id="77" w:name="_Toc232507682"/>
+      <w:bookmarkStart w:id="77" w:name="_Toc233195746"/>
       <w:r>
         <w:rPr>
           <w:rFonts w:ascii="Arial" w:hAnsi="Arial" w:cs="Arial"/>
@@ -9170,6 +8841,7 @@
       </w:pPr>
       <w:bookmarkStart w:id="78" w:name="_Toc232420618"/>
     </w:p>
+    <w:p/>
     <w:p>
       <w:pPr>
         <w:pStyle w:val="Ttulo2"/>
@@ -9177,11 +8849,12 @@
           <w:rFonts w:ascii="Arial" w:hAnsi="Arial" w:cs="Arial"/>
         </w:rPr>
       </w:pPr>
-      <w:bookmarkStart w:id="79" w:name="_Toc232507683"/>
-      <w:r>
-        <w:rPr>
-          <w:rFonts w:ascii="Arial" w:hAnsi="Arial" w:cs="Arial"/>
-        </w:rPr>
+      <w:bookmarkStart w:id="79" w:name="_Toc233195747"/>
+      <w:r>
+        <w:rPr>
+          <w:rFonts w:ascii="Arial" w:hAnsi="Arial" w:cs="Arial"/>
+        </w:rPr>
+        <w:lastRenderedPageBreak/>
         <w:t>6.2 KMEANS</w:t>
       </w:r>
       <w:bookmarkEnd w:id="78"/>
@@ -9432,13 +9105,29 @@
     </w:p>
     <w:p>
       <w:pPr>
+        <w:jc w:val="both"/>
+        <w:rPr>
+          <w:rFonts w:ascii="Arial" w:hAnsi="Arial" w:cs="Arial"/>
+        </w:rPr>
+      </w:pPr>
+    </w:p>
+    <w:p>
+      <w:pPr>
+        <w:jc w:val="both"/>
+        <w:rPr>
+          <w:rFonts w:ascii="Arial" w:hAnsi="Arial" w:cs="Arial"/>
+        </w:rPr>
+      </w:pPr>
+    </w:p>
+    <w:p>
+      <w:pPr>
         <w:pStyle w:val="Ttulo1"/>
         <w:rPr>
           <w:rFonts w:ascii="Arial" w:hAnsi="Arial" w:cs="Arial"/>
         </w:rPr>
       </w:pPr>
       <w:bookmarkStart w:id="80" w:name="_Toc232420619"/>
-      <w:bookmarkStart w:id="81" w:name="_Toc232507684"/>
+      <w:bookmarkStart w:id="81" w:name="_Toc233195748"/>
       <w:r>
         <w:rPr>
           <w:rFonts w:ascii="Arial" w:hAnsi="Arial" w:cs="Arial"/>
@@ -9460,7 +9149,7 @@
       <w:pPr>
         <w:pStyle w:val="Ttulo2"/>
       </w:pPr>
-      <w:bookmarkStart w:id="82" w:name="_Toc232507685"/>
+      <w:bookmarkStart w:id="82" w:name="_Toc233195749"/>
       <w:r>
         <w:t>7.1 Contexto</w:t>
       </w:r>
@@ -9488,7 +9177,7 @@
       <w:pPr>
         <w:pStyle w:val="Ttulo2"/>
       </w:pPr>
-      <w:bookmarkStart w:id="83" w:name="_Toc232507686"/>
+      <w:bookmarkStart w:id="83" w:name="_Toc233195750"/>
       <w:r>
         <w:t>7.2 Posición de liga</w:t>
       </w:r>
@@ -9506,7 +9195,7 @@
           <w:noProof/>
         </w:rPr>
         <w:drawing>
-          <wp:inline distT="0" distB="0" distL="0" distR="0" wp14:anchorId="011850D2" wp14:editId="760CE10B">
+          <wp:inline distT="0" distB="0" distL="0" distR="0" wp14:anchorId="011850D2" wp14:editId="598B65FF">
             <wp:extent cx="5400040" cy="3354705"/>
             <wp:effectExtent l="0" t="0" r="0" b="0"/>
             <wp:docPr id="1228574683" name="Imagen 1"/>
@@ -9692,7 +9381,7 @@
       <w:pPr>
         <w:pStyle w:val="Ttulo2"/>
       </w:pPr>
-      <w:bookmarkStart w:id="84" w:name="_Toc232507687"/>
+      <w:bookmarkStart w:id="84" w:name="_Toc233195751"/>
       <w:r>
         <w:t>7.3 Registros individuales</w:t>
       </w:r>
@@ -9710,7 +9399,7 @@
           <w:noProof/>
         </w:rPr>
         <w:drawing>
-          <wp:inline distT="0" distB="0" distL="0" distR="0" wp14:anchorId="2425EF83" wp14:editId="2EC27B9C">
+          <wp:inline distT="0" distB="0" distL="0" distR="0" wp14:anchorId="2425EF83" wp14:editId="693CB8D3">
             <wp:extent cx="5400040" cy="3059430"/>
             <wp:effectExtent l="0" t="0" r="0" b="7620"/>
             <wp:docPr id="1533460088" name="Imagen 3"/>
@@ -9803,13 +9492,21 @@
     </w:p>
     <w:p>
       <w:pPr>
+        <w:jc w:val="both"/>
+        <w:rPr>
+          <w:rFonts w:ascii="Arial" w:hAnsi="Arial" w:cs="Arial"/>
+        </w:rPr>
+      </w:pPr>
+    </w:p>
+    <w:p>
+      <w:pPr>
         <w:pStyle w:val="Ttulo1"/>
         <w:rPr>
           <w:rFonts w:ascii="Arial" w:hAnsi="Arial" w:cs="Arial"/>
         </w:rPr>
       </w:pPr>
       <w:bookmarkStart w:id="85" w:name="_Toc232420620"/>
-      <w:bookmarkStart w:id="86" w:name="_Toc232507688"/>
+      <w:bookmarkStart w:id="86" w:name="_Toc233195752"/>
       <w:r>
         <w:rPr>
           <w:rFonts w:ascii="Arial" w:hAnsi="Arial" w:cs="Arial"/>
@@ -12363,10 +12060,19 @@
     <w:autoRedefine/>
     <w:uiPriority w:val="39"/>
     <w:unhideWhenUsed/>
-    <w:rsid w:val="00444EFA"/>
+    <w:rsid w:val="005E5EBD"/>
     <w:pPr>
+      <w:tabs>
+        <w:tab w:val="right" w:leader="dot" w:pos="8494"/>
+      </w:tabs>
       <w:spacing w:after="100"/>
     </w:pPr>
+    <w:rPr>
+      <w:rFonts w:ascii="Arial" w:hAnsi="Arial" w:cs="Arial"/>
+      <w:noProof/>
+      <w:sz w:val="13"/>
+      <w:szCs w:val="13"/>
+    </w:rPr>
   </w:style>
   <w:style w:type="paragraph" w:styleId="TDC2">
     <w:name w:val="toc 2"/>
